--- a/hin/docx/64.content.docx
+++ b/hin/docx/64.content.docx
@@ -4,39 +4,88 @@
   <w:body>
     <w:p/>
     <w:p>
-      <w:r/>
+      <w:pPr/>
+      <w:r>
+        <w:rPr>
+          <w:lang w:val="hi_IN" w:bidi="hi_IN"/>
+        </w:rPr>
+      </w:r>
     </w:p>
     <w:p>
       <w:pPr>
         <w:pStyle w:val="Heading2"/>
       </w:pPr>
       <w:r>
+        <w:rPr>
+          <w:lang w:val="hi_IN" w:bidi="hi_IN"/>
+        </w:rPr>
+        <w:t>Resource: अनुवाद नोट्स (अनफोल्डिंग वर्ड)</w:t>
+      </w:r>
+      <w:r>
+        <w:rPr>
+          <w:lang w:val="hi_IN" w:bidi="hi_IN"/>
+        </w:rPr>
+      </w:r>
+    </w:p>
+    <w:p>
+      <w:pPr>
+        <w:pStyle w:val="Heading2"/>
+      </w:pPr>
+      <w:r>
+        <w:rPr>
+          <w:lang w:val="hi_IN" w:bidi="hi_IN"/>
+        </w:rPr>
         <w:t>License Information</w:t>
       </w:r>
-      <w:r/>
-    </w:p>
-    <w:p>
-      <w:r/>
-      <w:r>
-        <w:rPr>
-          <w:b/>
-        </w:rPr>
-        <w:t>Translation Notes (unfoldingWord)</w:t>
-      </w:r>
-      <w:r>
+      <w:r>
+        <w:rPr>
+          <w:lang w:val="hi_IN" w:bidi="hi_IN"/>
+        </w:rPr>
+      </w:r>
+    </w:p>
+    <w:p>
+      <w:pPr/>
+      <w:r>
+        <w:rPr>
+          <w:lang w:val="hi_IN" w:bidi="hi_IN"/>
+        </w:rPr>
+      </w:r>
+      <w:r>
+        <w:rPr>
+          <w:b/>
+          <w:lang w:val="hi_IN" w:bidi="hi_IN"/>
+        </w:rPr>
+        <w:t>अनुवाद नोट्स (अनफोल्डिंग वर्ड)</w:t>
+      </w:r>
+      <w:r>
+        <w:rPr>
+          <w:lang w:val="hi_IN" w:bidi="hi_IN"/>
+        </w:rPr>
         <w:t xml:space="preserve"> (Hindi) is based on</w:t>
       </w:r>
       <w:r>
+        <w:rPr>
+          <w:lang w:val="hi_IN" w:bidi="hi_IN"/>
+        </w:rPr>
         <w:t xml:space="preserve">: </w:t>
       </w:r>
       <w:r>
+        <w:rPr>
+          <w:lang w:val="hi_IN" w:bidi="hi_IN"/>
+        </w:rPr>
         <w:t>unfoldingWord® Translation Notes</w:t>
       </w:r>
       <w:r>
+        <w:rPr>
+          <w:lang w:val="hi_IN" w:bidi="hi_IN"/>
+        </w:rPr>
         <w:t xml:space="preserve">, </w:t>
       </w:r>
       <w:hyperlink r:id="rId13">
         <w:r>
+          <w:rPr>
+            <w:lang w:val="hi_IN" w:bidi="hi_IN"/>
+          </w:rPr>
           <w:rPr>
             <w:color w:val="0000EE"/>
             <w:u w:val="single"/>
@@ -45,10 +94,16 @@
         </w:r>
       </w:hyperlink>
       <w:r>
+        <w:rPr>
+          <w:lang w:val="hi_IN" w:bidi="hi_IN"/>
+        </w:rPr>
         <w:t xml:space="preserve">, 2022, which is licensed under a </w:t>
       </w:r>
       <w:hyperlink r:id="rId14">
         <w:r>
+          <w:rPr>
+            <w:lang w:val="hi_IN" w:bidi="hi_IN"/>
+          </w:rPr>
           <w:rPr>
             <w:color w:val="0000EE"/>
             <w:u w:val="single"/>
@@ -57,24 +112,50 @@
         </w:r>
       </w:hyperlink>
       <w:r>
+        <w:rPr>
+          <w:lang w:val="hi_IN" w:bidi="hi_IN"/>
+        </w:rPr>
         <w:t>.</w:t>
       </w:r>
-      <w:r/>
-    </w:p>
-    <w:p>
-      <w:r/>
-      <w:r>
+      <w:r>
+        <w:rPr>
+          <w:lang w:val="hi_IN" w:bidi="hi_IN"/>
+        </w:rPr>
+      </w:r>
+    </w:p>
+    <w:p>
+      <w:pPr/>
+      <w:r>
+        <w:rPr>
+          <w:lang w:val="hi_IN" w:bidi="hi_IN"/>
+        </w:rPr>
+      </w:r>
+      <w:r>
+        <w:rPr>
+          <w:lang w:val="hi_IN" w:bidi="hi_IN"/>
+        </w:rPr>
         <w:t>This PDF version is provided under the same license.</w:t>
       </w:r>
-      <w:r/>
-      <w:r/>
+      <w:r>
+        <w:rPr>
+          <w:lang w:val="hi_IN" w:bidi="hi_IN"/>
+        </w:rPr>
+      </w:r>
+      <w:r>
+        <w:rPr>
+          <w:lang w:val="hi_IN" w:bidi="hi_IN"/>
+        </w:rPr>
+      </w:r>
     </w:p>
     <w:p>
       <w:pPr>
         <w:pStyle w:val="Heading1"/>
       </w:pPr>
       <w:r>
-        <w:t>Translation Notes (unfoldingWord)</w:t>
+        <w:rPr>
+          <w:lang w:val="hi_IN" w:bidi="hi_IN"/>
+        </w:rPr>
+        <w:t>अनुवाद नोट्स (अनफोल्डिंग वर्ड)</w:t>
       </w:r>
     </w:p>
     <w:p>
@@ -96,22 +177,120 @@
       </w:pPr>
     </w:p>
     <w:p>
-      <w:r/>
+      <w:pPr/>
+      <w:r>
+        <w:rPr>
+          <w:lang w:val="hi_IN" w:bidi="hi_IN"/>
+        </w:rPr>
+      </w:r>
     </w:p>
     <w:p>
       <w:pPr>
         <w:pStyle w:val="Heading2"/>
       </w:pPr>
       <w:r>
+        <w:rPr>
+          <w:lang w:val="hi_IN" w:bidi="hi_IN"/>
+        </w:rPr>
+        <w:t>3JN</w:t>
+      </w:r>
+      <w:r>
+        <w:rPr>
+          <w:lang w:val="hi_IN" w:bidi="hi_IN"/>
+        </w:rPr>
+      </w:r>
+    </w:p>
+    <w:p>
+      <w:pPr/>
+      <w:r>
+        <w:rPr>
+          <w:lang w:val="hi_IN" w:bidi="hi_IN"/>
+        </w:rPr>
+      </w:r>
+      <w:r>
+        <w:rPr>
+          <w:i/>
+          <w:lang w:val="hi_IN" w:bidi="hi_IN"/>
+        </w:rPr>
+        <w:t>3 यूहन्ना - परिचय, 3 यूहन्ना 1:1 (#1), 3 यूहन्ना 1:1 (#2), 3 यूहन्ना 1:1 (#3), 3 यूहन्ना 1:3 (#1), 3 यूहन्ना 1:3 (#2), 3 यूहन्ना 1:3 (#3), 3 यूहन्ना 1:3 (#4), 3 यूहन्ना 1:4 (#1), 3 यूहन्ना 1:4 (#2), 3 यूहन्ना 1:4 (#3), 3 यूहन्ना 1:4 (#4), 3 यूहन्ना 1:5 (#1), 3 यूहन्ना 1:6 (#1), 3 यूहन्ना 1:6 (#2), 3 यूहन्ना 1:6–7 (#1), 3 यूहन्ना 1:7 (#1), 3 यूहन्ना 1:7 (#2), 3 यूहन्ना 1:7 (#3), 3 यूहन्ना 1:8 (#1), 3 यूहन्ना 1:8 (#2), 3 यूहन्ना 1:8 (#3), 3 यूहन्ना 1:8 (#4), 3 यूहन्ना 1:8 (#5), 3 यूहन्ना 1:8 (#6), 3 यूहन्ना 1:8 (#7), 3 यूहन्ना 1:9 (#1), 3 यूहन्ना 1:9 (#2), 3 यूहन्ना 1:9 (#3), 3 यूहन्ना 1:9 (#4), 3 यूहन्ना 1:9 (#5), 3 यूहन्ना 1:9 (#6), 3 यूहन्ना 1:10 (#1), 3 यूहन्ना 1:10 (#2), 3 यूहन्ना 1:10 (#3), 3 यूहन्ना 1:10 (#4), 3 यूहन्ना 1:10 (#5), 3 यूहन्ना 1:10 (#6), 3 यूहन्ना 1:10 (#7), 3 यूहन्ना 1:11 (#1), 3 यूहन्ना 1:11 (#2), 3 यूहन्ना 1:11 (#3), 3 यूहन्ना 1:12 (#1), 3 यूहन्ना 1:12 (#2), 3 यूहन्ना 1:12 (#3), 3 यूहन्ना 1:12 (#4), 3 यूहन्ना 1:12 (#5), 3 यूहन्ना 1:12 (#6), 3 यूहन्ना 1:12 (#7), 3 यूहन्ना 1:12 (#8), 3 यूहन्ना 1:13 (#1), 3 यूहन्ना 1:14 (#1), 3 यूहन्ना 1:15 (#1), 3 यूहन्ना 1:15 (#2), 3 यूहन्ना 1:15 (#3), 3 यूहन्ना 1:15 (#4), 3 यूहन्ना 1:15 (#5)</w:t>
+      </w:r>
+      <w:r>
+        <w:rPr>
+          <w:lang w:val="hi_IN" w:bidi="hi_IN"/>
+        </w:rPr>
+      </w:r>
+    </w:p>
+    <w:p>
+      <w:pPr/>
+      <w:r>
+        <w:rPr>
+          <w:lang w:val="hi_IN" w:bidi="hi_IN"/>
+        </w:rPr>
+      </w:r>
+      <w:r>
+        <w:rPr>
+          <w:lang w:val="hi_IN" w:bidi="hi_IN"/>
+        </w:rPr>
+        <w:t xml:space="preserve"> </w:t>
+      </w:r>
+      <w:r>
+        <w:rPr>
+          <w:lang w:val="hi_IN" w:bidi="hi_IN"/>
+        </w:rPr>
+      </w:r>
+      <w:r>
+        <w:rPr>
+          <w:lang w:val="hi_IN" w:bidi="hi_IN"/>
+        </w:rPr>
+      </w:r>
+    </w:p>
+    <w:p>
+      <w:pPr>
+        <w:sectPr>
+          <w:footnotePr>
+            <w:numRestart w:val="eachSect"/>
+          </w:footnotePr>
+          <w:type w:val="continuous"/>
+          <w:pgSz w:w="12240" w:h="15840" w:code="1"/>
+          <w:pgMar w:top="1440" w:right="1440" w:bottom="1440" w:left="1440" w:header="504" w:footer="504" w:gutter="0"/>
+          <w:cols w:space="708"/>
+          <w:titlePg/>
+          <w:docGrid w:linePitch="360"/>
+        </w:sectPr>
+      </w:pPr>
+    </w:p>
+    <w:p>
+      <w:pPr/>
+      <w:r>
+        <w:rPr>
+          <w:lang w:val="hi_IN" w:bidi="hi_IN"/>
+        </w:rPr>
+      </w:r>
+    </w:p>
+    <w:p>
+      <w:pPr>
+        <w:pStyle w:val="Heading2"/>
+      </w:pPr>
+      <w:r>
+        <w:rPr>
+          <w:lang w:val="hi_IN" w:bidi="hi_IN"/>
+        </w:rPr>
         <w:t>3 यूहन्ना - परिचय</w:t>
       </w:r>
-      <w:r/>
+      <w:r>
+        <w:rPr>
+          <w:lang w:val="hi_IN" w:bidi="hi_IN"/>
+        </w:rPr>
+      </w:r>
     </w:p>
     <w:p>
       <w:pPr>
         <w:pStyle w:val="Heading3"/>
       </w:pPr>
       <w:r>
+        <w:rPr>
+          <w:lang w:val="hi_IN" w:bidi="hi_IN"/>
+        </w:rPr>
         <w:t>भाग 1: सामान्य परिचय</w:t>
       </w:r>
     </w:p>
@@ -120,7 +299,32 @@
         <w:pStyle w:val="Heading4"/>
       </w:pPr>
       <w:r>
+        <w:rPr>
+          <w:lang w:val="hi_IN" w:bidi="hi_IN"/>
+        </w:rPr>
         <w:t>3 यूहन्ना की पुस्तक की रूपरेखा</w:t>
+      </w:r>
+    </w:p>
+    <w:p>
+      <w:pPr>
+        <w:pStyle w:val="ListNumber"/>
+        <w:numPr>
+          <w:ilvl w:val="0"/>
+          <w:numId w:val="14"/>
+        </w:numPr>
+        <w:spacing w:line="240" w:lineRule="auto"/>
+        <w:ind w:left="720"/>
+      </w:pPr>
+      <w:r>
+        <w:rPr>
+          <w:lang w:val="hi_IN" w:bidi="hi_IN"/>
+        </w:rPr>
+      </w:r>
+      <w:r>
+        <w:rPr>
+          <w:lang w:val="hi_IN" w:bidi="hi_IN"/>
+        </w:rPr>
+        <w:t>परिचय (1:1)</w:t>
       </w:r>
     </w:p>
     <w:p>
@@ -129,9 +333,16 @@
         <w:spacing w:line="240" w:lineRule="auto"/>
         <w:ind w:left="720"/>
       </w:pPr>
-      <w:r/>
-      <w:r>
-        <w:t>परिचय (1:1)</w:t>
+      <w:r>
+        <w:rPr>
+          <w:lang w:val="hi_IN" w:bidi="hi_IN"/>
+        </w:rPr>
+      </w:r>
+      <w:r>
+        <w:rPr>
+          <w:lang w:val="hi_IN" w:bidi="hi_IN"/>
+        </w:rPr>
+        <w:t>अतिथि सत्कार दिखाने के लिए प्रोत्साहन और निर्देश (1:2–8)</w:t>
       </w:r>
     </w:p>
     <w:p>
@@ -140,9 +351,16 @@
         <w:spacing w:line="240" w:lineRule="auto"/>
         <w:ind w:left="720"/>
       </w:pPr>
-      <w:r/>
-      <w:r>
-        <w:t>अतिथि सत्कार दिखाने के लिए प्रोत्साहन और निर्देश (1:2–8)</w:t>
+      <w:r>
+        <w:rPr>
+          <w:lang w:val="hi_IN" w:bidi="hi_IN"/>
+        </w:rPr>
+      </w:r>
+      <w:r>
+        <w:rPr>
+          <w:lang w:val="hi_IN" w:bidi="hi_IN"/>
+        </w:rPr>
+        <w:t>दियुत्रिफेस की आज्ञा का दण्ड (1:9–10)</w:t>
       </w:r>
     </w:p>
     <w:p>
@@ -151,9 +369,22 @@
         <w:spacing w:line="240" w:lineRule="auto"/>
         <w:ind w:left="720"/>
       </w:pPr>
-      <w:r/>
-      <w:r>
-        <w:t>दियुत्रिफेस की आज्ञा का दण्ड (1:9–10)</w:t>
+      <w:r>
+        <w:rPr>
+          <w:lang w:val="hi_IN" w:bidi="hi_IN"/>
+        </w:rPr>
+      </w:r>
+      <w:r>
+        <w:rPr>
+          <w:lang w:val="hi_IN" w:bidi="hi_IN"/>
+        </w:rPr>
+        <w:t>भलाई</w:t>
+      </w:r>
+      <w:r>
+        <w:rPr>
+          <w:lang w:val="hi_IN" w:bidi="hi_IN"/>
+        </w:rPr>
+        <w:t xml:space="preserve"> का अनुकरण करने के निर्देश (1:11)</w:t>
       </w:r>
     </w:p>
     <w:p>
@@ -162,12 +393,16 @@
         <w:spacing w:line="240" w:lineRule="auto"/>
         <w:ind w:left="720"/>
       </w:pPr>
-      <w:r/>
-      <w:r>
-        <w:t>भलाई</w:t>
-      </w:r>
-      <w:r>
-        <w:t xml:space="preserve"> का अनुकरण करने के निर्देश (1:11)</w:t>
+      <w:r>
+        <w:rPr>
+          <w:lang w:val="hi_IN" w:bidi="hi_IN"/>
+        </w:rPr>
+      </w:r>
+      <w:r>
+        <w:rPr>
+          <w:lang w:val="hi_IN" w:bidi="hi_IN"/>
+        </w:rPr>
+        <w:t>दिमेत्रियुस की प्रशंसा (1:12)</w:t>
       </w:r>
     </w:p>
     <w:p>
@@ -176,19 +411,15 @@
         <w:spacing w:line="240" w:lineRule="auto"/>
         <w:ind w:left="720"/>
       </w:pPr>
-      <w:r/>
-      <w:r>
-        <w:t>दिमेत्रियुस की प्रशंसा (1:12)</w:t>
-      </w:r>
-    </w:p>
-    <w:p>
-      <w:pPr>
-        <w:pStyle w:val="ListNumber"/>
-        <w:spacing w:line="240" w:lineRule="auto"/>
-        <w:ind w:left="720"/>
-      </w:pPr>
-      <w:r/>
-      <w:r>
+      <w:r>
+        <w:rPr>
+          <w:lang w:val="hi_IN" w:bidi="hi_IN"/>
+        </w:rPr>
+      </w:r>
+      <w:r>
+        <w:rPr>
+          <w:lang w:val="hi_IN" w:bidi="hi_IN"/>
+        </w:rPr>
         <w:t>निष्कर्ष और अभिवादन (1:13–15)</w:t>
       </w:r>
     </w:p>
@@ -197,21 +428,36 @@
         <w:pStyle w:val="Heading4"/>
       </w:pPr>
       <w:r>
+        <w:rPr>
+          <w:lang w:val="hi_IN" w:bidi="hi_IN"/>
+        </w:rPr>
         <w:t>3 यूहन्ना की पुस्तक किसने लिखी?</w:t>
       </w:r>
     </w:p>
     <w:p>
-      <w:r/>
-      <w:r>
+      <w:pPr/>
+      <w:r>
+        <w:rPr>
+          <w:lang w:val="hi_IN" w:bidi="hi_IN"/>
+        </w:rPr>
+      </w:r>
+      <w:r>
+        <w:rPr>
+          <w:lang w:val="hi_IN" w:bidi="hi_IN"/>
+        </w:rPr>
         <w:t xml:space="preserve">पत्र लेखक का नाम नहीं देता है। लेखक ने केवल खुद को </w:t>
       </w:r>
       <w:r>
         <w:rPr>
           <w:b/>
+          <w:lang w:val="hi_IN" w:bidi="hi_IN"/>
         </w:rPr>
         <w:t>प्राचीन</w:t>
       </w:r>
       <w:r>
+        <w:rPr>
+          <w:lang w:val="hi_IN" w:bidi="hi_IN"/>
+        </w:rPr>
         <w:t xml:space="preserve"> (1:1) के रूप में प्रस्तुत है। पत्र संभवतः प्रेरित यूहन्ना द्वारा उनके जीवन के अंत के निकट लिखा गया था, जब उन्होंने यूहन्ना का सुसमाचार और 1 यूहन्ना और 2 यूहन्ना के पत्र लिखे थे। इस पत्र में, यूहन्ना ने खुद को "प्राचीन" कहा। यह उनकी वृद्धावस्था के कारण हो सकता है, या इसलिए हो सकता है क्योंकि वे कलीसिया में एक अगुवा थे, या दोनों, क्योंकि दोनों ही सही थे। यदि संभव हो, तो अपने अनुवाद में एक ऐसा शब्द उपयोग करें जो वृद्धावस्था और कलीसिया के अगुवे दोनों को संदर्भित कर सके।</w:t>
       </w:r>
     </w:p>
@@ -220,12 +466,23 @@
         <w:pStyle w:val="Heading4"/>
       </w:pPr>
       <w:r>
+        <w:rPr>
+          <w:lang w:val="hi_IN" w:bidi="hi_IN"/>
+        </w:rPr>
         <w:t>3 यूहन्ना की पुस्तक किस विषय पर है?</w:t>
       </w:r>
     </w:p>
     <w:p>
-      <w:r/>
-      <w:r>
+      <w:pPr/>
+      <w:r>
+        <w:rPr>
+          <w:lang w:val="hi_IN" w:bidi="hi_IN"/>
+        </w:rPr>
+      </w:r>
+      <w:r>
+        <w:rPr>
+          <w:lang w:val="hi_IN" w:bidi="hi_IN"/>
+        </w:rPr>
         <w:t>यूहन्ना ने यह पत्र गयुस नामक एक विश्वासी को लिखा। उन्होंने गयुस को निर्देश दिया कि वह अपने क्षेत्र से गुजरने वाले साथी विश्वासियों के प्रति आतिथ्यपूर्ण और सहायक बनें। ये शायद यात्रा कर रहे मसीही प्रचारकों और शिक्षकों का समूह था। यूहन्ना ने गयुस को वहाँ की कलीसिया के एक बुरे अगुवे दियुत्रिफेस के बारे में भी चेतावनी दी। उन्होंने वहाँ के एक अच्छे अगुवे देमेत्रियुस की भी सराहना की। यह गयुस की कलीसिया का कोई ऐसा व्यक्ति हो सकता है जिसे यूहन्ना चाहते थे कि गयुस दियुत्रिफेस के बजाय अगुवे के रूप में अपनाए, या हो सकता है कि वह वही व्यक्ति हो जिसने यह पत्र गयुस तक पहुँचाया था और यूहन्ना उसका परिचय गयुस से करा रहे थे। यदि ऐसा है, तो वह उसी समूह का हिस्सा था जो यूहन्ना के पास आया था; वे गयुस के पास वापस यात्रा करेंगे और फिर आगे की यात्रा करेंगे।</w:t>
       </w:r>
     </w:p>
@@ -234,18 +491,35 @@
         <w:pStyle w:val="Heading4"/>
       </w:pPr>
       <w:r>
+        <w:rPr>
+          <w:lang w:val="hi_IN" w:bidi="hi_IN"/>
+        </w:rPr>
         <w:t>इस पुस्तक के शीर्षक का अनुवाद कैसे किया जाना चाहिए?</w:t>
       </w:r>
     </w:p>
     <w:p>
-      <w:r/>
-      <w:r>
+      <w:pPr/>
+      <w:r>
+        <w:rPr>
+          <w:lang w:val="hi_IN" w:bidi="hi_IN"/>
+        </w:rPr>
+      </w:r>
+      <w:r>
+        <w:rPr>
+          <w:lang w:val="hi_IN" w:bidi="hi_IN"/>
+        </w:rPr>
         <w:t xml:space="preserve">अनुवादक इस पुस्तक को इसके पारंपरिक शीर्षक, "3 यूहन्ना" या "तीसरा यूहन्ना" कहने का चयन कर सकते हैं। या वे एक अलग शीर्षक चुन सकते हैं, जैसे "यूहन्ना का तीसरा पत्र" या "तीसरा पत्र जो यूहन्ना ने लिखा है"। (देखें: </w:t>
       </w:r>
       <w:r>
+        <w:rPr>
+          <w:lang w:val="hi_IN" w:bidi="hi_IN"/>
+        </w:rPr>
         <w:t>नामों का अनुवाद कैसे करें</w:t>
       </w:r>
       <w:r>
+        <w:rPr>
+          <w:lang w:val="hi_IN" w:bidi="hi_IN"/>
+        </w:rPr>
         <w:t>)</w:t>
       </w:r>
     </w:p>
@@ -254,6 +528,9 @@
         <w:pStyle w:val="Heading3"/>
       </w:pPr>
       <w:r>
+        <w:rPr>
+          <w:lang w:val="hi_IN" w:bidi="hi_IN"/>
+        </w:rPr>
         <w:t>भाग 2: महत्वपूर्ण सांस्कृतिक और धर्म की अवधारणाएँ</w:t>
       </w:r>
     </w:p>
@@ -262,12 +539,23 @@
         <w:pStyle w:val="Heading4"/>
       </w:pPr>
       <w:r>
+        <w:rPr>
+          <w:lang w:val="hi_IN" w:bidi="hi_IN"/>
+        </w:rPr>
         <w:t>अतिथि सत्कार का क्या अर्थ है?</w:t>
       </w:r>
     </w:p>
     <w:p>
-      <w:r/>
-      <w:r>
+      <w:pPr/>
+      <w:r>
+        <w:rPr>
+          <w:lang w:val="hi_IN" w:bidi="hi_IN"/>
+        </w:rPr>
+      </w:r>
+      <w:r>
+        <w:rPr>
+          <w:lang w:val="hi_IN" w:bidi="hi_IN"/>
+        </w:rPr>
         <w:t>अतिथि सत्कार प्राचीन पश्चिमी एशिया में एक महत्वपूर्ण अवधारणा थी। विदेशियों या बाहरी लोगों के प्रति मित्रवत होना और उन्हें सहायता प्रदान करना महत्वपूर्ण था यदि उन्हें इसकी आवश्यकता होती। 2 यूहन्ना में, यूहन्ना ने मसीहियों को झूठे शिक्षकों के प्रति अतिथि सत्कार दिखाने से हतोत्साहित किया। 3 यूहन्ना में, यूहन्ना ने मसीहियों को विश्वासयोग्य शिक्षकों के प्रति अतिथि सत्कार दिखाने के लिए प्रोत्साहित किया।</w:t>
       </w:r>
     </w:p>
@@ -276,6 +564,9 @@
         <w:pStyle w:val="Heading3"/>
       </w:pPr>
       <w:r>
+        <w:rPr>
+          <w:lang w:val="hi_IN" w:bidi="hi_IN"/>
+        </w:rPr>
         <w:t>भाग 3: महत्वपूर्ण अनुवाद सम्बंधी मुद्दे</w:t>
       </w:r>
     </w:p>
@@ -284,72 +575,115 @@
         <w:pStyle w:val="Heading4"/>
       </w:pPr>
       <w:r>
+        <w:rPr>
+          <w:lang w:val="hi_IN" w:bidi="hi_IN"/>
+        </w:rPr>
         <w:t>लेखक अपने पत्र में पारिवारिक सम्बंधों का उपयोग कैसे करते हैं?</w:t>
       </w:r>
     </w:p>
     <w:p>
-      <w:r/>
-      <w:r>
+      <w:pPr/>
+      <w:r>
+        <w:rPr>
+          <w:lang w:val="hi_IN" w:bidi="hi_IN"/>
+        </w:rPr>
+      </w:r>
+      <w:r>
+        <w:rPr>
+          <w:lang w:val="hi_IN" w:bidi="hi_IN"/>
+        </w:rPr>
         <w:t xml:space="preserve">लेखक ने </w:t>
       </w:r>
       <w:r>
         <w:rPr>
           <w:b/>
+          <w:lang w:val="hi_IN" w:bidi="hi_IN"/>
         </w:rPr>
         <w:t>भाई</w:t>
       </w:r>
       <w:r>
+        <w:rPr>
+          <w:lang w:val="hi_IN" w:bidi="hi_IN"/>
+        </w:rPr>
         <w:t xml:space="preserve"> और </w:t>
       </w:r>
       <w:r>
         <w:rPr>
           <w:b/>
+          <w:lang w:val="hi_IN" w:bidi="hi_IN"/>
         </w:rPr>
         <w:t>बच्चे</w:t>
       </w:r>
       <w:r>
+        <w:rPr>
+          <w:lang w:val="hi_IN" w:bidi="hi_IN"/>
+        </w:rPr>
         <w:t xml:space="preserve"> शब्दों का उपयोग इस तरह किया है जो भ्रमित कर सकता है। पुराना नियम शास्त्र अक्सर </w:t>
       </w:r>
       <w:r>
         <w:rPr>
           <w:b/>
+          <w:lang w:val="hi_IN" w:bidi="hi_IN"/>
         </w:rPr>
         <w:t>भाइयों</w:t>
       </w:r>
       <w:r>
+        <w:rPr>
+          <w:lang w:val="hi_IN" w:bidi="hi_IN"/>
+        </w:rPr>
         <w:t xml:space="preserve"> शब्द का उपयोग साथी यहूदियों को संदर्भित करने के लिए करते थे। लेकिन इस पत्र में, यूहन्ना ने इस शब्द का उपयोग साथी मसीहियों को संदर्भित करने के लिए किया है। इसके अलावा, यूहन्ना ने कुछ विश्वासियों को अपने </w:t>
       </w:r>
       <w:r>
         <w:rPr>
           <w:b/>
+          <w:lang w:val="hi_IN" w:bidi="hi_IN"/>
         </w:rPr>
         <w:t>बच्चे</w:t>
       </w:r>
       <w:r>
+        <w:rPr>
+          <w:lang w:val="hi_IN" w:bidi="hi_IN"/>
+        </w:rPr>
         <w:t xml:space="preserve"> कहा है। उन्होंने इसे एक आत्मिक अर्थ में कहा है; ये वे विश्वासी थे जिन्हें उन्होंने मसीह की आज्ञा का पालन करना सिखाया था।</w:t>
       </w:r>
     </w:p>
     <w:p>
-      <w:r/>
-      <w:r>
+      <w:pPr/>
+      <w:r>
+        <w:rPr>
+          <w:lang w:val="hi_IN" w:bidi="hi_IN"/>
+        </w:rPr>
+      </w:r>
+      <w:r>
+        <w:rPr>
+          <w:lang w:val="hi_IN" w:bidi="hi_IN"/>
+        </w:rPr>
         <w:t xml:space="preserve">यूहन्ना ने </w:t>
       </w:r>
       <w:r>
         <w:rPr>
           <w:b/>
+          <w:lang w:val="hi_IN" w:bidi="hi_IN"/>
         </w:rPr>
         <w:t>अन्यजाति</w:t>
       </w:r>
       <w:r>
+        <w:rPr>
+          <w:lang w:val="hi_IN" w:bidi="hi_IN"/>
+        </w:rPr>
         <w:t xml:space="preserve"> शब्द का उपयोग एक ऐसे तरीके से किया जो भ्रमित कर सकता है। पवित्रशास्त्र में अक्सर </w:t>
       </w:r>
       <w:r>
         <w:rPr>
           <w:b/>
+          <w:lang w:val="hi_IN" w:bidi="hi_IN"/>
         </w:rPr>
         <w:t>अन्यजाति</w:t>
       </w:r>
       <w:r>
+        <w:rPr>
+          <w:lang w:val="hi_IN" w:bidi="hi_IN"/>
+        </w:rPr>
         <w:t xml:space="preserve"> शब्द का उपयोग उन लोगों के लिए किया जाता था जो यहूदी नहीं थे। लेकिन इस पत्र में, यूहन्ना ने इस शब्द का उपयोग उन लोगों के लिए किया जो यीशु में विश्वास नहीं करते थे।</w:t>
       </w:r>
     </w:p>
@@ -358,30 +692,49 @@
         <w:pStyle w:val="Heading4"/>
       </w:pPr>
       <w:r>
+        <w:rPr>
+          <w:lang w:val="hi_IN" w:bidi="hi_IN"/>
+        </w:rPr>
         <w:t>इस पत्र में "तुम" का कौन सा स्वरूप आता है?</w:t>
       </w:r>
     </w:p>
     <w:p>
-      <w:r/>
-      <w:r>
+      <w:pPr/>
+      <w:r>
+        <w:rPr>
+          <w:lang w:val="hi_IN" w:bidi="hi_IN"/>
+        </w:rPr>
+      </w:r>
+      <w:r>
+        <w:rPr>
+          <w:lang w:val="hi_IN" w:bidi="hi_IN"/>
+        </w:rPr>
         <w:t xml:space="preserve">यह यूहन्ना द्वारा उनके मित्र गयुस के लिए एक व्यक्तिगत पत्र है। इस पत्र में </w:t>
       </w:r>
       <w:r>
         <w:rPr>
           <w:b/>
+          <w:lang w:val="hi_IN" w:bidi="hi_IN"/>
         </w:rPr>
         <w:t>तुम</w:t>
       </w:r>
       <w:r>
+        <w:rPr>
+          <w:lang w:val="hi_IN" w:bidi="hi_IN"/>
+        </w:rPr>
         <w:t xml:space="preserve"> और </w:t>
       </w:r>
       <w:r>
         <w:rPr>
           <w:b/>
+          <w:lang w:val="hi_IN" w:bidi="hi_IN"/>
         </w:rPr>
         <w:t>तुम्हारा</w:t>
       </w:r>
       <w:r>
+        <w:rPr>
+          <w:lang w:val="hi_IN" w:bidi="hi_IN"/>
+        </w:rPr>
         <w:t xml:space="preserve"> के सभी उदाहरण गयुस को संदर्भित करते हैं और एकवचन हैं।</w:t>
       </w:r>
     </w:p>
@@ -390,2876 +743,5766 @@
         <w:pStyle w:val="Heading4"/>
       </w:pPr>
       <w:r>
+        <w:rPr>
+          <w:lang w:val="hi_IN" w:bidi="hi_IN"/>
+        </w:rPr>
         <w:t>मैं पद 6–7 का तार्किक क्रम में अनुवाद कैसे कर सकता हूँ?</w:t>
       </w:r>
     </w:p>
     <w:p>
-      <w:r/>
-      <w:r>
+      <w:pPr/>
+      <w:r>
+        <w:rPr>
+          <w:lang w:val="hi_IN" w:bidi="hi_IN"/>
+        </w:rPr>
+      </w:r>
+      <w:r>
+        <w:rPr>
+          <w:lang w:val="hi_IN" w:bidi="hi_IN"/>
+        </w:rPr>
         <w:t xml:space="preserve">पद 7 उस क्रिया का कारण प्रदान करता है जो पद 6 में यूहन्ना द्वारा अनुशंसित है। कुछ भाषाओं में, पहले कारण बताना और उसके बाद क्रिया बताना अधिक स्वाभाविक होता है। यदि आपकी भाषा में यह अधिक स्वाभाविक है, तो आप वाक्यों के क्रम को उलट सकते हैं और फिर पद गिनती को जोड़ सकते हैं। (देखें: </w:t>
       </w:r>
       <w:r>
+        <w:rPr>
+          <w:lang w:val="hi_IN" w:bidi="hi_IN"/>
+        </w:rPr>
         <w:t>संयुक्त पद</w:t>
       </w:r>
       <w:r>
+        <w:rPr>
+          <w:lang w:val="hi_IN" w:bidi="hi_IN"/>
+        </w:rPr>
         <w:t>)</w:t>
       </w:r>
     </w:p>
     <w:p>
-      <w:r/>
-      <w:r>
+      <w:pPr/>
+      <w:r>
+        <w:rPr>
+          <w:lang w:val="hi_IN" w:bidi="hi_IN"/>
+        </w:rPr>
+      </w:r>
+      <w:r>
+        <w:rPr>
+          <w:lang w:val="hi_IN" w:bidi="hi_IN"/>
+        </w:rPr>
         <w:t>यू. एल. टी. के लिए, वाक्यों को उलटने पर यह इस प्रकार दिखाई देगा:</w:t>
       </w:r>
     </w:p>
     <w:p>
-      <w:r/>
-      <w:r>
+      <w:pPr/>
+      <w:r>
+        <w:rPr>
+          <w:lang w:val="hi_IN" w:bidi="hi_IN"/>
+        </w:rPr>
+      </w:r>
+      <w:r>
+        <w:rPr>
+          <w:lang w:val="hi_IN" w:bidi="hi_IN"/>
+        </w:rPr>
         <w:t xml:space="preserve">6–7 जिन्होंने कलीसिया के सामने तेरे प्रेम की गवाही दी है। क्योंकि वे उस नाम के लिए निकले है, और अन्यजातियों से </w:t>
       </w:r>
       <w:r>
+        <w:rPr>
+          <w:lang w:val="hi_IN" w:bidi="hi_IN"/>
+        </w:rPr>
         <w:t>कुछ नहीं लेते</w:t>
       </w:r>
       <w:r>
+        <w:rPr>
+          <w:lang w:val="hi_IN" w:bidi="hi_IN"/>
+        </w:rPr>
         <w:t xml:space="preserve">, </w:t>
       </w:r>
       <w:r>
+        <w:rPr>
+          <w:lang w:val="hi_IN" w:bidi="hi_IN"/>
+        </w:rPr>
         <w:t>तू उन्हें उस प्रकार विदा करेगा जिस प्रकार परमेश्वर के लोगों के लिये</w:t>
       </w:r>
       <w:r>
         <w:rPr>
           <w:i/>
+          <w:lang w:val="hi_IN" w:bidi="hi_IN"/>
         </w:rPr>
         <w:t xml:space="preserve"> </w:t>
       </w:r>
       <w:r>
+        <w:rPr>
+          <w:lang w:val="hi_IN" w:bidi="hi_IN"/>
+        </w:rPr>
         <w:t>उचित है तो अच्छा करेगा।</w:t>
       </w:r>
-      <w:r/>
-      <w:r/>
-    </w:p>
-    <w:p>
-      <w:r/>
+      <w:r>
+        <w:rPr>
+          <w:lang w:val="hi_IN" w:bidi="hi_IN"/>
+        </w:rPr>
+      </w:r>
+      <w:r>
+        <w:rPr>
+          <w:lang w:val="hi_IN" w:bidi="hi_IN"/>
+        </w:rPr>
+      </w:r>
+    </w:p>
+    <w:p>
+      <w:pPr/>
+      <w:r>
+        <w:rPr>
+          <w:lang w:val="hi_IN" w:bidi="hi_IN"/>
+        </w:rPr>
+      </w:r>
     </w:p>
     <w:p>
       <w:pPr>
         <w:pStyle w:val="Heading2"/>
       </w:pPr>
       <w:r>
+        <w:rPr>
+          <w:lang w:val="hi_IN" w:bidi="hi_IN"/>
+        </w:rPr>
         <w:t>3 यूहन्ना 1:1 (#1)</w:t>
       </w:r>
-      <w:r/>
-    </w:p>
-    <w:p>
-      <w:r/>
-      <w:r>
-        <w:rPr>
-          <w:b/>
+      <w:r>
+        <w:rPr>
+          <w:lang w:val="hi_IN" w:bidi="hi_IN"/>
+        </w:rPr>
+      </w:r>
+    </w:p>
+    <w:p>
+      <w:pPr/>
+      <w:r>
+        <w:rPr>
+          <w:lang w:val="hi_IN" w:bidi="hi_IN"/>
+        </w:rPr>
+      </w:r>
+      <w:r>
+        <w:rPr>
+          <w:b/>
+          <w:lang w:val="hi_IN" w:bidi="hi_IN"/>
         </w:rPr>
         <w:t>"</w:t>
       </w:r>
       <w:r>
         <w:rPr>
           <w:b/>
+          <w:lang w:val="hi_IN" w:bidi="hi_IN"/>
         </w:rPr>
         <w:t>प्राचीन</w:t>
       </w:r>
       <w:r>
         <w:rPr>
           <w:b/>
+          <w:lang w:val="hi_IN" w:bidi="hi_IN"/>
         </w:rPr>
         <w:t>"</w:t>
       </w:r>
     </w:p>
     <w:p>
-      <w:r/>
-      <w:r>
+      <w:pPr/>
+      <w:r>
+        <w:rPr>
+          <w:lang w:val="hi_IN" w:bidi="hi_IN"/>
+        </w:rPr>
+      </w:r>
+      <w:r>
+        <w:rPr>
+          <w:lang w:val="hi_IN" w:bidi="hi_IN"/>
+        </w:rPr>
         <w:t xml:space="preserve">यूहन्ना मानता है कि गयुस को पता होगा कि वह कौन है जब वह खुद को </w:t>
       </w:r>
       <w:r>
         <w:rPr>
           <w:b/>
+          <w:lang w:val="hi_IN" w:bidi="hi_IN"/>
         </w:rPr>
         <w:t>प्राचीन</w:t>
       </w:r>
       <w:r>
+        <w:rPr>
+          <w:lang w:val="hi_IN" w:bidi="hi_IN"/>
+        </w:rPr>
         <w:t xml:space="preserve"> कहता है। यदि यह आपके पाठकों के लिए सहायक होगा, तो आप यूहन्ना का नाम स्पष्ट कर सकते हैं। (3 यूहन्ना की प्रस्तावना में देखें कि </w:t>
       </w:r>
       <w:r>
         <w:rPr>
           <w:b/>
+          <w:lang w:val="hi_IN" w:bidi="hi_IN"/>
         </w:rPr>
         <w:t xml:space="preserve">प्राचीन </w:t>
       </w:r>
       <w:r>
+        <w:rPr>
+          <w:lang w:val="hi_IN" w:bidi="hi_IN"/>
+        </w:rPr>
         <w:t>शब्द का अनुवाद कैसे किया जाए।) वैकल्पिक अनुवाद: “मैं, यूहन्ना बुजुर्ग, लिख रहा हूँ”</w:t>
       </w:r>
     </w:p>
     <w:p>
-      <w:r/>
-      <w:r>
+      <w:pPr/>
+      <w:r>
+        <w:rPr>
+          <w:lang w:val="hi_IN" w:bidi="hi_IN"/>
+        </w:rPr>
+      </w:r>
+      <w:r>
+        <w:rPr>
+          <w:lang w:val="hi_IN" w:bidi="hi_IN"/>
+        </w:rPr>
         <w:t xml:space="preserve">देखें: </w:t>
       </w:r>
       <w:r>
+        <w:rPr>
+          <w:lang w:val="hi_IN" w:bidi="hi_IN"/>
+        </w:rPr>
         <w:t>अनुमानित ज्ञान और अप्रकट जानकारी</w:t>
       </w:r>
-      <w:r/>
-      <w:r/>
-    </w:p>
-    <w:p>
-      <w:r/>
+      <w:r>
+        <w:rPr>
+          <w:lang w:val="hi_IN" w:bidi="hi_IN"/>
+        </w:rPr>
+      </w:r>
+      <w:r>
+        <w:rPr>
+          <w:lang w:val="hi_IN" w:bidi="hi_IN"/>
+        </w:rPr>
+      </w:r>
+    </w:p>
+    <w:p>
+      <w:pPr/>
+      <w:r>
+        <w:rPr>
+          <w:lang w:val="hi_IN" w:bidi="hi_IN"/>
+        </w:rPr>
+      </w:r>
     </w:p>
     <w:p>
       <w:pPr>
         <w:pStyle w:val="Heading2"/>
       </w:pPr>
       <w:r>
+        <w:rPr>
+          <w:lang w:val="hi_IN" w:bidi="hi_IN"/>
+        </w:rPr>
         <w:t>3 यूहन्ना 1:1 (#2)</w:t>
       </w:r>
-      <w:r/>
-    </w:p>
-    <w:p>
-      <w:r/>
-      <w:r>
-        <w:rPr>
-          <w:b/>
+      <w:r>
+        <w:rPr>
+          <w:lang w:val="hi_IN" w:bidi="hi_IN"/>
+        </w:rPr>
+      </w:r>
+    </w:p>
+    <w:p>
+      <w:pPr/>
+      <w:r>
+        <w:rPr>
+          <w:lang w:val="hi_IN" w:bidi="hi_IN"/>
+        </w:rPr>
+      </w:r>
+      <w:r>
+        <w:rPr>
+          <w:b/>
+          <w:lang w:val="hi_IN" w:bidi="hi_IN"/>
         </w:rPr>
         <w:t>"को"</w:t>
       </w:r>
       <w:r>
+        <w:rPr>
+          <w:lang w:val="hi_IN" w:bidi="hi_IN"/>
+        </w:rPr>
         <w:t xml:space="preserve"> - </w:t>
       </w:r>
       <w:r>
         <w:rPr>
           <w:b/>
+          <w:lang w:val="hi_IN" w:bidi="hi_IN"/>
         </w:rPr>
         <w:t>"गयुस"</w:t>
       </w:r>
     </w:p>
     <w:p>
-      <w:r/>
-      <w:r>
-        <w:rPr>
-          <w:b/>
+      <w:pPr/>
+      <w:r>
+        <w:rPr>
+          <w:lang w:val="hi_IN" w:bidi="hi_IN"/>
+        </w:rPr>
+      </w:r>
+      <w:r>
+        <w:rPr>
+          <w:b/>
+          <w:lang w:val="hi_IN" w:bidi="hi_IN"/>
         </w:rPr>
         <w:t xml:space="preserve">गयुस </w:t>
       </w:r>
       <w:r>
+        <w:rPr>
+          <w:lang w:val="hi_IN" w:bidi="hi_IN"/>
+        </w:rPr>
         <w:t>एक व्यक्ति का नाम है, एक साथी विश्वासी जिसे यूहन्ना यह पत्र लिख रहे हैं।</w:t>
       </w:r>
     </w:p>
     <w:p>
-      <w:r/>
-      <w:r>
+      <w:pPr/>
+      <w:r>
+        <w:rPr>
+          <w:lang w:val="hi_IN" w:bidi="hi_IN"/>
+        </w:rPr>
+      </w:r>
+      <w:r>
+        <w:rPr>
+          <w:lang w:val="hi_IN" w:bidi="hi_IN"/>
+        </w:rPr>
         <w:t xml:space="preserve">देखें: </w:t>
       </w:r>
       <w:r>
+        <w:rPr>
+          <w:lang w:val="hi_IN" w:bidi="hi_IN"/>
+        </w:rPr>
         <w:t>नामों का अनुवाद कैसे करें</w:t>
       </w:r>
-      <w:r/>
-      <w:r/>
-    </w:p>
-    <w:p>
-      <w:r/>
+      <w:r>
+        <w:rPr>
+          <w:lang w:val="hi_IN" w:bidi="hi_IN"/>
+        </w:rPr>
+      </w:r>
+      <w:r>
+        <w:rPr>
+          <w:lang w:val="hi_IN" w:bidi="hi_IN"/>
+        </w:rPr>
+      </w:r>
+    </w:p>
+    <w:p>
+      <w:pPr/>
+      <w:r>
+        <w:rPr>
+          <w:lang w:val="hi_IN" w:bidi="hi_IN"/>
+        </w:rPr>
+      </w:r>
     </w:p>
     <w:p>
       <w:pPr>
         <w:pStyle w:val="Heading2"/>
       </w:pPr>
       <w:r>
+        <w:rPr>
+          <w:lang w:val="hi_IN" w:bidi="hi_IN"/>
+        </w:rPr>
         <w:t>3 यूहन्ना 1:1 (#3)</w:t>
       </w:r>
-      <w:r/>
-    </w:p>
-    <w:p>
-      <w:r/>
-      <w:r>
-        <w:rPr>
-          <w:b/>
+      <w:r>
+        <w:rPr>
+          <w:lang w:val="hi_IN" w:bidi="hi_IN"/>
+        </w:rPr>
+      </w:r>
+    </w:p>
+    <w:p>
+      <w:pPr/>
+      <w:r>
+        <w:rPr>
+          <w:lang w:val="hi_IN" w:bidi="hi_IN"/>
+        </w:rPr>
+      </w:r>
+      <w:r>
+        <w:rPr>
+          <w:b/>
+          <w:lang w:val="hi_IN" w:bidi="hi_IN"/>
         </w:rPr>
         <w:t>"जिनसे मैं सच्चा प्रेम करता हूँ"</w:t>
       </w:r>
     </w:p>
     <w:p>
-      <w:r/>
-      <w:r>
+      <w:pPr/>
+      <w:r>
+        <w:rPr>
+          <w:lang w:val="hi_IN" w:bidi="hi_IN"/>
+        </w:rPr>
+      </w:r>
+      <w:r>
+        <w:rPr>
+          <w:lang w:val="hi_IN" w:bidi="hi_IN"/>
+        </w:rPr>
         <w:t xml:space="preserve">यदि आपकी भाषा में </w:t>
       </w:r>
       <w:r>
         <w:rPr>
           <w:b/>
+          <w:lang w:val="hi_IN" w:bidi="hi_IN"/>
         </w:rPr>
         <w:t>सत्य</w:t>
       </w:r>
       <w:r>
+        <w:rPr>
+          <w:lang w:val="hi_IN" w:bidi="hi_IN"/>
+        </w:rPr>
         <w:t xml:space="preserve"> के विचार के लिए एक अमूर्त संज्ञा का उपयोग नहीं होता है, तो आप उसी विचार को किसी अन्य तरीके से व्यक्त कर सकते हैं। वैकल्पिक अनुवाद: "जिसे मैं सच्चे दिल से प्रेम करता हूँ" </w:t>
       </w:r>
     </w:p>
     <w:p>
-      <w:r/>
-      <w:r>
+      <w:pPr/>
+      <w:r>
+        <w:rPr>
+          <w:lang w:val="hi_IN" w:bidi="hi_IN"/>
+        </w:rPr>
+      </w:r>
+      <w:r>
+        <w:rPr>
+          <w:lang w:val="hi_IN" w:bidi="hi_IN"/>
+        </w:rPr>
         <w:t xml:space="preserve">देखें: </w:t>
       </w:r>
       <w:r>
+        <w:rPr>
+          <w:lang w:val="hi_IN" w:bidi="hi_IN"/>
+        </w:rPr>
         <w:t>अमूर्त संज्ञाएँ</w:t>
       </w:r>
-      <w:r/>
-      <w:r/>
-    </w:p>
-    <w:p>
-      <w:r/>
+      <w:r>
+        <w:rPr>
+          <w:lang w:val="hi_IN" w:bidi="hi_IN"/>
+        </w:rPr>
+      </w:r>
+      <w:r>
+        <w:rPr>
+          <w:lang w:val="hi_IN" w:bidi="hi_IN"/>
+        </w:rPr>
+      </w:r>
+    </w:p>
+    <w:p>
+      <w:pPr/>
+      <w:r>
+        <w:rPr>
+          <w:lang w:val="hi_IN" w:bidi="hi_IN"/>
+        </w:rPr>
+      </w:r>
     </w:p>
     <w:p>
       <w:pPr>
         <w:pStyle w:val="Heading2"/>
       </w:pPr>
       <w:r>
+        <w:rPr>
+          <w:lang w:val="hi_IN" w:bidi="hi_IN"/>
+        </w:rPr>
         <w:t>3 यूहन्ना 1:3 (#1)</w:t>
       </w:r>
-      <w:r/>
-    </w:p>
-    <w:p>
-      <w:r/>
-      <w:r>
-        <w:rPr>
-          <w:b/>
+      <w:r>
+        <w:rPr>
+          <w:lang w:val="hi_IN" w:bidi="hi_IN"/>
+        </w:rPr>
+      </w:r>
+    </w:p>
+    <w:p>
+      <w:pPr/>
+      <w:r>
+        <w:rPr>
+          <w:lang w:val="hi_IN" w:bidi="hi_IN"/>
+        </w:rPr>
+      </w:r>
+      <w:r>
+        <w:rPr>
+          <w:b/>
+          <w:lang w:val="hi_IN" w:bidi="hi_IN"/>
         </w:rPr>
         <w:t>"के लिए"</w:t>
       </w:r>
     </w:p>
     <w:p>
-      <w:r/>
-      <w:r>
+      <w:pPr/>
+      <w:r>
+        <w:rPr>
+          <w:lang w:val="hi_IN" w:bidi="hi_IN"/>
+        </w:rPr>
+      </w:r>
+      <w:r>
+        <w:rPr>
+          <w:lang w:val="hi_IN" w:bidi="hi_IN"/>
+        </w:rPr>
         <w:t xml:space="preserve">यूहन्ना पिछले वचन के अंत में जो उन्होंने कहा उसके कारण को प्रस्तुत करने के लिए </w:t>
       </w:r>
       <w:r>
         <w:rPr>
           <w:b/>
+          <w:lang w:val="hi_IN" w:bidi="hi_IN"/>
         </w:rPr>
         <w:t>के लिए</w:t>
       </w:r>
       <w:r>
+        <w:rPr>
+          <w:lang w:val="hi_IN" w:bidi="hi_IN"/>
+        </w:rPr>
         <w:t xml:space="preserve"> शब्द का उपयोग कर रहे हैं। </w:t>
       </w:r>
       <w:r>
+        <w:rPr>
+          <w:lang w:val="hi_IN" w:bidi="hi_IN"/>
+        </w:rPr>
         <w:t>अपनी भाषा में ऐसे संयोजक का प्रयोग</w:t>
       </w:r>
       <w:r>
+        <w:rPr>
+          <w:lang w:val="hi_IN" w:bidi="hi_IN"/>
+        </w:rPr>
         <w:t xml:space="preserve"> करें जो इसे स्पष्ट करता है। वैकल्पिक अनुवाद: "मुझे पता है कि आपकी आत्मा समृद्ध है क्योंकि" </w:t>
       </w:r>
     </w:p>
     <w:p>
-      <w:r/>
-      <w:r>
+      <w:pPr/>
+      <w:r>
+        <w:rPr>
+          <w:lang w:val="hi_IN" w:bidi="hi_IN"/>
+        </w:rPr>
+      </w:r>
+      <w:r>
+        <w:rPr>
+          <w:lang w:val="hi_IN" w:bidi="hi_IN"/>
+        </w:rPr>
         <w:t xml:space="preserve">देखें: </w:t>
       </w:r>
       <w:r>
+        <w:rPr>
+          <w:lang w:val="hi_IN" w:bidi="hi_IN"/>
+        </w:rPr>
         <w:t>जोड़ना — कारण-और-परिणाम संबंध</w:t>
       </w:r>
-      <w:r/>
-      <w:r/>
-    </w:p>
-    <w:p>
-      <w:r/>
+      <w:r>
+        <w:rPr>
+          <w:lang w:val="hi_IN" w:bidi="hi_IN"/>
+        </w:rPr>
+      </w:r>
+      <w:r>
+        <w:rPr>
+          <w:lang w:val="hi_IN" w:bidi="hi_IN"/>
+        </w:rPr>
+      </w:r>
+    </w:p>
+    <w:p>
+      <w:pPr/>
+      <w:r>
+        <w:rPr>
+          <w:lang w:val="hi_IN" w:bidi="hi_IN"/>
+        </w:rPr>
+      </w:r>
     </w:p>
     <w:p>
       <w:pPr>
         <w:pStyle w:val="Heading2"/>
       </w:pPr>
       <w:r>
+        <w:rPr>
+          <w:lang w:val="hi_IN" w:bidi="hi_IN"/>
+        </w:rPr>
         <w:t>3 यूहन्ना 1:3 (#2)</w:t>
       </w:r>
-      <w:r/>
-    </w:p>
-    <w:p>
-      <w:r/>
-      <w:r>
-        <w:rPr>
-          <w:b/>
+      <w:r>
+        <w:rPr>
+          <w:lang w:val="hi_IN" w:bidi="hi_IN"/>
+        </w:rPr>
+      </w:r>
+    </w:p>
+    <w:p>
+      <w:pPr/>
+      <w:r>
+        <w:rPr>
+          <w:lang w:val="hi_IN" w:bidi="hi_IN"/>
+        </w:rPr>
+      </w:r>
+      <w:r>
+        <w:rPr>
+          <w:b/>
+          <w:lang w:val="hi_IN" w:bidi="hi_IN"/>
         </w:rPr>
         <w:t>"भाइयों"</w:t>
       </w:r>
     </w:p>
     <w:p>
-      <w:r/>
-      <w:r>
+      <w:pPr/>
+      <w:r>
+        <w:rPr>
+          <w:lang w:val="hi_IN" w:bidi="hi_IN"/>
+        </w:rPr>
+      </w:r>
+      <w:r>
+        <w:rPr>
+          <w:lang w:val="hi_IN" w:bidi="hi_IN"/>
+        </w:rPr>
         <w:t xml:space="preserve">यूहन्ना </w:t>
       </w:r>
       <w:r>
         <w:rPr>
           <w:b/>
+          <w:lang w:val="hi_IN" w:bidi="hi_IN"/>
         </w:rPr>
         <w:t xml:space="preserve">भाइयों </w:t>
       </w:r>
       <w:r>
+        <w:rPr>
+          <w:lang w:val="hi_IN" w:bidi="hi_IN"/>
+        </w:rPr>
         <w:t xml:space="preserve">शब्द का उपयोग उन लोगों के लिए कर रहा है जो एक ही विश्वास साझा करते हैं। यदि आपकी भाषा में यह सहायक हो, तो आप इसका अर्थ स्पष्ट रूप से बता सकते हैं। इस मामले में, ये </w:t>
       </w:r>
       <w:r>
         <w:rPr>
           <w:b/>
+          <w:lang w:val="hi_IN" w:bidi="hi_IN"/>
         </w:rPr>
         <w:t>भाई</w:t>
       </w:r>
       <w:r>
+        <w:rPr>
+          <w:lang w:val="hi_IN" w:bidi="hi_IN"/>
+        </w:rPr>
         <w:t xml:space="preserve"> शायद सभी पुरुष थे। वैकल्पिक अनुवाद: “सह-विश्वासी”</w:t>
       </w:r>
     </w:p>
     <w:p>
-      <w:r/>
-      <w:r>
+      <w:pPr/>
+      <w:r>
+        <w:rPr>
+          <w:lang w:val="hi_IN" w:bidi="hi_IN"/>
+        </w:rPr>
+      </w:r>
+      <w:r>
+        <w:rPr>
+          <w:lang w:val="hi_IN" w:bidi="hi_IN"/>
+        </w:rPr>
         <w:t xml:space="preserve">देखें: </w:t>
       </w:r>
       <w:r>
+        <w:rPr>
+          <w:lang w:val="hi_IN" w:bidi="hi_IN"/>
+        </w:rPr>
         <w:t>रूपक</w:t>
       </w:r>
-      <w:r/>
-      <w:r/>
-    </w:p>
-    <w:p>
-      <w:r/>
+      <w:r>
+        <w:rPr>
+          <w:lang w:val="hi_IN" w:bidi="hi_IN"/>
+        </w:rPr>
+      </w:r>
+      <w:r>
+        <w:rPr>
+          <w:lang w:val="hi_IN" w:bidi="hi_IN"/>
+        </w:rPr>
+      </w:r>
+    </w:p>
+    <w:p>
+      <w:pPr/>
+      <w:r>
+        <w:rPr>
+          <w:lang w:val="hi_IN" w:bidi="hi_IN"/>
+        </w:rPr>
+      </w:r>
     </w:p>
     <w:p>
       <w:pPr>
         <w:pStyle w:val="Heading2"/>
       </w:pPr>
       <w:r>
+        <w:rPr>
+          <w:lang w:val="hi_IN" w:bidi="hi_IN"/>
+        </w:rPr>
         <w:t>3 यूहन्ना 1:3 (#3)</w:t>
       </w:r>
-      <w:r/>
-    </w:p>
-    <w:p>
-      <w:r/>
-      <w:r>
-        <w:rPr>
-          <w:b/>
+      <w:r>
+        <w:rPr>
+          <w:lang w:val="hi_IN" w:bidi="hi_IN"/>
+        </w:rPr>
+      </w:r>
+    </w:p>
+    <w:p>
+      <w:pPr/>
+      <w:r>
+        <w:rPr>
+          <w:lang w:val="hi_IN" w:bidi="hi_IN"/>
+        </w:rPr>
+      </w:r>
+      <w:r>
+        <w:rPr>
+          <w:b/>
+          <w:lang w:val="hi_IN" w:bidi="hi_IN"/>
         </w:rPr>
         <w:t>"तुम सत्य पर चल रहे हो"</w:t>
       </w:r>
     </w:p>
     <w:p>
-      <w:r/>
-      <w:r>
+      <w:pPr/>
+      <w:r>
+        <w:rPr>
+          <w:lang w:val="hi_IN" w:bidi="hi_IN"/>
+        </w:rPr>
+      </w:r>
+      <w:r>
+        <w:rPr>
+          <w:lang w:val="hi_IN" w:bidi="hi_IN"/>
+        </w:rPr>
         <w:t xml:space="preserve">यहाँ, </w:t>
       </w:r>
       <w:r>
         <w:rPr>
           <w:b/>
+          <w:lang w:val="hi_IN" w:bidi="hi_IN"/>
         </w:rPr>
         <w:t>चलना</w:t>
       </w:r>
       <w:r>
+        <w:rPr>
+          <w:lang w:val="hi_IN" w:bidi="hi_IN"/>
+        </w:rPr>
         <w:t xml:space="preserve"> एक रास्ते पर यह दर्शाता है कि एक व्यक्ति अपना जीवन कैसे जीता है। वैकल्पिक अनुवाद: "आप अपना जीवन परमेश्वर के सत्य के अनुसार जी रहे हैं"</w:t>
       </w:r>
     </w:p>
     <w:p>
-      <w:r/>
-      <w:r>
+      <w:pPr/>
+      <w:r>
+        <w:rPr>
+          <w:lang w:val="hi_IN" w:bidi="hi_IN"/>
+        </w:rPr>
+      </w:r>
+      <w:r>
+        <w:rPr>
+          <w:lang w:val="hi_IN" w:bidi="hi_IN"/>
+        </w:rPr>
         <w:t xml:space="preserve">देखें: </w:t>
       </w:r>
       <w:r>
+        <w:rPr>
+          <w:lang w:val="hi_IN" w:bidi="hi_IN"/>
+        </w:rPr>
         <w:t>रूपक</w:t>
       </w:r>
-      <w:r/>
-      <w:r/>
-    </w:p>
-    <w:p>
-      <w:r/>
+      <w:r>
+        <w:rPr>
+          <w:lang w:val="hi_IN" w:bidi="hi_IN"/>
+        </w:rPr>
+      </w:r>
+      <w:r>
+        <w:rPr>
+          <w:lang w:val="hi_IN" w:bidi="hi_IN"/>
+        </w:rPr>
+      </w:r>
+    </w:p>
+    <w:p>
+      <w:pPr/>
+      <w:r>
+        <w:rPr>
+          <w:lang w:val="hi_IN" w:bidi="hi_IN"/>
+        </w:rPr>
+      </w:r>
     </w:p>
     <w:p>
       <w:pPr>
         <w:pStyle w:val="Heading2"/>
       </w:pPr>
       <w:r>
+        <w:rPr>
+          <w:lang w:val="hi_IN" w:bidi="hi_IN"/>
+        </w:rPr>
         <w:t>3 यूहन्ना 1:3 (#4)</w:t>
       </w:r>
-      <w:r/>
-    </w:p>
-    <w:p>
-      <w:r/>
-      <w:r>
-        <w:rPr>
-          <w:b/>
+      <w:r>
+        <w:rPr>
+          <w:lang w:val="hi_IN" w:bidi="hi_IN"/>
+        </w:rPr>
+      </w:r>
+    </w:p>
+    <w:p>
+      <w:pPr/>
+      <w:r>
+        <w:rPr>
+          <w:lang w:val="hi_IN" w:bidi="hi_IN"/>
+        </w:rPr>
+      </w:r>
+      <w:r>
+        <w:rPr>
+          <w:b/>
+          <w:lang w:val="hi_IN" w:bidi="hi_IN"/>
         </w:rPr>
         <w:t>"को"</w:t>
       </w:r>
       <w:r>
+        <w:rPr>
+          <w:lang w:val="hi_IN" w:bidi="hi_IN"/>
+        </w:rPr>
         <w:t xml:space="preserve"> - </w:t>
       </w:r>
       <w:r>
         <w:rPr>
           <w:b/>
+          <w:lang w:val="hi_IN" w:bidi="hi_IN"/>
         </w:rPr>
         <w:t>"सत्य,"</w:t>
       </w:r>
       <w:r>
+        <w:rPr>
+          <w:lang w:val="hi_IN" w:bidi="hi_IN"/>
+        </w:rPr>
         <w:t xml:space="preserve"> - </w:t>
       </w:r>
       <w:r>
         <w:rPr>
           <w:b/>
+          <w:lang w:val="hi_IN" w:bidi="hi_IN"/>
         </w:rPr>
         <w:t>"सत्य"</w:t>
       </w:r>
     </w:p>
     <w:p>
-      <w:r/>
-      <w:r>
+      <w:pPr/>
+      <w:r>
+        <w:rPr>
+          <w:lang w:val="hi_IN" w:bidi="hi_IN"/>
+        </w:rPr>
+      </w:r>
+      <w:r>
+        <w:rPr>
+          <w:lang w:val="hi_IN" w:bidi="hi_IN"/>
+        </w:rPr>
         <w:t xml:space="preserve">यदि आपकी भाषा </w:t>
       </w:r>
       <w:r>
         <w:rPr>
           <w:b/>
+          <w:lang w:val="hi_IN" w:bidi="hi_IN"/>
         </w:rPr>
         <w:t>सत्य</w:t>
       </w:r>
       <w:r>
+        <w:rPr>
+          <w:lang w:val="hi_IN" w:bidi="hi_IN"/>
+        </w:rPr>
         <w:t xml:space="preserve"> के विचार के लिए एक अमूर्त संज्ञा का उपयोग नहीं करती है, तो आप उसी विचार को किसी अन्य तरीके से व्यक्त कर सकते हैं। यू एस टी इसे करने का एक तरीका प्रतिरूप करता है।</w:t>
       </w:r>
     </w:p>
     <w:p>
-      <w:r/>
-      <w:r>
+      <w:pPr/>
+      <w:r>
+        <w:rPr>
+          <w:lang w:val="hi_IN" w:bidi="hi_IN"/>
+        </w:rPr>
+      </w:r>
+      <w:r>
+        <w:rPr>
+          <w:lang w:val="hi_IN" w:bidi="hi_IN"/>
+        </w:rPr>
         <w:t xml:space="preserve">देखें: </w:t>
       </w:r>
       <w:r>
+        <w:rPr>
+          <w:lang w:val="hi_IN" w:bidi="hi_IN"/>
+        </w:rPr>
         <w:t>अमूर्त संज्ञाएं</w:t>
       </w:r>
-      <w:r/>
-      <w:r/>
-    </w:p>
-    <w:p>
-      <w:r/>
+      <w:r>
+        <w:rPr>
+          <w:lang w:val="hi_IN" w:bidi="hi_IN"/>
+        </w:rPr>
+      </w:r>
+      <w:r>
+        <w:rPr>
+          <w:lang w:val="hi_IN" w:bidi="hi_IN"/>
+        </w:rPr>
+      </w:r>
+    </w:p>
+    <w:p>
+      <w:pPr/>
+      <w:r>
+        <w:rPr>
+          <w:lang w:val="hi_IN" w:bidi="hi_IN"/>
+        </w:rPr>
+      </w:r>
     </w:p>
     <w:p>
       <w:pPr>
         <w:pStyle w:val="Heading2"/>
       </w:pPr>
       <w:r>
+        <w:rPr>
+          <w:lang w:val="hi_IN" w:bidi="hi_IN"/>
+        </w:rPr>
         <w:t>3 यूहन्ना 1:4 (#1)</w:t>
       </w:r>
-      <w:r/>
-    </w:p>
-    <w:p>
-      <w:r/>
-      <w:r>
-        <w:rPr>
-          <w:b/>
+      <w:r>
+        <w:rPr>
+          <w:lang w:val="hi_IN" w:bidi="hi_IN"/>
+        </w:rPr>
+      </w:r>
+    </w:p>
+    <w:p>
+      <w:pPr/>
+      <w:r>
+        <w:rPr>
+          <w:lang w:val="hi_IN" w:bidi="hi_IN"/>
+        </w:rPr>
+      </w:r>
+      <w:r>
+        <w:rPr>
+          <w:b/>
+          <w:lang w:val="hi_IN" w:bidi="hi_IN"/>
         </w:rPr>
         <w:t xml:space="preserve">"मुझे इससे बड़ा कोई आनन्द नहीं" </w:t>
       </w:r>
     </w:p>
     <w:p>
-      <w:r/>
-      <w:r>
+      <w:pPr/>
+      <w:r>
+        <w:rPr>
+          <w:lang w:val="hi_IN" w:bidi="hi_IN"/>
+        </w:rPr>
+      </w:r>
+      <w:r>
+        <w:rPr>
+          <w:lang w:val="hi_IN" w:bidi="hi_IN"/>
+        </w:rPr>
         <w:t xml:space="preserve">यदि आपकी भाषा </w:t>
       </w:r>
       <w:r>
         <w:rPr>
           <w:b/>
+          <w:lang w:val="hi_IN" w:bidi="hi_IN"/>
         </w:rPr>
         <w:t>आनंद</w:t>
       </w:r>
       <w:r>
+        <w:rPr>
+          <w:lang w:val="hi_IN" w:bidi="hi_IN"/>
+        </w:rPr>
         <w:t xml:space="preserve"> के विचार के लिए एक भाववाचक संज्ञा का उपयोग नहीं करती है, तो आप उसी विचार को किसी अन्य तरीके से व्यक्त कर सकते हैं। वैकल्पिक अनुवाद: "कुछ भी मुझे अधिक आनंदित नहीं करता"</w:t>
       </w:r>
     </w:p>
     <w:p>
-      <w:r/>
-      <w:r>
+      <w:pPr/>
+      <w:r>
+        <w:rPr>
+          <w:lang w:val="hi_IN" w:bidi="hi_IN"/>
+        </w:rPr>
+      </w:r>
+      <w:r>
+        <w:rPr>
+          <w:lang w:val="hi_IN" w:bidi="hi_IN"/>
+        </w:rPr>
         <w:t xml:space="preserve">देखें: </w:t>
       </w:r>
       <w:r>
+        <w:rPr>
+          <w:lang w:val="hi_IN" w:bidi="hi_IN"/>
+        </w:rPr>
         <w:t>अमूर्त संज्ञाएं</w:t>
       </w:r>
-      <w:r/>
-      <w:r/>
-    </w:p>
-    <w:p>
-      <w:r/>
+      <w:r>
+        <w:rPr>
+          <w:lang w:val="hi_IN" w:bidi="hi_IN"/>
+        </w:rPr>
+      </w:r>
+      <w:r>
+        <w:rPr>
+          <w:lang w:val="hi_IN" w:bidi="hi_IN"/>
+        </w:rPr>
+      </w:r>
+    </w:p>
+    <w:p>
+      <w:pPr/>
+      <w:r>
+        <w:rPr>
+          <w:lang w:val="hi_IN" w:bidi="hi_IN"/>
+        </w:rPr>
+      </w:r>
     </w:p>
     <w:p>
       <w:pPr>
         <w:pStyle w:val="Heading2"/>
       </w:pPr>
       <w:r>
+        <w:rPr>
+          <w:lang w:val="hi_IN" w:bidi="hi_IN"/>
+        </w:rPr>
         <w:t>3 यूहन्ना 1:4 (#2)</w:t>
       </w:r>
-      <w:r/>
-    </w:p>
-    <w:p>
-      <w:r/>
-      <w:r>
-        <w:rPr>
-          <w:b/>
+      <w:r>
+        <w:rPr>
+          <w:lang w:val="hi_IN" w:bidi="hi_IN"/>
+        </w:rPr>
+      </w:r>
+    </w:p>
+    <w:p>
+      <w:pPr/>
+      <w:r>
+        <w:rPr>
+          <w:lang w:val="hi_IN" w:bidi="hi_IN"/>
+        </w:rPr>
+      </w:r>
+      <w:r>
+        <w:rPr>
+          <w:b/>
+          <w:lang w:val="hi_IN" w:bidi="hi_IN"/>
         </w:rPr>
         <w:t>"मेरे बच्चे"</w:t>
       </w:r>
     </w:p>
     <w:p>
-      <w:r/>
-      <w:r>
+      <w:pPr/>
+      <w:r>
+        <w:rPr>
+          <w:lang w:val="hi_IN" w:bidi="hi_IN"/>
+        </w:rPr>
+      </w:r>
+      <w:r>
+        <w:rPr>
+          <w:lang w:val="hi_IN" w:bidi="hi_IN"/>
+        </w:rPr>
         <w:t xml:space="preserve">यूहन्ना उन लोगों के बारे में बात करते हैं जिन्हें उन्होंने यीशु में विश्वास करना सिखाया जैसे कि वे उनके </w:t>
       </w:r>
       <w:r>
         <w:rPr>
           <w:b/>
+          <w:lang w:val="hi_IN" w:bidi="hi_IN"/>
         </w:rPr>
         <w:t>बच्चे</w:t>
       </w:r>
       <w:r>
+        <w:rPr>
+          <w:lang w:val="hi_IN" w:bidi="hi_IN"/>
+        </w:rPr>
         <w:t xml:space="preserve"> हों। यह उनके प्रति उनके प्रेम और चिंता को भी दर्शाता है। वैकल्पिक अनुवाद: “मेरे आत्मिक बच्चों”</w:t>
       </w:r>
     </w:p>
     <w:p>
-      <w:r/>
-      <w:r>
+      <w:pPr/>
+      <w:r>
+        <w:rPr>
+          <w:lang w:val="hi_IN" w:bidi="hi_IN"/>
+        </w:rPr>
+      </w:r>
+      <w:r>
+        <w:rPr>
+          <w:lang w:val="hi_IN" w:bidi="hi_IN"/>
+        </w:rPr>
         <w:t xml:space="preserve">देखें: </w:t>
       </w:r>
       <w:r>
+        <w:rPr>
+          <w:lang w:val="hi_IN" w:bidi="hi_IN"/>
+        </w:rPr>
         <w:t>रूपक</w:t>
       </w:r>
-      <w:r/>
-      <w:r/>
-    </w:p>
-    <w:p>
-      <w:r/>
+      <w:r>
+        <w:rPr>
+          <w:lang w:val="hi_IN" w:bidi="hi_IN"/>
+        </w:rPr>
+      </w:r>
+      <w:r>
+        <w:rPr>
+          <w:lang w:val="hi_IN" w:bidi="hi_IN"/>
+        </w:rPr>
+      </w:r>
+    </w:p>
+    <w:p>
+      <w:pPr/>
+      <w:r>
+        <w:rPr>
+          <w:lang w:val="hi_IN" w:bidi="hi_IN"/>
+        </w:rPr>
+      </w:r>
     </w:p>
     <w:p>
       <w:pPr>
         <w:pStyle w:val="Heading2"/>
       </w:pPr>
       <w:r>
+        <w:rPr>
+          <w:lang w:val="hi_IN" w:bidi="hi_IN"/>
+        </w:rPr>
         <w:t>3 यूहन्ना 1:4 (#3)</w:t>
       </w:r>
-      <w:r/>
-    </w:p>
-    <w:p>
-      <w:r/>
-      <w:r>
-        <w:rPr>
-          <w:b/>
+      <w:r>
+        <w:rPr>
+          <w:lang w:val="hi_IN" w:bidi="hi_IN"/>
+        </w:rPr>
+      </w:r>
+    </w:p>
+    <w:p>
+      <w:pPr/>
+      <w:r>
+        <w:rPr>
+          <w:lang w:val="hi_IN" w:bidi="hi_IN"/>
+        </w:rPr>
+      </w:r>
+      <w:r>
+        <w:rPr>
+          <w:b/>
+          <w:lang w:val="hi_IN" w:bidi="hi_IN"/>
         </w:rPr>
         <w:t>"सत्य में चल रहे हैं"</w:t>
       </w:r>
     </w:p>
     <w:p>
-      <w:r/>
-      <w:r>
+      <w:pPr/>
+      <w:r>
+        <w:rPr>
+          <w:lang w:val="hi_IN" w:bidi="hi_IN"/>
+        </w:rPr>
+      </w:r>
+      <w:r>
+        <w:rPr>
+          <w:lang w:val="hi_IN" w:bidi="hi_IN"/>
+        </w:rPr>
         <w:t xml:space="preserve">यहां, </w:t>
       </w:r>
       <w:r>
         <w:rPr>
           <w:b/>
+          <w:lang w:val="hi_IN" w:bidi="hi_IN"/>
         </w:rPr>
         <w:t>चलना</w:t>
       </w:r>
       <w:r>
+        <w:rPr>
+          <w:lang w:val="hi_IN" w:bidi="hi_IN"/>
+        </w:rPr>
         <w:t xml:space="preserve"> एक रास्ते पर एक व्यक्ति के जीवन जीने के तरीके के लिए एक रूपक है। वैकल्पिक अनुवाद: "परमेश्वर के सत्य के अनुसार जी रहे हैं"</w:t>
       </w:r>
     </w:p>
     <w:p>
-      <w:r/>
-      <w:r>
+      <w:pPr/>
+      <w:r>
+        <w:rPr>
+          <w:lang w:val="hi_IN" w:bidi="hi_IN"/>
+        </w:rPr>
+      </w:r>
+      <w:r>
+        <w:rPr>
+          <w:lang w:val="hi_IN" w:bidi="hi_IN"/>
+        </w:rPr>
         <w:t xml:space="preserve">देखें: </w:t>
       </w:r>
       <w:r>
+        <w:rPr>
+          <w:lang w:val="hi_IN" w:bidi="hi_IN"/>
+        </w:rPr>
         <w:t>रूपक</w:t>
       </w:r>
-      <w:r/>
-      <w:r/>
-    </w:p>
-    <w:p>
-      <w:r/>
+      <w:r>
+        <w:rPr>
+          <w:lang w:val="hi_IN" w:bidi="hi_IN"/>
+        </w:rPr>
+      </w:r>
+      <w:r>
+        <w:rPr>
+          <w:lang w:val="hi_IN" w:bidi="hi_IN"/>
+        </w:rPr>
+      </w:r>
+    </w:p>
+    <w:p>
+      <w:pPr/>
+      <w:r>
+        <w:rPr>
+          <w:lang w:val="hi_IN" w:bidi="hi_IN"/>
+        </w:rPr>
+      </w:r>
     </w:p>
     <w:p>
       <w:pPr>
         <w:pStyle w:val="Heading2"/>
       </w:pPr>
       <w:r>
+        <w:rPr>
+          <w:lang w:val="hi_IN" w:bidi="hi_IN"/>
+        </w:rPr>
         <w:t>3 यूहन्ना 1:4 (#4)</w:t>
       </w:r>
-      <w:r/>
-    </w:p>
-    <w:p>
-      <w:r/>
-      <w:r>
-        <w:rPr>
-          <w:b/>
+      <w:r>
+        <w:rPr>
+          <w:lang w:val="hi_IN" w:bidi="hi_IN"/>
+        </w:rPr>
+      </w:r>
+    </w:p>
+    <w:p>
+      <w:pPr/>
+      <w:r>
+        <w:rPr>
+          <w:lang w:val="hi_IN" w:bidi="hi_IN"/>
+        </w:rPr>
+      </w:r>
+      <w:r>
+        <w:rPr>
+          <w:b/>
+          <w:lang w:val="hi_IN" w:bidi="hi_IN"/>
         </w:rPr>
         <w:t>"सत्य में"</w:t>
       </w:r>
     </w:p>
     <w:p>
-      <w:r/>
-      <w:r>
+      <w:pPr/>
+      <w:r>
+        <w:rPr>
+          <w:lang w:val="hi_IN" w:bidi="hi_IN"/>
+        </w:rPr>
+      </w:r>
+      <w:r>
+        <w:rPr>
+          <w:lang w:val="hi_IN" w:bidi="hi_IN"/>
+        </w:rPr>
         <w:t xml:space="preserve">यदि आपकी भाषा में </w:t>
       </w:r>
       <w:r>
         <w:rPr>
           <w:b/>
+          <w:lang w:val="hi_IN" w:bidi="hi_IN"/>
         </w:rPr>
         <w:t>सत्य</w:t>
       </w:r>
       <w:r>
+        <w:rPr>
+          <w:lang w:val="hi_IN" w:bidi="hi_IN"/>
+        </w:rPr>
         <w:t xml:space="preserve"> के विचार के लिए एक भाववाचक संज्ञा का उपयोग नहीं होता है, तो आप उसी विचार को किसी अन्य तरीके से व्यक्त कर सकते हैं। वैकल्पिक अनुवाद: “परमेश्वर के सच्चे मार्गों में”</w:t>
       </w:r>
     </w:p>
     <w:p>
-      <w:r/>
-      <w:r>
+      <w:pPr/>
+      <w:r>
+        <w:rPr>
+          <w:lang w:val="hi_IN" w:bidi="hi_IN"/>
+        </w:rPr>
+      </w:r>
+      <w:r>
+        <w:rPr>
+          <w:lang w:val="hi_IN" w:bidi="hi_IN"/>
+        </w:rPr>
         <w:t xml:space="preserve">देखें: </w:t>
       </w:r>
       <w:r>
+        <w:rPr>
+          <w:lang w:val="hi_IN" w:bidi="hi_IN"/>
+        </w:rPr>
         <w:t>अमूर्त संज्ञाएँ</w:t>
       </w:r>
-      <w:r/>
-      <w:r/>
-    </w:p>
-    <w:p>
-      <w:r/>
+      <w:r>
+        <w:rPr>
+          <w:lang w:val="hi_IN" w:bidi="hi_IN"/>
+        </w:rPr>
+      </w:r>
+      <w:r>
+        <w:rPr>
+          <w:lang w:val="hi_IN" w:bidi="hi_IN"/>
+        </w:rPr>
+      </w:r>
+    </w:p>
+    <w:p>
+      <w:pPr/>
+      <w:r>
+        <w:rPr>
+          <w:lang w:val="hi_IN" w:bidi="hi_IN"/>
+        </w:rPr>
+      </w:r>
     </w:p>
     <w:p>
       <w:pPr>
         <w:pStyle w:val="Heading2"/>
       </w:pPr>
       <w:r>
+        <w:rPr>
+          <w:lang w:val="hi_IN" w:bidi="hi_IN"/>
+        </w:rPr>
         <w:t>3 यूहन्ना 1:5 (#1)</w:t>
       </w:r>
-      <w:r/>
-    </w:p>
-    <w:p>
-      <w:r/>
-      <w:r>
-        <w:rPr>
-          <w:b/>
+      <w:r>
+        <w:rPr>
+          <w:lang w:val="hi_IN" w:bidi="hi_IN"/>
+        </w:rPr>
+      </w:r>
+    </w:p>
+    <w:p>
+      <w:pPr/>
+      <w:r>
+        <w:rPr>
+          <w:lang w:val="hi_IN" w:bidi="hi_IN"/>
+        </w:rPr>
+      </w:r>
+      <w:r>
+        <w:rPr>
+          <w:b/>
+          <w:lang w:val="hi_IN" w:bidi="hi_IN"/>
         </w:rPr>
         <w:t>"भाईयों"</w:t>
       </w:r>
     </w:p>
     <w:p>
-      <w:r/>
-      <w:r>
+      <w:pPr/>
+      <w:r>
+        <w:rPr>
+          <w:lang w:val="hi_IN" w:bidi="hi_IN"/>
+        </w:rPr>
+      </w:r>
+      <w:r>
+        <w:rPr>
+          <w:lang w:val="hi_IN" w:bidi="hi_IN"/>
+        </w:rPr>
         <w:t xml:space="preserve">यूहन्ना </w:t>
       </w:r>
       <w:r>
         <w:rPr>
           <w:b/>
+          <w:lang w:val="hi_IN" w:bidi="hi_IN"/>
         </w:rPr>
         <w:t>भाइयों</w:t>
       </w:r>
       <w:r>
+        <w:rPr>
+          <w:lang w:val="hi_IN" w:bidi="hi_IN"/>
+        </w:rPr>
         <w:t xml:space="preserve"> शब्द का उपयोग उन लोगों के लिए कर रहे हैं जो एक ही विश्वास साझा करते हैं। यदि यह आपकी भाषा में उपयोगी हो, तो आप इसका अर्थ स्पष्ट रूप से बता सकते हैं। वैकल्पिक अनुवाद: “अन्य विश्वासियों”</w:t>
       </w:r>
     </w:p>
     <w:p>
-      <w:r/>
-      <w:r>
+      <w:pPr/>
+      <w:r>
+        <w:rPr>
+          <w:lang w:val="hi_IN" w:bidi="hi_IN"/>
+        </w:rPr>
+      </w:r>
+      <w:r>
+        <w:rPr>
+          <w:lang w:val="hi_IN" w:bidi="hi_IN"/>
+        </w:rPr>
         <w:t xml:space="preserve">देखें: </w:t>
       </w:r>
       <w:r>
+        <w:rPr>
+          <w:lang w:val="hi_IN" w:bidi="hi_IN"/>
+        </w:rPr>
         <w:t>रूपक</w:t>
       </w:r>
-      <w:r/>
-      <w:r/>
-    </w:p>
-    <w:p>
-      <w:r/>
+      <w:r>
+        <w:rPr>
+          <w:lang w:val="hi_IN" w:bidi="hi_IN"/>
+        </w:rPr>
+      </w:r>
+      <w:r>
+        <w:rPr>
+          <w:lang w:val="hi_IN" w:bidi="hi_IN"/>
+        </w:rPr>
+      </w:r>
+    </w:p>
+    <w:p>
+      <w:pPr/>
+      <w:r>
+        <w:rPr>
+          <w:lang w:val="hi_IN" w:bidi="hi_IN"/>
+        </w:rPr>
+      </w:r>
     </w:p>
     <w:p>
       <w:pPr>
         <w:pStyle w:val="Heading2"/>
       </w:pPr>
       <w:r>
+        <w:rPr>
+          <w:lang w:val="hi_IN" w:bidi="hi_IN"/>
+        </w:rPr>
         <w:t>3 यूहन्ना 1:6 (#1)</w:t>
       </w:r>
-      <w:r/>
-    </w:p>
-    <w:p>
-      <w:r/>
-      <w:r>
-        <w:rPr>
-          <w:b/>
+      <w:r>
+        <w:rPr>
+          <w:lang w:val="hi_IN" w:bidi="hi_IN"/>
+        </w:rPr>
+      </w:r>
+    </w:p>
+    <w:p>
+      <w:pPr/>
+      <w:r>
+        <w:rPr>
+          <w:lang w:val="hi_IN" w:bidi="hi_IN"/>
+        </w:rPr>
+      </w:r>
+      <w:r>
+        <w:rPr>
+          <w:b/>
+          <w:lang w:val="hi_IN" w:bidi="hi_IN"/>
         </w:rPr>
         <w:t>"आपका प्रेम"</w:t>
       </w:r>
     </w:p>
     <w:p>
-      <w:r/>
-      <w:r>
+      <w:pPr/>
+      <w:r>
+        <w:rPr>
+          <w:lang w:val="hi_IN" w:bidi="hi_IN"/>
+        </w:rPr>
+      </w:r>
+      <w:r>
+        <w:rPr>
+          <w:lang w:val="hi_IN" w:bidi="hi_IN"/>
+        </w:rPr>
         <w:t xml:space="preserve">यदि आपकी भाषा में </w:t>
       </w:r>
       <w:r>
         <w:rPr>
           <w:b/>
+          <w:lang w:val="hi_IN" w:bidi="hi_IN"/>
         </w:rPr>
         <w:t>प्रेम</w:t>
       </w:r>
       <w:r>
+        <w:rPr>
+          <w:lang w:val="hi_IN" w:bidi="hi_IN"/>
+        </w:rPr>
         <w:t xml:space="preserve"> के विचार के लिए एक भाववाचक संज्ञा का उपयोग नहीं होता है, तो आप उसी विचार को किसी अन्य तरीके से व्यक्त कर सकते हैं। वैकल्पिक अनुवाद: "कि आप उनसे प्रेम करते हैं"</w:t>
       </w:r>
     </w:p>
     <w:p>
-      <w:r/>
-      <w:r>
+      <w:pPr/>
+      <w:r>
+        <w:rPr>
+          <w:lang w:val="hi_IN" w:bidi="hi_IN"/>
+        </w:rPr>
+      </w:r>
+      <w:r>
+        <w:rPr>
+          <w:lang w:val="hi_IN" w:bidi="hi_IN"/>
+        </w:rPr>
         <w:t xml:space="preserve">देखें: </w:t>
       </w:r>
       <w:r>
+        <w:rPr>
+          <w:lang w:val="hi_IN" w:bidi="hi_IN"/>
+        </w:rPr>
         <w:t>अमूर्त संज्ञाएं</w:t>
       </w:r>
-      <w:r/>
-      <w:r/>
-    </w:p>
-    <w:p>
-      <w:r/>
+      <w:r>
+        <w:rPr>
+          <w:lang w:val="hi_IN" w:bidi="hi_IN"/>
+        </w:rPr>
+      </w:r>
+      <w:r>
+        <w:rPr>
+          <w:lang w:val="hi_IN" w:bidi="hi_IN"/>
+        </w:rPr>
+      </w:r>
+    </w:p>
+    <w:p>
+      <w:pPr/>
+      <w:r>
+        <w:rPr>
+          <w:lang w:val="hi_IN" w:bidi="hi_IN"/>
+        </w:rPr>
+      </w:r>
     </w:p>
     <w:p>
       <w:pPr>
         <w:pStyle w:val="Heading2"/>
       </w:pPr>
       <w:r>
+        <w:rPr>
+          <w:lang w:val="hi_IN" w:bidi="hi_IN"/>
+        </w:rPr>
         <w:t>3 यूहन्ना 1:6 (#2)</w:t>
       </w:r>
-      <w:r/>
-    </w:p>
-    <w:p>
-      <w:r/>
-      <w:r>
-        <w:rPr>
-          <w:b/>
+      <w:r>
+        <w:rPr>
+          <w:lang w:val="hi_IN" w:bidi="hi_IN"/>
+        </w:rPr>
+      </w:r>
+    </w:p>
+    <w:p>
+      <w:pPr/>
+      <w:r>
+        <w:rPr>
+          <w:lang w:val="hi_IN" w:bidi="hi_IN"/>
+        </w:rPr>
+      </w:r>
+      <w:r>
+        <w:rPr>
+          <w:b/>
+          <w:lang w:val="hi_IN" w:bidi="hi_IN"/>
         </w:rPr>
         <w:t>"विदा करना"</w:t>
       </w:r>
     </w:p>
     <w:p>
-      <w:r/>
-      <w:r>
+      <w:pPr/>
+      <w:r>
+        <w:rPr>
+          <w:lang w:val="hi_IN" w:bidi="hi_IN"/>
+        </w:rPr>
+      </w:r>
+      <w:r>
+        <w:rPr>
+          <w:lang w:val="hi_IN" w:bidi="hi_IN"/>
+        </w:rPr>
         <w:t xml:space="preserve">यहाँ, </w:t>
       </w:r>
       <w:r>
         <w:rPr>
           <w:b/>
+          <w:lang w:val="hi_IN" w:bidi="hi_IN"/>
         </w:rPr>
         <w:t>विदा करना</w:t>
       </w:r>
       <w:r>
+        <w:rPr>
+          <w:lang w:val="hi_IN" w:bidi="hi_IN"/>
+        </w:rPr>
         <w:t xml:space="preserve"> एक मुहावरा है जिसका अर्थ है यात्रा के लिए लोगों को उनकी आवश्यकता की चीजें प्रदान करना। यदि इस वाक्यांश का आपकी भाषा में यह अर्थ नहीं है, तो आप अपनी भाषा का ऐसा मुहावरा उपयोग कर सकते हैं जिसका यह अर्थ हो या अर्थ को सीधे तौर पर बता सकते हैं। वैकल्पिक अनुवाद: "उनकी यात्रा के लिए आवश्यक चीजों की आपूर्ति करना"</w:t>
       </w:r>
     </w:p>
     <w:p>
-      <w:r/>
-      <w:r>
+      <w:pPr/>
+      <w:r>
+        <w:rPr>
+          <w:lang w:val="hi_IN" w:bidi="hi_IN"/>
+        </w:rPr>
+      </w:r>
+      <w:r>
+        <w:rPr>
+          <w:lang w:val="hi_IN" w:bidi="hi_IN"/>
+        </w:rPr>
         <w:t xml:space="preserve">देखें: </w:t>
       </w:r>
       <w:r>
+        <w:rPr>
+          <w:lang w:val="hi_IN" w:bidi="hi_IN"/>
+        </w:rPr>
         <w:t>मुहावरा</w:t>
       </w:r>
-      <w:r/>
-      <w:r/>
-    </w:p>
-    <w:p>
-      <w:r/>
+      <w:r>
+        <w:rPr>
+          <w:lang w:val="hi_IN" w:bidi="hi_IN"/>
+        </w:rPr>
+      </w:r>
+      <w:r>
+        <w:rPr>
+          <w:lang w:val="hi_IN" w:bidi="hi_IN"/>
+        </w:rPr>
+      </w:r>
+    </w:p>
+    <w:p>
+      <w:pPr/>
+      <w:r>
+        <w:rPr>
+          <w:lang w:val="hi_IN" w:bidi="hi_IN"/>
+        </w:rPr>
+      </w:r>
     </w:p>
     <w:p>
       <w:pPr>
         <w:pStyle w:val="Heading2"/>
       </w:pPr>
       <w:r>
+        <w:rPr>
+          <w:lang w:val="hi_IN" w:bidi="hi_IN"/>
+        </w:rPr>
         <w:t>3 यूहन्ना 1:6–7 (#1)</w:t>
       </w:r>
-      <w:r/>
-    </w:p>
-    <w:p>
-      <w:r/>
-      <w:r>
-        <w:rPr>
-          <w:b/>
+      <w:r>
+        <w:rPr>
+          <w:lang w:val="hi_IN" w:bidi="hi_IN"/>
+        </w:rPr>
+      </w:r>
+    </w:p>
+    <w:p>
+      <w:pPr/>
+      <w:r>
+        <w:rPr>
+          <w:lang w:val="hi_IN" w:bidi="hi_IN"/>
+        </w:rPr>
+      </w:r>
+      <w:r>
+        <w:rPr>
+          <w:b/>
+          <w:lang w:val="hi_IN" w:bidi="hi_IN"/>
         </w:rPr>
         <w:t>"आप उन्हें परमेश्वर के योग्य भेज कर अच्छा करेंगे"</w:t>
       </w:r>
       <w:r>
+        <w:rPr>
+          <w:lang w:val="hi_IN" w:bidi="hi_IN"/>
+        </w:rPr>
         <w:t xml:space="preserve"> - </w:t>
       </w:r>
       <w:r>
         <w:rPr>
           <w:b/>
+          <w:lang w:val="hi_IN" w:bidi="hi_IN"/>
         </w:rPr>
         <w:t>"क्योंकि वे नाम के खातिर निकले, और अन्यजातियों से कुछ भी प्राप्त नहीं किया"</w:t>
       </w:r>
     </w:p>
     <w:p>
-      <w:r/>
-      <w:r>
+      <w:pPr/>
+      <w:r>
+        <w:rPr>
+          <w:lang w:val="hi_IN" w:bidi="hi_IN"/>
+        </w:rPr>
+      </w:r>
+      <w:r>
+        <w:rPr>
+          <w:lang w:val="hi_IN" w:bidi="hi_IN"/>
+        </w:rPr>
         <w:t>यदि आपकी भाषा में यह अधिक स्वाभाविक हो, तो आप इन वाक्यांशों के क्रम को उलट सकते हैं, क्योंकि दूसरा वाक्यांश उस क्रिया का कारण बताता है जिसे पहला वाक्यांश वर्णित करता है। यदि आप ऐसा करते हैं, तो आपको पद 6 और 7 को मिलाने के लिए एक पद पुल बनाना होगा, जैसा कि 3 यूहन्ना की प्रस्तावना में वर्णित है। यहाँ एक नया वाक्य शुरू करना सहायक हो सकता है। वैकल्पिक अनुवाद: "क्योंकि वे नाम के लिए निकले, अन्यजातियों से कुछ भी स्वीकार नहीं किया, आप उन्हें परमेश्वर के योग्य तरीके से भेजने में अच्छा करेंगे"</w:t>
       </w:r>
     </w:p>
     <w:p>
-      <w:r/>
-      <w:r>
+      <w:pPr/>
+      <w:r>
+        <w:rPr>
+          <w:lang w:val="hi_IN" w:bidi="hi_IN"/>
+        </w:rPr>
+      </w:r>
+      <w:r>
+        <w:rPr>
+          <w:lang w:val="hi_IN" w:bidi="hi_IN"/>
+        </w:rPr>
         <w:t xml:space="preserve">देखें: </w:t>
       </w:r>
       <w:r>
+        <w:rPr>
+          <w:lang w:val="hi_IN" w:bidi="hi_IN"/>
+        </w:rPr>
         <w:t>जोड़ना— कारण-और-परिणाम संबंध</w:t>
       </w:r>
-      <w:r/>
-      <w:r/>
-    </w:p>
-    <w:p>
-      <w:r/>
+      <w:r>
+        <w:rPr>
+          <w:lang w:val="hi_IN" w:bidi="hi_IN"/>
+        </w:rPr>
+      </w:r>
+      <w:r>
+        <w:rPr>
+          <w:lang w:val="hi_IN" w:bidi="hi_IN"/>
+        </w:rPr>
+      </w:r>
+    </w:p>
+    <w:p>
+      <w:pPr/>
+      <w:r>
+        <w:rPr>
+          <w:lang w:val="hi_IN" w:bidi="hi_IN"/>
+        </w:rPr>
+      </w:r>
     </w:p>
     <w:p>
       <w:pPr>
         <w:pStyle w:val="Heading2"/>
       </w:pPr>
       <w:r>
+        <w:rPr>
+          <w:lang w:val="hi_IN" w:bidi="hi_IN"/>
+        </w:rPr>
         <w:t>3 यूहन्ना 1:7 (#1)</w:t>
       </w:r>
-      <w:r/>
-    </w:p>
-    <w:p>
-      <w:r/>
-      <w:r>
-        <w:rPr>
-          <w:b/>
+      <w:r>
+        <w:rPr>
+          <w:lang w:val="hi_IN" w:bidi="hi_IN"/>
+        </w:rPr>
+      </w:r>
+    </w:p>
+    <w:p>
+      <w:pPr/>
+      <w:r>
+        <w:rPr>
+          <w:lang w:val="hi_IN" w:bidi="hi_IN"/>
+        </w:rPr>
+      </w:r>
+      <w:r>
+        <w:rPr>
+          <w:b/>
+          <w:lang w:val="hi_IN" w:bidi="hi_IN"/>
         </w:rPr>
         <w:t>"नाम के खातिर"</w:t>
       </w:r>
     </w:p>
     <w:p>
-      <w:r/>
-      <w:r>
+      <w:pPr/>
+      <w:r>
+        <w:rPr>
+          <w:lang w:val="hi_IN" w:bidi="hi_IN"/>
+        </w:rPr>
+      </w:r>
+      <w:r>
+        <w:rPr>
+          <w:lang w:val="hi_IN" w:bidi="hi_IN"/>
+        </w:rPr>
         <w:t xml:space="preserve">यूहन्ना विशेष रूप से यीशु के नाम का उल्लेख कर रहे हैं। वह साहचर्य द्वारा </w:t>
       </w:r>
       <w:r>
         <w:rPr>
           <w:b/>
+          <w:lang w:val="hi_IN" w:bidi="hi_IN"/>
         </w:rPr>
         <w:t xml:space="preserve">नाम </w:t>
       </w:r>
       <w:r>
+        <w:rPr>
+          <w:lang w:val="hi_IN" w:bidi="hi_IN"/>
+        </w:rPr>
         <w:t>शब्द का प्रयोग स्वयं यीशु के अर्थ में कर रहा है। यदि आपकी भाषा में यह सहायक हो, तो आप अर्थ को स्पष्ट रूप से बता सकते हैं। वैकल्पिक अनुवाद: "लोगों को यीशु के बारे में बताना"</w:t>
       </w:r>
     </w:p>
     <w:p>
-      <w:r/>
-      <w:r>
+      <w:pPr/>
+      <w:r>
+        <w:rPr>
+          <w:lang w:val="hi_IN" w:bidi="hi_IN"/>
+        </w:rPr>
+      </w:r>
+      <w:r>
+        <w:rPr>
+          <w:lang w:val="hi_IN" w:bidi="hi_IN"/>
+        </w:rPr>
         <w:t xml:space="preserve">देखें: </w:t>
       </w:r>
       <w:r>
+        <w:rPr>
+          <w:lang w:val="hi_IN" w:bidi="hi_IN"/>
+        </w:rPr>
         <w:t>लक्षणा</w:t>
       </w:r>
-      <w:r/>
-      <w:r/>
-    </w:p>
-    <w:p>
-      <w:r/>
+      <w:r>
+        <w:rPr>
+          <w:lang w:val="hi_IN" w:bidi="hi_IN"/>
+        </w:rPr>
+      </w:r>
+      <w:r>
+        <w:rPr>
+          <w:lang w:val="hi_IN" w:bidi="hi_IN"/>
+        </w:rPr>
+      </w:r>
+    </w:p>
+    <w:p>
+      <w:pPr/>
+      <w:r>
+        <w:rPr>
+          <w:lang w:val="hi_IN" w:bidi="hi_IN"/>
+        </w:rPr>
+      </w:r>
     </w:p>
     <w:p>
       <w:pPr>
         <w:pStyle w:val="Heading2"/>
       </w:pPr>
       <w:r>
+        <w:rPr>
+          <w:lang w:val="hi_IN" w:bidi="hi_IN"/>
+        </w:rPr>
         <w:t>3 यूहन्ना 1:7 (#2)</w:t>
       </w:r>
-      <w:r/>
-    </w:p>
-    <w:p>
-      <w:r/>
-      <w:r>
-        <w:rPr>
-          <w:b/>
+      <w:r>
+        <w:rPr>
+          <w:lang w:val="hi_IN" w:bidi="hi_IN"/>
+        </w:rPr>
+      </w:r>
+    </w:p>
+    <w:p>
+      <w:pPr/>
+      <w:r>
+        <w:rPr>
+          <w:lang w:val="hi_IN" w:bidi="hi_IN"/>
+        </w:rPr>
+      </w:r>
+      <w:r>
+        <w:rPr>
+          <w:b/>
+          <w:lang w:val="hi_IN" w:bidi="hi_IN"/>
         </w:rPr>
         <w:t>"अन्यजातियों से कुछ भी प्राप्त नहीं करना"</w:t>
       </w:r>
     </w:p>
     <w:p>
-      <w:r/>
-      <w:r>
+      <w:pPr/>
+      <w:r>
+        <w:rPr>
+          <w:lang w:val="hi_IN" w:bidi="hi_IN"/>
+        </w:rPr>
+      </w:r>
+      <w:r>
+        <w:rPr>
+          <w:lang w:val="hi_IN" w:bidi="hi_IN"/>
+        </w:rPr>
         <w:t xml:space="preserve">यूहन्ना मानता है कि गयुस समझ जाएगा कि उसका मतलब </w:t>
       </w:r>
       <w:r>
         <w:rPr>
           <w:b/>
+          <w:lang w:val="hi_IN" w:bidi="hi_IN"/>
         </w:rPr>
         <w:t>अन्यजातियों से कुछ भी प्राप्त न करना</w:t>
       </w:r>
       <w:r>
+        <w:rPr>
+          <w:lang w:val="hi_IN" w:bidi="hi_IN"/>
+        </w:rPr>
         <w:t xml:space="preserve"> क्या है। यदि यह आपके पाठकों के लिए सहायक होगा, तो आप इसे स्पष्ट रूप से इंगित कर सकते हैं। इसका मतलब हो सकता है: (1) कि यात्रा करने वाले विश्वासियों ने अविश्वासियों से कोई मदद स्वीकार न करने का संकल्प लिया था। वैकल्पिक अनुवाद: "और उन्होंने अविश्वासियों से कोई मदद स्वीकार न करने का संकल्प लिया है" (2) कि जो लोग यीशु में विश्वास नहीं करते थे, वे इन यात्रा करने वाले विश्वासियों की मदद नहीं करेंगे। वैकल्पिक अनुवाद: "और कोई अविश्वासी उनकी सहायता नहीं कर रहे हैं"</w:t>
       </w:r>
     </w:p>
     <w:p>
-      <w:r/>
-      <w:r>
+      <w:pPr/>
+      <w:r>
+        <w:rPr>
+          <w:lang w:val="hi_IN" w:bidi="hi_IN"/>
+        </w:rPr>
+      </w:r>
+      <w:r>
+        <w:rPr>
+          <w:lang w:val="hi_IN" w:bidi="hi_IN"/>
+        </w:rPr>
         <w:t xml:space="preserve">देखें: </w:t>
       </w:r>
       <w:r>
+        <w:rPr>
+          <w:lang w:val="hi_IN" w:bidi="hi_IN"/>
+        </w:rPr>
         <w:t>अनुमानित ज्ञान और अंतर्निहित जानकारी</w:t>
       </w:r>
-      <w:r/>
-      <w:r/>
-    </w:p>
-    <w:p>
-      <w:r/>
+      <w:r>
+        <w:rPr>
+          <w:lang w:val="hi_IN" w:bidi="hi_IN"/>
+        </w:rPr>
+      </w:r>
+      <w:r>
+        <w:rPr>
+          <w:lang w:val="hi_IN" w:bidi="hi_IN"/>
+        </w:rPr>
+      </w:r>
+    </w:p>
+    <w:p>
+      <w:pPr/>
+      <w:r>
+        <w:rPr>
+          <w:lang w:val="hi_IN" w:bidi="hi_IN"/>
+        </w:rPr>
+      </w:r>
     </w:p>
     <w:p>
       <w:pPr>
         <w:pStyle w:val="Heading2"/>
       </w:pPr>
       <w:r>
+        <w:rPr>
+          <w:lang w:val="hi_IN" w:bidi="hi_IN"/>
+        </w:rPr>
         <w:t>3 यूहन्ना 1:7 (#3)</w:t>
       </w:r>
-      <w:r/>
-    </w:p>
-    <w:p>
-      <w:r/>
-      <w:r>
-        <w:rPr>
-          <w:b/>
+      <w:r>
+        <w:rPr>
+          <w:lang w:val="hi_IN" w:bidi="hi_IN"/>
+        </w:rPr>
+      </w:r>
+    </w:p>
+    <w:p>
+      <w:pPr/>
+      <w:r>
+        <w:rPr>
+          <w:lang w:val="hi_IN" w:bidi="hi_IN"/>
+        </w:rPr>
+      </w:r>
+      <w:r>
+        <w:rPr>
+          <w:b/>
+          <w:lang w:val="hi_IN" w:bidi="hi_IN"/>
         </w:rPr>
         <w:t>"अन्यजातियों"</w:t>
       </w:r>
     </w:p>
     <w:p>
-      <w:r/>
-      <w:r>
+      <w:pPr/>
+      <w:r>
+        <w:rPr>
+          <w:lang w:val="hi_IN" w:bidi="hi_IN"/>
+        </w:rPr>
+      </w:r>
+      <w:r>
+        <w:rPr>
+          <w:lang w:val="hi_IN" w:bidi="hi_IN"/>
+        </w:rPr>
         <w:t xml:space="preserve">यहाँ, </w:t>
       </w:r>
       <w:r>
         <w:rPr>
           <w:b/>
+          <w:lang w:val="hi_IN" w:bidi="hi_IN"/>
         </w:rPr>
         <w:t>अन्यजातियों</w:t>
       </w:r>
       <w:r>
+        <w:rPr>
+          <w:lang w:val="hi_IN" w:bidi="hi_IN"/>
+        </w:rPr>
         <w:t xml:space="preserve"> का मतलब उन लोगों से नहीं है जो यहूदी नहीं हैं। यहाँ अन्यजातियों का मतलब उन सभी लोगों को संदर्भित करता है जो यीशु पर विश्वास नहीं करते। वैकल्पिक अनुवाद: “अविश्वासी”</w:t>
       </w:r>
     </w:p>
     <w:p>
-      <w:r/>
-      <w:r>
+      <w:pPr/>
+      <w:r>
+        <w:rPr>
+          <w:lang w:val="hi_IN" w:bidi="hi_IN"/>
+        </w:rPr>
+      </w:r>
+      <w:r>
+        <w:rPr>
+          <w:lang w:val="hi_IN" w:bidi="hi_IN"/>
+        </w:rPr>
         <w:t xml:space="preserve">देखें: </w:t>
       </w:r>
       <w:r>
+        <w:rPr>
+          <w:lang w:val="hi_IN" w:bidi="hi_IN"/>
+        </w:rPr>
         <w:t>अनुमानित ज्ञान और अंतर्निहित जानकारी</w:t>
       </w:r>
-      <w:r/>
-      <w:r/>
-    </w:p>
-    <w:p>
-      <w:r/>
+      <w:r>
+        <w:rPr>
+          <w:lang w:val="hi_IN" w:bidi="hi_IN"/>
+        </w:rPr>
+      </w:r>
+      <w:r>
+        <w:rPr>
+          <w:lang w:val="hi_IN" w:bidi="hi_IN"/>
+        </w:rPr>
+      </w:r>
+    </w:p>
+    <w:p>
+      <w:pPr/>
+      <w:r>
+        <w:rPr>
+          <w:lang w:val="hi_IN" w:bidi="hi_IN"/>
+        </w:rPr>
+      </w:r>
     </w:p>
     <w:p>
       <w:pPr>
         <w:pStyle w:val="Heading2"/>
       </w:pPr>
       <w:r>
+        <w:rPr>
+          <w:lang w:val="hi_IN" w:bidi="hi_IN"/>
+        </w:rPr>
         <w:t>3 यूहन्ना 1:8 (#1)</w:t>
       </w:r>
-      <w:r/>
-    </w:p>
-    <w:p>
-      <w:r/>
-      <w:r>
-        <w:rPr>
-          <w:b/>
+      <w:r>
+        <w:rPr>
+          <w:lang w:val="hi_IN" w:bidi="hi_IN"/>
+        </w:rPr>
+      </w:r>
+    </w:p>
+    <w:p>
+      <w:pPr/>
+      <w:r>
+        <w:rPr>
+          <w:lang w:val="hi_IN" w:bidi="hi_IN"/>
+        </w:rPr>
+      </w:r>
+      <w:r>
+        <w:rPr>
+          <w:b/>
+          <w:lang w:val="hi_IN" w:bidi="hi_IN"/>
         </w:rPr>
         <w:t>"इसलिए"</w:t>
       </w:r>
     </w:p>
     <w:p>
-      <w:r/>
-      <w:r>
+      <w:pPr/>
+      <w:r>
+        <w:rPr>
+          <w:lang w:val="hi_IN" w:bidi="hi_IN"/>
+        </w:rPr>
+      </w:r>
+      <w:r>
+        <w:rPr>
+          <w:lang w:val="hi_IN" w:bidi="hi_IN"/>
+        </w:rPr>
         <w:t xml:space="preserve">यूहन्ना ने पिछले पद के अंत में दिए गए कारण से जो परिणाम निकलना चाहिए उसे प्रस्तुत करने के लिए </w:t>
       </w:r>
       <w:r>
         <w:rPr>
           <w:b/>
+          <w:lang w:val="hi_IN" w:bidi="hi_IN"/>
         </w:rPr>
         <w:t>इसलिए</w:t>
       </w:r>
       <w:r>
+        <w:rPr>
+          <w:lang w:val="hi_IN" w:bidi="hi_IN"/>
+        </w:rPr>
         <w:t xml:space="preserve"> शब्द का प्रयोग कर रहा है। क्योंकि </w:t>
       </w:r>
       <w:r>
         <w:rPr>
           <w:b/>
+          <w:lang w:val="hi_IN" w:bidi="hi_IN"/>
         </w:rPr>
         <w:t>ऐसे लोग</w:t>
       </w:r>
       <w:r>
+        <w:rPr>
+          <w:lang w:val="hi_IN" w:bidi="hi_IN"/>
+        </w:rPr>
         <w:t xml:space="preserve"> “अन्यजातियों” (पद 7) से कुछ भी स्वीकार नहीं कर रहे हैं, विश्वासियों को उनकी मदद करनी चाहिए। अपने भाषा में ऐसा एक संयोजक शब्द का उपयोग करें जो इस संबंध को स्पष्ट करता है। वैकल्पिक अनुवाद: “यही कारण है”</w:t>
       </w:r>
     </w:p>
     <w:p>
-      <w:r/>
-      <w:r>
+      <w:pPr/>
+      <w:r>
+        <w:rPr>
+          <w:lang w:val="hi_IN" w:bidi="hi_IN"/>
+        </w:rPr>
+      </w:r>
+      <w:r>
+        <w:rPr>
+          <w:lang w:val="hi_IN" w:bidi="hi_IN"/>
+        </w:rPr>
         <w:t xml:space="preserve">देखें: </w:t>
       </w:r>
       <w:r>
+        <w:rPr>
+          <w:lang w:val="hi_IN" w:bidi="hi_IN"/>
+        </w:rPr>
         <w:t>जोड़ना — कारण-और-परिणाम संबंध</w:t>
       </w:r>
-      <w:r/>
-      <w:r/>
-    </w:p>
-    <w:p>
-      <w:r/>
+      <w:r>
+        <w:rPr>
+          <w:lang w:val="hi_IN" w:bidi="hi_IN"/>
+        </w:rPr>
+      </w:r>
+      <w:r>
+        <w:rPr>
+          <w:lang w:val="hi_IN" w:bidi="hi_IN"/>
+        </w:rPr>
+      </w:r>
+    </w:p>
+    <w:p>
+      <w:pPr/>
+      <w:r>
+        <w:rPr>
+          <w:lang w:val="hi_IN" w:bidi="hi_IN"/>
+        </w:rPr>
+      </w:r>
     </w:p>
     <w:p>
       <w:pPr>
         <w:pStyle w:val="Heading2"/>
       </w:pPr>
       <w:r>
+        <w:rPr>
+          <w:lang w:val="hi_IN" w:bidi="hi_IN"/>
+        </w:rPr>
         <w:t>3 यूहन्ना 1:8 (#2)</w:t>
       </w:r>
-      <w:r/>
-    </w:p>
-    <w:p>
-      <w:r/>
-      <w:r>
-        <w:rPr>
-          <w:b/>
+      <w:r>
+        <w:rPr>
+          <w:lang w:val="hi_IN" w:bidi="hi_IN"/>
+        </w:rPr>
+      </w:r>
+    </w:p>
+    <w:p>
+      <w:pPr/>
+      <w:r>
+        <w:rPr>
+          <w:lang w:val="hi_IN" w:bidi="hi_IN"/>
+        </w:rPr>
+      </w:r>
+      <w:r>
+        <w:rPr>
+          <w:b/>
+          <w:lang w:val="hi_IN" w:bidi="hi_IN"/>
         </w:rPr>
         <w:t>"हमें स्वयं समर्थन करना चाहिए"</w:t>
       </w:r>
     </w:p>
     <w:p>
-      <w:r/>
-      <w:r>
+      <w:pPr/>
+      <w:r>
+        <w:rPr>
+          <w:lang w:val="hi_IN" w:bidi="hi_IN"/>
+        </w:rPr>
+      </w:r>
+      <w:r>
+        <w:rPr>
+          <w:lang w:val="hi_IN" w:bidi="hi_IN"/>
+        </w:rPr>
         <w:t xml:space="preserve">यूहन्ना सर्वनाम </w:t>
       </w:r>
       <w:r>
         <w:rPr>
           <w:b/>
+          <w:lang w:val="hi_IN" w:bidi="hi_IN"/>
         </w:rPr>
         <w:t>हमें</w:t>
       </w:r>
       <w:r>
+        <w:rPr>
+          <w:lang w:val="hi_IN" w:bidi="hi_IN"/>
+        </w:rPr>
         <w:t xml:space="preserve"> का उल्लेख कर रहा है, जिसका अर्थ पहले से ही क्रिया में अनुवादित </w:t>
       </w:r>
       <w:r>
         <w:rPr>
           <w:b/>
+          <w:lang w:val="hi_IN" w:bidi="hi_IN"/>
         </w:rPr>
         <w:t>चाहिए</w:t>
       </w:r>
       <w:r>
+        <w:rPr>
+          <w:lang w:val="hi_IN" w:bidi="hi_IN"/>
+        </w:rPr>
         <w:t xml:space="preserve"> में मौजूद है, इसे जोर देने के लिए। यदि आपकी भाषा में जोर देने के लिए निहित सर्वनामों को स्पष्ट रूप से कहा जा सकता है, तो आप अपने अनुवाद में इस निर्माण का उपयोग कर सकते हैं। अन्य भाषाओं में इस जोर को उजागर करने के अन्य तरीके हो सकते हैं। यू एल टी ऐसा करके जोर देने वाले सर्वनाम </w:t>
       </w:r>
       <w:r>
         <w:rPr>
           <w:b/>
+          <w:lang w:val="hi_IN" w:bidi="hi_IN"/>
         </w:rPr>
         <w:t>खुद</w:t>
       </w:r>
       <w:r>
+        <w:rPr>
+          <w:lang w:val="hi_IN" w:bidi="hi_IN"/>
+        </w:rPr>
         <w:t xml:space="preserve"> का उपयोग करता है। वैकल्पिक अनुवाद: “हमें निश्चित रूप से स्वागत करना चाहिए”</w:t>
       </w:r>
     </w:p>
     <w:p>
-      <w:r/>
-      <w:r>
+      <w:pPr/>
+      <w:r>
+        <w:rPr>
+          <w:lang w:val="hi_IN" w:bidi="hi_IN"/>
+        </w:rPr>
+      </w:r>
+      <w:r>
+        <w:rPr>
+          <w:lang w:val="hi_IN" w:bidi="hi_IN"/>
+        </w:rPr>
         <w:t xml:space="preserve">देखें: </w:t>
       </w:r>
       <w:r>
+        <w:rPr>
+          <w:lang w:val="hi_IN" w:bidi="hi_IN"/>
+        </w:rPr>
         <w:t>सर्वनाम — उनका उपयोग कब करें</w:t>
       </w:r>
-      <w:r/>
-      <w:r/>
-    </w:p>
-    <w:p>
-      <w:r/>
+      <w:r>
+        <w:rPr>
+          <w:lang w:val="hi_IN" w:bidi="hi_IN"/>
+        </w:rPr>
+      </w:r>
+      <w:r>
+        <w:rPr>
+          <w:lang w:val="hi_IN" w:bidi="hi_IN"/>
+        </w:rPr>
+      </w:r>
+    </w:p>
+    <w:p>
+      <w:pPr/>
+      <w:r>
+        <w:rPr>
+          <w:lang w:val="hi_IN" w:bidi="hi_IN"/>
+        </w:rPr>
+      </w:r>
     </w:p>
     <w:p>
       <w:pPr>
         <w:pStyle w:val="Heading2"/>
       </w:pPr>
       <w:r>
+        <w:rPr>
+          <w:lang w:val="hi_IN" w:bidi="hi_IN"/>
+        </w:rPr>
         <w:t>3 यूहन्ना 1:8 (#3)</w:t>
       </w:r>
-      <w:r/>
-    </w:p>
-    <w:p>
-      <w:r/>
-      <w:r>
-        <w:rPr>
-          <w:b/>
+      <w:r>
+        <w:rPr>
+          <w:lang w:val="hi_IN" w:bidi="hi_IN"/>
+        </w:rPr>
+      </w:r>
+    </w:p>
+    <w:p>
+      <w:pPr/>
+      <w:r>
+        <w:rPr>
+          <w:lang w:val="hi_IN" w:bidi="hi_IN"/>
+        </w:rPr>
+      </w:r>
+      <w:r>
+        <w:rPr>
+          <w:b/>
+          <w:lang w:val="hi_IN" w:bidi="hi_IN"/>
         </w:rPr>
         <w:t>"हमें खुद ही चाहिए"</w:t>
       </w:r>
     </w:p>
     <w:p>
-      <w:r/>
-      <w:r>
+      <w:pPr/>
+      <w:r>
+        <w:rPr>
+          <w:lang w:val="hi_IN" w:bidi="hi_IN"/>
+        </w:rPr>
+      </w:r>
+      <w:r>
+        <w:rPr>
+          <w:lang w:val="hi_IN" w:bidi="hi_IN"/>
+        </w:rPr>
         <w:t xml:space="preserve">यूहन्ना उन शब्दों का उपयोग गयुस, खुद और सभी विश्वासियों को संदर्भित कर रहा है जिनका अनुवाद </w:t>
       </w:r>
       <w:r>
         <w:rPr>
           <w:b/>
+          <w:lang w:val="hi_IN" w:bidi="hi_IN"/>
         </w:rPr>
         <w:t>हमें</w:t>
       </w:r>
       <w:r>
+        <w:rPr>
+          <w:lang w:val="hi_IN" w:bidi="hi_IN"/>
+        </w:rPr>
         <w:t xml:space="preserve"> और </w:t>
       </w:r>
       <w:r>
         <w:rPr>
           <w:b/>
+          <w:lang w:val="hi_IN" w:bidi="hi_IN"/>
         </w:rPr>
         <w:t>खुद</w:t>
       </w:r>
       <w:r>
+        <w:rPr>
+          <w:lang w:val="hi_IN" w:bidi="hi_IN"/>
+        </w:rPr>
         <w:t xml:space="preserve"> के रूप में किया गया है। इसलिए, उन शब्दों के समावेशी रूपों का उपयोग करें यदि आपकी भाषा उस भेद को चिह्नित करती है।</w:t>
       </w:r>
     </w:p>
     <w:p>
-      <w:r/>
-      <w:r>
+      <w:pPr/>
+      <w:r>
+        <w:rPr>
+          <w:lang w:val="hi_IN" w:bidi="hi_IN"/>
+        </w:rPr>
+      </w:r>
+      <w:r>
+        <w:rPr>
+          <w:lang w:val="hi_IN" w:bidi="hi_IN"/>
+        </w:rPr>
         <w:t xml:space="preserve">देखें: </w:t>
       </w:r>
       <w:r>
+        <w:rPr>
+          <w:lang w:val="hi_IN" w:bidi="hi_IN"/>
+        </w:rPr>
         <w:t>विशेष और समावेशी 'हमें'</w:t>
       </w:r>
-      <w:r/>
-      <w:r/>
-    </w:p>
-    <w:p>
-      <w:r/>
+      <w:r>
+        <w:rPr>
+          <w:lang w:val="hi_IN" w:bidi="hi_IN"/>
+        </w:rPr>
+      </w:r>
+      <w:r>
+        <w:rPr>
+          <w:lang w:val="hi_IN" w:bidi="hi_IN"/>
+        </w:rPr>
+      </w:r>
+    </w:p>
+    <w:p>
+      <w:pPr/>
+      <w:r>
+        <w:rPr>
+          <w:lang w:val="hi_IN" w:bidi="hi_IN"/>
+        </w:rPr>
+      </w:r>
     </w:p>
     <w:p>
       <w:pPr>
         <w:pStyle w:val="Heading2"/>
       </w:pPr>
       <w:r>
+        <w:rPr>
+          <w:lang w:val="hi_IN" w:bidi="hi_IN"/>
+        </w:rPr>
         <w:t>3 यूहन्ना 1:8 (#4)</w:t>
       </w:r>
-      <w:r/>
-    </w:p>
-    <w:p>
-      <w:r/>
-      <w:r>
-        <w:rPr>
-          <w:b/>
+      <w:r>
+        <w:rPr>
+          <w:lang w:val="hi_IN" w:bidi="hi_IN"/>
+        </w:rPr>
+      </w:r>
+    </w:p>
+    <w:p>
+      <w:pPr/>
+      <w:r>
+        <w:rPr>
+          <w:lang w:val="hi_IN" w:bidi="hi_IN"/>
+        </w:rPr>
+      </w:r>
+      <w:r>
+        <w:rPr>
+          <w:b/>
+          <w:lang w:val="hi_IN" w:bidi="hi_IN"/>
         </w:rPr>
         <w:t>"सहायता करना"</w:t>
       </w:r>
     </w:p>
     <w:p>
-      <w:r/>
-      <w:r>
+      <w:pPr/>
+      <w:r>
+        <w:rPr>
+          <w:lang w:val="hi_IN" w:bidi="hi_IN"/>
+        </w:rPr>
+      </w:r>
+      <w:r>
+        <w:rPr>
+          <w:lang w:val="hi_IN" w:bidi="hi_IN"/>
+        </w:rPr>
         <w:t>यूहन्ना मानता है कि गयुस को पता होगा कि जब वह उसे सहायता करने के लिए कहता है, तो उसका मतलब है कि गयुस को अतिथि-सत्कार प्रदान करना चाहिए, जिसमें उनकी यात्रा के लिए आवश्यक चीजें देना शामिल है। यदि यह आपके पाठकों के लिए सहायक हो सकता है तो आप इस जानकारी को शामिल कर सकते हैं। वैकल्पिक अनुवाद: “मदद करना” या “प्रदान करना”</w:t>
       </w:r>
     </w:p>
     <w:p>
-      <w:r/>
-      <w:r>
+      <w:pPr/>
+      <w:r>
+        <w:rPr>
+          <w:lang w:val="hi_IN" w:bidi="hi_IN"/>
+        </w:rPr>
+      </w:r>
+      <w:r>
+        <w:rPr>
+          <w:lang w:val="hi_IN" w:bidi="hi_IN"/>
+        </w:rPr>
         <w:t xml:space="preserve">देखें: </w:t>
       </w:r>
       <w:r>
+        <w:rPr>
+          <w:lang w:val="hi_IN" w:bidi="hi_IN"/>
+        </w:rPr>
         <w:t>अनुमानित ज्ञान और अंतर्निहित जानकारी</w:t>
       </w:r>
-      <w:r/>
-      <w:r/>
-    </w:p>
-    <w:p>
-      <w:r/>
+      <w:r>
+        <w:rPr>
+          <w:lang w:val="hi_IN" w:bidi="hi_IN"/>
+        </w:rPr>
+      </w:r>
+      <w:r>
+        <w:rPr>
+          <w:lang w:val="hi_IN" w:bidi="hi_IN"/>
+        </w:rPr>
+      </w:r>
+    </w:p>
+    <w:p>
+      <w:pPr/>
+      <w:r>
+        <w:rPr>
+          <w:lang w:val="hi_IN" w:bidi="hi_IN"/>
+        </w:rPr>
+      </w:r>
     </w:p>
     <w:p>
       <w:pPr>
         <w:pStyle w:val="Heading2"/>
       </w:pPr>
       <w:r>
+        <w:rPr>
+          <w:lang w:val="hi_IN" w:bidi="hi_IN"/>
+        </w:rPr>
         <w:t>3 यूहन्ना 1:8 (#5)</w:t>
       </w:r>
-      <w:r/>
-    </w:p>
-    <w:p>
-      <w:r/>
-      <w:r>
-        <w:rPr>
-          <w:b/>
+      <w:r>
+        <w:rPr>
+          <w:lang w:val="hi_IN" w:bidi="hi_IN"/>
+        </w:rPr>
+      </w:r>
+    </w:p>
+    <w:p>
+      <w:pPr/>
+      <w:r>
+        <w:rPr>
+          <w:lang w:val="hi_IN" w:bidi="hi_IN"/>
+        </w:rPr>
+      </w:r>
+      <w:r>
+        <w:rPr>
+          <w:b/>
+          <w:lang w:val="hi_IN" w:bidi="hi_IN"/>
         </w:rPr>
         <w:t>"ताकि"</w:t>
       </w:r>
     </w:p>
     <w:p>
-      <w:r/>
-      <w:r>
+      <w:pPr/>
+      <w:r>
+        <w:rPr>
+          <w:lang w:val="hi_IN" w:bidi="hi_IN"/>
+        </w:rPr>
+      </w:r>
+      <w:r>
+        <w:rPr>
+          <w:lang w:val="hi_IN" w:bidi="hi_IN"/>
+        </w:rPr>
         <w:t xml:space="preserve">यहाँ, </w:t>
       </w:r>
       <w:r>
         <w:rPr>
           <w:b/>
+          <w:lang w:val="hi_IN" w:bidi="hi_IN"/>
         </w:rPr>
         <w:t>ताकि</w:t>
       </w:r>
       <w:r>
+        <w:rPr>
+          <w:lang w:val="hi_IN" w:bidi="hi_IN"/>
+        </w:rPr>
         <w:t xml:space="preserve"> यात्रा करने वाले शिक्षकों </w:t>
       </w:r>
       <w:r>
         <w:rPr>
           <w:b/>
+          <w:lang w:val="hi_IN" w:bidi="hi_IN"/>
         </w:rPr>
         <w:t>जैसे लोगों</w:t>
       </w:r>
       <w:r>
+        <w:rPr>
+          <w:lang w:val="hi_IN" w:bidi="hi_IN"/>
+        </w:rPr>
         <w:t xml:space="preserve"> का समर्थन करने के एक लक्ष्य या उद्देश्य के रूप में </w:t>
       </w:r>
       <w:r>
         <w:rPr>
           <w:b/>
+          <w:lang w:val="hi_IN" w:bidi="hi_IN"/>
         </w:rPr>
         <w:t>सहकर्मी बनना</w:t>
       </w:r>
       <w:r>
+        <w:rPr>
+          <w:lang w:val="hi_IN" w:bidi="hi_IN"/>
+        </w:rPr>
         <w:t xml:space="preserve"> को चिह्नित करता है। अपनी भाषा में एक स्वाभाविक तरीका उपयोग करें जो यह स्पष्ट करता है कि यह एक उद्देश्य है। वैकल्पिक अनुवाद: “और इस तरह”</w:t>
       </w:r>
     </w:p>
     <w:p>
-      <w:r/>
-      <w:r>
+      <w:pPr/>
+      <w:r>
+        <w:rPr>
+          <w:lang w:val="hi_IN" w:bidi="hi_IN"/>
+        </w:rPr>
+      </w:r>
+      <w:r>
+        <w:rPr>
+          <w:lang w:val="hi_IN" w:bidi="hi_IN"/>
+        </w:rPr>
         <w:t xml:space="preserve">देखें: </w:t>
       </w:r>
       <w:r>
+        <w:rPr>
+          <w:lang w:val="hi_IN" w:bidi="hi_IN"/>
+        </w:rPr>
         <w:t>जोड़ना — लक्ष्य (उद्देश्य) संबंध</w:t>
       </w:r>
-      <w:r/>
-      <w:r/>
-    </w:p>
-    <w:p>
-      <w:r/>
+      <w:r>
+        <w:rPr>
+          <w:lang w:val="hi_IN" w:bidi="hi_IN"/>
+        </w:rPr>
+      </w:r>
+      <w:r>
+        <w:rPr>
+          <w:lang w:val="hi_IN" w:bidi="hi_IN"/>
+        </w:rPr>
+      </w:r>
+    </w:p>
+    <w:p>
+      <w:pPr/>
+      <w:r>
+        <w:rPr>
+          <w:lang w:val="hi_IN" w:bidi="hi_IN"/>
+        </w:rPr>
+      </w:r>
     </w:p>
     <w:p>
       <w:pPr>
         <w:pStyle w:val="Heading2"/>
       </w:pPr>
       <w:r>
+        <w:rPr>
+          <w:lang w:val="hi_IN" w:bidi="hi_IN"/>
+        </w:rPr>
         <w:t>3 यूहन्ना 1:8 (#6)</w:t>
       </w:r>
-      <w:r/>
-    </w:p>
-    <w:p>
-      <w:r/>
-      <w:r>
-        <w:rPr>
-          <w:b/>
+      <w:r>
+        <w:rPr>
+          <w:lang w:val="hi_IN" w:bidi="hi_IN"/>
+        </w:rPr>
+      </w:r>
+    </w:p>
+    <w:p>
+      <w:pPr/>
+      <w:r>
+        <w:rPr>
+          <w:lang w:val="hi_IN" w:bidi="hi_IN"/>
+        </w:rPr>
+      </w:r>
+      <w:r>
+        <w:rPr>
+          <w:b/>
+          <w:lang w:val="hi_IN" w:bidi="hi_IN"/>
         </w:rPr>
         <w:t>"ताकि हम सत्य के साथ सहकर्मी बन सकें"</w:t>
       </w:r>
     </w:p>
     <w:p>
-      <w:r/>
-      <w:r>
+      <w:pPr/>
+      <w:r>
+        <w:rPr>
+          <w:lang w:val="hi_IN" w:bidi="hi_IN"/>
+        </w:rPr>
+      </w:r>
+      <w:r>
+        <w:rPr>
+          <w:lang w:val="hi_IN" w:bidi="hi_IN"/>
+        </w:rPr>
         <w:t xml:space="preserve">यूहन्ना ऐसे बोल रहा है जैसे </w:t>
       </w:r>
       <w:r>
         <w:rPr>
           <w:b/>
+          <w:lang w:val="hi_IN" w:bidi="hi_IN"/>
         </w:rPr>
         <w:t>सत्य</w:t>
       </w:r>
       <w:r>
+        <w:rPr>
+          <w:lang w:val="hi_IN" w:bidi="hi_IN"/>
+        </w:rPr>
         <w:t xml:space="preserve"> एक जीवित वस्तु हो जिससे वह और उसके साथी मसीह </w:t>
       </w:r>
       <w:r>
         <w:rPr>
           <w:b/>
+          <w:lang w:val="hi_IN" w:bidi="hi_IN"/>
         </w:rPr>
         <w:t>कार्यकर्ता</w:t>
       </w:r>
       <w:r>
+        <w:rPr>
+          <w:lang w:val="hi_IN" w:bidi="hi_IN"/>
+        </w:rPr>
         <w:t xml:space="preserve"> बन सकते हैं। यदि आपकी भाषा में यह सहायक हो, तो आप अर्थ को स्पष्ट रूप से बता सकते हैं। वैकल्पिक अनुवाद: “ताकि हम लोगों को परमेश्वर का सत्य बताने में उनके साथ सहयोग कर सकें”</w:t>
       </w:r>
     </w:p>
     <w:p>
-      <w:r/>
-      <w:r>
+      <w:pPr/>
+      <w:r>
+        <w:rPr>
+          <w:lang w:val="hi_IN" w:bidi="hi_IN"/>
+        </w:rPr>
+      </w:r>
+      <w:r>
+        <w:rPr>
+          <w:lang w:val="hi_IN" w:bidi="hi_IN"/>
+        </w:rPr>
         <w:t xml:space="preserve">देखें: </w:t>
       </w:r>
       <w:r>
+        <w:rPr>
+          <w:lang w:val="hi_IN" w:bidi="hi_IN"/>
+        </w:rPr>
         <w:t>मानवीकरण</w:t>
       </w:r>
-      <w:r/>
-      <w:r/>
-    </w:p>
-    <w:p>
-      <w:r/>
+      <w:r>
+        <w:rPr>
+          <w:lang w:val="hi_IN" w:bidi="hi_IN"/>
+        </w:rPr>
+      </w:r>
+      <w:r>
+        <w:rPr>
+          <w:lang w:val="hi_IN" w:bidi="hi_IN"/>
+        </w:rPr>
+      </w:r>
+    </w:p>
+    <w:p>
+      <w:pPr/>
+      <w:r>
+        <w:rPr>
+          <w:lang w:val="hi_IN" w:bidi="hi_IN"/>
+        </w:rPr>
+      </w:r>
     </w:p>
     <w:p>
       <w:pPr>
         <w:pStyle w:val="Heading2"/>
       </w:pPr>
       <w:r>
+        <w:rPr>
+          <w:lang w:val="hi_IN" w:bidi="hi_IN"/>
+        </w:rPr>
         <w:t>3 यूहन्ना 1:8 (#7)</w:t>
       </w:r>
-      <w:r/>
-    </w:p>
-    <w:p>
-      <w:r/>
-      <w:r>
-        <w:rPr>
-          <w:b/>
+      <w:r>
+        <w:rPr>
+          <w:lang w:val="hi_IN" w:bidi="hi_IN"/>
+        </w:rPr>
+      </w:r>
+    </w:p>
+    <w:p>
+      <w:pPr/>
+      <w:r>
+        <w:rPr>
+          <w:lang w:val="hi_IN" w:bidi="hi_IN"/>
+        </w:rPr>
+      </w:r>
+      <w:r>
+        <w:rPr>
+          <w:b/>
+          <w:lang w:val="hi_IN" w:bidi="hi_IN"/>
         </w:rPr>
         <w:t>"सत्य के साथ"</w:t>
       </w:r>
     </w:p>
     <w:p>
-      <w:r/>
-      <w:r>
+      <w:pPr/>
+      <w:r>
+        <w:rPr>
+          <w:lang w:val="hi_IN" w:bidi="hi_IN"/>
+        </w:rPr>
+      </w:r>
+      <w:r>
+        <w:rPr>
+          <w:lang w:val="hi_IN" w:bidi="hi_IN"/>
+        </w:rPr>
         <w:t xml:space="preserve">यूहन्ना </w:t>
       </w:r>
       <w:r>
         <w:rPr>
           <w:b/>
+          <w:lang w:val="hi_IN" w:bidi="hi_IN"/>
         </w:rPr>
         <w:t>सत्य</w:t>
       </w:r>
       <w:r>
+        <w:rPr>
+          <w:lang w:val="hi_IN" w:bidi="hi_IN"/>
+        </w:rPr>
         <w:t xml:space="preserve"> शब्द का उपयोग किसी ऐसी चीज़ या व्यक्ति का प्रतिनिधित्व करने के लिए कर रहा है जो सत्य से जुड़ा हुआ है। यदि यह आपकी भाषा में सहायक हो, तो आप एक समान अभिव्यक्ति का उपयोग कर सकते हैं या अर्थ को स्पष्ट रूप से बता सकते हैं। इसका मतलब हो सकता है: (1) </w:t>
       </w:r>
       <w:r>
+        <w:rPr>
+          <w:lang w:val="hi_IN" w:bidi="hi_IN"/>
+        </w:rPr>
         <w:t>परमेश्वर कि और से</w:t>
       </w:r>
       <w:r>
+        <w:rPr>
+          <w:lang w:val="hi_IN" w:bidi="hi_IN"/>
+        </w:rPr>
         <w:t xml:space="preserve"> सच्चा संदेश। वैकल्पिक अनुवाद: "</w:t>
       </w:r>
       <w:r>
+        <w:rPr>
+          <w:lang w:val="hi_IN" w:bidi="hi_IN"/>
+        </w:rPr>
         <w:t xml:space="preserve">परमेश्वर </w:t>
       </w:r>
       <w:r>
+        <w:rPr>
+          <w:lang w:val="hi_IN" w:bidi="hi_IN"/>
+        </w:rPr>
         <w:t xml:space="preserve">का सच्चा संदेश" (2) स्वयं </w:t>
       </w:r>
       <w:r>
+        <w:rPr>
+          <w:lang w:val="hi_IN" w:bidi="hi_IN"/>
+        </w:rPr>
         <w:t>परमेश्वर</w:t>
       </w:r>
       <w:r>
+        <w:rPr>
+          <w:lang w:val="hi_IN" w:bidi="hi_IN"/>
+        </w:rPr>
         <w:t xml:space="preserve">, जो सत्य हैं। वैकल्पिक अनुवाद: "सच्चा </w:t>
       </w:r>
       <w:r>
+        <w:rPr>
+          <w:lang w:val="hi_IN" w:bidi="hi_IN"/>
+        </w:rPr>
         <w:t>परमेश्वर</w:t>
       </w:r>
       <w:r>
+        <w:rPr>
+          <w:lang w:val="hi_IN" w:bidi="hi_IN"/>
+        </w:rPr>
         <w:t>"</w:t>
       </w:r>
     </w:p>
     <w:p>
-      <w:r/>
-      <w:r>
+      <w:pPr/>
+      <w:r>
+        <w:rPr>
+          <w:lang w:val="hi_IN" w:bidi="hi_IN"/>
+        </w:rPr>
+      </w:r>
+      <w:r>
+        <w:rPr>
+          <w:lang w:val="hi_IN" w:bidi="hi_IN"/>
+        </w:rPr>
         <w:t xml:space="preserve">देखें: </w:t>
       </w:r>
       <w:r>
+        <w:rPr>
+          <w:lang w:val="hi_IN" w:bidi="hi_IN"/>
+        </w:rPr>
         <w:t>लक्षणालंकार</w:t>
       </w:r>
-      <w:r/>
-      <w:r/>
-    </w:p>
-    <w:p>
-      <w:r/>
+      <w:r>
+        <w:rPr>
+          <w:lang w:val="hi_IN" w:bidi="hi_IN"/>
+        </w:rPr>
+      </w:r>
+      <w:r>
+        <w:rPr>
+          <w:lang w:val="hi_IN" w:bidi="hi_IN"/>
+        </w:rPr>
+      </w:r>
+    </w:p>
+    <w:p>
+      <w:pPr/>
+      <w:r>
+        <w:rPr>
+          <w:lang w:val="hi_IN" w:bidi="hi_IN"/>
+        </w:rPr>
+      </w:r>
     </w:p>
     <w:p>
       <w:pPr>
         <w:pStyle w:val="Heading2"/>
       </w:pPr>
       <w:r>
+        <w:rPr>
+          <w:lang w:val="hi_IN" w:bidi="hi_IN"/>
+        </w:rPr>
         <w:t>3 यूहन्ना 1:9 (#1)</w:t>
       </w:r>
-      <w:r/>
-    </w:p>
-    <w:p>
-      <w:r/>
-      <w:r>
-        <w:rPr>
-          <w:b/>
+      <w:r>
+        <w:rPr>
+          <w:lang w:val="hi_IN" w:bidi="hi_IN"/>
+        </w:rPr>
+      </w:r>
+    </w:p>
+    <w:p>
+      <w:pPr/>
+      <w:r>
+        <w:rPr>
+          <w:lang w:val="hi_IN" w:bidi="hi_IN"/>
+        </w:rPr>
+      </w:r>
+      <w:r>
+        <w:rPr>
+          <w:b/>
+          <w:lang w:val="hi_IN" w:bidi="hi_IN"/>
         </w:rPr>
         <w:t>"कुछ"</w:t>
       </w:r>
     </w:p>
     <w:p>
-      <w:r/>
-      <w:r>
+      <w:pPr/>
+      <w:r>
+        <w:rPr>
+          <w:lang w:val="hi_IN" w:bidi="hi_IN"/>
+        </w:rPr>
+      </w:r>
+      <w:r>
+        <w:rPr>
+          <w:lang w:val="hi_IN" w:bidi="hi_IN"/>
+        </w:rPr>
         <w:t>यूहन्ना ने जो लिखा वह एक पत्र था, संभवतः यात्रा कर रहे मसीह शिक्षकों की मदद के बारे में निर्देश शामिल थे। यदि यह आपके पाठकों के लिए सहायक हो तो आप इस जानकारी को शामिल कर सकते हैं। वैकल्पिक अनुवाद: "इस बारे में एक पत्र"</w:t>
       </w:r>
     </w:p>
     <w:p>
-      <w:r/>
-      <w:r>
+      <w:pPr/>
+      <w:r>
+        <w:rPr>
+          <w:lang w:val="hi_IN" w:bidi="hi_IN"/>
+        </w:rPr>
+      </w:r>
+      <w:r>
+        <w:rPr>
+          <w:lang w:val="hi_IN" w:bidi="hi_IN"/>
+        </w:rPr>
         <w:t xml:space="preserve">देखें: </w:t>
       </w:r>
       <w:r>
+        <w:rPr>
+          <w:lang w:val="hi_IN" w:bidi="hi_IN"/>
+        </w:rPr>
         <w:t>अनुमानित ज्ञान और अंतर्निहित जानकारी</w:t>
       </w:r>
-      <w:r/>
-      <w:r/>
-    </w:p>
-    <w:p>
-      <w:r/>
+      <w:r>
+        <w:rPr>
+          <w:lang w:val="hi_IN" w:bidi="hi_IN"/>
+        </w:rPr>
+      </w:r>
+      <w:r>
+        <w:rPr>
+          <w:lang w:val="hi_IN" w:bidi="hi_IN"/>
+        </w:rPr>
+      </w:r>
+    </w:p>
+    <w:p>
+      <w:pPr/>
+      <w:r>
+        <w:rPr>
+          <w:lang w:val="hi_IN" w:bidi="hi_IN"/>
+        </w:rPr>
+      </w:r>
     </w:p>
     <w:p>
       <w:pPr>
         <w:pStyle w:val="Heading2"/>
       </w:pPr>
       <w:r>
+        <w:rPr>
+          <w:lang w:val="hi_IN" w:bidi="hi_IN"/>
+        </w:rPr>
         <w:t>3 यूहन्ना 1:9 (#2)</w:t>
       </w:r>
-      <w:r/>
-    </w:p>
-    <w:p>
-      <w:r/>
-      <w:r>
-        <w:rPr>
-          <w:b/>
+      <w:r>
+        <w:rPr>
+          <w:lang w:val="hi_IN" w:bidi="hi_IN"/>
+        </w:rPr>
+      </w:r>
+    </w:p>
+    <w:p>
+      <w:pPr/>
+      <w:r>
+        <w:rPr>
+          <w:lang w:val="hi_IN" w:bidi="hi_IN"/>
+        </w:rPr>
+      </w:r>
+      <w:r>
+        <w:rPr>
+          <w:b/>
+          <w:lang w:val="hi_IN" w:bidi="hi_IN"/>
         </w:rPr>
         <w:t>"कलीसिया को"</w:t>
       </w:r>
     </w:p>
     <w:p>
-      <w:r/>
-      <w:r>
+      <w:pPr/>
+      <w:r>
+        <w:rPr>
+          <w:lang w:val="hi_IN" w:bidi="hi_IN"/>
+        </w:rPr>
+      </w:r>
+      <w:r>
+        <w:rPr>
+          <w:lang w:val="hi_IN" w:bidi="hi_IN"/>
+        </w:rPr>
         <w:t xml:space="preserve">यहां, </w:t>
       </w:r>
       <w:r>
         <w:rPr>
           <w:b/>
+          <w:lang w:val="hi_IN" w:bidi="hi_IN"/>
         </w:rPr>
         <w:t xml:space="preserve">कलीसिया </w:t>
       </w:r>
       <w:r>
+        <w:rPr>
+          <w:lang w:val="hi_IN" w:bidi="hi_IN"/>
+        </w:rPr>
         <w:t xml:space="preserve">का मतलब गयुस और उन विश्वासियों के समूह से है जो नियमित रूप से उसके साथ मिलकर </w:t>
       </w:r>
       <w:r>
+        <w:rPr>
+          <w:lang w:val="hi_IN" w:bidi="hi_IN"/>
+        </w:rPr>
         <w:t xml:space="preserve">परमेश्वर </w:t>
       </w:r>
       <w:r>
+        <w:rPr>
+          <w:lang w:val="hi_IN" w:bidi="hi_IN"/>
+        </w:rPr>
         <w:t>की आराधना करते थे। आप इस जानकारी को शामिल कर सकते हैं यदि यह आपके पाठकों के लिए सहायक हो। वैकल्पिक अनुवाद: “आपके स्थान पर विश्वासियों की सभा के लिए”</w:t>
       </w:r>
     </w:p>
     <w:p>
-      <w:r/>
-      <w:r>
+      <w:pPr/>
+      <w:r>
+        <w:rPr>
+          <w:lang w:val="hi_IN" w:bidi="hi_IN"/>
+        </w:rPr>
+      </w:r>
+      <w:r>
+        <w:rPr>
+          <w:lang w:val="hi_IN" w:bidi="hi_IN"/>
+        </w:rPr>
         <w:t xml:space="preserve">देखें: </w:t>
       </w:r>
       <w:r>
+        <w:rPr>
+          <w:lang w:val="hi_IN" w:bidi="hi_IN"/>
+        </w:rPr>
         <w:t>अनुमानित ज्ञान और अंतर्निहित जानकारी</w:t>
       </w:r>
-      <w:r/>
-      <w:r/>
-    </w:p>
-    <w:p>
-      <w:r/>
+      <w:r>
+        <w:rPr>
+          <w:lang w:val="hi_IN" w:bidi="hi_IN"/>
+        </w:rPr>
+      </w:r>
+      <w:r>
+        <w:rPr>
+          <w:lang w:val="hi_IN" w:bidi="hi_IN"/>
+        </w:rPr>
+      </w:r>
+    </w:p>
+    <w:p>
+      <w:pPr/>
+      <w:r>
+        <w:rPr>
+          <w:lang w:val="hi_IN" w:bidi="hi_IN"/>
+        </w:rPr>
+      </w:r>
     </w:p>
     <w:p>
       <w:pPr>
         <w:pStyle w:val="Heading2"/>
       </w:pPr>
       <w:r>
+        <w:rPr>
+          <w:lang w:val="hi_IN" w:bidi="hi_IN"/>
+        </w:rPr>
         <w:t>3 यूहन्ना 1:9 (#3)</w:t>
       </w:r>
-      <w:r/>
-    </w:p>
-    <w:p>
-      <w:r/>
-      <w:r>
-        <w:rPr>
-          <w:b/>
+      <w:r>
+        <w:rPr>
+          <w:lang w:val="hi_IN" w:bidi="hi_IN"/>
+        </w:rPr>
+      </w:r>
+    </w:p>
+    <w:p>
+      <w:pPr/>
+      <w:r>
+        <w:rPr>
+          <w:lang w:val="hi_IN" w:bidi="hi_IN"/>
+        </w:rPr>
+      </w:r>
+      <w:r>
+        <w:rPr>
+          <w:b/>
+          <w:lang w:val="hi_IN" w:bidi="hi_IN"/>
         </w:rPr>
         <w:t>"दियुत्रिफेस"</w:t>
       </w:r>
     </w:p>
     <w:p>
-      <w:r/>
-      <w:r>
-        <w:rPr>
-          <w:b/>
+      <w:pPr/>
+      <w:r>
+        <w:rPr>
+          <w:lang w:val="hi_IN" w:bidi="hi_IN"/>
+        </w:rPr>
+      </w:r>
+      <w:r>
+        <w:rPr>
+          <w:b/>
+          <w:lang w:val="hi_IN" w:bidi="hi_IN"/>
         </w:rPr>
         <w:t xml:space="preserve">दियुत्रिफेस </w:t>
       </w:r>
       <w:r>
+        <w:rPr>
+          <w:lang w:val="hi_IN" w:bidi="hi_IN"/>
+        </w:rPr>
         <w:t>एक व्यक्ति का नाम है जो कलीसिया का अगुवा था।</w:t>
       </w:r>
     </w:p>
     <w:p>
-      <w:r/>
-      <w:r>
+      <w:pPr/>
+      <w:r>
+        <w:rPr>
+          <w:lang w:val="hi_IN" w:bidi="hi_IN"/>
+        </w:rPr>
+      </w:r>
+      <w:r>
+        <w:rPr>
+          <w:lang w:val="hi_IN" w:bidi="hi_IN"/>
+        </w:rPr>
         <w:t xml:space="preserve">देखें: </w:t>
       </w:r>
       <w:r>
+        <w:rPr>
+          <w:lang w:val="hi_IN" w:bidi="hi_IN"/>
+        </w:rPr>
         <w:t>नामों का अनुवाद कैसे करें</w:t>
       </w:r>
-      <w:r/>
-      <w:r/>
-    </w:p>
-    <w:p>
-      <w:r/>
+      <w:r>
+        <w:rPr>
+          <w:lang w:val="hi_IN" w:bidi="hi_IN"/>
+        </w:rPr>
+      </w:r>
+      <w:r>
+        <w:rPr>
+          <w:lang w:val="hi_IN" w:bidi="hi_IN"/>
+        </w:rPr>
+      </w:r>
+    </w:p>
+    <w:p>
+      <w:pPr/>
+      <w:r>
+        <w:rPr>
+          <w:lang w:val="hi_IN" w:bidi="hi_IN"/>
+        </w:rPr>
+      </w:r>
     </w:p>
     <w:p>
       <w:pPr>
         <w:pStyle w:val="Heading2"/>
       </w:pPr>
       <w:r>
+        <w:rPr>
+          <w:lang w:val="hi_IN" w:bidi="hi_IN"/>
+        </w:rPr>
         <w:t>3 यूहन्ना 1:9 (#4)</w:t>
       </w:r>
-      <w:r/>
-    </w:p>
-    <w:p>
-      <w:r/>
-      <w:r>
-        <w:rPr>
-          <w:b/>
+      <w:r>
+        <w:rPr>
+          <w:lang w:val="hi_IN" w:bidi="hi_IN"/>
+        </w:rPr>
+      </w:r>
+    </w:p>
+    <w:p>
+      <w:pPr/>
+      <w:r>
+        <w:rPr>
+          <w:lang w:val="hi_IN" w:bidi="hi_IN"/>
+        </w:rPr>
+      </w:r>
+      <w:r>
+        <w:rPr>
+          <w:b/>
+          <w:lang w:val="hi_IN" w:bidi="hi_IN"/>
         </w:rPr>
         <w:t xml:space="preserve">"जो उनमें बड़ा </w:t>
       </w:r>
       <w:r>
         <w:rPr>
           <w:b/>
+          <w:lang w:val="hi_IN" w:bidi="hi_IN"/>
         </w:rPr>
         <w:t xml:space="preserve">बनना चाहता </w:t>
       </w:r>
       <w:r>
         <w:rPr>
           <w:b/>
+          <w:lang w:val="hi_IN" w:bidi="hi_IN"/>
         </w:rPr>
         <w:t>है"</w:t>
       </w:r>
     </w:p>
     <w:p>
-      <w:r/>
-      <w:r>
+      <w:pPr/>
+      <w:r>
+        <w:rPr>
+          <w:lang w:val="hi_IN" w:bidi="hi_IN"/>
+        </w:rPr>
+      </w:r>
+      <w:r>
+        <w:rPr>
+          <w:lang w:val="hi_IN" w:bidi="hi_IN"/>
+        </w:rPr>
         <w:t xml:space="preserve">यूहन्ना शब्द </w:t>
       </w:r>
       <w:r>
         <w:rPr>
           <w:b/>
+          <w:lang w:val="hi_IN" w:bidi="hi_IN"/>
         </w:rPr>
         <w:t>पहला</w:t>
       </w:r>
       <w:r>
+        <w:rPr>
+          <w:lang w:val="hi_IN" w:bidi="hi_IN"/>
+        </w:rPr>
         <w:t xml:space="preserve"> का उपयोग “सबसे महत्वपूर्ण” या “कार्य प्रभारित” के अर्थ में कर रहा है। वैकल्पिक अनुवाद: “जो उनमें सबसे बड़ा बनना पसंद करता हो” या “जो ऐसा व्यवहार करना पसंद करता है मानो वह उनका अगुवा हो”</w:t>
       </w:r>
     </w:p>
     <w:p>
-      <w:r/>
-      <w:r>
+      <w:pPr/>
+      <w:r>
+        <w:rPr>
+          <w:lang w:val="hi_IN" w:bidi="hi_IN"/>
+        </w:rPr>
+      </w:r>
+      <w:r>
+        <w:rPr>
+          <w:lang w:val="hi_IN" w:bidi="hi_IN"/>
+        </w:rPr>
         <w:t xml:space="preserve">देखें: </w:t>
       </w:r>
       <w:r>
+        <w:rPr>
+          <w:lang w:val="hi_IN" w:bidi="hi_IN"/>
+        </w:rPr>
         <w:t>मुहावरा</w:t>
       </w:r>
-      <w:r/>
-      <w:r/>
-    </w:p>
-    <w:p>
-      <w:r/>
+      <w:r>
+        <w:rPr>
+          <w:lang w:val="hi_IN" w:bidi="hi_IN"/>
+        </w:rPr>
+      </w:r>
+      <w:r>
+        <w:rPr>
+          <w:lang w:val="hi_IN" w:bidi="hi_IN"/>
+        </w:rPr>
+      </w:r>
+    </w:p>
+    <w:p>
+      <w:pPr/>
+      <w:r>
+        <w:rPr>
+          <w:lang w:val="hi_IN" w:bidi="hi_IN"/>
+        </w:rPr>
+      </w:r>
     </w:p>
     <w:p>
       <w:pPr>
         <w:pStyle w:val="Heading2"/>
       </w:pPr>
       <w:r>
+        <w:rPr>
+          <w:lang w:val="hi_IN" w:bidi="hi_IN"/>
+        </w:rPr>
         <w:t>3 यूहन्ना 1:9 (#5)</w:t>
       </w:r>
-      <w:r/>
-    </w:p>
-    <w:p>
-      <w:r/>
-      <w:r>
-        <w:rPr>
-          <w:b/>
+      <w:r>
+        <w:rPr>
+          <w:lang w:val="hi_IN" w:bidi="hi_IN"/>
+        </w:rPr>
+      </w:r>
+    </w:p>
+    <w:p>
+      <w:pPr/>
+      <w:r>
+        <w:rPr>
+          <w:lang w:val="hi_IN" w:bidi="hi_IN"/>
+        </w:rPr>
+      </w:r>
+      <w:r>
+        <w:rPr>
+          <w:b/>
+          <w:lang w:val="hi_IN" w:bidi="hi_IN"/>
         </w:rPr>
         <w:t>"हमें</w:t>
       </w:r>
       <w:r>
         <w:rPr>
           <w:b/>
+          <w:lang w:val="hi_IN" w:bidi="hi_IN"/>
         </w:rPr>
         <w:t xml:space="preserve"> ग्रहण नहीं करता</w:t>
       </w:r>
       <w:r>
         <w:rPr>
           <w:b/>
+          <w:lang w:val="hi_IN" w:bidi="hi_IN"/>
         </w:rPr>
         <w:t>"</w:t>
       </w:r>
     </w:p>
     <w:p>
-      <w:r/>
-      <w:r>
+      <w:pPr/>
+      <w:r>
+        <w:rPr>
+          <w:lang w:val="hi_IN" w:bidi="hi_IN"/>
+        </w:rPr>
+      </w:r>
+      <w:r>
+        <w:rPr>
+          <w:lang w:val="hi_IN" w:bidi="hi_IN"/>
+        </w:rPr>
         <w:t xml:space="preserve">यूहन्ना अपने और अपने साथियों से जुड़े किसी व्यक्ति या वस्तु का प्रतिनिधित्व करने के लिए </w:t>
       </w:r>
       <w:r>
         <w:rPr>
           <w:b/>
+          <w:lang w:val="hi_IN" w:bidi="hi_IN"/>
         </w:rPr>
         <w:t>हमें</w:t>
       </w:r>
       <w:r>
+        <w:rPr>
+          <w:lang w:val="hi_IN" w:bidi="hi_IN"/>
+        </w:rPr>
         <w:t xml:space="preserve"> शब्द का उपयोग कर रहा है। इसका मतलब हो सकता है: (1) कि दियुत्रिफेस यात्रा करने वाले विश्वासियों को आतिथ्य और सहायता प्रदान करने का विरोध करता है जिनका यूहन्ना समर्थन करता है। (इस पद में अनुवादित </w:t>
       </w:r>
       <w:r>
         <w:rPr>
           <w:b/>
+          <w:lang w:val="hi_IN" w:bidi="hi_IN"/>
         </w:rPr>
         <w:t>स्वीकार</w:t>
       </w:r>
       <w:r>
+        <w:rPr>
+          <w:lang w:val="hi_IN" w:bidi="hi_IN"/>
+        </w:rPr>
         <w:t xml:space="preserve"> शब्द वही है जो अगले पद में "वह भाइयों को स्वीकार नहीं करता" वाक्यांश में है।) वैकल्पिक अनुवाद: “इन यात्रा करने वाले विश्वासियों की मदद का विरोध करता है” (2) कि दियुत्रिफेस यूहन्ना के अधिकार को स्वीकार नहीं करता और इसलिए वह जो कहता है उसे नहीं मानेगा। वैकल्पिक अनुवाद: “हमारे निर्देशों को अस्वीकार करता है”</w:t>
       </w:r>
     </w:p>
     <w:p>
-      <w:r/>
-      <w:r>
+      <w:pPr/>
+      <w:r>
+        <w:rPr>
+          <w:lang w:val="hi_IN" w:bidi="hi_IN"/>
+        </w:rPr>
+      </w:r>
+      <w:r>
+        <w:rPr>
+          <w:lang w:val="hi_IN" w:bidi="hi_IN"/>
+        </w:rPr>
         <w:t xml:space="preserve">देखें: </w:t>
       </w:r>
       <w:r>
+        <w:rPr>
+          <w:lang w:val="hi_IN" w:bidi="hi_IN"/>
+        </w:rPr>
         <w:t>लक्षणालंकार</w:t>
       </w:r>
-      <w:r/>
-      <w:r/>
-    </w:p>
-    <w:p>
-      <w:r/>
+      <w:r>
+        <w:rPr>
+          <w:lang w:val="hi_IN" w:bidi="hi_IN"/>
+        </w:rPr>
+      </w:r>
+      <w:r>
+        <w:rPr>
+          <w:lang w:val="hi_IN" w:bidi="hi_IN"/>
+        </w:rPr>
+      </w:r>
+    </w:p>
+    <w:p>
+      <w:pPr/>
+      <w:r>
+        <w:rPr>
+          <w:lang w:val="hi_IN" w:bidi="hi_IN"/>
+        </w:rPr>
+      </w:r>
     </w:p>
     <w:p>
       <w:pPr>
         <w:pStyle w:val="Heading2"/>
       </w:pPr>
       <w:r>
+        <w:rPr>
+          <w:lang w:val="hi_IN" w:bidi="hi_IN"/>
+        </w:rPr>
         <w:t>3 यूहन्ना 1:9 (#6)</w:t>
       </w:r>
-      <w:r/>
-    </w:p>
-    <w:p>
-      <w:r/>
-      <w:r>
-        <w:rPr>
-          <w:b/>
+      <w:r>
+        <w:rPr>
+          <w:lang w:val="hi_IN" w:bidi="hi_IN"/>
+        </w:rPr>
+      </w:r>
+    </w:p>
+    <w:p>
+      <w:pPr/>
+      <w:r>
+        <w:rPr>
+          <w:lang w:val="hi_IN" w:bidi="hi_IN"/>
+        </w:rPr>
+      </w:r>
+      <w:r>
+        <w:rPr>
+          <w:b/>
+          <w:lang w:val="hi_IN" w:bidi="hi_IN"/>
         </w:rPr>
         <w:t>"हम"</w:t>
       </w:r>
     </w:p>
     <w:p>
-      <w:r/>
-      <w:r>
+      <w:pPr/>
+      <w:r>
+        <w:rPr>
+          <w:lang w:val="hi_IN" w:bidi="hi_IN"/>
+        </w:rPr>
+      </w:r>
+      <w:r>
+        <w:rPr>
+          <w:lang w:val="hi_IN" w:bidi="hi_IN"/>
+        </w:rPr>
         <w:t xml:space="preserve">यहाँ शब्द </w:t>
       </w:r>
       <w:r>
         <w:rPr>
           <w:b/>
+          <w:lang w:val="hi_IN" w:bidi="hi_IN"/>
         </w:rPr>
         <w:t>हम</w:t>
       </w:r>
       <w:r>
+        <w:rPr>
+          <w:lang w:val="hi_IN" w:bidi="hi_IN"/>
+        </w:rPr>
         <w:t xml:space="preserve"> यूहन्ना और उसके साथियों को संदर्भित करता है लेकिन गयुस को नहीं, इसलिए अपने अनुवाद में उस शब्द के विशिष्ट रूप का उपयोग करें यदि आपकी भाषा उस भेद को चिह्नित करती है।</w:t>
       </w:r>
     </w:p>
     <w:p>
-      <w:r/>
-      <w:r>
+      <w:pPr/>
+      <w:r>
+        <w:rPr>
+          <w:lang w:val="hi_IN" w:bidi="hi_IN"/>
+        </w:rPr>
+      </w:r>
+      <w:r>
+        <w:rPr>
+          <w:lang w:val="hi_IN" w:bidi="hi_IN"/>
+        </w:rPr>
         <w:t xml:space="preserve">देखें: </w:t>
       </w:r>
       <w:r>
+        <w:rPr>
+          <w:lang w:val="hi_IN" w:bidi="hi_IN"/>
+        </w:rPr>
         <w:t>विशेष और समावेशी 'हम'</w:t>
       </w:r>
-      <w:r/>
-      <w:r/>
-    </w:p>
-    <w:p>
-      <w:r/>
+      <w:r>
+        <w:rPr>
+          <w:lang w:val="hi_IN" w:bidi="hi_IN"/>
+        </w:rPr>
+      </w:r>
+      <w:r>
+        <w:rPr>
+          <w:lang w:val="hi_IN" w:bidi="hi_IN"/>
+        </w:rPr>
+      </w:r>
+    </w:p>
+    <w:p>
+      <w:pPr/>
+      <w:r>
+        <w:rPr>
+          <w:lang w:val="hi_IN" w:bidi="hi_IN"/>
+        </w:rPr>
+      </w:r>
     </w:p>
     <w:p>
       <w:pPr>
         <w:pStyle w:val="Heading2"/>
       </w:pPr>
       <w:r>
+        <w:rPr>
+          <w:lang w:val="hi_IN" w:bidi="hi_IN"/>
+        </w:rPr>
         <w:t>3 यूहन्ना 1:10 (#1)</w:t>
       </w:r>
-      <w:r/>
-    </w:p>
-    <w:p>
-      <w:r/>
-      <w:r>
-        <w:rPr>
-          <w:b/>
+      <w:r>
+        <w:rPr>
+          <w:lang w:val="hi_IN" w:bidi="hi_IN"/>
+        </w:rPr>
+      </w:r>
+    </w:p>
+    <w:p>
+      <w:pPr/>
+      <w:r>
+        <w:rPr>
+          <w:lang w:val="hi_IN" w:bidi="hi_IN"/>
+        </w:rPr>
+      </w:r>
+      <w:r>
+        <w:rPr>
+          <w:b/>
+          <w:lang w:val="hi_IN" w:bidi="hi_IN"/>
         </w:rPr>
         <w:t>"इस कारण"</w:t>
       </w:r>
     </w:p>
     <w:p>
-      <w:r/>
-      <w:r>
-        <w:rPr>
-          <w:b/>
+      <w:pPr/>
+      <w:r>
+        <w:rPr>
+          <w:lang w:val="hi_IN" w:bidi="hi_IN"/>
+        </w:rPr>
+      </w:r>
+      <w:r>
+        <w:rPr>
+          <w:b/>
+          <w:lang w:val="hi_IN" w:bidi="hi_IN"/>
         </w:rPr>
         <w:t>इस कारण</w:t>
       </w:r>
       <w:r>
+        <w:rPr>
+          <w:lang w:val="hi_IN" w:bidi="hi_IN"/>
+        </w:rPr>
         <w:t xml:space="preserve"> इंगित करता है कि जो आगे आता है वह पहले जो हुआ उसका परिणाम है। क्योंकि दियुत्रिफेस "स्वीकार नहीं करता" यूहन्ना और उनके साथियों को (पद 9), यूहन्ना उसके दुष्ट कार्यों को उजागर करेगा। अपनी भाषा में एक प्राकृतिक तरीका उपयोग करें जो इस संबंध को स्पष्ट करता है। वैकल्पिक अनुवाद: "इसलिए" या "यही कारण है"</w:t>
       </w:r>
     </w:p>
     <w:p>
-      <w:r/>
-      <w:r>
+      <w:pPr/>
+      <w:r>
+        <w:rPr>
+          <w:lang w:val="hi_IN" w:bidi="hi_IN"/>
+        </w:rPr>
+      </w:r>
+      <w:r>
+        <w:rPr>
+          <w:lang w:val="hi_IN" w:bidi="hi_IN"/>
+        </w:rPr>
         <w:t xml:space="preserve">देखें: </w:t>
       </w:r>
       <w:r>
+        <w:rPr>
+          <w:lang w:val="hi_IN" w:bidi="hi_IN"/>
+        </w:rPr>
         <w:t>जोड़ना — कारण-और-परिणाम संबंध</w:t>
       </w:r>
-      <w:r/>
-      <w:r/>
-    </w:p>
-    <w:p>
-      <w:r/>
+      <w:r>
+        <w:rPr>
+          <w:lang w:val="hi_IN" w:bidi="hi_IN"/>
+        </w:rPr>
+      </w:r>
+      <w:r>
+        <w:rPr>
+          <w:lang w:val="hi_IN" w:bidi="hi_IN"/>
+        </w:rPr>
+      </w:r>
+    </w:p>
+    <w:p>
+      <w:pPr/>
+      <w:r>
+        <w:rPr>
+          <w:lang w:val="hi_IN" w:bidi="hi_IN"/>
+        </w:rPr>
+      </w:r>
     </w:p>
     <w:p>
       <w:pPr>
         <w:pStyle w:val="Heading2"/>
       </w:pPr>
       <w:r>
+        <w:rPr>
+          <w:lang w:val="hi_IN" w:bidi="hi_IN"/>
+        </w:rPr>
         <w:t>3 यूहन्ना 1:10 (#2)</w:t>
       </w:r>
-      <w:r/>
-    </w:p>
-    <w:p>
-      <w:r/>
-      <w:r>
-        <w:rPr>
-          <w:b/>
+      <w:r>
+        <w:rPr>
+          <w:lang w:val="hi_IN" w:bidi="hi_IN"/>
+        </w:rPr>
+      </w:r>
+    </w:p>
+    <w:p>
+      <w:pPr/>
+      <w:r>
+        <w:rPr>
+          <w:lang w:val="hi_IN" w:bidi="hi_IN"/>
+        </w:rPr>
+      </w:r>
+      <w:r>
+        <w:rPr>
+          <w:b/>
+          <w:lang w:val="hi_IN" w:bidi="hi_IN"/>
         </w:rPr>
         <w:t>"यदि मैं आऊँ"</w:t>
       </w:r>
     </w:p>
     <w:p>
-      <w:r/>
-      <w:r>
+      <w:pPr/>
+      <w:r>
+        <w:rPr>
+          <w:lang w:val="hi_IN" w:bidi="hi_IN"/>
+        </w:rPr>
+      </w:r>
+      <w:r>
+        <w:rPr>
+          <w:lang w:val="hi_IN" w:bidi="hi_IN"/>
+        </w:rPr>
         <w:t>यूहन्ना ऐसे बोलता है जैसे वह इस बारे में अनिश्चित हो, लेकिन उसका मतलब है कि वह आने की योजना बना रहा है। यदि आपके पाठक सोच सकते हैं कि यूहन्ना जो कह रहा है वह अनिश्चित है, तो आप उसके शब्दों को एक आत्मविश्वासपूर्ण बयान के रूप में अनुवाद कर सकते हैं। वैकल्पिक अनुवाद: "जब मैं आऊंगा" या "जिस समय मैं आऊंगा"</w:t>
       </w:r>
     </w:p>
     <w:p>
-      <w:r/>
-      <w:r>
+      <w:pPr/>
+      <w:r>
+        <w:rPr>
+          <w:lang w:val="hi_IN" w:bidi="hi_IN"/>
+        </w:rPr>
+      </w:r>
+      <w:r>
+        <w:rPr>
+          <w:lang w:val="hi_IN" w:bidi="hi_IN"/>
+        </w:rPr>
         <w:t xml:space="preserve">देखें: </w:t>
       </w:r>
       <w:r>
+        <w:rPr>
+          <w:lang w:val="hi_IN" w:bidi="hi_IN"/>
+        </w:rPr>
         <w:t>जोड़ना — तथ्यात्मक शर्तें</w:t>
       </w:r>
-      <w:r/>
-      <w:r/>
-    </w:p>
-    <w:p>
-      <w:r/>
+      <w:r>
+        <w:rPr>
+          <w:lang w:val="hi_IN" w:bidi="hi_IN"/>
+        </w:rPr>
+      </w:r>
+      <w:r>
+        <w:rPr>
+          <w:lang w:val="hi_IN" w:bidi="hi_IN"/>
+        </w:rPr>
+      </w:r>
+    </w:p>
+    <w:p>
+      <w:pPr/>
+      <w:r>
+        <w:rPr>
+          <w:lang w:val="hi_IN" w:bidi="hi_IN"/>
+        </w:rPr>
+      </w:r>
     </w:p>
     <w:p>
       <w:pPr>
         <w:pStyle w:val="Heading2"/>
       </w:pPr>
       <w:r>
+        <w:rPr>
+          <w:lang w:val="hi_IN" w:bidi="hi_IN"/>
+        </w:rPr>
         <w:t>3 यूहन्ना 1:10 (#3)</w:t>
       </w:r>
-      <w:r/>
-    </w:p>
-    <w:p>
-      <w:r/>
-      <w:r>
-        <w:rPr>
-          <w:b/>
+      <w:r>
+        <w:rPr>
+          <w:lang w:val="hi_IN" w:bidi="hi_IN"/>
+        </w:rPr>
+      </w:r>
+    </w:p>
+    <w:p>
+      <w:pPr/>
+      <w:r>
+        <w:rPr>
+          <w:lang w:val="hi_IN" w:bidi="hi_IN"/>
+        </w:rPr>
+      </w:r>
+      <w:r>
+        <w:rPr>
+          <w:b/>
+          <w:lang w:val="hi_IN" w:bidi="hi_IN"/>
         </w:rPr>
         <w:t>"मैं आता हूँ"</w:t>
       </w:r>
     </w:p>
     <w:p>
-      <w:r/>
-      <w:r>
+      <w:pPr/>
+      <w:r>
+        <w:rPr>
+          <w:lang w:val="hi_IN" w:bidi="hi_IN"/>
+        </w:rPr>
+      </w:r>
+      <w:r>
+        <w:rPr>
+          <w:lang w:val="hi_IN" w:bidi="hi_IN"/>
+        </w:rPr>
         <w:t>इस तरह के संदर्भ में, आपकी भाषा में "आता " के बजाय “जाता ” कहा जा सकता है। वैकल्पिक अनुवाद: “मैं तुम्हारे पास जाता हूँ”</w:t>
       </w:r>
     </w:p>
     <w:p>
-      <w:r/>
-      <w:r>
+      <w:pPr/>
+      <w:r>
+        <w:rPr>
+          <w:lang w:val="hi_IN" w:bidi="hi_IN"/>
+        </w:rPr>
+      </w:r>
+      <w:r>
+        <w:rPr>
+          <w:lang w:val="hi_IN" w:bidi="hi_IN"/>
+        </w:rPr>
         <w:t xml:space="preserve">देखें: </w:t>
       </w:r>
       <w:r>
+        <w:rPr>
+          <w:lang w:val="hi_IN" w:bidi="hi_IN"/>
+        </w:rPr>
         <w:t xml:space="preserve">जाता और आता </w:t>
       </w:r>
-      <w:r/>
-      <w:r/>
-    </w:p>
-    <w:p>
-      <w:r/>
+      <w:r>
+        <w:rPr>
+          <w:lang w:val="hi_IN" w:bidi="hi_IN"/>
+        </w:rPr>
+      </w:r>
+      <w:r>
+        <w:rPr>
+          <w:lang w:val="hi_IN" w:bidi="hi_IN"/>
+        </w:rPr>
+      </w:r>
+    </w:p>
+    <w:p>
+      <w:pPr/>
+      <w:r>
+        <w:rPr>
+          <w:lang w:val="hi_IN" w:bidi="hi_IN"/>
+        </w:rPr>
+      </w:r>
     </w:p>
     <w:p>
       <w:pPr>
         <w:pStyle w:val="Heading2"/>
       </w:pPr>
       <w:r>
+        <w:rPr>
+          <w:lang w:val="hi_IN" w:bidi="hi_IN"/>
+        </w:rPr>
         <w:t>3 यूहन्ना 1:10 (#4)</w:t>
       </w:r>
-      <w:r/>
-    </w:p>
-    <w:p>
-      <w:r/>
-      <w:r>
-        <w:rPr>
-          <w:b/>
+      <w:r>
+        <w:rPr>
+          <w:lang w:val="hi_IN" w:bidi="hi_IN"/>
+        </w:rPr>
+      </w:r>
+    </w:p>
+    <w:p>
+      <w:pPr/>
+      <w:r>
+        <w:rPr>
+          <w:lang w:val="hi_IN" w:bidi="hi_IN"/>
+        </w:rPr>
+      </w:r>
+      <w:r>
+        <w:rPr>
+          <w:b/>
+          <w:lang w:val="hi_IN" w:bidi="hi_IN"/>
         </w:rPr>
         <w:t>"हमें बुरे शब्दों से आरोपित करना"</w:t>
       </w:r>
     </w:p>
     <w:p>
-      <w:r/>
-      <w:r>
+      <w:pPr/>
+      <w:r>
+        <w:rPr>
+          <w:lang w:val="hi_IN" w:bidi="hi_IN"/>
+        </w:rPr>
+      </w:r>
+      <w:r>
+        <w:rPr>
+          <w:lang w:val="hi_IN" w:bidi="hi_IN"/>
+        </w:rPr>
         <w:t xml:space="preserve">यूहन्ना </w:t>
       </w:r>
       <w:r>
         <w:rPr>
           <w:b/>
+          <w:lang w:val="hi_IN" w:bidi="hi_IN"/>
         </w:rPr>
         <w:t>शब्दों</w:t>
       </w:r>
       <w:r>
+        <w:rPr>
+          <w:lang w:val="hi_IN" w:bidi="hi_IN"/>
+        </w:rPr>
         <w:t xml:space="preserve"> का उपयोग उस अर्थ के लिए कर रहा है कि दियुत्रिफेस शब्दों का उपयोग करके क्या कह रहा है। ये </w:t>
       </w:r>
       <w:r>
         <w:rPr>
           <w:b/>
+          <w:lang w:val="hi_IN" w:bidi="hi_IN"/>
         </w:rPr>
         <w:t>शब्द</w:t>
       </w:r>
       <w:r>
+        <w:rPr>
+          <w:lang w:val="hi_IN" w:bidi="hi_IN"/>
+        </w:rPr>
         <w:t xml:space="preserve"> एक उदाहरण हैं </w:t>
       </w:r>
       <w:r>
         <w:rPr>
           <w:b/>
+          <w:lang w:val="hi_IN" w:bidi="hi_IN"/>
         </w:rPr>
         <w:t xml:space="preserve"> जो काम वह कर रहा है</w:t>
       </w:r>
       <w:r>
+        <w:rPr>
+          <w:lang w:val="hi_IN" w:bidi="hi_IN"/>
+        </w:rPr>
         <w:t>। यदि यह आपकी भाषा में सहायक होगा, तो आप अर्थ को स्पष्ट रूप से बता सकते हैं। वैकल्पिक अनुवाद: "हमारी निंदा करना"</w:t>
       </w:r>
     </w:p>
     <w:p>
-      <w:r/>
-      <w:r>
+      <w:pPr/>
+      <w:r>
+        <w:rPr>
+          <w:lang w:val="hi_IN" w:bidi="hi_IN"/>
+        </w:rPr>
+      </w:r>
+      <w:r>
+        <w:rPr>
+          <w:lang w:val="hi_IN" w:bidi="hi_IN"/>
+        </w:rPr>
         <w:t xml:space="preserve">देखें: </w:t>
       </w:r>
       <w:r>
+        <w:rPr>
+          <w:lang w:val="hi_IN" w:bidi="hi_IN"/>
+        </w:rPr>
         <w:t>लक्षणालंकार</w:t>
       </w:r>
-      <w:r/>
-      <w:r/>
-    </w:p>
-    <w:p>
-      <w:r/>
+      <w:r>
+        <w:rPr>
+          <w:lang w:val="hi_IN" w:bidi="hi_IN"/>
+        </w:rPr>
+      </w:r>
+      <w:r>
+        <w:rPr>
+          <w:lang w:val="hi_IN" w:bidi="hi_IN"/>
+        </w:rPr>
+      </w:r>
+    </w:p>
+    <w:p>
+      <w:pPr/>
+      <w:r>
+        <w:rPr>
+          <w:lang w:val="hi_IN" w:bidi="hi_IN"/>
+        </w:rPr>
+      </w:r>
     </w:p>
     <w:p>
       <w:pPr>
         <w:pStyle w:val="Heading2"/>
       </w:pPr>
       <w:r>
+        <w:rPr>
+          <w:lang w:val="hi_IN" w:bidi="hi_IN"/>
+        </w:rPr>
         <w:t>3 यूहन्ना 1:10 (#5)</w:t>
       </w:r>
-      <w:r/>
-    </w:p>
-    <w:p>
-      <w:r/>
-      <w:r>
-        <w:rPr>
-          <w:b/>
+      <w:r>
+        <w:rPr>
+          <w:lang w:val="hi_IN" w:bidi="hi_IN"/>
+        </w:rPr>
+      </w:r>
+    </w:p>
+    <w:p>
+      <w:pPr/>
+      <w:r>
+        <w:rPr>
+          <w:lang w:val="hi_IN" w:bidi="hi_IN"/>
+        </w:rPr>
+      </w:r>
+      <w:r>
+        <w:rPr>
+          <w:b/>
+          <w:lang w:val="hi_IN" w:bidi="hi_IN"/>
         </w:rPr>
         <w:t>"इन चीजों से संतुष्ट नहीं होना"</w:t>
       </w:r>
     </w:p>
     <w:p>
-      <w:r/>
-      <w:r>
+      <w:pPr/>
+      <w:r>
+        <w:rPr>
+          <w:lang w:val="hi_IN" w:bidi="hi_IN"/>
+        </w:rPr>
+      </w:r>
+      <w:r>
+        <w:rPr>
+          <w:lang w:val="hi_IN" w:bidi="hi_IN"/>
+        </w:rPr>
         <w:t>यदि आपकी भाषा इस निष्क्रिय रूप का उपयोग नहीं करती है, तो आप इस विचार को सक्रिय रूप में या अपनी भाषा में स्वाभाविक रूप से किसी अन्य तरीके से व्यक्त कर सकते हैं। वैकल्पिक अनुवाद: "यहाँ तक कि ये चीजें भी उसे संतुष्ट नहीं करती हैं। इसके अलावा"</w:t>
       </w:r>
     </w:p>
     <w:p>
-      <w:r/>
-      <w:r>
+      <w:pPr/>
+      <w:r>
+        <w:rPr>
+          <w:lang w:val="hi_IN" w:bidi="hi_IN"/>
+        </w:rPr>
+      </w:r>
+      <w:r>
+        <w:rPr>
+          <w:lang w:val="hi_IN" w:bidi="hi_IN"/>
+        </w:rPr>
         <w:t xml:space="preserve">देखें: </w:t>
       </w:r>
       <w:r>
+        <w:rPr>
+          <w:lang w:val="hi_IN" w:bidi="hi_IN"/>
+        </w:rPr>
         <w:t>सक्रिय या निष्क्रिय</w:t>
       </w:r>
-      <w:r/>
-      <w:r/>
-    </w:p>
-    <w:p>
-      <w:r/>
+      <w:r>
+        <w:rPr>
+          <w:lang w:val="hi_IN" w:bidi="hi_IN"/>
+        </w:rPr>
+      </w:r>
+      <w:r>
+        <w:rPr>
+          <w:lang w:val="hi_IN" w:bidi="hi_IN"/>
+        </w:rPr>
+      </w:r>
+    </w:p>
+    <w:p>
+      <w:pPr/>
+      <w:r>
+        <w:rPr>
+          <w:lang w:val="hi_IN" w:bidi="hi_IN"/>
+        </w:rPr>
+      </w:r>
     </w:p>
     <w:p>
       <w:pPr>
         <w:pStyle w:val="Heading2"/>
       </w:pPr>
       <w:r>
+        <w:rPr>
+          <w:lang w:val="hi_IN" w:bidi="hi_IN"/>
+        </w:rPr>
         <w:t>3 यूहन्ना 1:10 (#6)</w:t>
       </w:r>
-      <w:r/>
-    </w:p>
-    <w:p>
-      <w:r/>
-      <w:r>
-        <w:rPr>
-          <w:b/>
+      <w:r>
+        <w:rPr>
+          <w:lang w:val="hi_IN" w:bidi="hi_IN"/>
+        </w:rPr>
+      </w:r>
+    </w:p>
+    <w:p>
+      <w:pPr/>
+      <w:r>
+        <w:rPr>
+          <w:lang w:val="hi_IN" w:bidi="hi_IN"/>
+        </w:rPr>
+      </w:r>
+      <w:r>
+        <w:rPr>
+          <w:b/>
+          <w:lang w:val="hi_IN" w:bidi="hi_IN"/>
         </w:rPr>
         <w:t>"भाइयों"</w:t>
       </w:r>
     </w:p>
     <w:p>
-      <w:r/>
-      <w:r>
+      <w:pPr/>
+      <w:r>
+        <w:rPr>
+          <w:lang w:val="hi_IN" w:bidi="hi_IN"/>
+        </w:rPr>
+      </w:r>
+      <w:r>
+        <w:rPr>
+          <w:lang w:val="hi_IN" w:bidi="hi_IN"/>
+        </w:rPr>
         <w:t xml:space="preserve">यूहन्ना </w:t>
       </w:r>
       <w:r>
         <w:rPr>
           <w:b/>
+          <w:lang w:val="hi_IN" w:bidi="hi_IN"/>
         </w:rPr>
         <w:t>भाइयों</w:t>
       </w:r>
       <w:r>
+        <w:rPr>
+          <w:lang w:val="hi_IN" w:bidi="hi_IN"/>
+        </w:rPr>
         <w:t xml:space="preserve"> शब्द का उपयोग उन लोगों के लिए कर रहे हैं जो एक ही विश्वास साझा करते हैं। यदि आपकी भाषा में यह सहायक हो, तो आप इसका अर्थ स्पष्ट रूप से बता सकते हैं। वैकल्पिक अनुवाद: “ये साथी विश्वासियों”</w:t>
       </w:r>
     </w:p>
     <w:p>
-      <w:r/>
-      <w:r>
+      <w:pPr/>
+      <w:r>
+        <w:rPr>
+          <w:lang w:val="hi_IN" w:bidi="hi_IN"/>
+        </w:rPr>
+      </w:r>
+      <w:r>
+        <w:rPr>
+          <w:lang w:val="hi_IN" w:bidi="hi_IN"/>
+        </w:rPr>
         <w:t xml:space="preserve">देखें: </w:t>
       </w:r>
       <w:r>
+        <w:rPr>
+          <w:lang w:val="hi_IN" w:bidi="hi_IN"/>
+        </w:rPr>
         <w:t>रूपक</w:t>
       </w:r>
-      <w:r/>
-      <w:r/>
-    </w:p>
-    <w:p>
-      <w:r/>
+      <w:r>
+        <w:rPr>
+          <w:lang w:val="hi_IN" w:bidi="hi_IN"/>
+        </w:rPr>
+      </w:r>
+      <w:r>
+        <w:rPr>
+          <w:lang w:val="hi_IN" w:bidi="hi_IN"/>
+        </w:rPr>
+      </w:r>
+    </w:p>
+    <w:p>
+      <w:pPr/>
+      <w:r>
+        <w:rPr>
+          <w:lang w:val="hi_IN" w:bidi="hi_IN"/>
+        </w:rPr>
+      </w:r>
     </w:p>
     <w:p>
       <w:pPr>
         <w:pStyle w:val="Heading2"/>
       </w:pPr>
       <w:r>
+        <w:rPr>
+          <w:lang w:val="hi_IN" w:bidi="hi_IN"/>
+        </w:rPr>
         <w:t>3 यूहन्ना 1:10 (#7)</w:t>
       </w:r>
-      <w:r/>
-    </w:p>
-    <w:p>
-      <w:r/>
-      <w:r>
-        <w:rPr>
-          <w:b/>
+      <w:r>
+        <w:rPr>
+          <w:lang w:val="hi_IN" w:bidi="hi_IN"/>
+        </w:rPr>
+      </w:r>
+    </w:p>
+    <w:p>
+      <w:pPr/>
+      <w:r>
+        <w:rPr>
+          <w:lang w:val="hi_IN" w:bidi="hi_IN"/>
+        </w:rPr>
+      </w:r>
+      <w:r>
+        <w:rPr>
+          <w:b/>
+          <w:lang w:val="hi_IN" w:bidi="hi_IN"/>
         </w:rPr>
         <w:t>"और वह इच्छुक लोगों को रोकता है"</w:t>
       </w:r>
     </w:p>
     <w:p>
-      <w:r/>
-      <w:r>
+      <w:pPr/>
+      <w:r>
+        <w:rPr>
+          <w:lang w:val="hi_IN" w:bidi="hi_IN"/>
+        </w:rPr>
+      </w:r>
+      <w:r>
+        <w:rPr>
+          <w:lang w:val="hi_IN" w:bidi="hi_IN"/>
+        </w:rPr>
         <w:t>यूहन्ना कुछ शब्द छोड़ रहा है जो कई भाषाओं में एक वाक्य को पूरा करने के लिए आवश्यक होंगे। आप संदर्भ से इन शब्दों को जोड़ सकते हैं यदि यह आपकी भाषा में स्पष्ट होगा। वैकल्पिक अनुवाद: “और वह उन लोगों को रोकता है जो विश्वासियों को प्राप्त करने के इच्छुक हैं”</w:t>
       </w:r>
     </w:p>
     <w:p>
-      <w:r/>
-      <w:r>
+      <w:pPr/>
+      <w:r>
+        <w:rPr>
+          <w:lang w:val="hi_IN" w:bidi="hi_IN"/>
+        </w:rPr>
+      </w:r>
+      <w:r>
+        <w:rPr>
+          <w:lang w:val="hi_IN" w:bidi="hi_IN"/>
+        </w:rPr>
         <w:t xml:space="preserve">देखें: </w:t>
       </w:r>
       <w:r>
+        <w:rPr>
+          <w:lang w:val="hi_IN" w:bidi="hi_IN"/>
+        </w:rPr>
         <w:t xml:space="preserve">दीर्घवृत्त </w:t>
       </w:r>
-      <w:r/>
-      <w:r/>
-    </w:p>
-    <w:p>
-      <w:r/>
+      <w:r>
+        <w:rPr>
+          <w:lang w:val="hi_IN" w:bidi="hi_IN"/>
+        </w:rPr>
+      </w:r>
+      <w:r>
+        <w:rPr>
+          <w:lang w:val="hi_IN" w:bidi="hi_IN"/>
+        </w:rPr>
+      </w:r>
+    </w:p>
+    <w:p>
+      <w:pPr/>
+      <w:r>
+        <w:rPr>
+          <w:lang w:val="hi_IN" w:bidi="hi_IN"/>
+        </w:rPr>
+      </w:r>
     </w:p>
     <w:p>
       <w:pPr>
         <w:pStyle w:val="Heading2"/>
       </w:pPr>
       <w:r>
+        <w:rPr>
+          <w:lang w:val="hi_IN" w:bidi="hi_IN"/>
+        </w:rPr>
         <w:t>3 यूहन्ना 1:11 (#1)</w:t>
       </w:r>
-      <w:r/>
-    </w:p>
-    <w:p>
-      <w:r/>
-      <w:r>
-        <w:rPr>
-          <w:b/>
+      <w:r>
+        <w:rPr>
+          <w:lang w:val="hi_IN" w:bidi="hi_IN"/>
+        </w:rPr>
+      </w:r>
+    </w:p>
+    <w:p>
+      <w:pPr/>
+      <w:r>
+        <w:rPr>
+          <w:lang w:val="hi_IN" w:bidi="hi_IN"/>
+        </w:rPr>
+      </w:r>
+      <w:r>
+        <w:rPr>
+          <w:b/>
+          <w:lang w:val="hi_IN" w:bidi="hi_IN"/>
         </w:rPr>
         <w:t>"बुराई की नकल मत करो, बल्कि अच्छाई की"</w:t>
       </w:r>
     </w:p>
     <w:p>
-      <w:r/>
-      <w:r>
+      <w:pPr/>
+      <w:r>
+        <w:rPr>
+          <w:lang w:val="hi_IN" w:bidi="hi_IN"/>
+        </w:rPr>
+      </w:r>
+      <w:r>
+        <w:rPr>
+          <w:lang w:val="hi_IN" w:bidi="hi_IN"/>
+        </w:rPr>
         <w:t xml:space="preserve">यूहन्ना सामान्य अर्थ में </w:t>
       </w:r>
       <w:r>
         <w:rPr>
           <w:b/>
+          <w:lang w:val="hi_IN" w:bidi="hi_IN"/>
         </w:rPr>
         <w:t>बुराई</w:t>
       </w:r>
       <w:r>
+        <w:rPr>
+          <w:lang w:val="hi_IN" w:bidi="hi_IN"/>
+        </w:rPr>
         <w:t xml:space="preserve"> और </w:t>
       </w:r>
       <w:r>
         <w:rPr>
           <w:b/>
+          <w:lang w:val="hi_IN" w:bidi="hi_IN"/>
         </w:rPr>
         <w:t>अच्छाई</w:t>
       </w:r>
       <w:r>
+        <w:rPr>
+          <w:lang w:val="hi_IN" w:bidi="hi_IN"/>
+        </w:rPr>
         <w:t xml:space="preserve"> जैसे विशेषणों का उपयोग संज्ञा के रूप में कर रहा है। आपकी भाषा में भी विशेषणों का इसी तरह उपयोग हो सकता है। यदि नहीं, तो आप इन शब्दों का समानार्थी वाक्यांश के साथ अनुवाद कर सकते हैं। वैकल्पिक अनुवाद: "लोग जो बुरी चीजें करते हैं उनकी नकल मत करो, बल्कि अच्छी चीजों की नकल करो"</w:t>
       </w:r>
     </w:p>
     <w:p>
-      <w:r/>
-      <w:r>
+      <w:pPr/>
+      <w:r>
+        <w:rPr>
+          <w:lang w:val="hi_IN" w:bidi="hi_IN"/>
+        </w:rPr>
+      </w:r>
+      <w:r>
+        <w:rPr>
+          <w:lang w:val="hi_IN" w:bidi="hi_IN"/>
+        </w:rPr>
         <w:t xml:space="preserve">देखें: </w:t>
       </w:r>
       <w:r>
+        <w:rPr>
+          <w:lang w:val="hi_IN" w:bidi="hi_IN"/>
+        </w:rPr>
         <w:t>संज्ञात्मक विशेषण</w:t>
       </w:r>
-      <w:r/>
-      <w:r/>
-    </w:p>
-    <w:p>
-      <w:r/>
+      <w:r>
+        <w:rPr>
+          <w:lang w:val="hi_IN" w:bidi="hi_IN"/>
+        </w:rPr>
+      </w:r>
+      <w:r>
+        <w:rPr>
+          <w:lang w:val="hi_IN" w:bidi="hi_IN"/>
+        </w:rPr>
+      </w:r>
+    </w:p>
+    <w:p>
+      <w:pPr/>
+      <w:r>
+        <w:rPr>
+          <w:lang w:val="hi_IN" w:bidi="hi_IN"/>
+        </w:rPr>
+      </w:r>
     </w:p>
     <w:p>
       <w:pPr>
         <w:pStyle w:val="Heading2"/>
       </w:pPr>
       <w:r>
+        <w:rPr>
+          <w:lang w:val="hi_IN" w:bidi="hi_IN"/>
+        </w:rPr>
         <w:t>3 यूहन्ना 1:11 (#2)</w:t>
       </w:r>
-      <w:r/>
-    </w:p>
-    <w:p>
-      <w:r/>
-      <w:r>
-        <w:rPr>
-          <w:b/>
+      <w:r>
+        <w:rPr>
+          <w:lang w:val="hi_IN" w:bidi="hi_IN"/>
+        </w:rPr>
+      </w:r>
+    </w:p>
+    <w:p>
+      <w:pPr/>
+      <w:r>
+        <w:rPr>
+          <w:lang w:val="hi_IN" w:bidi="hi_IN"/>
+        </w:rPr>
+      </w:r>
+      <w:r>
+        <w:rPr>
+          <w:b/>
+          <w:lang w:val="hi_IN" w:bidi="hi_IN"/>
         </w:rPr>
         <w:t>"लेकिन अच्छा"</w:t>
       </w:r>
     </w:p>
     <w:p>
-      <w:r/>
-      <w:r>
+      <w:pPr/>
+      <w:r>
+        <w:rPr>
+          <w:lang w:val="hi_IN" w:bidi="hi_IN"/>
+        </w:rPr>
+      </w:r>
+      <w:r>
+        <w:rPr>
+          <w:lang w:val="hi_IN" w:bidi="hi_IN"/>
+        </w:rPr>
         <w:t>यूहन्ना कुछ शब्दों को छोड़ रहा है जो कई भाषाओं में एक वाक्य को पूरा करने के लिए आवश्यक होंगे। यदि आपके भाषा में यह स्पष्ट होगा तो आप इन शब्दों को संदर्भ से जोड़ सकते हैं। वैकल्पिक अनुवाद: "लेकिन उन अच्छी चीजों की नकल करें जो लोग करते हैं"</w:t>
       </w:r>
     </w:p>
     <w:p>
-      <w:r/>
-      <w:r>
+      <w:pPr/>
+      <w:r>
+        <w:rPr>
+          <w:lang w:val="hi_IN" w:bidi="hi_IN"/>
+        </w:rPr>
+      </w:r>
+      <w:r>
+        <w:rPr>
+          <w:lang w:val="hi_IN" w:bidi="hi_IN"/>
+        </w:rPr>
         <w:t xml:space="preserve">देखें: </w:t>
       </w:r>
       <w:r>
+        <w:rPr>
+          <w:lang w:val="hi_IN" w:bidi="hi_IN"/>
+        </w:rPr>
         <w:t xml:space="preserve">दीर्घवृत्त </w:t>
       </w:r>
-      <w:r/>
-      <w:r/>
-    </w:p>
-    <w:p>
-      <w:r/>
+      <w:r>
+        <w:rPr>
+          <w:lang w:val="hi_IN" w:bidi="hi_IN"/>
+        </w:rPr>
+      </w:r>
+      <w:r>
+        <w:rPr>
+          <w:lang w:val="hi_IN" w:bidi="hi_IN"/>
+        </w:rPr>
+      </w:r>
+    </w:p>
+    <w:p>
+      <w:pPr/>
+      <w:r>
+        <w:rPr>
+          <w:lang w:val="hi_IN" w:bidi="hi_IN"/>
+        </w:rPr>
+      </w:r>
     </w:p>
     <w:p>
       <w:pPr>
         <w:pStyle w:val="Heading2"/>
       </w:pPr>
       <w:r>
+        <w:rPr>
+          <w:lang w:val="hi_IN" w:bidi="hi_IN"/>
+        </w:rPr>
         <w:t>3 यूहन्ना 1:11 (#3)</w:t>
       </w:r>
-      <w:r/>
-    </w:p>
-    <w:p>
-      <w:r/>
-      <w:r>
-        <w:rPr>
-          <w:b/>
+      <w:r>
+        <w:rPr>
+          <w:lang w:val="hi_IN" w:bidi="hi_IN"/>
+        </w:rPr>
+      </w:r>
+    </w:p>
+    <w:p>
+      <w:pPr/>
+      <w:r>
+        <w:rPr>
+          <w:lang w:val="hi_IN" w:bidi="hi_IN"/>
+        </w:rPr>
+      </w:r>
+      <w:r>
+        <w:rPr>
+          <w:b/>
+          <w:lang w:val="hi_IN" w:bidi="hi_IN"/>
         </w:rPr>
         <w:t xml:space="preserve">"ने </w:t>
       </w:r>
       <w:r>
         <w:rPr>
           <w:b/>
+          <w:lang w:val="hi_IN" w:bidi="hi_IN"/>
         </w:rPr>
         <w:t xml:space="preserve">परमेश्वर </w:t>
       </w:r>
       <w:r>
         <w:rPr>
           <w:b/>
+          <w:lang w:val="hi_IN" w:bidi="hi_IN"/>
         </w:rPr>
         <w:t>को नहीं देखा"</w:t>
       </w:r>
     </w:p>
     <w:p>
-      <w:r/>
-      <w:r>
+      <w:pPr/>
+      <w:r>
+        <w:rPr>
+          <w:lang w:val="hi_IN" w:bidi="hi_IN"/>
+        </w:rPr>
+      </w:r>
+      <w:r>
+        <w:rPr>
+          <w:lang w:val="hi_IN" w:bidi="hi_IN"/>
+        </w:rPr>
         <w:t xml:space="preserve">यूहन्ना शब्द </w:t>
       </w:r>
       <w:r>
         <w:rPr>
           <w:b/>
+          <w:lang w:val="hi_IN" w:bidi="hi_IN"/>
         </w:rPr>
         <w:t>देखा</w:t>
       </w:r>
       <w:r>
+        <w:rPr>
+          <w:lang w:val="hi_IN" w:bidi="hi_IN"/>
+        </w:rPr>
         <w:t xml:space="preserve"> का उपयोग “विश्वास किया” या “अनुभव किया” के अर्थ में कर रहा है। यदि आपकी भाषा में यह स्पष्ट होगा, तो आप अर्थ को सीधे बता सकते हैं। वैकल्पिक अनुवाद: “परमेश्वर का अनुभव नहीं किया” या “परमेश्वर पर विश्वास नहीं किया”</w:t>
       </w:r>
     </w:p>
     <w:p>
-      <w:r/>
-      <w:r>
+      <w:pPr/>
+      <w:r>
+        <w:rPr>
+          <w:lang w:val="hi_IN" w:bidi="hi_IN"/>
+        </w:rPr>
+      </w:r>
+      <w:r>
+        <w:rPr>
+          <w:lang w:val="hi_IN" w:bidi="hi_IN"/>
+        </w:rPr>
         <w:t xml:space="preserve">देखें: </w:t>
       </w:r>
       <w:r>
+        <w:rPr>
+          <w:lang w:val="hi_IN" w:bidi="hi_IN"/>
+        </w:rPr>
         <w:t>रूपक</w:t>
       </w:r>
-      <w:r/>
-      <w:r/>
-    </w:p>
-    <w:p>
-      <w:r/>
+      <w:r>
+        <w:rPr>
+          <w:lang w:val="hi_IN" w:bidi="hi_IN"/>
+        </w:rPr>
+      </w:r>
+      <w:r>
+        <w:rPr>
+          <w:lang w:val="hi_IN" w:bidi="hi_IN"/>
+        </w:rPr>
+      </w:r>
+    </w:p>
+    <w:p>
+      <w:pPr/>
+      <w:r>
+        <w:rPr>
+          <w:lang w:val="hi_IN" w:bidi="hi_IN"/>
+        </w:rPr>
+      </w:r>
     </w:p>
     <w:p>
       <w:pPr>
         <w:pStyle w:val="Heading2"/>
       </w:pPr>
       <w:r>
+        <w:rPr>
+          <w:lang w:val="hi_IN" w:bidi="hi_IN"/>
+        </w:rPr>
         <w:t>3 यूहन्ना 1:12 (#1)</w:t>
       </w:r>
-      <w:r/>
-    </w:p>
-    <w:p>
-      <w:r/>
-      <w:r>
-        <w:rPr>
-          <w:b/>
+      <w:r>
+        <w:rPr>
+          <w:lang w:val="hi_IN" w:bidi="hi_IN"/>
+        </w:rPr>
+      </w:r>
+    </w:p>
+    <w:p>
+      <w:pPr/>
+      <w:r>
+        <w:rPr>
+          <w:lang w:val="hi_IN" w:bidi="hi_IN"/>
+        </w:rPr>
+      </w:r>
+      <w:r>
+        <w:rPr>
+          <w:b/>
+          <w:lang w:val="hi_IN" w:bidi="hi_IN"/>
         </w:rPr>
         <w:t>"दिमेत्रियुस को सभी ने साक्ष्यांकित किया है"</w:t>
       </w:r>
     </w:p>
     <w:p>
-      <w:r/>
-      <w:r>
+      <w:pPr/>
+      <w:r>
+        <w:rPr>
+          <w:lang w:val="hi_IN" w:bidi="hi_IN"/>
+        </w:rPr>
+      </w:r>
+      <w:r>
+        <w:rPr>
+          <w:lang w:val="hi_IN" w:bidi="hi_IN"/>
+        </w:rPr>
         <w:t>यदि आपकी भाषा इस निष्क्रिय रूप का उपयोग नहीं करती है, तो आप इसे सक्रिय रूप में व्यक्त कर सकते हैं। वैकल्पिक अनुवाद: "सभी दिमेत्रियुस की प्रशंसा करते हैं" या "हर कोई दिमेत्रियुस को एक अच्छे व्यक्ति के रूप में प्रशंसा करता है"</w:t>
       </w:r>
     </w:p>
     <w:p>
-      <w:r/>
-      <w:r>
+      <w:pPr/>
+      <w:r>
+        <w:rPr>
+          <w:lang w:val="hi_IN" w:bidi="hi_IN"/>
+        </w:rPr>
+      </w:r>
+      <w:r>
+        <w:rPr>
+          <w:lang w:val="hi_IN" w:bidi="hi_IN"/>
+        </w:rPr>
         <w:t xml:space="preserve">देखें: </w:t>
       </w:r>
       <w:r>
+        <w:rPr>
+          <w:lang w:val="hi_IN" w:bidi="hi_IN"/>
+        </w:rPr>
         <w:t>सक्रिय या निष्क्रिय</w:t>
       </w:r>
-      <w:r/>
-      <w:r/>
-    </w:p>
-    <w:p>
-      <w:r/>
+      <w:r>
+        <w:rPr>
+          <w:lang w:val="hi_IN" w:bidi="hi_IN"/>
+        </w:rPr>
+      </w:r>
+      <w:r>
+        <w:rPr>
+          <w:lang w:val="hi_IN" w:bidi="hi_IN"/>
+        </w:rPr>
+      </w:r>
+    </w:p>
+    <w:p>
+      <w:pPr/>
+      <w:r>
+        <w:rPr>
+          <w:lang w:val="hi_IN" w:bidi="hi_IN"/>
+        </w:rPr>
+      </w:r>
     </w:p>
     <w:p>
       <w:pPr>
         <w:pStyle w:val="Heading2"/>
       </w:pPr>
       <w:r>
+        <w:rPr>
+          <w:lang w:val="hi_IN" w:bidi="hi_IN"/>
+        </w:rPr>
         <w:t>3 यूहन्ना 1:12 (#2)</w:t>
       </w:r>
-      <w:r/>
-    </w:p>
-    <w:p>
-      <w:r/>
-      <w:r>
-        <w:rPr>
-          <w:b/>
+      <w:r>
+        <w:rPr>
+          <w:lang w:val="hi_IN" w:bidi="hi_IN"/>
+        </w:rPr>
+      </w:r>
+    </w:p>
+    <w:p>
+      <w:pPr/>
+      <w:r>
+        <w:rPr>
+          <w:lang w:val="hi_IN" w:bidi="hi_IN"/>
+        </w:rPr>
+      </w:r>
+      <w:r>
+        <w:rPr>
+          <w:b/>
+          <w:lang w:val="hi_IN" w:bidi="hi_IN"/>
         </w:rPr>
         <w:t>"दिमेत्रियुस"</w:t>
       </w:r>
     </w:p>
     <w:p>
-      <w:r/>
-      <w:r>
-        <w:rPr>
-          <w:b/>
+      <w:pPr/>
+      <w:r>
+        <w:rPr>
+          <w:lang w:val="hi_IN" w:bidi="hi_IN"/>
+        </w:rPr>
+      </w:r>
+      <w:r>
+        <w:rPr>
+          <w:b/>
+          <w:lang w:val="hi_IN" w:bidi="hi_IN"/>
         </w:rPr>
         <w:t xml:space="preserve">दिमेत्रियुस </w:t>
       </w:r>
       <w:r>
+        <w:rPr>
+          <w:lang w:val="hi_IN" w:bidi="hi_IN"/>
+        </w:rPr>
         <w:t>एक आदमी का नाम हैं।</w:t>
       </w:r>
     </w:p>
     <w:p>
-      <w:r/>
-      <w:r>
+      <w:pPr/>
+      <w:r>
+        <w:rPr>
+          <w:lang w:val="hi_IN" w:bidi="hi_IN"/>
+        </w:rPr>
+      </w:r>
+      <w:r>
+        <w:rPr>
+          <w:lang w:val="hi_IN" w:bidi="hi_IN"/>
+        </w:rPr>
         <w:t xml:space="preserve">देखें: </w:t>
       </w:r>
       <w:r>
+        <w:rPr>
+          <w:lang w:val="hi_IN" w:bidi="hi_IN"/>
+        </w:rPr>
         <w:t>नामों का अनुवाद कैसे करें</w:t>
       </w:r>
-      <w:r/>
-      <w:r/>
-    </w:p>
-    <w:p>
-      <w:r/>
+      <w:r>
+        <w:rPr>
+          <w:lang w:val="hi_IN" w:bidi="hi_IN"/>
+        </w:rPr>
+      </w:r>
+      <w:r>
+        <w:rPr>
+          <w:lang w:val="hi_IN" w:bidi="hi_IN"/>
+        </w:rPr>
+      </w:r>
+    </w:p>
+    <w:p>
+      <w:pPr/>
+      <w:r>
+        <w:rPr>
+          <w:lang w:val="hi_IN" w:bidi="hi_IN"/>
+        </w:rPr>
+      </w:r>
     </w:p>
     <w:p>
       <w:pPr>
         <w:pStyle w:val="Heading2"/>
       </w:pPr>
       <w:r>
+        <w:rPr>
+          <w:lang w:val="hi_IN" w:bidi="hi_IN"/>
+        </w:rPr>
         <w:t>3 यूहन्ना 1:12 (#3)</w:t>
       </w:r>
-      <w:r/>
-    </w:p>
-    <w:p>
-      <w:r/>
-      <w:r>
-        <w:rPr>
-          <w:b/>
+      <w:r>
+        <w:rPr>
+          <w:lang w:val="hi_IN" w:bidi="hi_IN"/>
+        </w:rPr>
+      </w:r>
+    </w:p>
+    <w:p>
+      <w:pPr/>
+      <w:r>
+        <w:rPr>
+          <w:lang w:val="hi_IN" w:bidi="hi_IN"/>
+        </w:rPr>
+      </w:r>
+      <w:r>
+        <w:rPr>
+          <w:b/>
+          <w:lang w:val="hi_IN" w:bidi="hi_IN"/>
         </w:rPr>
         <w:t>"सभी द्वारा"</w:t>
       </w:r>
     </w:p>
     <w:p>
-      <w:r/>
-      <w:r>
+      <w:pPr/>
+      <w:r>
+        <w:rPr>
+          <w:lang w:val="hi_IN" w:bidi="hi_IN"/>
+        </w:rPr>
+      </w:r>
+      <w:r>
+        <w:rPr>
+          <w:lang w:val="hi_IN" w:bidi="hi_IN"/>
+        </w:rPr>
         <w:t xml:space="preserve">यूहन्ना यहाँ </w:t>
       </w:r>
       <w:r>
         <w:rPr>
           <w:b/>
+          <w:lang w:val="hi_IN" w:bidi="hi_IN"/>
         </w:rPr>
         <w:t>सभी</w:t>
       </w:r>
       <w:r>
+        <w:rPr>
+          <w:lang w:val="hi_IN" w:bidi="hi_IN"/>
+        </w:rPr>
         <w:t xml:space="preserve"> जोर देने के लिए सामान्यीकरण के रूप में कहते हैं। यदि आपकी भाषा में यह सहायक हो, तो आप जोर देने के लिए एक अलग तरीका उपयोग कर सकते हैं। वैकल्पिक अनुवाद: "जो उसे जानते हैं उनके द्वारा"</w:t>
       </w:r>
     </w:p>
     <w:p>
-      <w:r/>
-      <w:r>
+      <w:pPr/>
+      <w:r>
+        <w:rPr>
+          <w:lang w:val="hi_IN" w:bidi="hi_IN"/>
+        </w:rPr>
+      </w:r>
+      <w:r>
+        <w:rPr>
+          <w:lang w:val="hi_IN" w:bidi="hi_IN"/>
+        </w:rPr>
         <w:t xml:space="preserve">देखें: </w:t>
       </w:r>
       <w:r>
+        <w:rPr>
+          <w:lang w:val="hi_IN" w:bidi="hi_IN"/>
+        </w:rPr>
         <w:t>अतिशयोक्ति</w:t>
       </w:r>
-      <w:r/>
-      <w:r/>
-    </w:p>
-    <w:p>
-      <w:r/>
+      <w:r>
+        <w:rPr>
+          <w:lang w:val="hi_IN" w:bidi="hi_IN"/>
+        </w:rPr>
+      </w:r>
+      <w:r>
+        <w:rPr>
+          <w:lang w:val="hi_IN" w:bidi="hi_IN"/>
+        </w:rPr>
+      </w:r>
+    </w:p>
+    <w:p>
+      <w:pPr/>
+      <w:r>
+        <w:rPr>
+          <w:lang w:val="hi_IN" w:bidi="hi_IN"/>
+        </w:rPr>
+      </w:r>
     </w:p>
     <w:p>
       <w:pPr>
         <w:pStyle w:val="Heading2"/>
       </w:pPr>
       <w:r>
+        <w:rPr>
+          <w:lang w:val="hi_IN" w:bidi="hi_IN"/>
+        </w:rPr>
         <w:t>3 यूहन्ना 1:12 (#4)</w:t>
       </w:r>
-      <w:r/>
-    </w:p>
-    <w:p>
-      <w:r/>
-      <w:r>
-        <w:rPr>
-          <w:b/>
+      <w:r>
+        <w:rPr>
+          <w:lang w:val="hi_IN" w:bidi="hi_IN"/>
+        </w:rPr>
+      </w:r>
+    </w:p>
+    <w:p>
+      <w:pPr/>
+      <w:r>
+        <w:rPr>
+          <w:lang w:val="hi_IN" w:bidi="hi_IN"/>
+        </w:rPr>
+      </w:r>
+      <w:r>
+        <w:rPr>
+          <w:b/>
+          <w:lang w:val="hi_IN" w:bidi="hi_IN"/>
         </w:rPr>
         <w:t>"और स्वयं सत्य द्वारा"</w:t>
       </w:r>
     </w:p>
     <w:p>
-      <w:r/>
-      <w:r>
+      <w:pPr/>
+      <w:r>
+        <w:rPr>
+          <w:lang w:val="hi_IN" w:bidi="hi_IN"/>
+        </w:rPr>
+      </w:r>
+      <w:r>
+        <w:rPr>
+          <w:lang w:val="hi_IN" w:bidi="hi_IN"/>
+        </w:rPr>
         <w:t>यूहन्ना कुछ शब्दों को छोड़ रहा है जो कई भाषाओं में एक वाक्य को पूरा करने के लिए आवश्यक होंगे। यदि आपके भाषा में यह स्पष्ट होगा तो आप इन शब्दों को संदर्भ से जोड़ सकते हैं। वैकल्पिक अनुवाद: "और उसे स्वयं सत्य द्वारा प्रमाणित किया गया है"</w:t>
       </w:r>
     </w:p>
     <w:p>
-      <w:r/>
-      <w:r>
+      <w:pPr/>
+      <w:r>
+        <w:rPr>
+          <w:lang w:val="hi_IN" w:bidi="hi_IN"/>
+        </w:rPr>
+      </w:r>
+      <w:r>
+        <w:rPr>
+          <w:lang w:val="hi_IN" w:bidi="hi_IN"/>
+        </w:rPr>
         <w:t xml:space="preserve">देखें: </w:t>
       </w:r>
       <w:r>
+        <w:rPr>
+          <w:lang w:val="hi_IN" w:bidi="hi_IN"/>
+        </w:rPr>
         <w:t xml:space="preserve">दीर्घवृत्त </w:t>
       </w:r>
-      <w:r/>
-      <w:r/>
-    </w:p>
-    <w:p>
-      <w:r/>
+      <w:r>
+        <w:rPr>
+          <w:lang w:val="hi_IN" w:bidi="hi_IN"/>
+        </w:rPr>
+      </w:r>
+      <w:r>
+        <w:rPr>
+          <w:lang w:val="hi_IN" w:bidi="hi_IN"/>
+        </w:rPr>
+      </w:r>
+    </w:p>
+    <w:p>
+      <w:pPr/>
+      <w:r>
+        <w:rPr>
+          <w:lang w:val="hi_IN" w:bidi="hi_IN"/>
+        </w:rPr>
+      </w:r>
     </w:p>
     <w:p>
       <w:pPr>
         <w:pStyle w:val="Heading2"/>
       </w:pPr>
       <w:r>
+        <w:rPr>
+          <w:lang w:val="hi_IN" w:bidi="hi_IN"/>
+        </w:rPr>
         <w:t>3 यूहन्ना 1:12 (#5)</w:t>
       </w:r>
-      <w:r/>
-    </w:p>
-    <w:p>
-      <w:r/>
-      <w:r>
-        <w:rPr>
-          <w:b/>
+      <w:r>
+        <w:rPr>
+          <w:lang w:val="hi_IN" w:bidi="hi_IN"/>
+        </w:rPr>
+      </w:r>
+    </w:p>
+    <w:p>
+      <w:pPr/>
+      <w:r>
+        <w:rPr>
+          <w:lang w:val="hi_IN" w:bidi="hi_IN"/>
+        </w:rPr>
+      </w:r>
+      <w:r>
+        <w:rPr>
+          <w:b/>
+          <w:lang w:val="hi_IN" w:bidi="hi_IN"/>
         </w:rPr>
         <w:t>"स्वयं सत्य द्वारा"</w:t>
       </w:r>
     </w:p>
     <w:p>
-      <w:r/>
-      <w:r>
+      <w:pPr/>
+      <w:r>
+        <w:rPr>
+          <w:lang w:val="hi_IN" w:bidi="hi_IN"/>
+        </w:rPr>
+      </w:r>
+      <w:r>
+        <w:rPr>
+          <w:lang w:val="hi_IN" w:bidi="hi_IN"/>
+        </w:rPr>
         <w:t xml:space="preserve">यदि आपकी भाषा में </w:t>
       </w:r>
       <w:r>
         <w:rPr>
           <w:b/>
+          <w:lang w:val="hi_IN" w:bidi="hi_IN"/>
         </w:rPr>
         <w:t>सत्य</w:t>
       </w:r>
       <w:r>
+        <w:rPr>
+          <w:lang w:val="hi_IN" w:bidi="hi_IN"/>
+        </w:rPr>
         <w:t xml:space="preserve"> के विचार के लिए एक अमूर्त संज्ञा का उपयोग नहीं होता है, तो आप उसी विचार को किसी अन्य तरीके से व्यक्त कर सकते हैं। वैकल्पिक अनुवाद: “जिस तरह से वह वास्तव में यीशु की आज्ञा का पालन करता है”</w:t>
       </w:r>
     </w:p>
     <w:p>
-      <w:r/>
-      <w:r>
+      <w:pPr/>
+      <w:r>
+        <w:rPr>
+          <w:lang w:val="hi_IN" w:bidi="hi_IN"/>
+        </w:rPr>
+      </w:r>
+      <w:r>
+        <w:rPr>
+          <w:lang w:val="hi_IN" w:bidi="hi_IN"/>
+        </w:rPr>
         <w:t xml:space="preserve">देखें: </w:t>
       </w:r>
       <w:r>
+        <w:rPr>
+          <w:lang w:val="hi_IN" w:bidi="hi_IN"/>
+        </w:rPr>
         <w:t>भाववाचक संज्ञा</w:t>
       </w:r>
-      <w:r/>
-      <w:r/>
-    </w:p>
-    <w:p>
-      <w:r/>
+      <w:r>
+        <w:rPr>
+          <w:lang w:val="hi_IN" w:bidi="hi_IN"/>
+        </w:rPr>
+      </w:r>
+      <w:r>
+        <w:rPr>
+          <w:lang w:val="hi_IN" w:bidi="hi_IN"/>
+        </w:rPr>
+      </w:r>
+    </w:p>
+    <w:p>
+      <w:pPr/>
+      <w:r>
+        <w:rPr>
+          <w:lang w:val="hi_IN" w:bidi="hi_IN"/>
+        </w:rPr>
+      </w:r>
     </w:p>
     <w:p>
       <w:pPr>
         <w:pStyle w:val="Heading2"/>
       </w:pPr>
       <w:r>
+        <w:rPr>
+          <w:lang w:val="hi_IN" w:bidi="hi_IN"/>
+        </w:rPr>
         <w:t>3 यूहन्ना 1:12 (#6)</w:t>
       </w:r>
-      <w:r/>
-    </w:p>
-    <w:p>
-      <w:r/>
-      <w:r>
-        <w:rPr>
-          <w:b/>
+      <w:r>
+        <w:rPr>
+          <w:lang w:val="hi_IN" w:bidi="hi_IN"/>
+        </w:rPr>
+      </w:r>
+    </w:p>
+    <w:p>
+      <w:pPr/>
+      <w:r>
+        <w:rPr>
+          <w:lang w:val="hi_IN" w:bidi="hi_IN"/>
+        </w:rPr>
+      </w:r>
+      <w:r>
+        <w:rPr>
+          <w:b/>
+          <w:lang w:val="hi_IN" w:bidi="hi_IN"/>
         </w:rPr>
         <w:t>"स्वयं सत्य द्वारा"</w:t>
       </w:r>
     </w:p>
     <w:p>
-      <w:r/>
-      <w:r>
+      <w:pPr/>
+      <w:r>
+        <w:rPr>
+          <w:lang w:val="hi_IN" w:bidi="hi_IN"/>
+        </w:rPr>
+      </w:r>
+      <w:r>
+        <w:rPr>
+          <w:lang w:val="hi_IN" w:bidi="hi_IN"/>
+        </w:rPr>
         <w:t xml:space="preserve">यूहन्ना </w:t>
       </w:r>
       <w:r>
         <w:rPr>
           <w:b/>
+          <w:lang w:val="hi_IN" w:bidi="hi_IN"/>
         </w:rPr>
         <w:t>सत्य</w:t>
       </w:r>
       <w:r>
+        <w:rPr>
+          <w:lang w:val="hi_IN" w:bidi="hi_IN"/>
+        </w:rPr>
         <w:t xml:space="preserve"> के बारे में इस तरह बोल रहा है जैसे यह एक जीवित चीज हो जो गवाही दे सके कि दिमेत्रियुस एक अच्छा व्यक्ति है। यदि आपकी भाषा में यह सहायक हो, तो आप अर्थ को स्पष्ट रूप से बता सकते हैं। वैकल्पिक अनुवाद: "उसके सही तरीके से जीने के द्वारा"</w:t>
       </w:r>
     </w:p>
     <w:p>
-      <w:r/>
-      <w:r>
+      <w:pPr/>
+      <w:r>
+        <w:rPr>
+          <w:lang w:val="hi_IN" w:bidi="hi_IN"/>
+        </w:rPr>
+      </w:r>
+      <w:r>
+        <w:rPr>
+          <w:lang w:val="hi_IN" w:bidi="hi_IN"/>
+        </w:rPr>
         <w:t xml:space="preserve">देखें: </w:t>
       </w:r>
       <w:r>
+        <w:rPr>
+          <w:lang w:val="hi_IN" w:bidi="hi_IN"/>
+        </w:rPr>
         <w:t>मानवीकरण</w:t>
       </w:r>
-      <w:r/>
-      <w:r/>
-    </w:p>
-    <w:p>
-      <w:r/>
+      <w:r>
+        <w:rPr>
+          <w:lang w:val="hi_IN" w:bidi="hi_IN"/>
+        </w:rPr>
+      </w:r>
+      <w:r>
+        <w:rPr>
+          <w:lang w:val="hi_IN" w:bidi="hi_IN"/>
+        </w:rPr>
+      </w:r>
+    </w:p>
+    <w:p>
+      <w:pPr/>
+      <w:r>
+        <w:rPr>
+          <w:lang w:val="hi_IN" w:bidi="hi_IN"/>
+        </w:rPr>
+      </w:r>
     </w:p>
     <w:p>
       <w:pPr>
         <w:pStyle w:val="Heading2"/>
       </w:pPr>
       <w:r>
+        <w:rPr>
+          <w:lang w:val="hi_IN" w:bidi="hi_IN"/>
+        </w:rPr>
         <w:t>3 यूहन्ना 1:12 (#7)</w:t>
       </w:r>
-      <w:r/>
-    </w:p>
-    <w:p>
-      <w:r/>
-      <w:r>
-        <w:rPr>
-          <w:b/>
+      <w:r>
+        <w:rPr>
+          <w:lang w:val="hi_IN" w:bidi="hi_IN"/>
+        </w:rPr>
+      </w:r>
+    </w:p>
+    <w:p>
+      <w:pPr/>
+      <w:r>
+        <w:rPr>
+          <w:lang w:val="hi_IN" w:bidi="hi_IN"/>
+        </w:rPr>
+      </w:r>
+      <w:r>
+        <w:rPr>
+          <w:b/>
+          <w:lang w:val="hi_IN" w:bidi="hi_IN"/>
         </w:rPr>
         <w:t>"हम स्वयं भी गवाही देते हैं"</w:t>
       </w:r>
     </w:p>
     <w:p>
-      <w:r/>
-      <w:r>
+      <w:pPr/>
+      <w:r>
+        <w:rPr>
+          <w:lang w:val="hi_IN" w:bidi="hi_IN"/>
+        </w:rPr>
+      </w:r>
+      <w:r>
+        <w:rPr>
+          <w:lang w:val="hi_IN" w:bidi="hi_IN"/>
+        </w:rPr>
         <w:t xml:space="preserve">जोर देने के लिए, यूहन्ना सर्वनाम </w:t>
       </w:r>
       <w:r>
         <w:rPr>
           <w:b/>
+          <w:lang w:val="hi_IN" w:bidi="hi_IN"/>
         </w:rPr>
         <w:t>हम</w:t>
       </w:r>
       <w:r>
+        <w:rPr>
+          <w:lang w:val="hi_IN" w:bidi="hi_IN"/>
+        </w:rPr>
         <w:t xml:space="preserve"> का उल्लेख कर रहा है, जिसका अर्थ पहले से ही क्रिया में अनुवादित </w:t>
       </w:r>
       <w:r>
         <w:rPr>
           <w:b/>
+          <w:lang w:val="hi_IN" w:bidi="hi_IN"/>
         </w:rPr>
         <w:t>गवाही देना</w:t>
       </w:r>
       <w:r>
+        <w:rPr>
+          <w:lang w:val="hi_IN" w:bidi="hi_IN"/>
+        </w:rPr>
         <w:t xml:space="preserve"> में मौजूद है। यदि आपकी भाषा में जोर देने के लिए निहित सर्वनामों को स्पष्ट रूप से व्यक्त किया जा सकता है, तो आप अपने अनुवाद में इस संरचना का उपयोग कर सकते हैं। अन्य भाषाओं में इस जोर को व्यक्त करने के अन्य तरीके हो सकते हैं। </w:t>
       </w:r>
       <w:r>
+        <w:rPr>
+          <w:lang w:val="hi_IN" w:bidi="hi_IN"/>
+        </w:rPr>
         <w:t>यू एल टी स्वयं गहन सर्वनाम का उपयोग करके ऐसा करता है</w:t>
       </w:r>
       <w:r>
+        <w:rPr>
+          <w:lang w:val="hi_IN" w:bidi="hi_IN"/>
+        </w:rPr>
         <w:t>। वैकल्पिक अनुवाद: “हम भी दृढ़ता से गवाही देते हैं”</w:t>
       </w:r>
     </w:p>
     <w:p>
-      <w:r/>
-      <w:r>
+      <w:pPr/>
+      <w:r>
+        <w:rPr>
+          <w:lang w:val="hi_IN" w:bidi="hi_IN"/>
+        </w:rPr>
+      </w:r>
+      <w:r>
+        <w:rPr>
+          <w:lang w:val="hi_IN" w:bidi="hi_IN"/>
+        </w:rPr>
         <w:t xml:space="preserve">देखें: </w:t>
       </w:r>
       <w:r>
+        <w:rPr>
+          <w:lang w:val="hi_IN" w:bidi="hi_IN"/>
+        </w:rPr>
         <w:t>सर्वनाम — उनका उपयोग कब करें</w:t>
       </w:r>
-      <w:r/>
-      <w:r/>
-    </w:p>
-    <w:p>
-      <w:r/>
+      <w:r>
+        <w:rPr>
+          <w:lang w:val="hi_IN" w:bidi="hi_IN"/>
+        </w:rPr>
+      </w:r>
+      <w:r>
+        <w:rPr>
+          <w:lang w:val="hi_IN" w:bidi="hi_IN"/>
+        </w:rPr>
+      </w:r>
+    </w:p>
+    <w:p>
+      <w:pPr/>
+      <w:r>
+        <w:rPr>
+          <w:lang w:val="hi_IN" w:bidi="hi_IN"/>
+        </w:rPr>
+      </w:r>
     </w:p>
     <w:p>
       <w:pPr>
         <w:pStyle w:val="Heading2"/>
       </w:pPr>
       <w:r>
+        <w:rPr>
+          <w:lang w:val="hi_IN" w:bidi="hi_IN"/>
+        </w:rPr>
         <w:t>3 यूहन्ना 1:12 (#8)</w:t>
       </w:r>
-      <w:r/>
-    </w:p>
-    <w:p>
-      <w:r/>
-      <w:r>
-        <w:rPr>
-          <w:b/>
+      <w:r>
+        <w:rPr>
+          <w:lang w:val="hi_IN" w:bidi="hi_IN"/>
+        </w:rPr>
+      </w:r>
+    </w:p>
+    <w:p>
+      <w:pPr/>
+      <w:r>
+        <w:rPr>
+          <w:lang w:val="hi_IN" w:bidi="hi_IN"/>
+        </w:rPr>
+      </w:r>
+      <w:r>
+        <w:rPr>
+          <w:b/>
+          <w:lang w:val="hi_IN" w:bidi="hi_IN"/>
         </w:rPr>
         <w:t>"हम स्वयं"</w:t>
       </w:r>
       <w:r>
+        <w:rPr>
+          <w:lang w:val="hi_IN" w:bidi="hi_IN"/>
+        </w:rPr>
         <w:t xml:space="preserve"> - </w:t>
       </w:r>
       <w:r>
         <w:rPr>
           <w:b/>
+          <w:lang w:val="hi_IN" w:bidi="hi_IN"/>
         </w:rPr>
         <w:t>"गवाही देते हैं,"</w:t>
       </w:r>
       <w:r>
+        <w:rPr>
+          <w:lang w:val="hi_IN" w:bidi="hi_IN"/>
+        </w:rPr>
         <w:t xml:space="preserve"> - </w:t>
       </w:r>
       <w:r>
         <w:rPr>
           <w:b/>
+          <w:lang w:val="hi_IN" w:bidi="hi_IN"/>
         </w:rPr>
         <w:t>"हमारा"</w:t>
       </w:r>
     </w:p>
     <w:p>
-      <w:r/>
-      <w:r>
+      <w:pPr/>
+      <w:r>
+        <w:rPr>
+          <w:lang w:val="hi_IN" w:bidi="hi_IN"/>
+        </w:rPr>
+      </w:r>
+      <w:r>
+        <w:rPr>
+          <w:lang w:val="hi_IN" w:bidi="hi_IN"/>
+        </w:rPr>
         <w:t xml:space="preserve">यहाँ शब्द </w:t>
       </w:r>
       <w:r>
         <w:rPr>
           <w:b/>
+          <w:lang w:val="hi_IN" w:bidi="hi_IN"/>
         </w:rPr>
         <w:t>हम स्वयं</w:t>
       </w:r>
       <w:r>
+        <w:rPr>
+          <w:lang w:val="hi_IN" w:bidi="hi_IN"/>
+        </w:rPr>
         <w:t xml:space="preserve"> और </w:t>
       </w:r>
       <w:r>
         <w:rPr>
           <w:b/>
+          <w:lang w:val="hi_IN" w:bidi="hi_IN"/>
         </w:rPr>
         <w:t>हमारा</w:t>
       </w:r>
       <w:r>
+        <w:rPr>
+          <w:lang w:val="hi_IN" w:bidi="hi_IN"/>
+        </w:rPr>
         <w:t xml:space="preserve"> यूहन्ना और उसके साथियों को संदर्भित करते हैं, लेकिन इसमें गयुस शामिल नहीं है, इसलिए यदि आपकी भाषा में यह भेद होता है तो अनुवाद में उन शब्दों का विशेष रूप का उपयोग करें।</w:t>
       </w:r>
     </w:p>
     <w:p>
-      <w:r/>
-      <w:r>
+      <w:pPr/>
+      <w:r>
+        <w:rPr>
+          <w:lang w:val="hi_IN" w:bidi="hi_IN"/>
+        </w:rPr>
+      </w:r>
+      <w:r>
+        <w:rPr>
+          <w:lang w:val="hi_IN" w:bidi="hi_IN"/>
+        </w:rPr>
         <w:t xml:space="preserve">देखें: </w:t>
       </w:r>
       <w:r>
+        <w:rPr>
+          <w:lang w:val="hi_IN" w:bidi="hi_IN"/>
+        </w:rPr>
         <w:t>विशेष और समावेशी 'हम'</w:t>
       </w:r>
-      <w:r/>
-      <w:r/>
-    </w:p>
-    <w:p>
-      <w:r/>
+      <w:r>
+        <w:rPr>
+          <w:lang w:val="hi_IN" w:bidi="hi_IN"/>
+        </w:rPr>
+      </w:r>
+      <w:r>
+        <w:rPr>
+          <w:lang w:val="hi_IN" w:bidi="hi_IN"/>
+        </w:rPr>
+      </w:r>
+    </w:p>
+    <w:p>
+      <w:pPr/>
+      <w:r>
+        <w:rPr>
+          <w:lang w:val="hi_IN" w:bidi="hi_IN"/>
+        </w:rPr>
+      </w:r>
     </w:p>
     <w:p>
       <w:pPr>
         <w:pStyle w:val="Heading2"/>
       </w:pPr>
       <w:r>
+        <w:rPr>
+          <w:lang w:val="hi_IN" w:bidi="hi_IN"/>
+        </w:rPr>
         <w:t>3 यूहन्ना 1:13 (#1)</w:t>
       </w:r>
-      <w:r/>
-    </w:p>
-    <w:p>
-      <w:r/>
-      <w:r>
-        <w:rPr>
-          <w:b/>
+      <w:r>
+        <w:rPr>
+          <w:lang w:val="hi_IN" w:bidi="hi_IN"/>
+        </w:rPr>
+      </w:r>
+    </w:p>
+    <w:p>
+      <w:pPr/>
+      <w:r>
+        <w:rPr>
+          <w:lang w:val="hi_IN" w:bidi="hi_IN"/>
+        </w:rPr>
+      </w:r>
+      <w:r>
+        <w:rPr>
+          <w:b/>
+          <w:lang w:val="hi_IN" w:bidi="hi_IN"/>
         </w:rPr>
         <w:t>"</w:t>
       </w:r>
       <w:r>
         <w:rPr>
           <w:b/>
+          <w:lang w:val="hi_IN" w:bidi="hi_IN"/>
         </w:rPr>
         <w:t xml:space="preserve">स्याही </w:t>
       </w:r>
       <w:r>
         <w:rPr>
           <w:b/>
+          <w:lang w:val="hi_IN" w:bidi="hi_IN"/>
         </w:rPr>
         <w:t>और कलम से"</w:t>
       </w:r>
     </w:p>
     <w:p>
-      <w:r/>
-      <w:r>
+      <w:pPr/>
+      <w:r>
+        <w:rPr>
+          <w:lang w:val="hi_IN" w:bidi="hi_IN"/>
+        </w:rPr>
+      </w:r>
+      <w:r>
+        <w:rPr>
+          <w:lang w:val="hi_IN" w:bidi="hi_IN"/>
+        </w:rPr>
         <w:t xml:space="preserve">यूहन्ना एक पत्र से संबंधित कुछ उपयोग कर रहा है, </w:t>
       </w:r>
       <w:r>
         <w:rPr>
           <w:b/>
+          <w:lang w:val="hi_IN" w:bidi="hi_IN"/>
         </w:rPr>
         <w:t>स्याही और कलम</w:t>
       </w:r>
       <w:r>
+        <w:rPr>
+          <w:lang w:val="hi_IN" w:bidi="hi_IN"/>
+        </w:rPr>
         <w:t xml:space="preserve"> जिसका वह पत्र लिखने के लिए उपयोग करेगा, पत्र को दर्शाने के लिए। यदि यह आपकी भाषा में सहायक हो, तो आप एक समकक्ष अभिव्यक्ति का उपयोग कर सकते हैं या अर्थ को स्पष्ट रूप से बता सकते हैं। वैकल्पिक अनुवाद, जैसे </w:t>
       </w:r>
       <w:r>
+        <w:rPr>
+          <w:lang w:val="hi_IN" w:bidi="hi_IN"/>
+        </w:rPr>
         <w:t xml:space="preserve">यू एस टी </w:t>
       </w:r>
       <w:r>
+        <w:rPr>
+          <w:lang w:val="hi_IN" w:bidi="hi_IN"/>
+        </w:rPr>
         <w:t>में: "एक पत्र में"</w:t>
       </w:r>
     </w:p>
     <w:p>
-      <w:r/>
-      <w:r>
+      <w:pPr/>
+      <w:r>
+        <w:rPr>
+          <w:lang w:val="hi_IN" w:bidi="hi_IN"/>
+        </w:rPr>
+      </w:r>
+      <w:r>
+        <w:rPr>
+          <w:lang w:val="hi_IN" w:bidi="hi_IN"/>
+        </w:rPr>
         <w:t xml:space="preserve">देखें: </w:t>
       </w:r>
       <w:r>
+        <w:rPr>
+          <w:lang w:val="hi_IN" w:bidi="hi_IN"/>
+        </w:rPr>
         <w:t>लक्षणालंकार</w:t>
       </w:r>
-      <w:r/>
-      <w:r/>
-    </w:p>
-    <w:p>
-      <w:r/>
+      <w:r>
+        <w:rPr>
+          <w:lang w:val="hi_IN" w:bidi="hi_IN"/>
+        </w:rPr>
+      </w:r>
+      <w:r>
+        <w:rPr>
+          <w:lang w:val="hi_IN" w:bidi="hi_IN"/>
+        </w:rPr>
+      </w:r>
+    </w:p>
+    <w:p>
+      <w:pPr/>
+      <w:r>
+        <w:rPr>
+          <w:lang w:val="hi_IN" w:bidi="hi_IN"/>
+        </w:rPr>
+      </w:r>
     </w:p>
     <w:p>
       <w:pPr>
         <w:pStyle w:val="Heading2"/>
       </w:pPr>
       <w:r>
+        <w:rPr>
+          <w:lang w:val="hi_IN" w:bidi="hi_IN"/>
+        </w:rPr>
         <w:t>3 यूहन्ना 1:14 (#1)</w:t>
       </w:r>
-      <w:r/>
-    </w:p>
-    <w:p>
-      <w:r/>
-      <w:r>
-        <w:rPr>
-          <w:b/>
+      <w:r>
+        <w:rPr>
+          <w:lang w:val="hi_IN" w:bidi="hi_IN"/>
+        </w:rPr>
+      </w:r>
+    </w:p>
+    <w:p>
+      <w:pPr/>
+      <w:r>
+        <w:rPr>
+          <w:lang w:val="hi_IN" w:bidi="hi_IN"/>
+        </w:rPr>
+      </w:r>
+      <w:r>
+        <w:rPr>
+          <w:b/>
+          <w:lang w:val="hi_IN" w:bidi="hi_IN"/>
         </w:rPr>
         <w:t>"मुंह से मुंह"</w:t>
       </w:r>
     </w:p>
     <w:p>
-      <w:r/>
-      <w:r>
+      <w:pPr/>
+      <w:r>
+        <w:rPr>
+          <w:lang w:val="hi_IN" w:bidi="hi_IN"/>
+        </w:rPr>
+      </w:r>
+      <w:r>
+        <w:rPr>
+          <w:lang w:val="hi_IN" w:bidi="hi_IN"/>
+        </w:rPr>
         <w:t xml:space="preserve">यहाँ, </w:t>
       </w:r>
       <w:r>
         <w:rPr>
           <w:b/>
+          <w:lang w:val="hi_IN" w:bidi="hi_IN"/>
         </w:rPr>
         <w:t>मुँह से मुँह</w:t>
       </w:r>
       <w:r>
+        <w:rPr>
+          <w:lang w:val="hi_IN" w:bidi="hi_IN"/>
+        </w:rPr>
         <w:t xml:space="preserve"> एक मुहावरा है जिसका अर्थ है "व्यक्तिगत रूप से"। यदि इस वाक्यांश का आपके भाषा में यह अर्थ नहीं है, तो आप अपनी भाषा का कोई ऐसा मुहावरा उपयोग कर सकते हैं जिसका यह अर्थ हो या अर्थ को सीधे तौर पर बता सकते हैं। वैकल्पिक अनुवाद: "आमने-सामने" या "व्यक्तिगत रूप से"</w:t>
       </w:r>
     </w:p>
     <w:p>
-      <w:r/>
-      <w:r>
+      <w:pPr/>
+      <w:r>
+        <w:rPr>
+          <w:lang w:val="hi_IN" w:bidi="hi_IN"/>
+        </w:rPr>
+      </w:r>
+      <w:r>
+        <w:rPr>
+          <w:lang w:val="hi_IN" w:bidi="hi_IN"/>
+        </w:rPr>
         <w:t xml:space="preserve">देखें: </w:t>
       </w:r>
       <w:r>
+        <w:rPr>
+          <w:lang w:val="hi_IN" w:bidi="hi_IN"/>
+        </w:rPr>
         <w:t>मुहावरा</w:t>
       </w:r>
-      <w:r/>
-      <w:r/>
-    </w:p>
-    <w:p>
-      <w:r/>
+      <w:r>
+        <w:rPr>
+          <w:lang w:val="hi_IN" w:bidi="hi_IN"/>
+        </w:rPr>
+      </w:r>
+      <w:r>
+        <w:rPr>
+          <w:lang w:val="hi_IN" w:bidi="hi_IN"/>
+        </w:rPr>
+      </w:r>
+    </w:p>
+    <w:p>
+      <w:pPr/>
+      <w:r>
+        <w:rPr>
+          <w:lang w:val="hi_IN" w:bidi="hi_IN"/>
+        </w:rPr>
+      </w:r>
     </w:p>
     <w:p>
       <w:pPr>
         <w:pStyle w:val="Heading2"/>
       </w:pPr>
       <w:r>
+        <w:rPr>
+          <w:lang w:val="hi_IN" w:bidi="hi_IN"/>
+        </w:rPr>
         <w:t>3 यूहन्ना 1:15 (#1)</w:t>
       </w:r>
-      <w:r/>
-    </w:p>
-    <w:p>
-      <w:r/>
-      <w:r>
-        <w:rPr>
-          <w:b/>
+      <w:r>
+        <w:rPr>
+          <w:lang w:val="hi_IN" w:bidi="hi_IN"/>
+        </w:rPr>
+      </w:r>
+    </w:p>
+    <w:p>
+      <w:pPr/>
+      <w:r>
+        <w:rPr>
+          <w:lang w:val="hi_IN" w:bidi="hi_IN"/>
+        </w:rPr>
+      </w:r>
+      <w:r>
+        <w:rPr>
+          <w:b/>
+          <w:lang w:val="hi_IN" w:bidi="hi_IN"/>
         </w:rPr>
         <w:t>"आपको शांति मिले"</w:t>
       </w:r>
     </w:p>
     <w:p>
-      <w:r/>
-      <w:r>
+      <w:pPr/>
+      <w:r>
+        <w:rPr>
+          <w:lang w:val="hi_IN" w:bidi="hi_IN"/>
+        </w:rPr>
+      </w:r>
+      <w:r>
+        <w:rPr>
+          <w:lang w:val="hi_IN" w:bidi="hi_IN"/>
+        </w:rPr>
         <w:t>यूहन्ना अपने पत्र का समापन गयुस के लिए एक आशीष के साथ करता है। आप इसे या तो एक आशीष या एक प्रार्थना के रूप में व्यक्त कर सकते हैं, जो भी आपके भाषा में अधिक स्वाभाविक हो। वैकल्पिक अनुवाद: “परमेश्वर आपको शांति दें”</w:t>
       </w:r>
     </w:p>
     <w:p>
-      <w:r/>
-      <w:r>
+      <w:pPr/>
+      <w:r>
+        <w:rPr>
+          <w:lang w:val="hi_IN" w:bidi="hi_IN"/>
+        </w:rPr>
+      </w:r>
+      <w:r>
+        <w:rPr>
+          <w:lang w:val="hi_IN" w:bidi="hi_IN"/>
+        </w:rPr>
         <w:t xml:space="preserve">देखें: </w:t>
       </w:r>
       <w:r>
+        <w:rPr>
+          <w:lang w:val="hi_IN" w:bidi="hi_IN"/>
+        </w:rPr>
         <w:t>आशीष</w:t>
       </w:r>
-      <w:r/>
-      <w:r/>
-    </w:p>
-    <w:p>
-      <w:r/>
+      <w:r>
+        <w:rPr>
+          <w:lang w:val="hi_IN" w:bidi="hi_IN"/>
+        </w:rPr>
+      </w:r>
+      <w:r>
+        <w:rPr>
+          <w:lang w:val="hi_IN" w:bidi="hi_IN"/>
+        </w:rPr>
+      </w:r>
+    </w:p>
+    <w:p>
+      <w:pPr/>
+      <w:r>
+        <w:rPr>
+          <w:lang w:val="hi_IN" w:bidi="hi_IN"/>
+        </w:rPr>
+      </w:r>
     </w:p>
     <w:p>
       <w:pPr>
         <w:pStyle w:val="Heading2"/>
       </w:pPr>
       <w:r>
+        <w:rPr>
+          <w:lang w:val="hi_IN" w:bidi="hi_IN"/>
+        </w:rPr>
         <w:t>3 यूहन्ना 1:15 (#2)</w:t>
       </w:r>
-      <w:r/>
-    </w:p>
-    <w:p>
-      <w:r/>
-      <w:r>
-        <w:rPr>
-          <w:b/>
+      <w:r>
+        <w:rPr>
+          <w:lang w:val="hi_IN" w:bidi="hi_IN"/>
+        </w:rPr>
+      </w:r>
+    </w:p>
+    <w:p>
+      <w:pPr/>
+      <w:r>
+        <w:rPr>
+          <w:lang w:val="hi_IN" w:bidi="hi_IN"/>
+        </w:rPr>
+      </w:r>
+      <w:r>
+        <w:rPr>
+          <w:b/>
+          <w:lang w:val="hi_IN" w:bidi="hi_IN"/>
         </w:rPr>
         <w:t>"आपको शांति मिले"</w:t>
       </w:r>
     </w:p>
     <w:p>
-      <w:r/>
-      <w:r>
+      <w:pPr/>
+      <w:r>
+        <w:rPr>
+          <w:lang w:val="hi_IN" w:bidi="hi_IN"/>
+        </w:rPr>
+      </w:r>
+      <w:r>
+        <w:rPr>
+          <w:lang w:val="hi_IN" w:bidi="hi_IN"/>
+        </w:rPr>
         <w:t xml:space="preserve">यदि आपकी भाषा में </w:t>
       </w:r>
       <w:r>
         <w:rPr>
           <w:b/>
+          <w:lang w:val="hi_IN" w:bidi="hi_IN"/>
         </w:rPr>
         <w:t>शांति</w:t>
       </w:r>
       <w:r>
+        <w:rPr>
+          <w:lang w:val="hi_IN" w:bidi="hi_IN"/>
+        </w:rPr>
         <w:t xml:space="preserve"> के विचार के लिए एक भाववाचक संज्ञा का उपयोग नहीं होता है, तो आप उसी विचार को किसी अन्य तरीके से व्यक्त कर सकते हैं। वैकल्पिक अनुवाद: "परमेश्वर आपको शांतिपूर्ण बनायें"</w:t>
       </w:r>
     </w:p>
     <w:p>
-      <w:r/>
-      <w:r>
+      <w:pPr/>
+      <w:r>
+        <w:rPr>
+          <w:lang w:val="hi_IN" w:bidi="hi_IN"/>
+        </w:rPr>
+      </w:r>
+      <w:r>
+        <w:rPr>
+          <w:lang w:val="hi_IN" w:bidi="hi_IN"/>
+        </w:rPr>
         <w:t xml:space="preserve">देखें: </w:t>
       </w:r>
       <w:r>
+        <w:rPr>
+          <w:lang w:val="hi_IN" w:bidi="hi_IN"/>
+        </w:rPr>
         <w:t>भाववाचक संज्ञा</w:t>
       </w:r>
-      <w:r/>
-      <w:r/>
-    </w:p>
-    <w:p>
-      <w:r/>
+      <w:r>
+        <w:rPr>
+          <w:lang w:val="hi_IN" w:bidi="hi_IN"/>
+        </w:rPr>
+      </w:r>
+      <w:r>
+        <w:rPr>
+          <w:lang w:val="hi_IN" w:bidi="hi_IN"/>
+        </w:rPr>
+      </w:r>
+    </w:p>
+    <w:p>
+      <w:pPr/>
+      <w:r>
+        <w:rPr>
+          <w:lang w:val="hi_IN" w:bidi="hi_IN"/>
+        </w:rPr>
+      </w:r>
     </w:p>
     <w:p>
       <w:pPr>
         <w:pStyle w:val="Heading2"/>
       </w:pPr>
       <w:r>
+        <w:rPr>
+          <w:lang w:val="hi_IN" w:bidi="hi_IN"/>
+        </w:rPr>
         <w:t>3 यूहन्ना 1:15 (#3)</w:t>
       </w:r>
-      <w:r/>
-    </w:p>
-    <w:p>
-      <w:r/>
-      <w:r>
-        <w:rPr>
-          <w:b/>
+      <w:r>
+        <w:rPr>
+          <w:lang w:val="hi_IN" w:bidi="hi_IN"/>
+        </w:rPr>
+      </w:r>
+    </w:p>
+    <w:p>
+      <w:pPr/>
+      <w:r>
+        <w:rPr>
+          <w:lang w:val="hi_IN" w:bidi="hi_IN"/>
+        </w:rPr>
+      </w:r>
+      <w:r>
+        <w:rPr>
+          <w:b/>
+          <w:lang w:val="hi_IN" w:bidi="hi_IN"/>
         </w:rPr>
         <w:t>"मित्र आपको नमस्कार करते हैं"</w:t>
       </w:r>
     </w:p>
     <w:p>
-      <w:r/>
-      <w:r>
+      <w:pPr/>
+      <w:r>
+        <w:rPr>
+          <w:lang w:val="hi_IN" w:bidi="hi_IN"/>
+        </w:rPr>
+      </w:r>
+      <w:r>
+        <w:rPr>
+          <w:lang w:val="hi_IN" w:bidi="hi_IN"/>
+        </w:rPr>
         <w:t xml:space="preserve">यूहन्ना मानता है कि गयुस समझेगा कि इस उदाहरण में </w:t>
       </w:r>
       <w:r>
         <w:rPr>
           <w:b/>
+          <w:lang w:val="hi_IN" w:bidi="hi_IN"/>
         </w:rPr>
         <w:t>मित्रों</w:t>
       </w:r>
       <w:r>
+        <w:rPr>
+          <w:lang w:val="hi_IN" w:bidi="hi_IN"/>
+        </w:rPr>
         <w:t xml:space="preserve"> से उसका मतलब उन विश्वासियों से है जो उसके साथ हैं। यदि यह जानकारी आपके पाठकों के लिए सहायक होगी तो आप इसे शामिल कर सकते हैं। वैकल्पिक अनुवाद: “मेरे साथ के विश्वासी आपको अपनी नमस्कार भेजते हैं”</w:t>
       </w:r>
     </w:p>
     <w:p>
-      <w:r/>
-      <w:r>
+      <w:pPr/>
+      <w:r>
+        <w:rPr>
+          <w:lang w:val="hi_IN" w:bidi="hi_IN"/>
+        </w:rPr>
+      </w:r>
+      <w:r>
+        <w:rPr>
+          <w:lang w:val="hi_IN" w:bidi="hi_IN"/>
+        </w:rPr>
         <w:t xml:space="preserve">देखें: </w:t>
       </w:r>
       <w:r>
+        <w:rPr>
+          <w:lang w:val="hi_IN" w:bidi="hi_IN"/>
+        </w:rPr>
         <w:t>अनुमानित ज्ञान और अप्रकट जानकारी</w:t>
       </w:r>
-      <w:r/>
-      <w:r/>
-    </w:p>
-    <w:p>
-      <w:r/>
+      <w:r>
+        <w:rPr>
+          <w:lang w:val="hi_IN" w:bidi="hi_IN"/>
+        </w:rPr>
+      </w:r>
+      <w:r>
+        <w:rPr>
+          <w:lang w:val="hi_IN" w:bidi="hi_IN"/>
+        </w:rPr>
+      </w:r>
+    </w:p>
+    <w:p>
+      <w:pPr/>
+      <w:r>
+        <w:rPr>
+          <w:lang w:val="hi_IN" w:bidi="hi_IN"/>
+        </w:rPr>
+      </w:r>
     </w:p>
     <w:p>
       <w:pPr>
         <w:pStyle w:val="Heading2"/>
       </w:pPr>
       <w:r>
+        <w:rPr>
+          <w:lang w:val="hi_IN" w:bidi="hi_IN"/>
+        </w:rPr>
         <w:t>3 यूहन्ना 1:15 (#4)</w:t>
       </w:r>
-      <w:r/>
-    </w:p>
-    <w:p>
-      <w:r/>
-      <w:r>
-        <w:rPr>
-          <w:b/>
+      <w:r>
+        <w:rPr>
+          <w:lang w:val="hi_IN" w:bidi="hi_IN"/>
+        </w:rPr>
+      </w:r>
+    </w:p>
+    <w:p>
+      <w:pPr/>
+      <w:r>
+        <w:rPr>
+          <w:lang w:val="hi_IN" w:bidi="hi_IN"/>
+        </w:rPr>
+      </w:r>
+      <w:r>
+        <w:rPr>
+          <w:b/>
+          <w:lang w:val="hi_IN" w:bidi="hi_IN"/>
         </w:rPr>
         <w:t>"मित्रों को नमस्कार"</w:t>
       </w:r>
     </w:p>
     <w:p>
-      <w:r/>
-      <w:r>
+      <w:pPr/>
+      <w:r>
+        <w:rPr>
+          <w:lang w:val="hi_IN" w:bidi="hi_IN"/>
+        </w:rPr>
+      </w:r>
+      <w:r>
+        <w:rPr>
+          <w:lang w:val="hi_IN" w:bidi="hi_IN"/>
+        </w:rPr>
         <w:t xml:space="preserve">यूहन्ना मानता है कि गयुस समझेगा कि जब वह इस उदाहरण में </w:t>
       </w:r>
       <w:r>
         <w:rPr>
           <w:b/>
+          <w:lang w:val="hi_IN" w:bidi="hi_IN"/>
         </w:rPr>
         <w:t>मित्रों</w:t>
       </w:r>
       <w:r>
+        <w:rPr>
+          <w:lang w:val="hi_IN" w:bidi="hi_IN"/>
+        </w:rPr>
         <w:t xml:space="preserve"> का उल्लेख करता है, तो वह उन विश्वासियों का जिक्र कर रहा है जो गयुस के साथ हैं। यदि यह आपके पाठकों के लिए सहायक हो सकता है तो आप इस जानकारी को शामिल कर सकते हैं। वैकल्पिक अनुवाद: “वहाँ के विश्वासियों को हमारी ओर से </w:t>
       </w:r>
       <w:r>
+        <w:rPr>
+          <w:lang w:val="hi_IN" w:bidi="hi_IN"/>
+        </w:rPr>
         <w:t>नमस्कार कह देना</w:t>
       </w:r>
       <w:r>
+        <w:rPr>
+          <w:lang w:val="hi_IN" w:bidi="hi_IN"/>
+        </w:rPr>
         <w:t>”</w:t>
       </w:r>
     </w:p>
     <w:p>
-      <w:r/>
-      <w:r>
+      <w:pPr/>
+      <w:r>
+        <w:rPr>
+          <w:lang w:val="hi_IN" w:bidi="hi_IN"/>
+        </w:rPr>
+      </w:r>
+      <w:r>
+        <w:rPr>
+          <w:lang w:val="hi_IN" w:bidi="hi_IN"/>
+        </w:rPr>
         <w:t xml:space="preserve">देखें: </w:t>
       </w:r>
       <w:r>
+        <w:rPr>
+          <w:lang w:val="hi_IN" w:bidi="hi_IN"/>
+        </w:rPr>
         <w:t>अनुमानित ज्ञान और अप्रकट जानकारी</w:t>
       </w:r>
-      <w:r/>
-      <w:r/>
-    </w:p>
-    <w:p>
-      <w:r/>
+      <w:r>
+        <w:rPr>
+          <w:lang w:val="hi_IN" w:bidi="hi_IN"/>
+        </w:rPr>
+      </w:r>
+      <w:r>
+        <w:rPr>
+          <w:lang w:val="hi_IN" w:bidi="hi_IN"/>
+        </w:rPr>
+      </w:r>
+    </w:p>
+    <w:p>
+      <w:pPr/>
+      <w:r>
+        <w:rPr>
+          <w:lang w:val="hi_IN" w:bidi="hi_IN"/>
+        </w:rPr>
+      </w:r>
     </w:p>
     <w:p>
       <w:pPr>
         <w:pStyle w:val="Heading2"/>
       </w:pPr>
       <w:r>
+        <w:rPr>
+          <w:lang w:val="hi_IN" w:bidi="hi_IN"/>
+        </w:rPr>
         <w:t>3 यूहन्ना 1:15 (#5)</w:t>
       </w:r>
-      <w:r/>
-    </w:p>
-    <w:p>
-      <w:r/>
-      <w:r>
-        <w:rPr>
-          <w:b/>
+      <w:r>
+        <w:rPr>
+          <w:lang w:val="hi_IN" w:bidi="hi_IN"/>
+        </w:rPr>
+      </w:r>
+    </w:p>
+    <w:p>
+      <w:pPr/>
+      <w:r>
+        <w:rPr>
+          <w:lang w:val="hi_IN" w:bidi="hi_IN"/>
+        </w:rPr>
+      </w:r>
+      <w:r>
+        <w:rPr>
+          <w:b/>
+          <w:lang w:val="hi_IN" w:bidi="hi_IN"/>
         </w:rPr>
         <w:t>"नाम से"</w:t>
       </w:r>
     </w:p>
     <w:p>
-      <w:r/>
-      <w:r>
+      <w:pPr/>
+      <w:r>
+        <w:rPr>
+          <w:lang w:val="hi_IN" w:bidi="hi_IN"/>
+        </w:rPr>
+      </w:r>
+      <w:r>
+        <w:rPr>
+          <w:lang w:val="hi_IN" w:bidi="hi_IN"/>
+        </w:rPr>
         <w:t xml:space="preserve">यहाँ, </w:t>
       </w:r>
       <w:r>
         <w:rPr>
           <w:b/>
+          <w:lang w:val="hi_IN" w:bidi="hi_IN"/>
         </w:rPr>
         <w:t>नाम से</w:t>
       </w:r>
       <w:r>
+        <w:rPr>
+          <w:lang w:val="hi_IN" w:bidi="hi_IN"/>
+        </w:rPr>
         <w:t xml:space="preserve"> एक मुहावरा है जिसका अर्थ है "व्यक्तिगत रूप से। "यदि इस वाक्यांश का आपके भाषा में यह अर्थ नहीं है, तो आप अपनी भाषा का ऐसा मुहावरा उपयोग कर सकते हैं जिसका यह अर्थ हो या अर्थ को सीधे तौर पर बता सकते हैं। वैकल्पिक अनुवाद: "एक-एक करके" या "व्यक्तिगत रूप से"</w:t>
       </w:r>
     </w:p>
     <w:p>
-      <w:r/>
-      <w:r>
+      <w:pPr/>
+      <w:r>
+        <w:rPr>
+          <w:lang w:val="hi_IN" w:bidi="hi_IN"/>
+        </w:rPr>
+      </w:r>
+      <w:r>
+        <w:rPr>
+          <w:lang w:val="hi_IN" w:bidi="hi_IN"/>
+        </w:rPr>
         <w:t xml:space="preserve">देखें: </w:t>
       </w:r>
       <w:r>
+        <w:rPr>
+          <w:lang w:val="hi_IN" w:bidi="hi_IN"/>
+        </w:rPr>
         <w:t>मुहावरा</w:t>
       </w:r>
-      <w:r/>
-      <w:r/>
+      <w:r>
+        <w:rPr>
+          <w:lang w:val="hi_IN" w:bidi="hi_IN"/>
+        </w:rPr>
+      </w:r>
+      <w:r>
+        <w:rPr>
+          <w:lang w:val="hi_IN" w:bidi="hi_IN"/>
+        </w:rPr>
+      </w:r>
     </w:p>
     <w:sectPr>
       <w:footnotePr>
@@ -5151,6 +8394,12 @@
   <w:num w:numId="13" w16cid:durableId="592781308">
     <w:abstractNumId w:val="11"/>
   </w:num>
+  <w:num w:numId="14">
+    <w:abstractNumId w:val="3"/>
+    <w:lvlOverride w:ilvl="0">
+      <w:startOverride w:val="1"/>
+    </w:lvlOverride>
+  </w:num>
   <w:numIdMacAtCleanup w:val="10"/>
 </w:numbering>
 </file>
@@ -5161,7 +8410,7 @@
     <w:rPrDefault>
       <w:rPr>
         <w:rFonts w:ascii="Times New Roman" w:eastAsia="Times New Roman" w:hAnsi="Times New Roman" w:cs="Times New Roman"/>
-        <w:lang w:val="en-US" w:eastAsia="en-US" w:bidi="ar-SA"/>
+        <w:lang w:val="hi_IN" w:eastAsia="en-US" w:bidi="ar-SA"/>
       </w:rPr>
     </w:rPrDefault>
     <w:pPrDefault/>

--- a/hin/docx/64.content.docx
+++ b/hin/docx/64.content.docx
@@ -880,6 +880,21 @@
           <w:b/>
           <w:lang w:val="hi_IN" w:bidi="hi_IN"/>
         </w:rPr>
+        <w:t>ὁ πρεσβύτερος</w:t>
+      </w:r>
+    </w:p>
+    <w:p>
+      <w:pPr/>
+      <w:r>
+        <w:rPr>
+          <w:lang w:val="hi_IN" w:bidi="hi_IN"/>
+        </w:rPr>
+      </w:r>
+      <w:r>
+        <w:rPr>
+          <w:b/>
+          <w:lang w:val="hi_IN" w:bidi="hi_IN"/>
+        </w:rPr>
         <w:t>"</w:t>
       </w:r>
       <w:r>
@@ -1003,6 +1018,21 @@
           <w:b/>
           <w:lang w:val="hi_IN" w:bidi="hi_IN"/>
         </w:rPr>
+        <w:t>Γαΐῳ</w:t>
+      </w:r>
+    </w:p>
+    <w:p>
+      <w:pPr/>
+      <w:r>
+        <w:rPr>
+          <w:lang w:val="hi_IN" w:bidi="hi_IN"/>
+        </w:rPr>
+      </w:r>
+      <w:r>
+        <w:rPr>
+          <w:b/>
+          <w:lang w:val="hi_IN" w:bidi="hi_IN"/>
+        </w:rPr>
         <w:t>"को"</w:t>
       </w:r>
       <w:r>
@@ -1106,6 +1136,21 @@
           <w:b/>
           <w:lang w:val="hi_IN" w:bidi="hi_IN"/>
         </w:rPr>
+        <w:t>ὃν ἐγὼ ἀγαπῶ ἐν ἀληθείᾳ</w:t>
+      </w:r>
+    </w:p>
+    <w:p>
+      <w:pPr/>
+      <w:r>
+        <w:rPr>
+          <w:lang w:val="hi_IN" w:bidi="hi_IN"/>
+        </w:rPr>
+      </w:r>
+      <w:r>
+        <w:rPr>
+          <w:b/>
+          <w:lang w:val="hi_IN" w:bidi="hi_IN"/>
+        </w:rPr>
         <w:t>"जिनसे मैं सच्चा प्रेम करता हूँ"</w:t>
       </w:r>
     </w:p>
@@ -1202,6 +1247,21 @@
           <w:b/>
           <w:lang w:val="hi_IN" w:bidi="hi_IN"/>
         </w:rPr>
+        <w:t>γὰρ</w:t>
+      </w:r>
+    </w:p>
+    <w:p>
+      <w:pPr/>
+      <w:r>
+        <w:rPr>
+          <w:lang w:val="hi_IN" w:bidi="hi_IN"/>
+        </w:rPr>
+      </w:r>
+      <w:r>
+        <w:rPr>
+          <w:b/>
+          <w:lang w:val="hi_IN" w:bidi="hi_IN"/>
+        </w:rPr>
         <w:t>"के लिए"</w:t>
       </w:r>
     </w:p>
@@ -1310,6 +1370,21 @@
           <w:b/>
           <w:lang w:val="hi_IN" w:bidi="hi_IN"/>
         </w:rPr>
+        <w:t>ἀδελφῶν</w:t>
+      </w:r>
+    </w:p>
+    <w:p>
+      <w:pPr/>
+      <w:r>
+        <w:rPr>
+          <w:lang w:val="hi_IN" w:bidi="hi_IN"/>
+        </w:rPr>
+      </w:r>
+      <w:r>
+        <w:rPr>
+          <w:b/>
+          <w:lang w:val="hi_IN" w:bidi="hi_IN"/>
+        </w:rPr>
         <w:t>"भाइयों"</w:t>
       </w:r>
     </w:p>
@@ -1419,6 +1494,21 @@
           <w:b/>
           <w:lang w:val="hi_IN" w:bidi="hi_IN"/>
         </w:rPr>
+        <w:t>σὺ ἐν ἀληθείᾳ περιπατεῖς</w:t>
+      </w:r>
+    </w:p>
+    <w:p>
+      <w:pPr/>
+      <w:r>
+        <w:rPr>
+          <w:lang w:val="hi_IN" w:bidi="hi_IN"/>
+        </w:rPr>
+      </w:r>
+      <w:r>
+        <w:rPr>
+          <w:b/>
+          <w:lang w:val="hi_IN" w:bidi="hi_IN"/>
+        </w:rPr>
         <w:t>"तुम सत्य पर चल रहे हो"</w:t>
       </w:r>
     </w:p>
@@ -1515,6 +1605,21 @@
           <w:b/>
           <w:lang w:val="hi_IN" w:bidi="hi_IN"/>
         </w:rPr>
+        <w:t>ἀληθείᾳ &amp; ἀληθείᾳ</w:t>
+      </w:r>
+    </w:p>
+    <w:p>
+      <w:pPr/>
+      <w:r>
+        <w:rPr>
+          <w:lang w:val="hi_IN" w:bidi="hi_IN"/>
+        </w:rPr>
+      </w:r>
+      <w:r>
+        <w:rPr>
+          <w:b/>
+          <w:lang w:val="hi_IN" w:bidi="hi_IN"/>
+        </w:rPr>
         <w:t>"को"</w:t>
       </w:r>
       <w:r>
@@ -1637,6 +1742,21 @@
           <w:b/>
           <w:lang w:val="hi_IN" w:bidi="hi_IN"/>
         </w:rPr>
+        <w:t>μειζοτέραν &amp; οὐκ ἔχω χαράν</w:t>
+      </w:r>
+    </w:p>
+    <w:p>
+      <w:pPr/>
+      <w:r>
+        <w:rPr>
+          <w:lang w:val="hi_IN" w:bidi="hi_IN"/>
+        </w:rPr>
+      </w:r>
+      <w:r>
+        <w:rPr>
+          <w:b/>
+          <w:lang w:val="hi_IN" w:bidi="hi_IN"/>
+        </w:rPr>
         <w:t xml:space="preserve">"मुझे इससे बड़ा कोई आनन्द नहीं" </w:t>
       </w:r>
     </w:p>
@@ -1733,6 +1853,21 @@
           <w:b/>
           <w:lang w:val="hi_IN" w:bidi="hi_IN"/>
         </w:rPr>
+        <w:t>τὰ ἐμὰ τέκνα</w:t>
+      </w:r>
+    </w:p>
+    <w:p>
+      <w:pPr/>
+      <w:r>
+        <w:rPr>
+          <w:lang w:val="hi_IN" w:bidi="hi_IN"/>
+        </w:rPr>
+      </w:r>
+      <w:r>
+        <w:rPr>
+          <w:b/>
+          <w:lang w:val="hi_IN" w:bidi="hi_IN"/>
+        </w:rPr>
         <w:t>"मेरे बच्चे"</w:t>
       </w:r>
     </w:p>
@@ -1829,6 +1964,21 @@
           <w:b/>
           <w:lang w:val="hi_IN" w:bidi="hi_IN"/>
         </w:rPr>
+        <w:t>ἐν τῇ ἀληθείᾳ περιπατοῦντα</w:t>
+      </w:r>
+    </w:p>
+    <w:p>
+      <w:pPr/>
+      <w:r>
+        <w:rPr>
+          <w:lang w:val="hi_IN" w:bidi="hi_IN"/>
+        </w:rPr>
+      </w:r>
+      <w:r>
+        <w:rPr>
+          <w:b/>
+          <w:lang w:val="hi_IN" w:bidi="hi_IN"/>
+        </w:rPr>
         <w:t>"सत्य में चल रहे हैं"</w:t>
       </w:r>
     </w:p>
@@ -1925,6 +2075,21 @@
           <w:b/>
           <w:lang w:val="hi_IN" w:bidi="hi_IN"/>
         </w:rPr>
+        <w:t>ἐν τῇ ἀληθείᾳ</w:t>
+      </w:r>
+    </w:p>
+    <w:p>
+      <w:pPr/>
+      <w:r>
+        <w:rPr>
+          <w:lang w:val="hi_IN" w:bidi="hi_IN"/>
+        </w:rPr>
+      </w:r>
+      <w:r>
+        <w:rPr>
+          <w:b/>
+          <w:lang w:val="hi_IN" w:bidi="hi_IN"/>
+        </w:rPr>
         <w:t>"सत्य में"</w:t>
       </w:r>
     </w:p>
@@ -2021,6 +2186,21 @@
           <w:b/>
           <w:lang w:val="hi_IN" w:bidi="hi_IN"/>
         </w:rPr>
+        <w:t>τοὺς ἀδελφοὺς</w:t>
+      </w:r>
+    </w:p>
+    <w:p>
+      <w:pPr/>
+      <w:r>
+        <w:rPr>
+          <w:lang w:val="hi_IN" w:bidi="hi_IN"/>
+        </w:rPr>
+      </w:r>
+      <w:r>
+        <w:rPr>
+          <w:b/>
+          <w:lang w:val="hi_IN" w:bidi="hi_IN"/>
+        </w:rPr>
         <w:t>"भाईयों"</w:t>
       </w:r>
     </w:p>
@@ -2117,6 +2297,21 @@
           <w:b/>
           <w:lang w:val="hi_IN" w:bidi="hi_IN"/>
         </w:rPr>
+        <w:t>σου τῇ ἀγάπῃ</w:t>
+      </w:r>
+    </w:p>
+    <w:p>
+      <w:pPr/>
+      <w:r>
+        <w:rPr>
+          <w:lang w:val="hi_IN" w:bidi="hi_IN"/>
+        </w:rPr>
+      </w:r>
+      <w:r>
+        <w:rPr>
+          <w:b/>
+          <w:lang w:val="hi_IN" w:bidi="hi_IN"/>
+        </w:rPr>
         <w:t>"आपका प्रेम"</w:t>
       </w:r>
     </w:p>
@@ -2213,6 +2408,21 @@
           <w:b/>
           <w:lang w:val="hi_IN" w:bidi="hi_IN"/>
         </w:rPr>
+        <w:t>προπέμψας</w:t>
+      </w:r>
+    </w:p>
+    <w:p>
+      <w:pPr/>
+      <w:r>
+        <w:rPr>
+          <w:lang w:val="hi_IN" w:bidi="hi_IN"/>
+        </w:rPr>
+      </w:r>
+      <w:r>
+        <w:rPr>
+          <w:b/>
+          <w:lang w:val="hi_IN" w:bidi="hi_IN"/>
+        </w:rPr>
         <w:t>"विदा करना"</w:t>
       </w:r>
     </w:p>
@@ -2309,6 +2519,21 @@
           <w:b/>
           <w:lang w:val="hi_IN" w:bidi="hi_IN"/>
         </w:rPr>
+        <w:t>οὓς καλῶς ποιήσεις, προπέμψας ἀξίως τοῦ Θεοῦ; ὑπὲρ γὰρ τοῦ ὀνόματος ἐξῆλθον, μηδὲν λαμβάνοντες ἀπὸ τῶν ἐθνικῶν</w:t>
+      </w:r>
+    </w:p>
+    <w:p>
+      <w:pPr/>
+      <w:r>
+        <w:rPr>
+          <w:lang w:val="hi_IN" w:bidi="hi_IN"/>
+        </w:rPr>
+      </w:r>
+      <w:r>
+        <w:rPr>
+          <w:b/>
+          <w:lang w:val="hi_IN" w:bidi="hi_IN"/>
+        </w:rPr>
         <w:t>"आप उन्हें परमेश्वर के योग्य भेज कर अच्छा करेंगे"</w:t>
       </w:r>
       <w:r>
@@ -2405,6 +2630,21 @@
           <w:b/>
           <w:lang w:val="hi_IN" w:bidi="hi_IN"/>
         </w:rPr>
+        <w:t>ὑπὲρ &amp; τοῦ ὀνόματος</w:t>
+      </w:r>
+    </w:p>
+    <w:p>
+      <w:pPr/>
+      <w:r>
+        <w:rPr>
+          <w:lang w:val="hi_IN" w:bidi="hi_IN"/>
+        </w:rPr>
+      </w:r>
+      <w:r>
+        <w:rPr>
+          <w:b/>
+          <w:lang w:val="hi_IN" w:bidi="hi_IN"/>
+        </w:rPr>
         <w:t>"नाम के खातिर"</w:t>
       </w:r>
     </w:p>
@@ -2501,6 +2741,21 @@
           <w:b/>
           <w:lang w:val="hi_IN" w:bidi="hi_IN"/>
         </w:rPr>
+        <w:t>μηδὲν λαμβάνοντες ἀπὸ τῶν ἐθνικῶν</w:t>
+      </w:r>
+    </w:p>
+    <w:p>
+      <w:pPr/>
+      <w:r>
+        <w:rPr>
+          <w:lang w:val="hi_IN" w:bidi="hi_IN"/>
+        </w:rPr>
+      </w:r>
+      <w:r>
+        <w:rPr>
+          <w:b/>
+          <w:lang w:val="hi_IN" w:bidi="hi_IN"/>
+        </w:rPr>
         <w:t>"अन्यजातियों से कुछ भी प्राप्त नहीं करना"</w:t>
       </w:r>
     </w:p>
@@ -2597,6 +2852,21 @@
           <w:b/>
           <w:lang w:val="hi_IN" w:bidi="hi_IN"/>
         </w:rPr>
+        <w:t>τῶν ἐθνικῶν</w:t>
+      </w:r>
+    </w:p>
+    <w:p>
+      <w:pPr/>
+      <w:r>
+        <w:rPr>
+          <w:lang w:val="hi_IN" w:bidi="hi_IN"/>
+        </w:rPr>
+      </w:r>
+      <w:r>
+        <w:rPr>
+          <w:b/>
+          <w:lang w:val="hi_IN" w:bidi="hi_IN"/>
+        </w:rPr>
         <w:t>"अन्यजातियों"</w:t>
       </w:r>
     </w:p>
@@ -2693,6 +2963,21 @@
           <w:b/>
           <w:lang w:val="hi_IN" w:bidi="hi_IN"/>
         </w:rPr>
+        <w:t>οὖν</w:t>
+      </w:r>
+    </w:p>
+    <w:p>
+      <w:pPr/>
+      <w:r>
+        <w:rPr>
+          <w:lang w:val="hi_IN" w:bidi="hi_IN"/>
+        </w:rPr>
+      </w:r>
+      <w:r>
+        <w:rPr>
+          <w:b/>
+          <w:lang w:val="hi_IN" w:bidi="hi_IN"/>
+        </w:rPr>
         <w:t>"इसलिए"</w:t>
       </w:r>
     </w:p>
@@ -2802,6 +3087,21 @@
           <w:b/>
           <w:lang w:val="hi_IN" w:bidi="hi_IN"/>
         </w:rPr>
+        <w:t>ἡμεῖς &amp; ὀφείλομεν ὑπολαμβάνειν</w:t>
+      </w:r>
+    </w:p>
+    <w:p>
+      <w:pPr/>
+      <w:r>
+        <w:rPr>
+          <w:lang w:val="hi_IN" w:bidi="hi_IN"/>
+        </w:rPr>
+      </w:r>
+      <w:r>
+        <w:rPr>
+          <w:b/>
+          <w:lang w:val="hi_IN" w:bidi="hi_IN"/>
+        </w:rPr>
         <w:t>"हमें स्वयं समर्थन करना चाहिए"</w:t>
       </w:r>
     </w:p>
@@ -2924,6 +3224,21 @@
           <w:b/>
           <w:lang w:val="hi_IN" w:bidi="hi_IN"/>
         </w:rPr>
+        <w:t>ἡμεῖς &amp; ὀφείλομεν</w:t>
+      </w:r>
+    </w:p>
+    <w:p>
+      <w:pPr/>
+      <w:r>
+        <w:rPr>
+          <w:lang w:val="hi_IN" w:bidi="hi_IN"/>
+        </w:rPr>
+      </w:r>
+      <w:r>
+        <w:rPr>
+          <w:b/>
+          <w:lang w:val="hi_IN" w:bidi="hi_IN"/>
+        </w:rPr>
         <w:t>"हमें खुद ही चाहिए"</w:t>
       </w:r>
     </w:p>
@@ -3033,6 +3348,21 @@
           <w:b/>
           <w:lang w:val="hi_IN" w:bidi="hi_IN"/>
         </w:rPr>
+        <w:t>ὑπολαμβάνειν</w:t>
+      </w:r>
+    </w:p>
+    <w:p>
+      <w:pPr/>
+      <w:r>
+        <w:rPr>
+          <w:lang w:val="hi_IN" w:bidi="hi_IN"/>
+        </w:rPr>
+      </w:r>
+      <w:r>
+        <w:rPr>
+          <w:b/>
+          <w:lang w:val="hi_IN" w:bidi="hi_IN"/>
+        </w:rPr>
         <w:t>"सहायता करना"</w:t>
       </w:r>
     </w:p>
@@ -3116,6 +3446,21 @@
           <w:b/>
           <w:lang w:val="hi_IN" w:bidi="hi_IN"/>
         </w:rPr>
+        <w:t>ἵνα</w:t>
+      </w:r>
+    </w:p>
+    <w:p>
+      <w:pPr/>
+      <w:r>
+        <w:rPr>
+          <w:lang w:val="hi_IN" w:bidi="hi_IN"/>
+        </w:rPr>
+      </w:r>
+      <w:r>
+        <w:rPr>
+          <w:b/>
+          <w:lang w:val="hi_IN" w:bidi="hi_IN"/>
+        </w:rPr>
         <w:t>"ताकि"</w:t>
       </w:r>
     </w:p>
@@ -3238,6 +3583,21 @@
           <w:b/>
           <w:lang w:val="hi_IN" w:bidi="hi_IN"/>
         </w:rPr>
+        <w:t>ἵνα συνεργοὶ γινώμεθα τῇ ἀληθείᾳ</w:t>
+      </w:r>
+    </w:p>
+    <w:p>
+      <w:pPr/>
+      <w:r>
+        <w:rPr>
+          <w:lang w:val="hi_IN" w:bidi="hi_IN"/>
+        </w:rPr>
+      </w:r>
+      <w:r>
+        <w:rPr>
+          <w:b/>
+          <w:lang w:val="hi_IN" w:bidi="hi_IN"/>
+        </w:rPr>
         <w:t>"ताकि हम सत्य के साथ सहकर्मी बन सकें"</w:t>
       </w:r>
     </w:p>
@@ -3347,6 +3707,21 @@
           <w:b/>
           <w:lang w:val="hi_IN" w:bidi="hi_IN"/>
         </w:rPr>
+        <w:t>τῇ ἀληθείᾳ</w:t>
+      </w:r>
+    </w:p>
+    <w:p>
+      <w:pPr/>
+      <w:r>
+        <w:rPr>
+          <w:lang w:val="hi_IN" w:bidi="hi_IN"/>
+        </w:rPr>
+      </w:r>
+      <w:r>
+        <w:rPr>
+          <w:b/>
+          <w:lang w:val="hi_IN" w:bidi="hi_IN"/>
+        </w:rPr>
         <w:t>"सत्य के साथ"</w:t>
       </w:r>
     </w:p>
@@ -3491,6 +3866,21 @@
           <w:b/>
           <w:lang w:val="hi_IN" w:bidi="hi_IN"/>
         </w:rPr>
+        <w:t>τι</w:t>
+      </w:r>
+    </w:p>
+    <w:p>
+      <w:pPr/>
+      <w:r>
+        <w:rPr>
+          <w:lang w:val="hi_IN" w:bidi="hi_IN"/>
+        </w:rPr>
+      </w:r>
+      <w:r>
+        <w:rPr>
+          <w:b/>
+          <w:lang w:val="hi_IN" w:bidi="hi_IN"/>
+        </w:rPr>
         <w:t>"कुछ"</w:t>
       </w:r>
     </w:p>
@@ -3574,6 +3964,21 @@
           <w:b/>
           <w:lang w:val="hi_IN" w:bidi="hi_IN"/>
         </w:rPr>
+        <w:t>τῇ ἐκκλησίᾳ</w:t>
+      </w:r>
+    </w:p>
+    <w:p>
+      <w:pPr/>
+      <w:r>
+        <w:rPr>
+          <w:lang w:val="hi_IN" w:bidi="hi_IN"/>
+        </w:rPr>
+      </w:r>
+      <w:r>
+        <w:rPr>
+          <w:b/>
+          <w:lang w:val="hi_IN" w:bidi="hi_IN"/>
+        </w:rPr>
         <w:t>"कलीसिया को"</w:t>
       </w:r>
     </w:p>
@@ -3682,6 +4087,21 @@
           <w:b/>
           <w:lang w:val="hi_IN" w:bidi="hi_IN"/>
         </w:rPr>
+        <w:t>Διοτρέφης</w:t>
+      </w:r>
+    </w:p>
+    <w:p>
+      <w:pPr/>
+      <w:r>
+        <w:rPr>
+          <w:lang w:val="hi_IN" w:bidi="hi_IN"/>
+        </w:rPr>
+      </w:r>
+      <w:r>
+        <w:rPr>
+          <w:b/>
+          <w:lang w:val="hi_IN" w:bidi="hi_IN"/>
+        </w:rPr>
         <w:t>"दियुत्रिफेस"</w:t>
       </w:r>
     </w:p>
@@ -3772,6 +4192,21 @@
           <w:b/>
           <w:lang w:val="hi_IN" w:bidi="hi_IN"/>
         </w:rPr>
+        <w:t>ὁ φιλοπρωτεύων αὐτῶν</w:t>
+      </w:r>
+    </w:p>
+    <w:p>
+      <w:pPr/>
+      <w:r>
+        <w:rPr>
+          <w:lang w:val="hi_IN" w:bidi="hi_IN"/>
+        </w:rPr>
+      </w:r>
+      <w:r>
+        <w:rPr>
+          <w:b/>
+          <w:lang w:val="hi_IN" w:bidi="hi_IN"/>
+        </w:rPr>
         <w:t xml:space="preserve">"जो उनमें बड़ा </w:t>
       </w:r>
       <w:r>
@@ -3882,6 +4317,21 @@
           <w:b/>
           <w:lang w:val="hi_IN" w:bidi="hi_IN"/>
         </w:rPr>
+        <w:t>οὐκ ἐπιδέχεται ἡμᾶς</w:t>
+      </w:r>
+    </w:p>
+    <w:p>
+      <w:pPr/>
+      <w:r>
+        <w:rPr>
+          <w:lang w:val="hi_IN" w:bidi="hi_IN"/>
+        </w:rPr>
+      </w:r>
+      <w:r>
+        <w:rPr>
+          <w:b/>
+          <w:lang w:val="hi_IN" w:bidi="hi_IN"/>
+        </w:rPr>
         <w:t>"हमें</w:t>
       </w:r>
       <w:r>
@@ -4005,6 +4455,21 @@
           <w:b/>
           <w:lang w:val="hi_IN" w:bidi="hi_IN"/>
         </w:rPr>
+        <w:t>ἡμᾶς</w:t>
+      </w:r>
+    </w:p>
+    <w:p>
+      <w:pPr/>
+      <w:r>
+        <w:rPr>
+          <w:lang w:val="hi_IN" w:bidi="hi_IN"/>
+        </w:rPr>
+      </w:r>
+      <w:r>
+        <w:rPr>
+          <w:b/>
+          <w:lang w:val="hi_IN" w:bidi="hi_IN"/>
+        </w:rPr>
         <w:t>"हम"</w:t>
       </w:r>
     </w:p>
@@ -4101,6 +4566,21 @@
           <w:b/>
           <w:lang w:val="hi_IN" w:bidi="hi_IN"/>
         </w:rPr>
+        <w:t>διὰ τοῦτο</w:t>
+      </w:r>
+    </w:p>
+    <w:p>
+      <w:pPr/>
+      <w:r>
+        <w:rPr>
+          <w:lang w:val="hi_IN" w:bidi="hi_IN"/>
+        </w:rPr>
+      </w:r>
+      <w:r>
+        <w:rPr>
+          <w:b/>
+          <w:lang w:val="hi_IN" w:bidi="hi_IN"/>
+        </w:rPr>
         <w:t>"इस कारण"</w:t>
       </w:r>
     </w:p>
@@ -4191,6 +4671,21 @@
           <w:b/>
           <w:lang w:val="hi_IN" w:bidi="hi_IN"/>
         </w:rPr>
+        <w:t>ἐὰν ἔλθω</w:t>
+      </w:r>
+    </w:p>
+    <w:p>
+      <w:pPr/>
+      <w:r>
+        <w:rPr>
+          <w:lang w:val="hi_IN" w:bidi="hi_IN"/>
+        </w:rPr>
+      </w:r>
+      <w:r>
+        <w:rPr>
+          <w:b/>
+          <w:lang w:val="hi_IN" w:bidi="hi_IN"/>
+        </w:rPr>
         <w:t>"यदि मैं आऊँ"</w:t>
       </w:r>
     </w:p>
@@ -4274,6 +4769,21 @@
           <w:b/>
           <w:lang w:val="hi_IN" w:bidi="hi_IN"/>
         </w:rPr>
+        <w:t>ἔλθω</w:t>
+      </w:r>
+    </w:p>
+    <w:p>
+      <w:pPr/>
+      <w:r>
+        <w:rPr>
+          <w:lang w:val="hi_IN" w:bidi="hi_IN"/>
+        </w:rPr>
+      </w:r>
+      <w:r>
+        <w:rPr>
+          <w:b/>
+          <w:lang w:val="hi_IN" w:bidi="hi_IN"/>
+        </w:rPr>
         <w:t>"मैं आता हूँ"</w:t>
       </w:r>
     </w:p>
@@ -4357,6 +4867,21 @@
           <w:b/>
           <w:lang w:val="hi_IN" w:bidi="hi_IN"/>
         </w:rPr>
+        <w:t>λόγοις πονηροῖς φλυαρῶν ἡμᾶς</w:t>
+      </w:r>
+    </w:p>
+    <w:p>
+      <w:pPr/>
+      <w:r>
+        <w:rPr>
+          <w:lang w:val="hi_IN" w:bidi="hi_IN"/>
+        </w:rPr>
+      </w:r>
+      <w:r>
+        <w:rPr>
+          <w:b/>
+          <w:lang w:val="hi_IN" w:bidi="hi_IN"/>
+        </w:rPr>
         <w:t>"हमें बुरे शब्दों से आरोपित करना"</w:t>
       </w:r>
     </w:p>
@@ -4479,6 +5004,21 @@
           <w:b/>
           <w:lang w:val="hi_IN" w:bidi="hi_IN"/>
         </w:rPr>
+        <w:t>μὴ ἀρκούμενος ἐπὶ τούτοις</w:t>
+      </w:r>
+    </w:p>
+    <w:p>
+      <w:pPr/>
+      <w:r>
+        <w:rPr>
+          <w:lang w:val="hi_IN" w:bidi="hi_IN"/>
+        </w:rPr>
+      </w:r>
+      <w:r>
+        <w:rPr>
+          <w:b/>
+          <w:lang w:val="hi_IN" w:bidi="hi_IN"/>
+        </w:rPr>
         <w:t>"इन चीजों से संतुष्ट नहीं होना"</w:t>
       </w:r>
     </w:p>
@@ -4562,6 +5102,21 @@
           <w:b/>
           <w:lang w:val="hi_IN" w:bidi="hi_IN"/>
         </w:rPr>
+        <w:t>τοὺς ἀδελφοὺς</w:t>
+      </w:r>
+    </w:p>
+    <w:p>
+      <w:pPr/>
+      <w:r>
+        <w:rPr>
+          <w:lang w:val="hi_IN" w:bidi="hi_IN"/>
+        </w:rPr>
+      </w:r>
+      <w:r>
+        <w:rPr>
+          <w:b/>
+          <w:lang w:val="hi_IN" w:bidi="hi_IN"/>
+        </w:rPr>
         <w:t>"भाइयों"</w:t>
       </w:r>
     </w:p>
@@ -4658,6 +5213,21 @@
           <w:b/>
           <w:lang w:val="hi_IN" w:bidi="hi_IN"/>
         </w:rPr>
+        <w:t>καὶ τοὺς βουλομένους κωλύει</w:t>
+      </w:r>
+    </w:p>
+    <w:p>
+      <w:pPr/>
+      <w:r>
+        <w:rPr>
+          <w:lang w:val="hi_IN" w:bidi="hi_IN"/>
+        </w:rPr>
+      </w:r>
+      <w:r>
+        <w:rPr>
+          <w:b/>
+          <w:lang w:val="hi_IN" w:bidi="hi_IN"/>
+        </w:rPr>
         <w:t>"और वह इच्छुक लोगों को रोकता है"</w:t>
       </w:r>
     </w:p>
@@ -4741,6 +5311,21 @@
           <w:b/>
           <w:lang w:val="hi_IN" w:bidi="hi_IN"/>
         </w:rPr>
+        <w:t>μὴ μιμοῦ τὸ κακὸν, ἀλλὰ τὸ ἀγαθόν</w:t>
+      </w:r>
+    </w:p>
+    <w:p>
+      <w:pPr/>
+      <w:r>
+        <w:rPr>
+          <w:lang w:val="hi_IN" w:bidi="hi_IN"/>
+        </w:rPr>
+      </w:r>
+      <w:r>
+        <w:rPr>
+          <w:b/>
+          <w:lang w:val="hi_IN" w:bidi="hi_IN"/>
+        </w:rPr>
         <w:t>"बुराई की नकल मत करो, बल्कि अच्छाई की"</w:t>
       </w:r>
     </w:p>
@@ -4850,6 +5435,21 @@
           <w:b/>
           <w:lang w:val="hi_IN" w:bidi="hi_IN"/>
         </w:rPr>
+        <w:t>ἀλλὰ τὸ ἀγαθόν</w:t>
+      </w:r>
+    </w:p>
+    <w:p>
+      <w:pPr/>
+      <w:r>
+        <w:rPr>
+          <w:lang w:val="hi_IN" w:bidi="hi_IN"/>
+        </w:rPr>
+      </w:r>
+      <w:r>
+        <w:rPr>
+          <w:b/>
+          <w:lang w:val="hi_IN" w:bidi="hi_IN"/>
+        </w:rPr>
         <w:t>"लेकिन अच्छा"</w:t>
       </w:r>
     </w:p>
@@ -4933,6 +5533,21 @@
           <w:b/>
           <w:lang w:val="hi_IN" w:bidi="hi_IN"/>
         </w:rPr>
+        <w:t>οὐχ ἑώρακεν τὸν Θεόν</w:t>
+      </w:r>
+    </w:p>
+    <w:p>
+      <w:pPr/>
+      <w:r>
+        <w:rPr>
+          <w:lang w:val="hi_IN" w:bidi="hi_IN"/>
+        </w:rPr>
+      </w:r>
+      <w:r>
+        <w:rPr>
+          <w:b/>
+          <w:lang w:val="hi_IN" w:bidi="hi_IN"/>
+        </w:rPr>
         <w:t xml:space="preserve">"ने </w:t>
       </w:r>
       <w:r>
@@ -5043,6 +5658,21 @@
           <w:b/>
           <w:lang w:val="hi_IN" w:bidi="hi_IN"/>
         </w:rPr>
+        <w:t>Δημητρίῳ μεμαρτύρηται ὑπὸ πάντων</w:t>
+      </w:r>
+    </w:p>
+    <w:p>
+      <w:pPr/>
+      <w:r>
+        <w:rPr>
+          <w:lang w:val="hi_IN" w:bidi="hi_IN"/>
+        </w:rPr>
+      </w:r>
+      <w:r>
+        <w:rPr>
+          <w:b/>
+          <w:lang w:val="hi_IN" w:bidi="hi_IN"/>
+        </w:rPr>
         <w:t>"दिमेत्रियुस को सभी ने साक्ष्यांकित किया है"</w:t>
       </w:r>
     </w:p>
@@ -5126,6 +5756,21 @@
           <w:b/>
           <w:lang w:val="hi_IN" w:bidi="hi_IN"/>
         </w:rPr>
+        <w:t>Δημητρίῳ</w:t>
+      </w:r>
+    </w:p>
+    <w:p>
+      <w:pPr/>
+      <w:r>
+        <w:rPr>
+          <w:lang w:val="hi_IN" w:bidi="hi_IN"/>
+        </w:rPr>
+      </w:r>
+      <w:r>
+        <w:rPr>
+          <w:b/>
+          <w:lang w:val="hi_IN" w:bidi="hi_IN"/>
+        </w:rPr>
         <w:t>"दिमेत्रियुस"</w:t>
       </w:r>
     </w:p>
@@ -5216,6 +5861,21 @@
           <w:b/>
           <w:lang w:val="hi_IN" w:bidi="hi_IN"/>
         </w:rPr>
+        <w:t>ὑπὸ πάντων</w:t>
+      </w:r>
+    </w:p>
+    <w:p>
+      <w:pPr/>
+      <w:r>
+        <w:rPr>
+          <w:lang w:val="hi_IN" w:bidi="hi_IN"/>
+        </w:rPr>
+      </w:r>
+      <w:r>
+        <w:rPr>
+          <w:b/>
+          <w:lang w:val="hi_IN" w:bidi="hi_IN"/>
+        </w:rPr>
         <w:t>"सभी द्वारा"</w:t>
       </w:r>
     </w:p>
@@ -5312,6 +5972,21 @@
           <w:b/>
           <w:lang w:val="hi_IN" w:bidi="hi_IN"/>
         </w:rPr>
+        <w:t>καὶ ὑπὸ αὐτῆς τῆς ἀληθείας</w:t>
+      </w:r>
+    </w:p>
+    <w:p>
+      <w:pPr/>
+      <w:r>
+        <w:rPr>
+          <w:lang w:val="hi_IN" w:bidi="hi_IN"/>
+        </w:rPr>
+      </w:r>
+      <w:r>
+        <w:rPr>
+          <w:b/>
+          <w:lang w:val="hi_IN" w:bidi="hi_IN"/>
+        </w:rPr>
         <w:t>"और स्वयं सत्य द्वारा"</w:t>
       </w:r>
     </w:p>
@@ -5395,6 +6070,21 @@
           <w:b/>
           <w:lang w:val="hi_IN" w:bidi="hi_IN"/>
         </w:rPr>
+        <w:t>ὑπὸ αὐτῆς τῆς ἀληθείας</w:t>
+      </w:r>
+    </w:p>
+    <w:p>
+      <w:pPr/>
+      <w:r>
+        <w:rPr>
+          <w:lang w:val="hi_IN" w:bidi="hi_IN"/>
+        </w:rPr>
+      </w:r>
+      <w:r>
+        <w:rPr>
+          <w:b/>
+          <w:lang w:val="hi_IN" w:bidi="hi_IN"/>
+        </w:rPr>
         <w:t>"स्वयं सत्य द्वारा"</w:t>
       </w:r>
     </w:p>
@@ -5491,6 +6181,21 @@
           <w:b/>
           <w:lang w:val="hi_IN" w:bidi="hi_IN"/>
         </w:rPr>
+        <w:t>ὑπὸ αὐτῆς τῆς ἀληθείας</w:t>
+      </w:r>
+    </w:p>
+    <w:p>
+      <w:pPr/>
+      <w:r>
+        <w:rPr>
+          <w:lang w:val="hi_IN" w:bidi="hi_IN"/>
+        </w:rPr>
+      </w:r>
+      <w:r>
+        <w:rPr>
+          <w:b/>
+          <w:lang w:val="hi_IN" w:bidi="hi_IN"/>
+        </w:rPr>
         <w:t>"स्वयं सत्य द्वारा"</w:t>
       </w:r>
     </w:p>
@@ -5587,6 +6292,21 @@
           <w:b/>
           <w:lang w:val="hi_IN" w:bidi="hi_IN"/>
         </w:rPr>
+        <w:t>καὶ ἡμεῖς &amp; μαρτυροῦμεν</w:t>
+      </w:r>
+    </w:p>
+    <w:p>
+      <w:pPr/>
+      <w:r>
+        <w:rPr>
+          <w:lang w:val="hi_IN" w:bidi="hi_IN"/>
+        </w:rPr>
+      </w:r>
+      <w:r>
+        <w:rPr>
+          <w:b/>
+          <w:lang w:val="hi_IN" w:bidi="hi_IN"/>
+        </w:rPr>
         <w:t>"हम स्वयं भी गवाही देते हैं"</w:t>
       </w:r>
     </w:p>
@@ -5708,6 +6428,21 @@
           <w:b/>
           <w:lang w:val="hi_IN" w:bidi="hi_IN"/>
         </w:rPr>
+        <w:t>ἡμεῖς &amp; μαρτυροῦμεν &amp; ἡμῶν</w:t>
+      </w:r>
+    </w:p>
+    <w:p>
+      <w:pPr/>
+      <w:r>
+        <w:rPr>
+          <w:lang w:val="hi_IN" w:bidi="hi_IN"/>
+        </w:rPr>
+      </w:r>
+      <w:r>
+        <w:rPr>
+          <w:b/>
+          <w:lang w:val="hi_IN" w:bidi="hi_IN"/>
+        </w:rPr>
         <w:t>"हम स्वयं"</w:t>
       </w:r>
       <w:r>
@@ -5843,6 +6578,21 @@
           <w:b/>
           <w:lang w:val="hi_IN" w:bidi="hi_IN"/>
         </w:rPr>
+        <w:t>διὰ μέλανος καὶ καλάμου</w:t>
+      </w:r>
+    </w:p>
+    <w:p>
+      <w:pPr/>
+      <w:r>
+        <w:rPr>
+          <w:lang w:val="hi_IN" w:bidi="hi_IN"/>
+        </w:rPr>
+      </w:r>
+      <w:r>
+        <w:rPr>
+          <w:b/>
+          <w:lang w:val="hi_IN" w:bidi="hi_IN"/>
+        </w:rPr>
         <w:t>"</w:t>
       </w:r>
       <w:r>
@@ -5965,6 +6715,21 @@
           <w:b/>
           <w:lang w:val="hi_IN" w:bidi="hi_IN"/>
         </w:rPr>
+        <w:t>στόμα πρὸς στόμα</w:t>
+      </w:r>
+    </w:p>
+    <w:p>
+      <w:pPr/>
+      <w:r>
+        <w:rPr>
+          <w:lang w:val="hi_IN" w:bidi="hi_IN"/>
+        </w:rPr>
+      </w:r>
+      <w:r>
+        <w:rPr>
+          <w:b/>
+          <w:lang w:val="hi_IN" w:bidi="hi_IN"/>
+        </w:rPr>
         <w:t>"मुंह से मुंह"</w:t>
       </w:r>
     </w:p>
@@ -6061,6 +6826,21 @@
           <w:b/>
           <w:lang w:val="hi_IN" w:bidi="hi_IN"/>
         </w:rPr>
+        <w:t>εἰρήνη σοι</w:t>
+      </w:r>
+    </w:p>
+    <w:p>
+      <w:pPr/>
+      <w:r>
+        <w:rPr>
+          <w:lang w:val="hi_IN" w:bidi="hi_IN"/>
+        </w:rPr>
+      </w:r>
+      <w:r>
+        <w:rPr>
+          <w:b/>
+          <w:lang w:val="hi_IN" w:bidi="hi_IN"/>
+        </w:rPr>
         <w:t>"आपको शांति मिले"</w:t>
       </w:r>
     </w:p>
@@ -6144,6 +6924,21 @@
           <w:b/>
           <w:lang w:val="hi_IN" w:bidi="hi_IN"/>
         </w:rPr>
+        <w:t>εἰρήνη σοι</w:t>
+      </w:r>
+    </w:p>
+    <w:p>
+      <w:pPr/>
+      <w:r>
+        <w:rPr>
+          <w:lang w:val="hi_IN" w:bidi="hi_IN"/>
+        </w:rPr>
+      </w:r>
+      <w:r>
+        <w:rPr>
+          <w:b/>
+          <w:lang w:val="hi_IN" w:bidi="hi_IN"/>
+        </w:rPr>
         <w:t>"आपको शांति मिले"</w:t>
       </w:r>
     </w:p>
@@ -6240,6 +7035,21 @@
           <w:b/>
           <w:lang w:val="hi_IN" w:bidi="hi_IN"/>
         </w:rPr>
+        <w:t>ἀσπάζονταί σε οἱ φίλοι</w:t>
+      </w:r>
+    </w:p>
+    <w:p>
+      <w:pPr/>
+      <w:r>
+        <w:rPr>
+          <w:lang w:val="hi_IN" w:bidi="hi_IN"/>
+        </w:rPr>
+      </w:r>
+      <w:r>
+        <w:rPr>
+          <w:b/>
+          <w:lang w:val="hi_IN" w:bidi="hi_IN"/>
+        </w:rPr>
         <w:t>"मित्र आपको नमस्कार करते हैं"</w:t>
       </w:r>
     </w:p>
@@ -6336,6 +7146,21 @@
           <w:b/>
           <w:lang w:val="hi_IN" w:bidi="hi_IN"/>
         </w:rPr>
+        <w:t>ἀσπάζου τοὺς φίλους</w:t>
+      </w:r>
+    </w:p>
+    <w:p>
+      <w:pPr/>
+      <w:r>
+        <w:rPr>
+          <w:lang w:val="hi_IN" w:bidi="hi_IN"/>
+        </w:rPr>
+      </w:r>
+      <w:r>
+        <w:rPr>
+          <w:b/>
+          <w:lang w:val="hi_IN" w:bidi="hi_IN"/>
+        </w:rPr>
         <w:t>"मित्रों को नमस्कार"</w:t>
       </w:r>
     </w:p>
@@ -6430,6 +7255,21 @@
         <w:rPr>
           <w:lang w:val="hi_IN" w:bidi="hi_IN"/>
         </w:rPr>
+      </w:r>
+    </w:p>
+    <w:p>
+      <w:pPr/>
+      <w:r>
+        <w:rPr>
+          <w:lang w:val="hi_IN" w:bidi="hi_IN"/>
+        </w:rPr>
+      </w:r>
+      <w:r>
+        <w:rPr>
+          <w:b/>
+          <w:lang w:val="hi_IN" w:bidi="hi_IN"/>
+        </w:rPr>
+        <w:t>κατ’ ὄνομα</w:t>
       </w:r>
     </w:p>
     <w:p>

--- a/hin/docx/64.content.docx
+++ b/hin/docx/64.content.docx
@@ -28,49 +28,15 @@
       </w:r>
     </w:p>
     <w:p>
-      <w:pPr>
-        <w:pStyle w:val="Heading2"/>
-      </w:pPr>
-      <w:r>
-        <w:rPr>
-          <w:lang w:val="hi_IN" w:bidi="hi_IN"/>
-        </w:rPr>
-        <w:t>License Information</w:t>
-      </w:r>
-      <w:r>
-        <w:rPr>
-          <w:lang w:val="hi_IN" w:bidi="hi_IN"/>
-        </w:rPr>
-      </w:r>
-    </w:p>
-    <w:p>
-      <w:pPr/>
-      <w:r>
-        <w:rPr>
-          <w:lang w:val="hi_IN" w:bidi="hi_IN"/>
-        </w:rPr>
-      </w:r>
-      <w:r>
-        <w:rPr>
-          <w:b/>
-          <w:lang w:val="hi_IN" w:bidi="hi_IN"/>
-        </w:rPr>
-        <w:t>अनुवाद नोट्स (अनफोल्डिंग वर्ड)</w:t>
-      </w:r>
-      <w:r>
-        <w:rPr>
-          <w:lang w:val="hi_IN" w:bidi="hi_IN"/>
-        </w:rPr>
-        <w:t xml:space="preserve"> (Hindi) is based on</w:t>
-      </w:r>
-      <w:r>
-        <w:rPr>
-          <w:lang w:val="hi_IN" w:bidi="hi_IN"/>
-        </w:rPr>
-        <w:t xml:space="preserve">: </w:t>
-      </w:r>
-      <w:r>
-        <w:rPr>
+      <w:pPr/>
+      <w:r>
+        <w:rPr>
+          <w:lang w:val="hi_IN" w:bidi="hi_IN"/>
+        </w:rPr>
+      </w:r>
+      <w:r>
+        <w:rPr>
+          <w:b/>
           <w:lang w:val="hi_IN" w:bidi="hi_IN"/>
         </w:rPr>
         <w:t>unfoldingWord® Translation Notes</w:t>
@@ -79,62 +45,31 @@
         <w:rPr>
           <w:lang w:val="hi_IN" w:bidi="hi_IN"/>
         </w:rPr>
-        <w:t xml:space="preserve">, </w:t>
-      </w:r>
-      <w:hyperlink r:id="rId13">
-        <w:r>
-          <w:rPr>
-            <w:lang w:val="hi_IN" w:bidi="hi_IN"/>
-          </w:rPr>
-          <w:rPr>
-            <w:color w:val="0000EE"/>
-            <w:u w:val="single"/>
-          </w:rPr>
-          <w:t>unfoldingWord</w:t>
-        </w:r>
-      </w:hyperlink>
-      <w:r>
-        <w:rPr>
-          <w:lang w:val="hi_IN" w:bidi="hi_IN"/>
-        </w:rPr>
-        <w:t xml:space="preserve">, 2022, which is licensed under a </w:t>
-      </w:r>
-      <w:hyperlink r:id="rId14">
-        <w:r>
-          <w:rPr>
-            <w:lang w:val="hi_IN" w:bidi="hi_IN"/>
-          </w:rPr>
-          <w:rPr>
-            <w:color w:val="0000EE"/>
-            <w:u w:val="single"/>
-          </w:rPr>
-          <w:t>CC BY-SA 4.0 license</w:t>
-        </w:r>
-      </w:hyperlink>
-      <w:r>
-        <w:rPr>
-          <w:lang w:val="hi_IN" w:bidi="hi_IN"/>
-        </w:rPr>
-        <w:t>.</w:t>
-      </w:r>
-      <w:r>
-        <w:rPr>
-          <w:lang w:val="hi_IN" w:bidi="hi_IN"/>
-        </w:rPr>
-      </w:r>
-    </w:p>
-    <w:p>
-      <w:pPr/>
-      <w:r>
-        <w:rPr>
-          <w:lang w:val="hi_IN" w:bidi="hi_IN"/>
-        </w:rPr>
-      </w:r>
-      <w:r>
-        <w:rPr>
-          <w:lang w:val="hi_IN" w:bidi="hi_IN"/>
-        </w:rPr>
-        <w:t>This PDF version is provided under the same license.</w:t>
+        <w:t xml:space="preserve"> © 2022 unfoldingWord. Released under CC BY-SA 4.0 license. </w:t>
+      </w:r>
+      <w:r>
+        <w:rPr>
+          <w:lang w:val="hi_IN" w:bidi="hi_IN"/>
+        </w:rPr>
+        <w:t>unfoldingWord® Translation Notes</w:t>
+      </w:r>
+      <w:r>
+        <w:rPr>
+          <w:lang w:val="hi_IN" w:bidi="hi_IN"/>
+        </w:rPr>
+        <w:t xml:space="preserve"> has been adapted in the following languages: Tok Pisin, Arabic (عربي), French (Français), Hindi (हिंदी), Indonesian (Bahasa Indonesia), Portuguese (Português), Russian (Русский), Spanish (Español), Swahili (Kiswahili), and Simplified Chinese (简体中文) from </w:t>
+      </w:r>
+      <w:r>
+        <w:rPr>
+          <w:lang w:val="hi_IN" w:bidi="hi_IN"/>
+        </w:rPr>
+        <w:t>unfoldingWord® Translation Notes</w:t>
+      </w:r>
+      <w:r>
+        <w:rPr>
+          <w:lang w:val="hi_IN" w:bidi="hi_IN"/>
+        </w:rPr>
+        <w:t xml:space="preserve"> © 2022 unfoldingWord. Released under CC BY-SA 4.0 license by Mission Mutual</w:t>
       </w:r>
       <w:r>
         <w:rPr>
@@ -880,21 +815,6 @@
           <w:b/>
           <w:lang w:val="hi_IN" w:bidi="hi_IN"/>
         </w:rPr>
-        <w:t>ὁ πρεσβύτερος</w:t>
-      </w:r>
-    </w:p>
-    <w:p>
-      <w:pPr/>
-      <w:r>
-        <w:rPr>
-          <w:lang w:val="hi_IN" w:bidi="hi_IN"/>
-        </w:rPr>
-      </w:r>
-      <w:r>
-        <w:rPr>
-          <w:b/>
-          <w:lang w:val="hi_IN" w:bidi="hi_IN"/>
-        </w:rPr>
         <w:t>"</w:t>
       </w:r>
       <w:r>
@@ -1018,21 +938,6 @@
           <w:b/>
           <w:lang w:val="hi_IN" w:bidi="hi_IN"/>
         </w:rPr>
-        <w:t>Γαΐῳ</w:t>
-      </w:r>
-    </w:p>
-    <w:p>
-      <w:pPr/>
-      <w:r>
-        <w:rPr>
-          <w:lang w:val="hi_IN" w:bidi="hi_IN"/>
-        </w:rPr>
-      </w:r>
-      <w:r>
-        <w:rPr>
-          <w:b/>
-          <w:lang w:val="hi_IN" w:bidi="hi_IN"/>
-        </w:rPr>
         <w:t>"को"</w:t>
       </w:r>
       <w:r>
@@ -1136,21 +1041,6 @@
           <w:b/>
           <w:lang w:val="hi_IN" w:bidi="hi_IN"/>
         </w:rPr>
-        <w:t>ὃν ἐγὼ ἀγαπῶ ἐν ἀληθείᾳ</w:t>
-      </w:r>
-    </w:p>
-    <w:p>
-      <w:pPr/>
-      <w:r>
-        <w:rPr>
-          <w:lang w:val="hi_IN" w:bidi="hi_IN"/>
-        </w:rPr>
-      </w:r>
-      <w:r>
-        <w:rPr>
-          <w:b/>
-          <w:lang w:val="hi_IN" w:bidi="hi_IN"/>
-        </w:rPr>
         <w:t>"जिनसे मैं सच्चा प्रेम करता हूँ"</w:t>
       </w:r>
     </w:p>
@@ -1247,21 +1137,6 @@
           <w:b/>
           <w:lang w:val="hi_IN" w:bidi="hi_IN"/>
         </w:rPr>
-        <w:t>γὰρ</w:t>
-      </w:r>
-    </w:p>
-    <w:p>
-      <w:pPr/>
-      <w:r>
-        <w:rPr>
-          <w:lang w:val="hi_IN" w:bidi="hi_IN"/>
-        </w:rPr>
-      </w:r>
-      <w:r>
-        <w:rPr>
-          <w:b/>
-          <w:lang w:val="hi_IN" w:bidi="hi_IN"/>
-        </w:rPr>
         <w:t>"के लिए"</w:t>
       </w:r>
     </w:p>
@@ -1370,21 +1245,6 @@
           <w:b/>
           <w:lang w:val="hi_IN" w:bidi="hi_IN"/>
         </w:rPr>
-        <w:t>ἀδελφῶν</w:t>
-      </w:r>
-    </w:p>
-    <w:p>
-      <w:pPr/>
-      <w:r>
-        <w:rPr>
-          <w:lang w:val="hi_IN" w:bidi="hi_IN"/>
-        </w:rPr>
-      </w:r>
-      <w:r>
-        <w:rPr>
-          <w:b/>
-          <w:lang w:val="hi_IN" w:bidi="hi_IN"/>
-        </w:rPr>
         <w:t>"भाइयों"</w:t>
       </w:r>
     </w:p>
@@ -1494,21 +1354,6 @@
           <w:b/>
           <w:lang w:val="hi_IN" w:bidi="hi_IN"/>
         </w:rPr>
-        <w:t>σὺ ἐν ἀληθείᾳ περιπατεῖς</w:t>
-      </w:r>
-    </w:p>
-    <w:p>
-      <w:pPr/>
-      <w:r>
-        <w:rPr>
-          <w:lang w:val="hi_IN" w:bidi="hi_IN"/>
-        </w:rPr>
-      </w:r>
-      <w:r>
-        <w:rPr>
-          <w:b/>
-          <w:lang w:val="hi_IN" w:bidi="hi_IN"/>
-        </w:rPr>
         <w:t>"तुम सत्य पर चल रहे हो"</w:t>
       </w:r>
     </w:p>
@@ -1605,21 +1450,6 @@
           <w:b/>
           <w:lang w:val="hi_IN" w:bidi="hi_IN"/>
         </w:rPr>
-        <w:t>ἀληθείᾳ &amp; ἀληθείᾳ</w:t>
-      </w:r>
-    </w:p>
-    <w:p>
-      <w:pPr/>
-      <w:r>
-        <w:rPr>
-          <w:lang w:val="hi_IN" w:bidi="hi_IN"/>
-        </w:rPr>
-      </w:r>
-      <w:r>
-        <w:rPr>
-          <w:b/>
-          <w:lang w:val="hi_IN" w:bidi="hi_IN"/>
-        </w:rPr>
         <w:t>"को"</w:t>
       </w:r>
       <w:r>
@@ -1742,21 +1572,6 @@
           <w:b/>
           <w:lang w:val="hi_IN" w:bidi="hi_IN"/>
         </w:rPr>
-        <w:t>μειζοτέραν &amp; οὐκ ἔχω χαράν</w:t>
-      </w:r>
-    </w:p>
-    <w:p>
-      <w:pPr/>
-      <w:r>
-        <w:rPr>
-          <w:lang w:val="hi_IN" w:bidi="hi_IN"/>
-        </w:rPr>
-      </w:r>
-      <w:r>
-        <w:rPr>
-          <w:b/>
-          <w:lang w:val="hi_IN" w:bidi="hi_IN"/>
-        </w:rPr>
         <w:t xml:space="preserve">"मुझे इससे बड़ा कोई आनन्द नहीं" </w:t>
       </w:r>
     </w:p>
@@ -1853,21 +1668,6 @@
           <w:b/>
           <w:lang w:val="hi_IN" w:bidi="hi_IN"/>
         </w:rPr>
-        <w:t>τὰ ἐμὰ τέκνα</w:t>
-      </w:r>
-    </w:p>
-    <w:p>
-      <w:pPr/>
-      <w:r>
-        <w:rPr>
-          <w:lang w:val="hi_IN" w:bidi="hi_IN"/>
-        </w:rPr>
-      </w:r>
-      <w:r>
-        <w:rPr>
-          <w:b/>
-          <w:lang w:val="hi_IN" w:bidi="hi_IN"/>
-        </w:rPr>
         <w:t>"मेरे बच्चे"</w:t>
       </w:r>
     </w:p>
@@ -1964,21 +1764,6 @@
           <w:b/>
           <w:lang w:val="hi_IN" w:bidi="hi_IN"/>
         </w:rPr>
-        <w:t>ἐν τῇ ἀληθείᾳ περιπατοῦντα</w:t>
-      </w:r>
-    </w:p>
-    <w:p>
-      <w:pPr/>
-      <w:r>
-        <w:rPr>
-          <w:lang w:val="hi_IN" w:bidi="hi_IN"/>
-        </w:rPr>
-      </w:r>
-      <w:r>
-        <w:rPr>
-          <w:b/>
-          <w:lang w:val="hi_IN" w:bidi="hi_IN"/>
-        </w:rPr>
         <w:t>"सत्य में चल रहे हैं"</w:t>
       </w:r>
     </w:p>
@@ -2075,21 +1860,6 @@
           <w:b/>
           <w:lang w:val="hi_IN" w:bidi="hi_IN"/>
         </w:rPr>
-        <w:t>ἐν τῇ ἀληθείᾳ</w:t>
-      </w:r>
-    </w:p>
-    <w:p>
-      <w:pPr/>
-      <w:r>
-        <w:rPr>
-          <w:lang w:val="hi_IN" w:bidi="hi_IN"/>
-        </w:rPr>
-      </w:r>
-      <w:r>
-        <w:rPr>
-          <w:b/>
-          <w:lang w:val="hi_IN" w:bidi="hi_IN"/>
-        </w:rPr>
         <w:t>"सत्य में"</w:t>
       </w:r>
     </w:p>
@@ -2186,21 +1956,6 @@
           <w:b/>
           <w:lang w:val="hi_IN" w:bidi="hi_IN"/>
         </w:rPr>
-        <w:t>τοὺς ἀδελφοὺς</w:t>
-      </w:r>
-    </w:p>
-    <w:p>
-      <w:pPr/>
-      <w:r>
-        <w:rPr>
-          <w:lang w:val="hi_IN" w:bidi="hi_IN"/>
-        </w:rPr>
-      </w:r>
-      <w:r>
-        <w:rPr>
-          <w:b/>
-          <w:lang w:val="hi_IN" w:bidi="hi_IN"/>
-        </w:rPr>
         <w:t>"भाईयों"</w:t>
       </w:r>
     </w:p>
@@ -2297,21 +2052,6 @@
           <w:b/>
           <w:lang w:val="hi_IN" w:bidi="hi_IN"/>
         </w:rPr>
-        <w:t>σου τῇ ἀγάπῃ</w:t>
-      </w:r>
-    </w:p>
-    <w:p>
-      <w:pPr/>
-      <w:r>
-        <w:rPr>
-          <w:lang w:val="hi_IN" w:bidi="hi_IN"/>
-        </w:rPr>
-      </w:r>
-      <w:r>
-        <w:rPr>
-          <w:b/>
-          <w:lang w:val="hi_IN" w:bidi="hi_IN"/>
-        </w:rPr>
         <w:t>"आपका प्रेम"</w:t>
       </w:r>
     </w:p>
@@ -2408,21 +2148,6 @@
           <w:b/>
           <w:lang w:val="hi_IN" w:bidi="hi_IN"/>
         </w:rPr>
-        <w:t>προπέμψας</w:t>
-      </w:r>
-    </w:p>
-    <w:p>
-      <w:pPr/>
-      <w:r>
-        <w:rPr>
-          <w:lang w:val="hi_IN" w:bidi="hi_IN"/>
-        </w:rPr>
-      </w:r>
-      <w:r>
-        <w:rPr>
-          <w:b/>
-          <w:lang w:val="hi_IN" w:bidi="hi_IN"/>
-        </w:rPr>
         <w:t>"विदा करना"</w:t>
       </w:r>
     </w:p>
@@ -2519,21 +2244,6 @@
           <w:b/>
           <w:lang w:val="hi_IN" w:bidi="hi_IN"/>
         </w:rPr>
-        <w:t>οὓς καλῶς ποιήσεις, προπέμψας ἀξίως τοῦ Θεοῦ; ὑπὲρ γὰρ τοῦ ὀνόματος ἐξῆλθον, μηδὲν λαμβάνοντες ἀπὸ τῶν ἐθνικῶν</w:t>
-      </w:r>
-    </w:p>
-    <w:p>
-      <w:pPr/>
-      <w:r>
-        <w:rPr>
-          <w:lang w:val="hi_IN" w:bidi="hi_IN"/>
-        </w:rPr>
-      </w:r>
-      <w:r>
-        <w:rPr>
-          <w:b/>
-          <w:lang w:val="hi_IN" w:bidi="hi_IN"/>
-        </w:rPr>
         <w:t>"आप उन्हें परमेश्वर के योग्य भेज कर अच्छा करेंगे"</w:t>
       </w:r>
       <w:r>
@@ -2630,21 +2340,6 @@
           <w:b/>
           <w:lang w:val="hi_IN" w:bidi="hi_IN"/>
         </w:rPr>
-        <w:t>ὑπὲρ &amp; τοῦ ὀνόματος</w:t>
-      </w:r>
-    </w:p>
-    <w:p>
-      <w:pPr/>
-      <w:r>
-        <w:rPr>
-          <w:lang w:val="hi_IN" w:bidi="hi_IN"/>
-        </w:rPr>
-      </w:r>
-      <w:r>
-        <w:rPr>
-          <w:b/>
-          <w:lang w:val="hi_IN" w:bidi="hi_IN"/>
-        </w:rPr>
         <w:t>"नाम के खातिर"</w:t>
       </w:r>
     </w:p>
@@ -2741,21 +2436,6 @@
           <w:b/>
           <w:lang w:val="hi_IN" w:bidi="hi_IN"/>
         </w:rPr>
-        <w:t>μηδὲν λαμβάνοντες ἀπὸ τῶν ἐθνικῶν</w:t>
-      </w:r>
-    </w:p>
-    <w:p>
-      <w:pPr/>
-      <w:r>
-        <w:rPr>
-          <w:lang w:val="hi_IN" w:bidi="hi_IN"/>
-        </w:rPr>
-      </w:r>
-      <w:r>
-        <w:rPr>
-          <w:b/>
-          <w:lang w:val="hi_IN" w:bidi="hi_IN"/>
-        </w:rPr>
         <w:t>"अन्यजातियों से कुछ भी प्राप्त नहीं करना"</w:t>
       </w:r>
     </w:p>
@@ -2852,21 +2532,6 @@
           <w:b/>
           <w:lang w:val="hi_IN" w:bidi="hi_IN"/>
         </w:rPr>
-        <w:t>τῶν ἐθνικῶν</w:t>
-      </w:r>
-    </w:p>
-    <w:p>
-      <w:pPr/>
-      <w:r>
-        <w:rPr>
-          <w:lang w:val="hi_IN" w:bidi="hi_IN"/>
-        </w:rPr>
-      </w:r>
-      <w:r>
-        <w:rPr>
-          <w:b/>
-          <w:lang w:val="hi_IN" w:bidi="hi_IN"/>
-        </w:rPr>
         <w:t>"अन्यजातियों"</w:t>
       </w:r>
     </w:p>
@@ -2963,21 +2628,6 @@
           <w:b/>
           <w:lang w:val="hi_IN" w:bidi="hi_IN"/>
         </w:rPr>
-        <w:t>οὖν</w:t>
-      </w:r>
-    </w:p>
-    <w:p>
-      <w:pPr/>
-      <w:r>
-        <w:rPr>
-          <w:lang w:val="hi_IN" w:bidi="hi_IN"/>
-        </w:rPr>
-      </w:r>
-      <w:r>
-        <w:rPr>
-          <w:b/>
-          <w:lang w:val="hi_IN" w:bidi="hi_IN"/>
-        </w:rPr>
         <w:t>"इसलिए"</w:t>
       </w:r>
     </w:p>
@@ -3087,21 +2737,6 @@
           <w:b/>
           <w:lang w:val="hi_IN" w:bidi="hi_IN"/>
         </w:rPr>
-        <w:t>ἡμεῖς &amp; ὀφείλομεν ὑπολαμβάνειν</w:t>
-      </w:r>
-    </w:p>
-    <w:p>
-      <w:pPr/>
-      <w:r>
-        <w:rPr>
-          <w:lang w:val="hi_IN" w:bidi="hi_IN"/>
-        </w:rPr>
-      </w:r>
-      <w:r>
-        <w:rPr>
-          <w:b/>
-          <w:lang w:val="hi_IN" w:bidi="hi_IN"/>
-        </w:rPr>
         <w:t>"हमें स्वयं समर्थन करना चाहिए"</w:t>
       </w:r>
     </w:p>
@@ -3224,21 +2859,6 @@
           <w:b/>
           <w:lang w:val="hi_IN" w:bidi="hi_IN"/>
         </w:rPr>
-        <w:t>ἡμεῖς &amp; ὀφείλομεν</w:t>
-      </w:r>
-    </w:p>
-    <w:p>
-      <w:pPr/>
-      <w:r>
-        <w:rPr>
-          <w:lang w:val="hi_IN" w:bidi="hi_IN"/>
-        </w:rPr>
-      </w:r>
-      <w:r>
-        <w:rPr>
-          <w:b/>
-          <w:lang w:val="hi_IN" w:bidi="hi_IN"/>
-        </w:rPr>
         <w:t>"हमें खुद ही चाहिए"</w:t>
       </w:r>
     </w:p>
@@ -3348,21 +2968,6 @@
           <w:b/>
           <w:lang w:val="hi_IN" w:bidi="hi_IN"/>
         </w:rPr>
-        <w:t>ὑπολαμβάνειν</w:t>
-      </w:r>
-    </w:p>
-    <w:p>
-      <w:pPr/>
-      <w:r>
-        <w:rPr>
-          <w:lang w:val="hi_IN" w:bidi="hi_IN"/>
-        </w:rPr>
-      </w:r>
-      <w:r>
-        <w:rPr>
-          <w:b/>
-          <w:lang w:val="hi_IN" w:bidi="hi_IN"/>
-        </w:rPr>
         <w:t>"सहायता करना"</w:t>
       </w:r>
     </w:p>
@@ -3446,21 +3051,6 @@
           <w:b/>
           <w:lang w:val="hi_IN" w:bidi="hi_IN"/>
         </w:rPr>
-        <w:t>ἵνα</w:t>
-      </w:r>
-    </w:p>
-    <w:p>
-      <w:pPr/>
-      <w:r>
-        <w:rPr>
-          <w:lang w:val="hi_IN" w:bidi="hi_IN"/>
-        </w:rPr>
-      </w:r>
-      <w:r>
-        <w:rPr>
-          <w:b/>
-          <w:lang w:val="hi_IN" w:bidi="hi_IN"/>
-        </w:rPr>
         <w:t>"ताकि"</w:t>
       </w:r>
     </w:p>
@@ -3583,21 +3173,6 @@
           <w:b/>
           <w:lang w:val="hi_IN" w:bidi="hi_IN"/>
         </w:rPr>
-        <w:t>ἵνα συνεργοὶ γινώμεθα τῇ ἀληθείᾳ</w:t>
-      </w:r>
-    </w:p>
-    <w:p>
-      <w:pPr/>
-      <w:r>
-        <w:rPr>
-          <w:lang w:val="hi_IN" w:bidi="hi_IN"/>
-        </w:rPr>
-      </w:r>
-      <w:r>
-        <w:rPr>
-          <w:b/>
-          <w:lang w:val="hi_IN" w:bidi="hi_IN"/>
-        </w:rPr>
         <w:t>"ताकि हम सत्य के साथ सहकर्मी बन सकें"</w:t>
       </w:r>
     </w:p>
@@ -3707,21 +3282,6 @@
           <w:b/>
           <w:lang w:val="hi_IN" w:bidi="hi_IN"/>
         </w:rPr>
-        <w:t>τῇ ἀληθείᾳ</w:t>
-      </w:r>
-    </w:p>
-    <w:p>
-      <w:pPr/>
-      <w:r>
-        <w:rPr>
-          <w:lang w:val="hi_IN" w:bidi="hi_IN"/>
-        </w:rPr>
-      </w:r>
-      <w:r>
-        <w:rPr>
-          <w:b/>
-          <w:lang w:val="hi_IN" w:bidi="hi_IN"/>
-        </w:rPr>
         <w:t>"सत्य के साथ"</w:t>
       </w:r>
     </w:p>
@@ -3866,21 +3426,6 @@
           <w:b/>
           <w:lang w:val="hi_IN" w:bidi="hi_IN"/>
         </w:rPr>
-        <w:t>τι</w:t>
-      </w:r>
-    </w:p>
-    <w:p>
-      <w:pPr/>
-      <w:r>
-        <w:rPr>
-          <w:lang w:val="hi_IN" w:bidi="hi_IN"/>
-        </w:rPr>
-      </w:r>
-      <w:r>
-        <w:rPr>
-          <w:b/>
-          <w:lang w:val="hi_IN" w:bidi="hi_IN"/>
-        </w:rPr>
         <w:t>"कुछ"</w:t>
       </w:r>
     </w:p>
@@ -3964,21 +3509,6 @@
           <w:b/>
           <w:lang w:val="hi_IN" w:bidi="hi_IN"/>
         </w:rPr>
-        <w:t>τῇ ἐκκλησίᾳ</w:t>
-      </w:r>
-    </w:p>
-    <w:p>
-      <w:pPr/>
-      <w:r>
-        <w:rPr>
-          <w:lang w:val="hi_IN" w:bidi="hi_IN"/>
-        </w:rPr>
-      </w:r>
-      <w:r>
-        <w:rPr>
-          <w:b/>
-          <w:lang w:val="hi_IN" w:bidi="hi_IN"/>
-        </w:rPr>
         <w:t>"कलीसिया को"</w:t>
       </w:r>
     </w:p>
@@ -4087,21 +3617,6 @@
           <w:b/>
           <w:lang w:val="hi_IN" w:bidi="hi_IN"/>
         </w:rPr>
-        <w:t>Διοτρέφης</w:t>
-      </w:r>
-    </w:p>
-    <w:p>
-      <w:pPr/>
-      <w:r>
-        <w:rPr>
-          <w:lang w:val="hi_IN" w:bidi="hi_IN"/>
-        </w:rPr>
-      </w:r>
-      <w:r>
-        <w:rPr>
-          <w:b/>
-          <w:lang w:val="hi_IN" w:bidi="hi_IN"/>
-        </w:rPr>
         <w:t>"दियुत्रिफेस"</w:t>
       </w:r>
     </w:p>
@@ -4192,21 +3707,6 @@
           <w:b/>
           <w:lang w:val="hi_IN" w:bidi="hi_IN"/>
         </w:rPr>
-        <w:t>ὁ φιλοπρωτεύων αὐτῶν</w:t>
-      </w:r>
-    </w:p>
-    <w:p>
-      <w:pPr/>
-      <w:r>
-        <w:rPr>
-          <w:lang w:val="hi_IN" w:bidi="hi_IN"/>
-        </w:rPr>
-      </w:r>
-      <w:r>
-        <w:rPr>
-          <w:b/>
-          <w:lang w:val="hi_IN" w:bidi="hi_IN"/>
-        </w:rPr>
         <w:t xml:space="preserve">"जो उनमें बड़ा </w:t>
       </w:r>
       <w:r>
@@ -4317,21 +3817,6 @@
           <w:b/>
           <w:lang w:val="hi_IN" w:bidi="hi_IN"/>
         </w:rPr>
-        <w:t>οὐκ ἐπιδέχεται ἡμᾶς</w:t>
-      </w:r>
-    </w:p>
-    <w:p>
-      <w:pPr/>
-      <w:r>
-        <w:rPr>
-          <w:lang w:val="hi_IN" w:bidi="hi_IN"/>
-        </w:rPr>
-      </w:r>
-      <w:r>
-        <w:rPr>
-          <w:b/>
-          <w:lang w:val="hi_IN" w:bidi="hi_IN"/>
-        </w:rPr>
         <w:t>"हमें</w:t>
       </w:r>
       <w:r>
@@ -4455,21 +3940,6 @@
           <w:b/>
           <w:lang w:val="hi_IN" w:bidi="hi_IN"/>
         </w:rPr>
-        <w:t>ἡμᾶς</w:t>
-      </w:r>
-    </w:p>
-    <w:p>
-      <w:pPr/>
-      <w:r>
-        <w:rPr>
-          <w:lang w:val="hi_IN" w:bidi="hi_IN"/>
-        </w:rPr>
-      </w:r>
-      <w:r>
-        <w:rPr>
-          <w:b/>
-          <w:lang w:val="hi_IN" w:bidi="hi_IN"/>
-        </w:rPr>
         <w:t>"हम"</w:t>
       </w:r>
     </w:p>
@@ -4566,21 +4036,6 @@
           <w:b/>
           <w:lang w:val="hi_IN" w:bidi="hi_IN"/>
         </w:rPr>
-        <w:t>διὰ τοῦτο</w:t>
-      </w:r>
-    </w:p>
-    <w:p>
-      <w:pPr/>
-      <w:r>
-        <w:rPr>
-          <w:lang w:val="hi_IN" w:bidi="hi_IN"/>
-        </w:rPr>
-      </w:r>
-      <w:r>
-        <w:rPr>
-          <w:b/>
-          <w:lang w:val="hi_IN" w:bidi="hi_IN"/>
-        </w:rPr>
         <w:t>"इस कारण"</w:t>
       </w:r>
     </w:p>
@@ -4671,21 +4126,6 @@
           <w:b/>
           <w:lang w:val="hi_IN" w:bidi="hi_IN"/>
         </w:rPr>
-        <w:t>ἐὰν ἔλθω</w:t>
-      </w:r>
-    </w:p>
-    <w:p>
-      <w:pPr/>
-      <w:r>
-        <w:rPr>
-          <w:lang w:val="hi_IN" w:bidi="hi_IN"/>
-        </w:rPr>
-      </w:r>
-      <w:r>
-        <w:rPr>
-          <w:b/>
-          <w:lang w:val="hi_IN" w:bidi="hi_IN"/>
-        </w:rPr>
         <w:t>"यदि मैं आऊँ"</w:t>
       </w:r>
     </w:p>
@@ -4769,21 +4209,6 @@
           <w:b/>
           <w:lang w:val="hi_IN" w:bidi="hi_IN"/>
         </w:rPr>
-        <w:t>ἔλθω</w:t>
-      </w:r>
-    </w:p>
-    <w:p>
-      <w:pPr/>
-      <w:r>
-        <w:rPr>
-          <w:lang w:val="hi_IN" w:bidi="hi_IN"/>
-        </w:rPr>
-      </w:r>
-      <w:r>
-        <w:rPr>
-          <w:b/>
-          <w:lang w:val="hi_IN" w:bidi="hi_IN"/>
-        </w:rPr>
         <w:t>"मैं आता हूँ"</w:t>
       </w:r>
     </w:p>
@@ -4867,21 +4292,6 @@
           <w:b/>
           <w:lang w:val="hi_IN" w:bidi="hi_IN"/>
         </w:rPr>
-        <w:t>λόγοις πονηροῖς φλυαρῶν ἡμᾶς</w:t>
-      </w:r>
-    </w:p>
-    <w:p>
-      <w:pPr/>
-      <w:r>
-        <w:rPr>
-          <w:lang w:val="hi_IN" w:bidi="hi_IN"/>
-        </w:rPr>
-      </w:r>
-      <w:r>
-        <w:rPr>
-          <w:b/>
-          <w:lang w:val="hi_IN" w:bidi="hi_IN"/>
-        </w:rPr>
         <w:t>"हमें बुरे शब्दों से आरोपित करना"</w:t>
       </w:r>
     </w:p>
@@ -5004,21 +4414,6 @@
           <w:b/>
           <w:lang w:val="hi_IN" w:bidi="hi_IN"/>
         </w:rPr>
-        <w:t>μὴ ἀρκούμενος ἐπὶ τούτοις</w:t>
-      </w:r>
-    </w:p>
-    <w:p>
-      <w:pPr/>
-      <w:r>
-        <w:rPr>
-          <w:lang w:val="hi_IN" w:bidi="hi_IN"/>
-        </w:rPr>
-      </w:r>
-      <w:r>
-        <w:rPr>
-          <w:b/>
-          <w:lang w:val="hi_IN" w:bidi="hi_IN"/>
-        </w:rPr>
         <w:t>"इन चीजों से संतुष्ट नहीं होना"</w:t>
       </w:r>
     </w:p>
@@ -5102,21 +4497,6 @@
           <w:b/>
           <w:lang w:val="hi_IN" w:bidi="hi_IN"/>
         </w:rPr>
-        <w:t>τοὺς ἀδελφοὺς</w:t>
-      </w:r>
-    </w:p>
-    <w:p>
-      <w:pPr/>
-      <w:r>
-        <w:rPr>
-          <w:lang w:val="hi_IN" w:bidi="hi_IN"/>
-        </w:rPr>
-      </w:r>
-      <w:r>
-        <w:rPr>
-          <w:b/>
-          <w:lang w:val="hi_IN" w:bidi="hi_IN"/>
-        </w:rPr>
         <w:t>"भाइयों"</w:t>
       </w:r>
     </w:p>
@@ -5213,21 +4593,6 @@
           <w:b/>
           <w:lang w:val="hi_IN" w:bidi="hi_IN"/>
         </w:rPr>
-        <w:t>καὶ τοὺς βουλομένους κωλύει</w:t>
-      </w:r>
-    </w:p>
-    <w:p>
-      <w:pPr/>
-      <w:r>
-        <w:rPr>
-          <w:lang w:val="hi_IN" w:bidi="hi_IN"/>
-        </w:rPr>
-      </w:r>
-      <w:r>
-        <w:rPr>
-          <w:b/>
-          <w:lang w:val="hi_IN" w:bidi="hi_IN"/>
-        </w:rPr>
         <w:t>"और वह इच्छुक लोगों को रोकता है"</w:t>
       </w:r>
     </w:p>
@@ -5311,21 +4676,6 @@
           <w:b/>
           <w:lang w:val="hi_IN" w:bidi="hi_IN"/>
         </w:rPr>
-        <w:t>μὴ μιμοῦ τὸ κακὸν, ἀλλὰ τὸ ἀγαθόν</w:t>
-      </w:r>
-    </w:p>
-    <w:p>
-      <w:pPr/>
-      <w:r>
-        <w:rPr>
-          <w:lang w:val="hi_IN" w:bidi="hi_IN"/>
-        </w:rPr>
-      </w:r>
-      <w:r>
-        <w:rPr>
-          <w:b/>
-          <w:lang w:val="hi_IN" w:bidi="hi_IN"/>
-        </w:rPr>
         <w:t>"बुराई की नकल मत करो, बल्कि अच्छाई की"</w:t>
       </w:r>
     </w:p>
@@ -5435,21 +4785,6 @@
           <w:b/>
           <w:lang w:val="hi_IN" w:bidi="hi_IN"/>
         </w:rPr>
-        <w:t>ἀλλὰ τὸ ἀγαθόν</w:t>
-      </w:r>
-    </w:p>
-    <w:p>
-      <w:pPr/>
-      <w:r>
-        <w:rPr>
-          <w:lang w:val="hi_IN" w:bidi="hi_IN"/>
-        </w:rPr>
-      </w:r>
-      <w:r>
-        <w:rPr>
-          <w:b/>
-          <w:lang w:val="hi_IN" w:bidi="hi_IN"/>
-        </w:rPr>
         <w:t>"लेकिन अच्छा"</w:t>
       </w:r>
     </w:p>
@@ -5533,21 +4868,6 @@
           <w:b/>
           <w:lang w:val="hi_IN" w:bidi="hi_IN"/>
         </w:rPr>
-        <w:t>οὐχ ἑώρακεν τὸν Θεόν</w:t>
-      </w:r>
-    </w:p>
-    <w:p>
-      <w:pPr/>
-      <w:r>
-        <w:rPr>
-          <w:lang w:val="hi_IN" w:bidi="hi_IN"/>
-        </w:rPr>
-      </w:r>
-      <w:r>
-        <w:rPr>
-          <w:b/>
-          <w:lang w:val="hi_IN" w:bidi="hi_IN"/>
-        </w:rPr>
         <w:t xml:space="preserve">"ने </w:t>
       </w:r>
       <w:r>
@@ -5658,21 +4978,6 @@
           <w:b/>
           <w:lang w:val="hi_IN" w:bidi="hi_IN"/>
         </w:rPr>
-        <w:t>Δημητρίῳ μεμαρτύρηται ὑπὸ πάντων</w:t>
-      </w:r>
-    </w:p>
-    <w:p>
-      <w:pPr/>
-      <w:r>
-        <w:rPr>
-          <w:lang w:val="hi_IN" w:bidi="hi_IN"/>
-        </w:rPr>
-      </w:r>
-      <w:r>
-        <w:rPr>
-          <w:b/>
-          <w:lang w:val="hi_IN" w:bidi="hi_IN"/>
-        </w:rPr>
         <w:t>"दिमेत्रियुस को सभी ने साक्ष्यांकित किया है"</w:t>
       </w:r>
     </w:p>
@@ -5756,21 +5061,6 @@
           <w:b/>
           <w:lang w:val="hi_IN" w:bidi="hi_IN"/>
         </w:rPr>
-        <w:t>Δημητρίῳ</w:t>
-      </w:r>
-    </w:p>
-    <w:p>
-      <w:pPr/>
-      <w:r>
-        <w:rPr>
-          <w:lang w:val="hi_IN" w:bidi="hi_IN"/>
-        </w:rPr>
-      </w:r>
-      <w:r>
-        <w:rPr>
-          <w:b/>
-          <w:lang w:val="hi_IN" w:bidi="hi_IN"/>
-        </w:rPr>
         <w:t>"दिमेत्रियुस"</w:t>
       </w:r>
     </w:p>
@@ -5861,21 +5151,6 @@
           <w:b/>
           <w:lang w:val="hi_IN" w:bidi="hi_IN"/>
         </w:rPr>
-        <w:t>ὑπὸ πάντων</w:t>
-      </w:r>
-    </w:p>
-    <w:p>
-      <w:pPr/>
-      <w:r>
-        <w:rPr>
-          <w:lang w:val="hi_IN" w:bidi="hi_IN"/>
-        </w:rPr>
-      </w:r>
-      <w:r>
-        <w:rPr>
-          <w:b/>
-          <w:lang w:val="hi_IN" w:bidi="hi_IN"/>
-        </w:rPr>
         <w:t>"सभी द्वारा"</w:t>
       </w:r>
     </w:p>
@@ -5972,21 +5247,6 @@
           <w:b/>
           <w:lang w:val="hi_IN" w:bidi="hi_IN"/>
         </w:rPr>
-        <w:t>καὶ ὑπὸ αὐτῆς τῆς ἀληθείας</w:t>
-      </w:r>
-    </w:p>
-    <w:p>
-      <w:pPr/>
-      <w:r>
-        <w:rPr>
-          <w:lang w:val="hi_IN" w:bidi="hi_IN"/>
-        </w:rPr>
-      </w:r>
-      <w:r>
-        <w:rPr>
-          <w:b/>
-          <w:lang w:val="hi_IN" w:bidi="hi_IN"/>
-        </w:rPr>
         <w:t>"और स्वयं सत्य द्वारा"</w:t>
       </w:r>
     </w:p>
@@ -6070,21 +5330,6 @@
           <w:b/>
           <w:lang w:val="hi_IN" w:bidi="hi_IN"/>
         </w:rPr>
-        <w:t>ὑπὸ αὐτῆς τῆς ἀληθείας</w:t>
-      </w:r>
-    </w:p>
-    <w:p>
-      <w:pPr/>
-      <w:r>
-        <w:rPr>
-          <w:lang w:val="hi_IN" w:bidi="hi_IN"/>
-        </w:rPr>
-      </w:r>
-      <w:r>
-        <w:rPr>
-          <w:b/>
-          <w:lang w:val="hi_IN" w:bidi="hi_IN"/>
-        </w:rPr>
         <w:t>"स्वयं सत्य द्वारा"</w:t>
       </w:r>
     </w:p>
@@ -6181,21 +5426,6 @@
           <w:b/>
           <w:lang w:val="hi_IN" w:bidi="hi_IN"/>
         </w:rPr>
-        <w:t>ὑπὸ αὐτῆς τῆς ἀληθείας</w:t>
-      </w:r>
-    </w:p>
-    <w:p>
-      <w:pPr/>
-      <w:r>
-        <w:rPr>
-          <w:lang w:val="hi_IN" w:bidi="hi_IN"/>
-        </w:rPr>
-      </w:r>
-      <w:r>
-        <w:rPr>
-          <w:b/>
-          <w:lang w:val="hi_IN" w:bidi="hi_IN"/>
-        </w:rPr>
         <w:t>"स्वयं सत्य द्वारा"</w:t>
       </w:r>
     </w:p>
@@ -6292,21 +5522,6 @@
           <w:b/>
           <w:lang w:val="hi_IN" w:bidi="hi_IN"/>
         </w:rPr>
-        <w:t>καὶ ἡμεῖς &amp; μαρτυροῦμεν</w:t>
-      </w:r>
-    </w:p>
-    <w:p>
-      <w:pPr/>
-      <w:r>
-        <w:rPr>
-          <w:lang w:val="hi_IN" w:bidi="hi_IN"/>
-        </w:rPr>
-      </w:r>
-      <w:r>
-        <w:rPr>
-          <w:b/>
-          <w:lang w:val="hi_IN" w:bidi="hi_IN"/>
-        </w:rPr>
         <w:t>"हम स्वयं भी गवाही देते हैं"</w:t>
       </w:r>
     </w:p>
@@ -6428,21 +5643,6 @@
           <w:b/>
           <w:lang w:val="hi_IN" w:bidi="hi_IN"/>
         </w:rPr>
-        <w:t>ἡμεῖς &amp; μαρτυροῦμεν &amp; ἡμῶν</w:t>
-      </w:r>
-    </w:p>
-    <w:p>
-      <w:pPr/>
-      <w:r>
-        <w:rPr>
-          <w:lang w:val="hi_IN" w:bidi="hi_IN"/>
-        </w:rPr>
-      </w:r>
-      <w:r>
-        <w:rPr>
-          <w:b/>
-          <w:lang w:val="hi_IN" w:bidi="hi_IN"/>
-        </w:rPr>
         <w:t>"हम स्वयं"</w:t>
       </w:r>
       <w:r>
@@ -6578,21 +5778,6 @@
           <w:b/>
           <w:lang w:val="hi_IN" w:bidi="hi_IN"/>
         </w:rPr>
-        <w:t>διὰ μέλανος καὶ καλάμου</w:t>
-      </w:r>
-    </w:p>
-    <w:p>
-      <w:pPr/>
-      <w:r>
-        <w:rPr>
-          <w:lang w:val="hi_IN" w:bidi="hi_IN"/>
-        </w:rPr>
-      </w:r>
-      <w:r>
-        <w:rPr>
-          <w:b/>
-          <w:lang w:val="hi_IN" w:bidi="hi_IN"/>
-        </w:rPr>
         <w:t>"</w:t>
       </w:r>
       <w:r>
@@ -6715,21 +5900,6 @@
           <w:b/>
           <w:lang w:val="hi_IN" w:bidi="hi_IN"/>
         </w:rPr>
-        <w:t>στόμα πρὸς στόμα</w:t>
-      </w:r>
-    </w:p>
-    <w:p>
-      <w:pPr/>
-      <w:r>
-        <w:rPr>
-          <w:lang w:val="hi_IN" w:bidi="hi_IN"/>
-        </w:rPr>
-      </w:r>
-      <w:r>
-        <w:rPr>
-          <w:b/>
-          <w:lang w:val="hi_IN" w:bidi="hi_IN"/>
-        </w:rPr>
         <w:t>"मुंह से मुंह"</w:t>
       </w:r>
     </w:p>
@@ -6826,21 +5996,6 @@
           <w:b/>
           <w:lang w:val="hi_IN" w:bidi="hi_IN"/>
         </w:rPr>
-        <w:t>εἰρήνη σοι</w:t>
-      </w:r>
-    </w:p>
-    <w:p>
-      <w:pPr/>
-      <w:r>
-        <w:rPr>
-          <w:lang w:val="hi_IN" w:bidi="hi_IN"/>
-        </w:rPr>
-      </w:r>
-      <w:r>
-        <w:rPr>
-          <w:b/>
-          <w:lang w:val="hi_IN" w:bidi="hi_IN"/>
-        </w:rPr>
         <w:t>"आपको शांति मिले"</w:t>
       </w:r>
     </w:p>
@@ -6924,21 +6079,6 @@
           <w:b/>
           <w:lang w:val="hi_IN" w:bidi="hi_IN"/>
         </w:rPr>
-        <w:t>εἰρήνη σοι</w:t>
-      </w:r>
-    </w:p>
-    <w:p>
-      <w:pPr/>
-      <w:r>
-        <w:rPr>
-          <w:lang w:val="hi_IN" w:bidi="hi_IN"/>
-        </w:rPr>
-      </w:r>
-      <w:r>
-        <w:rPr>
-          <w:b/>
-          <w:lang w:val="hi_IN" w:bidi="hi_IN"/>
-        </w:rPr>
         <w:t>"आपको शांति मिले"</w:t>
       </w:r>
     </w:p>
@@ -7035,21 +6175,6 @@
           <w:b/>
           <w:lang w:val="hi_IN" w:bidi="hi_IN"/>
         </w:rPr>
-        <w:t>ἀσπάζονταί σε οἱ φίλοι</w:t>
-      </w:r>
-    </w:p>
-    <w:p>
-      <w:pPr/>
-      <w:r>
-        <w:rPr>
-          <w:lang w:val="hi_IN" w:bidi="hi_IN"/>
-        </w:rPr>
-      </w:r>
-      <w:r>
-        <w:rPr>
-          <w:b/>
-          <w:lang w:val="hi_IN" w:bidi="hi_IN"/>
-        </w:rPr>
         <w:t>"मित्र आपको नमस्कार करते हैं"</w:t>
       </w:r>
     </w:p>
@@ -7146,21 +6271,6 @@
           <w:b/>
           <w:lang w:val="hi_IN" w:bidi="hi_IN"/>
         </w:rPr>
-        <w:t>ἀσπάζου τοὺς φίλους</w:t>
-      </w:r>
-    </w:p>
-    <w:p>
-      <w:pPr/>
-      <w:r>
-        <w:rPr>
-          <w:lang w:val="hi_IN" w:bidi="hi_IN"/>
-        </w:rPr>
-      </w:r>
-      <w:r>
-        <w:rPr>
-          <w:b/>
-          <w:lang w:val="hi_IN" w:bidi="hi_IN"/>
-        </w:rPr>
         <w:t>"मित्रों को नमस्कार"</w:t>
       </w:r>
     </w:p>
@@ -7255,21 +6365,6 @@
         <w:rPr>
           <w:lang w:val="hi_IN" w:bidi="hi_IN"/>
         </w:rPr>
-      </w:r>
-    </w:p>
-    <w:p>
-      <w:pPr/>
-      <w:r>
-        <w:rPr>
-          <w:lang w:val="hi_IN" w:bidi="hi_IN"/>
-        </w:rPr>
-      </w:r>
-      <w:r>
-        <w:rPr>
-          <w:b/>
-          <w:lang w:val="hi_IN" w:bidi="hi_IN"/>
-        </w:rPr>
-        <w:t>κατ’ ὄνομα</w:t>
       </w:r>
     </w:p>
     <w:p>

--- a/hin/docx/64.content.docx
+++ b/hin/docx/64.content.docx
@@ -28,15 +28,49 @@
       </w:r>
     </w:p>
     <w:p>
-      <w:pPr/>
-      <w:r>
-        <w:rPr>
-          <w:lang w:val="hi_IN" w:bidi="hi_IN"/>
-        </w:rPr>
-      </w:r>
-      <w:r>
-        <w:rPr>
-          <w:b/>
+      <w:pPr>
+        <w:pStyle w:val="Heading2"/>
+      </w:pPr>
+      <w:r>
+        <w:rPr>
+          <w:lang w:val="hi_IN" w:bidi="hi_IN"/>
+        </w:rPr>
+        <w:t>License Information</w:t>
+      </w:r>
+      <w:r>
+        <w:rPr>
+          <w:lang w:val="hi_IN" w:bidi="hi_IN"/>
+        </w:rPr>
+      </w:r>
+    </w:p>
+    <w:p>
+      <w:pPr/>
+      <w:r>
+        <w:rPr>
+          <w:lang w:val="hi_IN" w:bidi="hi_IN"/>
+        </w:rPr>
+      </w:r>
+      <w:r>
+        <w:rPr>
+          <w:b/>
+          <w:lang w:val="hi_IN" w:bidi="hi_IN"/>
+        </w:rPr>
+        <w:t>अनुवाद नोट्स (अनफोल्डिंग वर्ड)</w:t>
+      </w:r>
+      <w:r>
+        <w:rPr>
+          <w:lang w:val="hi_IN" w:bidi="hi_IN"/>
+        </w:rPr>
+        <w:t xml:space="preserve"> (Hindi) is based on</w:t>
+      </w:r>
+      <w:r>
+        <w:rPr>
+          <w:lang w:val="hi_IN" w:bidi="hi_IN"/>
+        </w:rPr>
+        <w:t xml:space="preserve">: </w:t>
+      </w:r>
+      <w:r>
+        <w:rPr>
           <w:lang w:val="hi_IN" w:bidi="hi_IN"/>
         </w:rPr>
         <w:t>unfoldingWord® Translation Notes</w:t>
@@ -45,31 +79,62 @@
         <w:rPr>
           <w:lang w:val="hi_IN" w:bidi="hi_IN"/>
         </w:rPr>
-        <w:t xml:space="preserve"> © 2022 unfoldingWord. Released under CC BY-SA 4.0 license. </w:t>
-      </w:r>
-      <w:r>
-        <w:rPr>
-          <w:lang w:val="hi_IN" w:bidi="hi_IN"/>
-        </w:rPr>
-        <w:t>unfoldingWord® Translation Notes</w:t>
-      </w:r>
-      <w:r>
-        <w:rPr>
-          <w:lang w:val="hi_IN" w:bidi="hi_IN"/>
-        </w:rPr>
-        <w:t xml:space="preserve"> has been adapted in the following languages: Tok Pisin, Arabic (عربي), French (Français), Hindi (हिंदी), Indonesian (Bahasa Indonesia), Portuguese (Português), Russian (Русский), Spanish (Español), Swahili (Kiswahili), and Simplified Chinese (简体中文) from </w:t>
-      </w:r>
-      <w:r>
-        <w:rPr>
-          <w:lang w:val="hi_IN" w:bidi="hi_IN"/>
-        </w:rPr>
-        <w:t>unfoldingWord® Translation Notes</w:t>
-      </w:r>
-      <w:r>
-        <w:rPr>
-          <w:lang w:val="hi_IN" w:bidi="hi_IN"/>
-        </w:rPr>
-        <w:t xml:space="preserve"> © 2022 unfoldingWord. Released under CC BY-SA 4.0 license by Mission Mutual</w:t>
+        <w:t xml:space="preserve">, </w:t>
+      </w:r>
+      <w:hyperlink r:id="rId13">
+        <w:r>
+          <w:rPr>
+            <w:lang w:val="hi_IN" w:bidi="hi_IN"/>
+          </w:rPr>
+          <w:rPr>
+            <w:color w:val="0000EE"/>
+            <w:u w:val="single"/>
+          </w:rPr>
+          <w:t>unfoldingWord</w:t>
+        </w:r>
+      </w:hyperlink>
+      <w:r>
+        <w:rPr>
+          <w:lang w:val="hi_IN" w:bidi="hi_IN"/>
+        </w:rPr>
+        <w:t xml:space="preserve">, 2022, which is licensed under a </w:t>
+      </w:r>
+      <w:hyperlink r:id="rId14">
+        <w:r>
+          <w:rPr>
+            <w:lang w:val="hi_IN" w:bidi="hi_IN"/>
+          </w:rPr>
+          <w:rPr>
+            <w:color w:val="0000EE"/>
+            <w:u w:val="single"/>
+          </w:rPr>
+          <w:t>CC BY-SA 4.0 license</w:t>
+        </w:r>
+      </w:hyperlink>
+      <w:r>
+        <w:rPr>
+          <w:lang w:val="hi_IN" w:bidi="hi_IN"/>
+        </w:rPr>
+        <w:t>.</w:t>
+      </w:r>
+      <w:r>
+        <w:rPr>
+          <w:lang w:val="hi_IN" w:bidi="hi_IN"/>
+        </w:rPr>
+      </w:r>
+    </w:p>
+    <w:p>
+      <w:pPr/>
+      <w:r>
+        <w:rPr>
+          <w:lang w:val="hi_IN" w:bidi="hi_IN"/>
+        </w:rPr>
+      </w:r>
+      <w:r>
+        <w:rPr>
+          <w:lang w:val="hi_IN" w:bidi="hi_IN"/>
+        </w:rPr>
+        <w:t>This PDF version is provided under the same license.</w:t>
       </w:r>
       <w:r>
         <w:rPr>
@@ -815,6 +880,21 @@
           <w:b/>
           <w:lang w:val="hi_IN" w:bidi="hi_IN"/>
         </w:rPr>
+        <w:t>ὁ πρεσβύτερος</w:t>
+      </w:r>
+    </w:p>
+    <w:p>
+      <w:pPr/>
+      <w:r>
+        <w:rPr>
+          <w:lang w:val="hi_IN" w:bidi="hi_IN"/>
+        </w:rPr>
+      </w:r>
+      <w:r>
+        <w:rPr>
+          <w:b/>
+          <w:lang w:val="hi_IN" w:bidi="hi_IN"/>
+        </w:rPr>
         <w:t>"</w:t>
       </w:r>
       <w:r>
@@ -938,6 +1018,21 @@
           <w:b/>
           <w:lang w:val="hi_IN" w:bidi="hi_IN"/>
         </w:rPr>
+        <w:t>Γαΐῳ</w:t>
+      </w:r>
+    </w:p>
+    <w:p>
+      <w:pPr/>
+      <w:r>
+        <w:rPr>
+          <w:lang w:val="hi_IN" w:bidi="hi_IN"/>
+        </w:rPr>
+      </w:r>
+      <w:r>
+        <w:rPr>
+          <w:b/>
+          <w:lang w:val="hi_IN" w:bidi="hi_IN"/>
+        </w:rPr>
         <w:t>"को"</w:t>
       </w:r>
       <w:r>
@@ -1041,6 +1136,21 @@
           <w:b/>
           <w:lang w:val="hi_IN" w:bidi="hi_IN"/>
         </w:rPr>
+        <w:t>ὃν ἐγὼ ἀγαπῶ ἐν ἀληθείᾳ</w:t>
+      </w:r>
+    </w:p>
+    <w:p>
+      <w:pPr/>
+      <w:r>
+        <w:rPr>
+          <w:lang w:val="hi_IN" w:bidi="hi_IN"/>
+        </w:rPr>
+      </w:r>
+      <w:r>
+        <w:rPr>
+          <w:b/>
+          <w:lang w:val="hi_IN" w:bidi="hi_IN"/>
+        </w:rPr>
         <w:t>"जिनसे मैं सच्चा प्रेम करता हूँ"</w:t>
       </w:r>
     </w:p>
@@ -1137,6 +1247,21 @@
           <w:b/>
           <w:lang w:val="hi_IN" w:bidi="hi_IN"/>
         </w:rPr>
+        <w:t>γὰρ</w:t>
+      </w:r>
+    </w:p>
+    <w:p>
+      <w:pPr/>
+      <w:r>
+        <w:rPr>
+          <w:lang w:val="hi_IN" w:bidi="hi_IN"/>
+        </w:rPr>
+      </w:r>
+      <w:r>
+        <w:rPr>
+          <w:b/>
+          <w:lang w:val="hi_IN" w:bidi="hi_IN"/>
+        </w:rPr>
         <w:t>"के लिए"</w:t>
       </w:r>
     </w:p>
@@ -1245,6 +1370,21 @@
           <w:b/>
           <w:lang w:val="hi_IN" w:bidi="hi_IN"/>
         </w:rPr>
+        <w:t>ἀδελφῶν</w:t>
+      </w:r>
+    </w:p>
+    <w:p>
+      <w:pPr/>
+      <w:r>
+        <w:rPr>
+          <w:lang w:val="hi_IN" w:bidi="hi_IN"/>
+        </w:rPr>
+      </w:r>
+      <w:r>
+        <w:rPr>
+          <w:b/>
+          <w:lang w:val="hi_IN" w:bidi="hi_IN"/>
+        </w:rPr>
         <w:t>"भाइयों"</w:t>
       </w:r>
     </w:p>
@@ -1354,6 +1494,21 @@
           <w:b/>
           <w:lang w:val="hi_IN" w:bidi="hi_IN"/>
         </w:rPr>
+        <w:t>σὺ ἐν ἀληθείᾳ περιπατεῖς</w:t>
+      </w:r>
+    </w:p>
+    <w:p>
+      <w:pPr/>
+      <w:r>
+        <w:rPr>
+          <w:lang w:val="hi_IN" w:bidi="hi_IN"/>
+        </w:rPr>
+      </w:r>
+      <w:r>
+        <w:rPr>
+          <w:b/>
+          <w:lang w:val="hi_IN" w:bidi="hi_IN"/>
+        </w:rPr>
         <w:t>"तुम सत्य पर चल रहे हो"</w:t>
       </w:r>
     </w:p>
@@ -1450,6 +1605,21 @@
           <w:b/>
           <w:lang w:val="hi_IN" w:bidi="hi_IN"/>
         </w:rPr>
+        <w:t>ἀληθείᾳ &amp; ἀληθείᾳ</w:t>
+      </w:r>
+    </w:p>
+    <w:p>
+      <w:pPr/>
+      <w:r>
+        <w:rPr>
+          <w:lang w:val="hi_IN" w:bidi="hi_IN"/>
+        </w:rPr>
+      </w:r>
+      <w:r>
+        <w:rPr>
+          <w:b/>
+          <w:lang w:val="hi_IN" w:bidi="hi_IN"/>
+        </w:rPr>
         <w:t>"को"</w:t>
       </w:r>
       <w:r>
@@ -1572,6 +1742,21 @@
           <w:b/>
           <w:lang w:val="hi_IN" w:bidi="hi_IN"/>
         </w:rPr>
+        <w:t>μειζοτέραν &amp; οὐκ ἔχω χαράν</w:t>
+      </w:r>
+    </w:p>
+    <w:p>
+      <w:pPr/>
+      <w:r>
+        <w:rPr>
+          <w:lang w:val="hi_IN" w:bidi="hi_IN"/>
+        </w:rPr>
+      </w:r>
+      <w:r>
+        <w:rPr>
+          <w:b/>
+          <w:lang w:val="hi_IN" w:bidi="hi_IN"/>
+        </w:rPr>
         <w:t xml:space="preserve">"मुझे इससे बड़ा कोई आनन्द नहीं" </w:t>
       </w:r>
     </w:p>
@@ -1668,6 +1853,21 @@
           <w:b/>
           <w:lang w:val="hi_IN" w:bidi="hi_IN"/>
         </w:rPr>
+        <w:t>τὰ ἐμὰ τέκνα</w:t>
+      </w:r>
+    </w:p>
+    <w:p>
+      <w:pPr/>
+      <w:r>
+        <w:rPr>
+          <w:lang w:val="hi_IN" w:bidi="hi_IN"/>
+        </w:rPr>
+      </w:r>
+      <w:r>
+        <w:rPr>
+          <w:b/>
+          <w:lang w:val="hi_IN" w:bidi="hi_IN"/>
+        </w:rPr>
         <w:t>"मेरे बच्चे"</w:t>
       </w:r>
     </w:p>
@@ -1764,6 +1964,21 @@
           <w:b/>
           <w:lang w:val="hi_IN" w:bidi="hi_IN"/>
         </w:rPr>
+        <w:t>ἐν τῇ ἀληθείᾳ περιπατοῦντα</w:t>
+      </w:r>
+    </w:p>
+    <w:p>
+      <w:pPr/>
+      <w:r>
+        <w:rPr>
+          <w:lang w:val="hi_IN" w:bidi="hi_IN"/>
+        </w:rPr>
+      </w:r>
+      <w:r>
+        <w:rPr>
+          <w:b/>
+          <w:lang w:val="hi_IN" w:bidi="hi_IN"/>
+        </w:rPr>
         <w:t>"सत्य में चल रहे हैं"</w:t>
       </w:r>
     </w:p>
@@ -1860,6 +2075,21 @@
           <w:b/>
           <w:lang w:val="hi_IN" w:bidi="hi_IN"/>
         </w:rPr>
+        <w:t>ἐν τῇ ἀληθείᾳ</w:t>
+      </w:r>
+    </w:p>
+    <w:p>
+      <w:pPr/>
+      <w:r>
+        <w:rPr>
+          <w:lang w:val="hi_IN" w:bidi="hi_IN"/>
+        </w:rPr>
+      </w:r>
+      <w:r>
+        <w:rPr>
+          <w:b/>
+          <w:lang w:val="hi_IN" w:bidi="hi_IN"/>
+        </w:rPr>
         <w:t>"सत्य में"</w:t>
       </w:r>
     </w:p>
@@ -1956,6 +2186,21 @@
           <w:b/>
           <w:lang w:val="hi_IN" w:bidi="hi_IN"/>
         </w:rPr>
+        <w:t>τοὺς ἀδελφοὺς</w:t>
+      </w:r>
+    </w:p>
+    <w:p>
+      <w:pPr/>
+      <w:r>
+        <w:rPr>
+          <w:lang w:val="hi_IN" w:bidi="hi_IN"/>
+        </w:rPr>
+      </w:r>
+      <w:r>
+        <w:rPr>
+          <w:b/>
+          <w:lang w:val="hi_IN" w:bidi="hi_IN"/>
+        </w:rPr>
         <w:t>"भाईयों"</w:t>
       </w:r>
     </w:p>
@@ -2052,6 +2297,21 @@
           <w:b/>
           <w:lang w:val="hi_IN" w:bidi="hi_IN"/>
         </w:rPr>
+        <w:t>σου τῇ ἀγάπῃ</w:t>
+      </w:r>
+    </w:p>
+    <w:p>
+      <w:pPr/>
+      <w:r>
+        <w:rPr>
+          <w:lang w:val="hi_IN" w:bidi="hi_IN"/>
+        </w:rPr>
+      </w:r>
+      <w:r>
+        <w:rPr>
+          <w:b/>
+          <w:lang w:val="hi_IN" w:bidi="hi_IN"/>
+        </w:rPr>
         <w:t>"आपका प्रेम"</w:t>
       </w:r>
     </w:p>
@@ -2148,6 +2408,21 @@
           <w:b/>
           <w:lang w:val="hi_IN" w:bidi="hi_IN"/>
         </w:rPr>
+        <w:t>προπέμψας</w:t>
+      </w:r>
+    </w:p>
+    <w:p>
+      <w:pPr/>
+      <w:r>
+        <w:rPr>
+          <w:lang w:val="hi_IN" w:bidi="hi_IN"/>
+        </w:rPr>
+      </w:r>
+      <w:r>
+        <w:rPr>
+          <w:b/>
+          <w:lang w:val="hi_IN" w:bidi="hi_IN"/>
+        </w:rPr>
         <w:t>"विदा करना"</w:t>
       </w:r>
     </w:p>
@@ -2244,6 +2519,21 @@
           <w:b/>
           <w:lang w:val="hi_IN" w:bidi="hi_IN"/>
         </w:rPr>
+        <w:t>οὓς καλῶς ποιήσεις, προπέμψας ἀξίως τοῦ Θεοῦ; ὑπὲρ γὰρ τοῦ ὀνόματος ἐξῆλθον, μηδὲν λαμβάνοντες ἀπὸ τῶν ἐθνικῶν</w:t>
+      </w:r>
+    </w:p>
+    <w:p>
+      <w:pPr/>
+      <w:r>
+        <w:rPr>
+          <w:lang w:val="hi_IN" w:bidi="hi_IN"/>
+        </w:rPr>
+      </w:r>
+      <w:r>
+        <w:rPr>
+          <w:b/>
+          <w:lang w:val="hi_IN" w:bidi="hi_IN"/>
+        </w:rPr>
         <w:t>"आप उन्हें परमेश्वर के योग्य भेज कर अच्छा करेंगे"</w:t>
       </w:r>
       <w:r>
@@ -2340,6 +2630,21 @@
           <w:b/>
           <w:lang w:val="hi_IN" w:bidi="hi_IN"/>
         </w:rPr>
+        <w:t>ὑπὲρ &amp; τοῦ ὀνόματος</w:t>
+      </w:r>
+    </w:p>
+    <w:p>
+      <w:pPr/>
+      <w:r>
+        <w:rPr>
+          <w:lang w:val="hi_IN" w:bidi="hi_IN"/>
+        </w:rPr>
+      </w:r>
+      <w:r>
+        <w:rPr>
+          <w:b/>
+          <w:lang w:val="hi_IN" w:bidi="hi_IN"/>
+        </w:rPr>
         <w:t>"नाम के खातिर"</w:t>
       </w:r>
     </w:p>
@@ -2436,6 +2741,21 @@
           <w:b/>
           <w:lang w:val="hi_IN" w:bidi="hi_IN"/>
         </w:rPr>
+        <w:t>μηδὲν λαμβάνοντες ἀπὸ τῶν ἐθνικῶν</w:t>
+      </w:r>
+    </w:p>
+    <w:p>
+      <w:pPr/>
+      <w:r>
+        <w:rPr>
+          <w:lang w:val="hi_IN" w:bidi="hi_IN"/>
+        </w:rPr>
+      </w:r>
+      <w:r>
+        <w:rPr>
+          <w:b/>
+          <w:lang w:val="hi_IN" w:bidi="hi_IN"/>
+        </w:rPr>
         <w:t>"अन्यजातियों से कुछ भी प्राप्त नहीं करना"</w:t>
       </w:r>
     </w:p>
@@ -2532,6 +2852,21 @@
           <w:b/>
           <w:lang w:val="hi_IN" w:bidi="hi_IN"/>
         </w:rPr>
+        <w:t>τῶν ἐθνικῶν</w:t>
+      </w:r>
+    </w:p>
+    <w:p>
+      <w:pPr/>
+      <w:r>
+        <w:rPr>
+          <w:lang w:val="hi_IN" w:bidi="hi_IN"/>
+        </w:rPr>
+      </w:r>
+      <w:r>
+        <w:rPr>
+          <w:b/>
+          <w:lang w:val="hi_IN" w:bidi="hi_IN"/>
+        </w:rPr>
         <w:t>"अन्यजातियों"</w:t>
       </w:r>
     </w:p>
@@ -2628,6 +2963,21 @@
           <w:b/>
           <w:lang w:val="hi_IN" w:bidi="hi_IN"/>
         </w:rPr>
+        <w:t>οὖν</w:t>
+      </w:r>
+    </w:p>
+    <w:p>
+      <w:pPr/>
+      <w:r>
+        <w:rPr>
+          <w:lang w:val="hi_IN" w:bidi="hi_IN"/>
+        </w:rPr>
+      </w:r>
+      <w:r>
+        <w:rPr>
+          <w:b/>
+          <w:lang w:val="hi_IN" w:bidi="hi_IN"/>
+        </w:rPr>
         <w:t>"इसलिए"</w:t>
       </w:r>
     </w:p>
@@ -2737,6 +3087,21 @@
           <w:b/>
           <w:lang w:val="hi_IN" w:bidi="hi_IN"/>
         </w:rPr>
+        <w:t>ἡμεῖς &amp; ὀφείλομεν ὑπολαμβάνειν</w:t>
+      </w:r>
+    </w:p>
+    <w:p>
+      <w:pPr/>
+      <w:r>
+        <w:rPr>
+          <w:lang w:val="hi_IN" w:bidi="hi_IN"/>
+        </w:rPr>
+      </w:r>
+      <w:r>
+        <w:rPr>
+          <w:b/>
+          <w:lang w:val="hi_IN" w:bidi="hi_IN"/>
+        </w:rPr>
         <w:t>"हमें स्वयं समर्थन करना चाहिए"</w:t>
       </w:r>
     </w:p>
@@ -2859,6 +3224,21 @@
           <w:b/>
           <w:lang w:val="hi_IN" w:bidi="hi_IN"/>
         </w:rPr>
+        <w:t>ἡμεῖς &amp; ὀφείλομεν</w:t>
+      </w:r>
+    </w:p>
+    <w:p>
+      <w:pPr/>
+      <w:r>
+        <w:rPr>
+          <w:lang w:val="hi_IN" w:bidi="hi_IN"/>
+        </w:rPr>
+      </w:r>
+      <w:r>
+        <w:rPr>
+          <w:b/>
+          <w:lang w:val="hi_IN" w:bidi="hi_IN"/>
+        </w:rPr>
         <w:t>"हमें खुद ही चाहिए"</w:t>
       </w:r>
     </w:p>
@@ -2968,6 +3348,21 @@
           <w:b/>
           <w:lang w:val="hi_IN" w:bidi="hi_IN"/>
         </w:rPr>
+        <w:t>ὑπολαμβάνειν</w:t>
+      </w:r>
+    </w:p>
+    <w:p>
+      <w:pPr/>
+      <w:r>
+        <w:rPr>
+          <w:lang w:val="hi_IN" w:bidi="hi_IN"/>
+        </w:rPr>
+      </w:r>
+      <w:r>
+        <w:rPr>
+          <w:b/>
+          <w:lang w:val="hi_IN" w:bidi="hi_IN"/>
+        </w:rPr>
         <w:t>"सहायता करना"</w:t>
       </w:r>
     </w:p>
@@ -3051,6 +3446,21 @@
           <w:b/>
           <w:lang w:val="hi_IN" w:bidi="hi_IN"/>
         </w:rPr>
+        <w:t>ἵνα</w:t>
+      </w:r>
+    </w:p>
+    <w:p>
+      <w:pPr/>
+      <w:r>
+        <w:rPr>
+          <w:lang w:val="hi_IN" w:bidi="hi_IN"/>
+        </w:rPr>
+      </w:r>
+      <w:r>
+        <w:rPr>
+          <w:b/>
+          <w:lang w:val="hi_IN" w:bidi="hi_IN"/>
+        </w:rPr>
         <w:t>"ताकि"</w:t>
       </w:r>
     </w:p>
@@ -3173,6 +3583,21 @@
           <w:b/>
           <w:lang w:val="hi_IN" w:bidi="hi_IN"/>
         </w:rPr>
+        <w:t>ἵνα συνεργοὶ γινώμεθα τῇ ἀληθείᾳ</w:t>
+      </w:r>
+    </w:p>
+    <w:p>
+      <w:pPr/>
+      <w:r>
+        <w:rPr>
+          <w:lang w:val="hi_IN" w:bidi="hi_IN"/>
+        </w:rPr>
+      </w:r>
+      <w:r>
+        <w:rPr>
+          <w:b/>
+          <w:lang w:val="hi_IN" w:bidi="hi_IN"/>
+        </w:rPr>
         <w:t>"ताकि हम सत्य के साथ सहकर्मी बन सकें"</w:t>
       </w:r>
     </w:p>
@@ -3282,6 +3707,21 @@
           <w:b/>
           <w:lang w:val="hi_IN" w:bidi="hi_IN"/>
         </w:rPr>
+        <w:t>τῇ ἀληθείᾳ</w:t>
+      </w:r>
+    </w:p>
+    <w:p>
+      <w:pPr/>
+      <w:r>
+        <w:rPr>
+          <w:lang w:val="hi_IN" w:bidi="hi_IN"/>
+        </w:rPr>
+      </w:r>
+      <w:r>
+        <w:rPr>
+          <w:b/>
+          <w:lang w:val="hi_IN" w:bidi="hi_IN"/>
+        </w:rPr>
         <w:t>"सत्य के साथ"</w:t>
       </w:r>
     </w:p>
@@ -3426,6 +3866,21 @@
           <w:b/>
           <w:lang w:val="hi_IN" w:bidi="hi_IN"/>
         </w:rPr>
+        <w:t>τι</w:t>
+      </w:r>
+    </w:p>
+    <w:p>
+      <w:pPr/>
+      <w:r>
+        <w:rPr>
+          <w:lang w:val="hi_IN" w:bidi="hi_IN"/>
+        </w:rPr>
+      </w:r>
+      <w:r>
+        <w:rPr>
+          <w:b/>
+          <w:lang w:val="hi_IN" w:bidi="hi_IN"/>
+        </w:rPr>
         <w:t>"कुछ"</w:t>
       </w:r>
     </w:p>
@@ -3509,6 +3964,21 @@
           <w:b/>
           <w:lang w:val="hi_IN" w:bidi="hi_IN"/>
         </w:rPr>
+        <w:t>τῇ ἐκκλησίᾳ</w:t>
+      </w:r>
+    </w:p>
+    <w:p>
+      <w:pPr/>
+      <w:r>
+        <w:rPr>
+          <w:lang w:val="hi_IN" w:bidi="hi_IN"/>
+        </w:rPr>
+      </w:r>
+      <w:r>
+        <w:rPr>
+          <w:b/>
+          <w:lang w:val="hi_IN" w:bidi="hi_IN"/>
+        </w:rPr>
         <w:t>"कलीसिया को"</w:t>
       </w:r>
     </w:p>
@@ -3617,6 +4087,21 @@
           <w:b/>
           <w:lang w:val="hi_IN" w:bidi="hi_IN"/>
         </w:rPr>
+        <w:t>Διοτρέφης</w:t>
+      </w:r>
+    </w:p>
+    <w:p>
+      <w:pPr/>
+      <w:r>
+        <w:rPr>
+          <w:lang w:val="hi_IN" w:bidi="hi_IN"/>
+        </w:rPr>
+      </w:r>
+      <w:r>
+        <w:rPr>
+          <w:b/>
+          <w:lang w:val="hi_IN" w:bidi="hi_IN"/>
+        </w:rPr>
         <w:t>"दियुत्रिफेस"</w:t>
       </w:r>
     </w:p>
@@ -3707,6 +4192,21 @@
           <w:b/>
           <w:lang w:val="hi_IN" w:bidi="hi_IN"/>
         </w:rPr>
+        <w:t>ὁ φιλοπρωτεύων αὐτῶν</w:t>
+      </w:r>
+    </w:p>
+    <w:p>
+      <w:pPr/>
+      <w:r>
+        <w:rPr>
+          <w:lang w:val="hi_IN" w:bidi="hi_IN"/>
+        </w:rPr>
+      </w:r>
+      <w:r>
+        <w:rPr>
+          <w:b/>
+          <w:lang w:val="hi_IN" w:bidi="hi_IN"/>
+        </w:rPr>
         <w:t xml:space="preserve">"जो उनमें बड़ा </w:t>
       </w:r>
       <w:r>
@@ -3817,6 +4317,21 @@
           <w:b/>
           <w:lang w:val="hi_IN" w:bidi="hi_IN"/>
         </w:rPr>
+        <w:t>οὐκ ἐπιδέχεται ἡμᾶς</w:t>
+      </w:r>
+    </w:p>
+    <w:p>
+      <w:pPr/>
+      <w:r>
+        <w:rPr>
+          <w:lang w:val="hi_IN" w:bidi="hi_IN"/>
+        </w:rPr>
+      </w:r>
+      <w:r>
+        <w:rPr>
+          <w:b/>
+          <w:lang w:val="hi_IN" w:bidi="hi_IN"/>
+        </w:rPr>
         <w:t>"हमें</w:t>
       </w:r>
       <w:r>
@@ -3940,6 +4455,21 @@
           <w:b/>
           <w:lang w:val="hi_IN" w:bidi="hi_IN"/>
         </w:rPr>
+        <w:t>ἡμᾶς</w:t>
+      </w:r>
+    </w:p>
+    <w:p>
+      <w:pPr/>
+      <w:r>
+        <w:rPr>
+          <w:lang w:val="hi_IN" w:bidi="hi_IN"/>
+        </w:rPr>
+      </w:r>
+      <w:r>
+        <w:rPr>
+          <w:b/>
+          <w:lang w:val="hi_IN" w:bidi="hi_IN"/>
+        </w:rPr>
         <w:t>"हम"</w:t>
       </w:r>
     </w:p>
@@ -4036,6 +4566,21 @@
           <w:b/>
           <w:lang w:val="hi_IN" w:bidi="hi_IN"/>
         </w:rPr>
+        <w:t>διὰ τοῦτο</w:t>
+      </w:r>
+    </w:p>
+    <w:p>
+      <w:pPr/>
+      <w:r>
+        <w:rPr>
+          <w:lang w:val="hi_IN" w:bidi="hi_IN"/>
+        </w:rPr>
+      </w:r>
+      <w:r>
+        <w:rPr>
+          <w:b/>
+          <w:lang w:val="hi_IN" w:bidi="hi_IN"/>
+        </w:rPr>
         <w:t>"इस कारण"</w:t>
       </w:r>
     </w:p>
@@ -4126,6 +4671,21 @@
           <w:b/>
           <w:lang w:val="hi_IN" w:bidi="hi_IN"/>
         </w:rPr>
+        <w:t>ἐὰν ἔλθω</w:t>
+      </w:r>
+    </w:p>
+    <w:p>
+      <w:pPr/>
+      <w:r>
+        <w:rPr>
+          <w:lang w:val="hi_IN" w:bidi="hi_IN"/>
+        </w:rPr>
+      </w:r>
+      <w:r>
+        <w:rPr>
+          <w:b/>
+          <w:lang w:val="hi_IN" w:bidi="hi_IN"/>
+        </w:rPr>
         <w:t>"यदि मैं आऊँ"</w:t>
       </w:r>
     </w:p>
@@ -4209,6 +4769,21 @@
           <w:b/>
           <w:lang w:val="hi_IN" w:bidi="hi_IN"/>
         </w:rPr>
+        <w:t>ἔλθω</w:t>
+      </w:r>
+    </w:p>
+    <w:p>
+      <w:pPr/>
+      <w:r>
+        <w:rPr>
+          <w:lang w:val="hi_IN" w:bidi="hi_IN"/>
+        </w:rPr>
+      </w:r>
+      <w:r>
+        <w:rPr>
+          <w:b/>
+          <w:lang w:val="hi_IN" w:bidi="hi_IN"/>
+        </w:rPr>
         <w:t>"मैं आता हूँ"</w:t>
       </w:r>
     </w:p>
@@ -4292,6 +4867,21 @@
           <w:b/>
           <w:lang w:val="hi_IN" w:bidi="hi_IN"/>
         </w:rPr>
+        <w:t>λόγοις πονηροῖς φλυαρῶν ἡμᾶς</w:t>
+      </w:r>
+    </w:p>
+    <w:p>
+      <w:pPr/>
+      <w:r>
+        <w:rPr>
+          <w:lang w:val="hi_IN" w:bidi="hi_IN"/>
+        </w:rPr>
+      </w:r>
+      <w:r>
+        <w:rPr>
+          <w:b/>
+          <w:lang w:val="hi_IN" w:bidi="hi_IN"/>
+        </w:rPr>
         <w:t>"हमें बुरे शब्दों से आरोपित करना"</w:t>
       </w:r>
     </w:p>
@@ -4414,6 +5004,21 @@
           <w:b/>
           <w:lang w:val="hi_IN" w:bidi="hi_IN"/>
         </w:rPr>
+        <w:t>μὴ ἀρκούμενος ἐπὶ τούτοις</w:t>
+      </w:r>
+    </w:p>
+    <w:p>
+      <w:pPr/>
+      <w:r>
+        <w:rPr>
+          <w:lang w:val="hi_IN" w:bidi="hi_IN"/>
+        </w:rPr>
+      </w:r>
+      <w:r>
+        <w:rPr>
+          <w:b/>
+          <w:lang w:val="hi_IN" w:bidi="hi_IN"/>
+        </w:rPr>
         <w:t>"इन चीजों से संतुष्ट नहीं होना"</w:t>
       </w:r>
     </w:p>
@@ -4497,6 +5102,21 @@
           <w:b/>
           <w:lang w:val="hi_IN" w:bidi="hi_IN"/>
         </w:rPr>
+        <w:t>τοὺς ἀδελφοὺς</w:t>
+      </w:r>
+    </w:p>
+    <w:p>
+      <w:pPr/>
+      <w:r>
+        <w:rPr>
+          <w:lang w:val="hi_IN" w:bidi="hi_IN"/>
+        </w:rPr>
+      </w:r>
+      <w:r>
+        <w:rPr>
+          <w:b/>
+          <w:lang w:val="hi_IN" w:bidi="hi_IN"/>
+        </w:rPr>
         <w:t>"भाइयों"</w:t>
       </w:r>
     </w:p>
@@ -4593,6 +5213,21 @@
           <w:b/>
           <w:lang w:val="hi_IN" w:bidi="hi_IN"/>
         </w:rPr>
+        <w:t>καὶ τοὺς βουλομένους κωλύει</w:t>
+      </w:r>
+    </w:p>
+    <w:p>
+      <w:pPr/>
+      <w:r>
+        <w:rPr>
+          <w:lang w:val="hi_IN" w:bidi="hi_IN"/>
+        </w:rPr>
+      </w:r>
+      <w:r>
+        <w:rPr>
+          <w:b/>
+          <w:lang w:val="hi_IN" w:bidi="hi_IN"/>
+        </w:rPr>
         <w:t>"और वह इच्छुक लोगों को रोकता है"</w:t>
       </w:r>
     </w:p>
@@ -4676,6 +5311,21 @@
           <w:b/>
           <w:lang w:val="hi_IN" w:bidi="hi_IN"/>
         </w:rPr>
+        <w:t>μὴ μιμοῦ τὸ κακὸν, ἀλλὰ τὸ ἀγαθόν</w:t>
+      </w:r>
+    </w:p>
+    <w:p>
+      <w:pPr/>
+      <w:r>
+        <w:rPr>
+          <w:lang w:val="hi_IN" w:bidi="hi_IN"/>
+        </w:rPr>
+      </w:r>
+      <w:r>
+        <w:rPr>
+          <w:b/>
+          <w:lang w:val="hi_IN" w:bidi="hi_IN"/>
+        </w:rPr>
         <w:t>"बुराई की नकल मत करो, बल्कि अच्छाई की"</w:t>
       </w:r>
     </w:p>
@@ -4785,6 +5435,21 @@
           <w:b/>
           <w:lang w:val="hi_IN" w:bidi="hi_IN"/>
         </w:rPr>
+        <w:t>ἀλλὰ τὸ ἀγαθόν</w:t>
+      </w:r>
+    </w:p>
+    <w:p>
+      <w:pPr/>
+      <w:r>
+        <w:rPr>
+          <w:lang w:val="hi_IN" w:bidi="hi_IN"/>
+        </w:rPr>
+      </w:r>
+      <w:r>
+        <w:rPr>
+          <w:b/>
+          <w:lang w:val="hi_IN" w:bidi="hi_IN"/>
+        </w:rPr>
         <w:t>"लेकिन अच्छा"</w:t>
       </w:r>
     </w:p>
@@ -4868,6 +5533,21 @@
           <w:b/>
           <w:lang w:val="hi_IN" w:bidi="hi_IN"/>
         </w:rPr>
+        <w:t>οὐχ ἑώρακεν τὸν Θεόν</w:t>
+      </w:r>
+    </w:p>
+    <w:p>
+      <w:pPr/>
+      <w:r>
+        <w:rPr>
+          <w:lang w:val="hi_IN" w:bidi="hi_IN"/>
+        </w:rPr>
+      </w:r>
+      <w:r>
+        <w:rPr>
+          <w:b/>
+          <w:lang w:val="hi_IN" w:bidi="hi_IN"/>
+        </w:rPr>
         <w:t xml:space="preserve">"ने </w:t>
       </w:r>
       <w:r>
@@ -4978,6 +5658,21 @@
           <w:b/>
           <w:lang w:val="hi_IN" w:bidi="hi_IN"/>
         </w:rPr>
+        <w:t>Δημητρίῳ μεμαρτύρηται ὑπὸ πάντων</w:t>
+      </w:r>
+    </w:p>
+    <w:p>
+      <w:pPr/>
+      <w:r>
+        <w:rPr>
+          <w:lang w:val="hi_IN" w:bidi="hi_IN"/>
+        </w:rPr>
+      </w:r>
+      <w:r>
+        <w:rPr>
+          <w:b/>
+          <w:lang w:val="hi_IN" w:bidi="hi_IN"/>
+        </w:rPr>
         <w:t>"दिमेत्रियुस को सभी ने साक्ष्यांकित किया है"</w:t>
       </w:r>
     </w:p>
@@ -5061,6 +5756,21 @@
           <w:b/>
           <w:lang w:val="hi_IN" w:bidi="hi_IN"/>
         </w:rPr>
+        <w:t>Δημητρίῳ</w:t>
+      </w:r>
+    </w:p>
+    <w:p>
+      <w:pPr/>
+      <w:r>
+        <w:rPr>
+          <w:lang w:val="hi_IN" w:bidi="hi_IN"/>
+        </w:rPr>
+      </w:r>
+      <w:r>
+        <w:rPr>
+          <w:b/>
+          <w:lang w:val="hi_IN" w:bidi="hi_IN"/>
+        </w:rPr>
         <w:t>"दिमेत्रियुस"</w:t>
       </w:r>
     </w:p>
@@ -5151,6 +5861,21 @@
           <w:b/>
           <w:lang w:val="hi_IN" w:bidi="hi_IN"/>
         </w:rPr>
+        <w:t>ὑπὸ πάντων</w:t>
+      </w:r>
+    </w:p>
+    <w:p>
+      <w:pPr/>
+      <w:r>
+        <w:rPr>
+          <w:lang w:val="hi_IN" w:bidi="hi_IN"/>
+        </w:rPr>
+      </w:r>
+      <w:r>
+        <w:rPr>
+          <w:b/>
+          <w:lang w:val="hi_IN" w:bidi="hi_IN"/>
+        </w:rPr>
         <w:t>"सभी द्वारा"</w:t>
       </w:r>
     </w:p>
@@ -5247,6 +5972,21 @@
           <w:b/>
           <w:lang w:val="hi_IN" w:bidi="hi_IN"/>
         </w:rPr>
+        <w:t>καὶ ὑπὸ αὐτῆς τῆς ἀληθείας</w:t>
+      </w:r>
+    </w:p>
+    <w:p>
+      <w:pPr/>
+      <w:r>
+        <w:rPr>
+          <w:lang w:val="hi_IN" w:bidi="hi_IN"/>
+        </w:rPr>
+      </w:r>
+      <w:r>
+        <w:rPr>
+          <w:b/>
+          <w:lang w:val="hi_IN" w:bidi="hi_IN"/>
+        </w:rPr>
         <w:t>"और स्वयं सत्य द्वारा"</w:t>
       </w:r>
     </w:p>
@@ -5330,6 +6070,21 @@
           <w:b/>
           <w:lang w:val="hi_IN" w:bidi="hi_IN"/>
         </w:rPr>
+        <w:t>ὑπὸ αὐτῆς τῆς ἀληθείας</w:t>
+      </w:r>
+    </w:p>
+    <w:p>
+      <w:pPr/>
+      <w:r>
+        <w:rPr>
+          <w:lang w:val="hi_IN" w:bidi="hi_IN"/>
+        </w:rPr>
+      </w:r>
+      <w:r>
+        <w:rPr>
+          <w:b/>
+          <w:lang w:val="hi_IN" w:bidi="hi_IN"/>
+        </w:rPr>
         <w:t>"स्वयं सत्य द्वारा"</w:t>
       </w:r>
     </w:p>
@@ -5426,6 +6181,21 @@
           <w:b/>
           <w:lang w:val="hi_IN" w:bidi="hi_IN"/>
         </w:rPr>
+        <w:t>ὑπὸ αὐτῆς τῆς ἀληθείας</w:t>
+      </w:r>
+    </w:p>
+    <w:p>
+      <w:pPr/>
+      <w:r>
+        <w:rPr>
+          <w:lang w:val="hi_IN" w:bidi="hi_IN"/>
+        </w:rPr>
+      </w:r>
+      <w:r>
+        <w:rPr>
+          <w:b/>
+          <w:lang w:val="hi_IN" w:bidi="hi_IN"/>
+        </w:rPr>
         <w:t>"स्वयं सत्य द्वारा"</w:t>
       </w:r>
     </w:p>
@@ -5522,6 +6292,21 @@
           <w:b/>
           <w:lang w:val="hi_IN" w:bidi="hi_IN"/>
         </w:rPr>
+        <w:t>καὶ ἡμεῖς &amp; μαρτυροῦμεν</w:t>
+      </w:r>
+    </w:p>
+    <w:p>
+      <w:pPr/>
+      <w:r>
+        <w:rPr>
+          <w:lang w:val="hi_IN" w:bidi="hi_IN"/>
+        </w:rPr>
+      </w:r>
+      <w:r>
+        <w:rPr>
+          <w:b/>
+          <w:lang w:val="hi_IN" w:bidi="hi_IN"/>
+        </w:rPr>
         <w:t>"हम स्वयं भी गवाही देते हैं"</w:t>
       </w:r>
     </w:p>
@@ -5643,6 +6428,21 @@
           <w:b/>
           <w:lang w:val="hi_IN" w:bidi="hi_IN"/>
         </w:rPr>
+        <w:t>ἡμεῖς &amp; μαρτυροῦμεν &amp; ἡμῶν</w:t>
+      </w:r>
+    </w:p>
+    <w:p>
+      <w:pPr/>
+      <w:r>
+        <w:rPr>
+          <w:lang w:val="hi_IN" w:bidi="hi_IN"/>
+        </w:rPr>
+      </w:r>
+      <w:r>
+        <w:rPr>
+          <w:b/>
+          <w:lang w:val="hi_IN" w:bidi="hi_IN"/>
+        </w:rPr>
         <w:t>"हम स्वयं"</w:t>
       </w:r>
       <w:r>
@@ -5778,6 +6578,21 @@
           <w:b/>
           <w:lang w:val="hi_IN" w:bidi="hi_IN"/>
         </w:rPr>
+        <w:t>διὰ μέλανος καὶ καλάμου</w:t>
+      </w:r>
+    </w:p>
+    <w:p>
+      <w:pPr/>
+      <w:r>
+        <w:rPr>
+          <w:lang w:val="hi_IN" w:bidi="hi_IN"/>
+        </w:rPr>
+      </w:r>
+      <w:r>
+        <w:rPr>
+          <w:b/>
+          <w:lang w:val="hi_IN" w:bidi="hi_IN"/>
+        </w:rPr>
         <w:t>"</w:t>
       </w:r>
       <w:r>
@@ -5900,6 +6715,21 @@
           <w:b/>
           <w:lang w:val="hi_IN" w:bidi="hi_IN"/>
         </w:rPr>
+        <w:t>στόμα πρὸς στόμα</w:t>
+      </w:r>
+    </w:p>
+    <w:p>
+      <w:pPr/>
+      <w:r>
+        <w:rPr>
+          <w:lang w:val="hi_IN" w:bidi="hi_IN"/>
+        </w:rPr>
+      </w:r>
+      <w:r>
+        <w:rPr>
+          <w:b/>
+          <w:lang w:val="hi_IN" w:bidi="hi_IN"/>
+        </w:rPr>
         <w:t>"मुंह से मुंह"</w:t>
       </w:r>
     </w:p>
@@ -5996,6 +6826,21 @@
           <w:b/>
           <w:lang w:val="hi_IN" w:bidi="hi_IN"/>
         </w:rPr>
+        <w:t>εἰρήνη σοι</w:t>
+      </w:r>
+    </w:p>
+    <w:p>
+      <w:pPr/>
+      <w:r>
+        <w:rPr>
+          <w:lang w:val="hi_IN" w:bidi="hi_IN"/>
+        </w:rPr>
+      </w:r>
+      <w:r>
+        <w:rPr>
+          <w:b/>
+          <w:lang w:val="hi_IN" w:bidi="hi_IN"/>
+        </w:rPr>
         <w:t>"आपको शांति मिले"</w:t>
       </w:r>
     </w:p>
@@ -6079,6 +6924,21 @@
           <w:b/>
           <w:lang w:val="hi_IN" w:bidi="hi_IN"/>
         </w:rPr>
+        <w:t>εἰρήνη σοι</w:t>
+      </w:r>
+    </w:p>
+    <w:p>
+      <w:pPr/>
+      <w:r>
+        <w:rPr>
+          <w:lang w:val="hi_IN" w:bidi="hi_IN"/>
+        </w:rPr>
+      </w:r>
+      <w:r>
+        <w:rPr>
+          <w:b/>
+          <w:lang w:val="hi_IN" w:bidi="hi_IN"/>
+        </w:rPr>
         <w:t>"आपको शांति मिले"</w:t>
       </w:r>
     </w:p>
@@ -6175,6 +7035,21 @@
           <w:b/>
           <w:lang w:val="hi_IN" w:bidi="hi_IN"/>
         </w:rPr>
+        <w:t>ἀσπάζονταί σε οἱ φίλοι</w:t>
+      </w:r>
+    </w:p>
+    <w:p>
+      <w:pPr/>
+      <w:r>
+        <w:rPr>
+          <w:lang w:val="hi_IN" w:bidi="hi_IN"/>
+        </w:rPr>
+      </w:r>
+      <w:r>
+        <w:rPr>
+          <w:b/>
+          <w:lang w:val="hi_IN" w:bidi="hi_IN"/>
+        </w:rPr>
         <w:t>"मित्र आपको नमस्कार करते हैं"</w:t>
       </w:r>
     </w:p>
@@ -6271,6 +7146,21 @@
           <w:b/>
           <w:lang w:val="hi_IN" w:bidi="hi_IN"/>
         </w:rPr>
+        <w:t>ἀσπάζου τοὺς φίλους</w:t>
+      </w:r>
+    </w:p>
+    <w:p>
+      <w:pPr/>
+      <w:r>
+        <w:rPr>
+          <w:lang w:val="hi_IN" w:bidi="hi_IN"/>
+        </w:rPr>
+      </w:r>
+      <w:r>
+        <w:rPr>
+          <w:b/>
+          <w:lang w:val="hi_IN" w:bidi="hi_IN"/>
+        </w:rPr>
         <w:t>"मित्रों को नमस्कार"</w:t>
       </w:r>
     </w:p>
@@ -6365,6 +7255,21 @@
         <w:rPr>
           <w:lang w:val="hi_IN" w:bidi="hi_IN"/>
         </w:rPr>
+      </w:r>
+    </w:p>
+    <w:p>
+      <w:pPr/>
+      <w:r>
+        <w:rPr>
+          <w:lang w:val="hi_IN" w:bidi="hi_IN"/>
+        </w:rPr>
+      </w:r>
+      <w:r>
+        <w:rPr>
+          <w:b/>
+          <w:lang w:val="hi_IN" w:bidi="hi_IN"/>
+        </w:rPr>
+        <w:t>κατ’ ὄνομα</w:t>
       </w:r>
     </w:p>
     <w:p>

--- a/hin/docx/64.content.docx
+++ b/hin/docx/64.content.docx
@@ -815,6 +815,21 @@
           <w:b/>
           <w:lang w:val="hi_IN" w:bidi="hi_IN"/>
         </w:rPr>
+        <w:t>ὁ πρεσβύτερος</w:t>
+      </w:r>
+    </w:p>
+    <w:p>
+      <w:pPr/>
+      <w:r>
+        <w:rPr>
+          <w:lang w:val="hi_IN" w:bidi="hi_IN"/>
+        </w:rPr>
+      </w:r>
+      <w:r>
+        <w:rPr>
+          <w:b/>
+          <w:lang w:val="hi_IN" w:bidi="hi_IN"/>
+        </w:rPr>
         <w:t>"</w:t>
       </w:r>
       <w:r>
@@ -938,6 +953,21 @@
           <w:b/>
           <w:lang w:val="hi_IN" w:bidi="hi_IN"/>
         </w:rPr>
+        <w:t>Γαΐῳ</w:t>
+      </w:r>
+    </w:p>
+    <w:p>
+      <w:pPr/>
+      <w:r>
+        <w:rPr>
+          <w:lang w:val="hi_IN" w:bidi="hi_IN"/>
+        </w:rPr>
+      </w:r>
+      <w:r>
+        <w:rPr>
+          <w:b/>
+          <w:lang w:val="hi_IN" w:bidi="hi_IN"/>
+        </w:rPr>
         <w:t>"को"</w:t>
       </w:r>
       <w:r>
@@ -1041,6 +1071,21 @@
           <w:b/>
           <w:lang w:val="hi_IN" w:bidi="hi_IN"/>
         </w:rPr>
+        <w:t>ὃν ἐγὼ ἀγαπῶ ἐν ἀληθείᾳ</w:t>
+      </w:r>
+    </w:p>
+    <w:p>
+      <w:pPr/>
+      <w:r>
+        <w:rPr>
+          <w:lang w:val="hi_IN" w:bidi="hi_IN"/>
+        </w:rPr>
+      </w:r>
+      <w:r>
+        <w:rPr>
+          <w:b/>
+          <w:lang w:val="hi_IN" w:bidi="hi_IN"/>
+        </w:rPr>
         <w:t>"जिनसे मैं सच्चा प्रेम करता हूँ"</w:t>
       </w:r>
     </w:p>
@@ -1137,6 +1182,21 @@
           <w:b/>
           <w:lang w:val="hi_IN" w:bidi="hi_IN"/>
         </w:rPr>
+        <w:t>γὰρ</w:t>
+      </w:r>
+    </w:p>
+    <w:p>
+      <w:pPr/>
+      <w:r>
+        <w:rPr>
+          <w:lang w:val="hi_IN" w:bidi="hi_IN"/>
+        </w:rPr>
+      </w:r>
+      <w:r>
+        <w:rPr>
+          <w:b/>
+          <w:lang w:val="hi_IN" w:bidi="hi_IN"/>
+        </w:rPr>
         <w:t>"के लिए"</w:t>
       </w:r>
     </w:p>
@@ -1245,6 +1305,21 @@
           <w:b/>
           <w:lang w:val="hi_IN" w:bidi="hi_IN"/>
         </w:rPr>
+        <w:t>ἀδελφῶν</w:t>
+      </w:r>
+    </w:p>
+    <w:p>
+      <w:pPr/>
+      <w:r>
+        <w:rPr>
+          <w:lang w:val="hi_IN" w:bidi="hi_IN"/>
+        </w:rPr>
+      </w:r>
+      <w:r>
+        <w:rPr>
+          <w:b/>
+          <w:lang w:val="hi_IN" w:bidi="hi_IN"/>
+        </w:rPr>
         <w:t>"भाइयों"</w:t>
       </w:r>
     </w:p>
@@ -1354,6 +1429,21 @@
           <w:b/>
           <w:lang w:val="hi_IN" w:bidi="hi_IN"/>
         </w:rPr>
+        <w:t>σὺ ἐν ἀληθείᾳ περιπατεῖς</w:t>
+      </w:r>
+    </w:p>
+    <w:p>
+      <w:pPr/>
+      <w:r>
+        <w:rPr>
+          <w:lang w:val="hi_IN" w:bidi="hi_IN"/>
+        </w:rPr>
+      </w:r>
+      <w:r>
+        <w:rPr>
+          <w:b/>
+          <w:lang w:val="hi_IN" w:bidi="hi_IN"/>
+        </w:rPr>
         <w:t>"तुम सत्य पर चल रहे हो"</w:t>
       </w:r>
     </w:p>
@@ -1450,6 +1540,21 @@
           <w:b/>
           <w:lang w:val="hi_IN" w:bidi="hi_IN"/>
         </w:rPr>
+        <w:t>ἀληθείᾳ &amp; ἀληθείᾳ</w:t>
+      </w:r>
+    </w:p>
+    <w:p>
+      <w:pPr/>
+      <w:r>
+        <w:rPr>
+          <w:lang w:val="hi_IN" w:bidi="hi_IN"/>
+        </w:rPr>
+      </w:r>
+      <w:r>
+        <w:rPr>
+          <w:b/>
+          <w:lang w:val="hi_IN" w:bidi="hi_IN"/>
+        </w:rPr>
         <w:t>"को"</w:t>
       </w:r>
       <w:r>
@@ -1572,6 +1677,21 @@
           <w:b/>
           <w:lang w:val="hi_IN" w:bidi="hi_IN"/>
         </w:rPr>
+        <w:t>μειζοτέραν &amp; οὐκ ἔχω χαράν</w:t>
+      </w:r>
+    </w:p>
+    <w:p>
+      <w:pPr/>
+      <w:r>
+        <w:rPr>
+          <w:lang w:val="hi_IN" w:bidi="hi_IN"/>
+        </w:rPr>
+      </w:r>
+      <w:r>
+        <w:rPr>
+          <w:b/>
+          <w:lang w:val="hi_IN" w:bidi="hi_IN"/>
+        </w:rPr>
         <w:t xml:space="preserve">"मुझे इससे बड़ा कोई आनन्द नहीं" </w:t>
       </w:r>
     </w:p>
@@ -1668,6 +1788,21 @@
           <w:b/>
           <w:lang w:val="hi_IN" w:bidi="hi_IN"/>
         </w:rPr>
+        <w:t>τὰ ἐμὰ τέκνα</w:t>
+      </w:r>
+    </w:p>
+    <w:p>
+      <w:pPr/>
+      <w:r>
+        <w:rPr>
+          <w:lang w:val="hi_IN" w:bidi="hi_IN"/>
+        </w:rPr>
+      </w:r>
+      <w:r>
+        <w:rPr>
+          <w:b/>
+          <w:lang w:val="hi_IN" w:bidi="hi_IN"/>
+        </w:rPr>
         <w:t>"मेरे बच्चे"</w:t>
       </w:r>
     </w:p>
@@ -1764,6 +1899,21 @@
           <w:b/>
           <w:lang w:val="hi_IN" w:bidi="hi_IN"/>
         </w:rPr>
+        <w:t>ἐν τῇ ἀληθείᾳ περιπατοῦντα</w:t>
+      </w:r>
+    </w:p>
+    <w:p>
+      <w:pPr/>
+      <w:r>
+        <w:rPr>
+          <w:lang w:val="hi_IN" w:bidi="hi_IN"/>
+        </w:rPr>
+      </w:r>
+      <w:r>
+        <w:rPr>
+          <w:b/>
+          <w:lang w:val="hi_IN" w:bidi="hi_IN"/>
+        </w:rPr>
         <w:t>"सत्य में चल रहे हैं"</w:t>
       </w:r>
     </w:p>
@@ -1860,6 +2010,21 @@
           <w:b/>
           <w:lang w:val="hi_IN" w:bidi="hi_IN"/>
         </w:rPr>
+        <w:t>ἐν τῇ ἀληθείᾳ</w:t>
+      </w:r>
+    </w:p>
+    <w:p>
+      <w:pPr/>
+      <w:r>
+        <w:rPr>
+          <w:lang w:val="hi_IN" w:bidi="hi_IN"/>
+        </w:rPr>
+      </w:r>
+      <w:r>
+        <w:rPr>
+          <w:b/>
+          <w:lang w:val="hi_IN" w:bidi="hi_IN"/>
+        </w:rPr>
         <w:t>"सत्य में"</w:t>
       </w:r>
     </w:p>
@@ -1956,6 +2121,21 @@
           <w:b/>
           <w:lang w:val="hi_IN" w:bidi="hi_IN"/>
         </w:rPr>
+        <w:t>τοὺς ἀδελφοὺς</w:t>
+      </w:r>
+    </w:p>
+    <w:p>
+      <w:pPr/>
+      <w:r>
+        <w:rPr>
+          <w:lang w:val="hi_IN" w:bidi="hi_IN"/>
+        </w:rPr>
+      </w:r>
+      <w:r>
+        <w:rPr>
+          <w:b/>
+          <w:lang w:val="hi_IN" w:bidi="hi_IN"/>
+        </w:rPr>
         <w:t>"भाईयों"</w:t>
       </w:r>
     </w:p>
@@ -2052,6 +2232,21 @@
           <w:b/>
           <w:lang w:val="hi_IN" w:bidi="hi_IN"/>
         </w:rPr>
+        <w:t>σου τῇ ἀγάπῃ</w:t>
+      </w:r>
+    </w:p>
+    <w:p>
+      <w:pPr/>
+      <w:r>
+        <w:rPr>
+          <w:lang w:val="hi_IN" w:bidi="hi_IN"/>
+        </w:rPr>
+      </w:r>
+      <w:r>
+        <w:rPr>
+          <w:b/>
+          <w:lang w:val="hi_IN" w:bidi="hi_IN"/>
+        </w:rPr>
         <w:t>"आपका प्रेम"</w:t>
       </w:r>
     </w:p>
@@ -2148,6 +2343,21 @@
           <w:b/>
           <w:lang w:val="hi_IN" w:bidi="hi_IN"/>
         </w:rPr>
+        <w:t>προπέμψας</w:t>
+      </w:r>
+    </w:p>
+    <w:p>
+      <w:pPr/>
+      <w:r>
+        <w:rPr>
+          <w:lang w:val="hi_IN" w:bidi="hi_IN"/>
+        </w:rPr>
+      </w:r>
+      <w:r>
+        <w:rPr>
+          <w:b/>
+          <w:lang w:val="hi_IN" w:bidi="hi_IN"/>
+        </w:rPr>
         <w:t>"विदा करना"</w:t>
       </w:r>
     </w:p>
@@ -2244,6 +2454,21 @@
           <w:b/>
           <w:lang w:val="hi_IN" w:bidi="hi_IN"/>
         </w:rPr>
+        <w:t>οὓς καλῶς ποιήσεις, προπέμψας ἀξίως τοῦ Θεοῦ; ὑπὲρ γὰρ τοῦ ὀνόματος ἐξῆλθον, μηδὲν λαμβάνοντες ἀπὸ τῶν ἐθνικῶν</w:t>
+      </w:r>
+    </w:p>
+    <w:p>
+      <w:pPr/>
+      <w:r>
+        <w:rPr>
+          <w:lang w:val="hi_IN" w:bidi="hi_IN"/>
+        </w:rPr>
+      </w:r>
+      <w:r>
+        <w:rPr>
+          <w:b/>
+          <w:lang w:val="hi_IN" w:bidi="hi_IN"/>
+        </w:rPr>
         <w:t>"आप उन्हें परमेश्वर के योग्य भेज कर अच्छा करेंगे"</w:t>
       </w:r>
       <w:r>
@@ -2340,6 +2565,21 @@
           <w:b/>
           <w:lang w:val="hi_IN" w:bidi="hi_IN"/>
         </w:rPr>
+        <w:t>ὑπὲρ &amp; τοῦ ὀνόματος</w:t>
+      </w:r>
+    </w:p>
+    <w:p>
+      <w:pPr/>
+      <w:r>
+        <w:rPr>
+          <w:lang w:val="hi_IN" w:bidi="hi_IN"/>
+        </w:rPr>
+      </w:r>
+      <w:r>
+        <w:rPr>
+          <w:b/>
+          <w:lang w:val="hi_IN" w:bidi="hi_IN"/>
+        </w:rPr>
         <w:t>"नाम के खातिर"</w:t>
       </w:r>
     </w:p>
@@ -2436,6 +2676,21 @@
           <w:b/>
           <w:lang w:val="hi_IN" w:bidi="hi_IN"/>
         </w:rPr>
+        <w:t>μηδὲν λαμβάνοντες ἀπὸ τῶν ἐθνικῶν</w:t>
+      </w:r>
+    </w:p>
+    <w:p>
+      <w:pPr/>
+      <w:r>
+        <w:rPr>
+          <w:lang w:val="hi_IN" w:bidi="hi_IN"/>
+        </w:rPr>
+      </w:r>
+      <w:r>
+        <w:rPr>
+          <w:b/>
+          <w:lang w:val="hi_IN" w:bidi="hi_IN"/>
+        </w:rPr>
         <w:t>"अन्यजातियों से कुछ भी प्राप्त नहीं करना"</w:t>
       </w:r>
     </w:p>
@@ -2532,6 +2787,21 @@
           <w:b/>
           <w:lang w:val="hi_IN" w:bidi="hi_IN"/>
         </w:rPr>
+        <w:t>τῶν ἐθνικῶν</w:t>
+      </w:r>
+    </w:p>
+    <w:p>
+      <w:pPr/>
+      <w:r>
+        <w:rPr>
+          <w:lang w:val="hi_IN" w:bidi="hi_IN"/>
+        </w:rPr>
+      </w:r>
+      <w:r>
+        <w:rPr>
+          <w:b/>
+          <w:lang w:val="hi_IN" w:bidi="hi_IN"/>
+        </w:rPr>
         <w:t>"अन्यजातियों"</w:t>
       </w:r>
     </w:p>
@@ -2628,6 +2898,21 @@
           <w:b/>
           <w:lang w:val="hi_IN" w:bidi="hi_IN"/>
         </w:rPr>
+        <w:t>οὖν</w:t>
+      </w:r>
+    </w:p>
+    <w:p>
+      <w:pPr/>
+      <w:r>
+        <w:rPr>
+          <w:lang w:val="hi_IN" w:bidi="hi_IN"/>
+        </w:rPr>
+      </w:r>
+      <w:r>
+        <w:rPr>
+          <w:b/>
+          <w:lang w:val="hi_IN" w:bidi="hi_IN"/>
+        </w:rPr>
         <w:t>"इसलिए"</w:t>
       </w:r>
     </w:p>
@@ -2737,6 +3022,21 @@
           <w:b/>
           <w:lang w:val="hi_IN" w:bidi="hi_IN"/>
         </w:rPr>
+        <w:t>ἡμεῖς &amp; ὀφείλομεν ὑπολαμβάνειν</w:t>
+      </w:r>
+    </w:p>
+    <w:p>
+      <w:pPr/>
+      <w:r>
+        <w:rPr>
+          <w:lang w:val="hi_IN" w:bidi="hi_IN"/>
+        </w:rPr>
+      </w:r>
+      <w:r>
+        <w:rPr>
+          <w:b/>
+          <w:lang w:val="hi_IN" w:bidi="hi_IN"/>
+        </w:rPr>
         <w:t>"हमें स्वयं समर्थन करना चाहिए"</w:t>
       </w:r>
     </w:p>
@@ -2859,6 +3159,21 @@
           <w:b/>
           <w:lang w:val="hi_IN" w:bidi="hi_IN"/>
         </w:rPr>
+        <w:t>ἡμεῖς &amp; ὀφείλομεν</w:t>
+      </w:r>
+    </w:p>
+    <w:p>
+      <w:pPr/>
+      <w:r>
+        <w:rPr>
+          <w:lang w:val="hi_IN" w:bidi="hi_IN"/>
+        </w:rPr>
+      </w:r>
+      <w:r>
+        <w:rPr>
+          <w:b/>
+          <w:lang w:val="hi_IN" w:bidi="hi_IN"/>
+        </w:rPr>
         <w:t>"हमें खुद ही चाहिए"</w:t>
       </w:r>
     </w:p>
@@ -2968,6 +3283,21 @@
           <w:b/>
           <w:lang w:val="hi_IN" w:bidi="hi_IN"/>
         </w:rPr>
+        <w:t>ὑπολαμβάνειν</w:t>
+      </w:r>
+    </w:p>
+    <w:p>
+      <w:pPr/>
+      <w:r>
+        <w:rPr>
+          <w:lang w:val="hi_IN" w:bidi="hi_IN"/>
+        </w:rPr>
+      </w:r>
+      <w:r>
+        <w:rPr>
+          <w:b/>
+          <w:lang w:val="hi_IN" w:bidi="hi_IN"/>
+        </w:rPr>
         <w:t>"सहायता करना"</w:t>
       </w:r>
     </w:p>
@@ -3051,6 +3381,21 @@
           <w:b/>
           <w:lang w:val="hi_IN" w:bidi="hi_IN"/>
         </w:rPr>
+        <w:t>ἵνα</w:t>
+      </w:r>
+    </w:p>
+    <w:p>
+      <w:pPr/>
+      <w:r>
+        <w:rPr>
+          <w:lang w:val="hi_IN" w:bidi="hi_IN"/>
+        </w:rPr>
+      </w:r>
+      <w:r>
+        <w:rPr>
+          <w:b/>
+          <w:lang w:val="hi_IN" w:bidi="hi_IN"/>
+        </w:rPr>
         <w:t>"ताकि"</w:t>
       </w:r>
     </w:p>
@@ -3173,6 +3518,21 @@
           <w:b/>
           <w:lang w:val="hi_IN" w:bidi="hi_IN"/>
         </w:rPr>
+        <w:t>ἵνα συνεργοὶ γινώμεθα τῇ ἀληθείᾳ</w:t>
+      </w:r>
+    </w:p>
+    <w:p>
+      <w:pPr/>
+      <w:r>
+        <w:rPr>
+          <w:lang w:val="hi_IN" w:bidi="hi_IN"/>
+        </w:rPr>
+      </w:r>
+      <w:r>
+        <w:rPr>
+          <w:b/>
+          <w:lang w:val="hi_IN" w:bidi="hi_IN"/>
+        </w:rPr>
         <w:t>"ताकि हम सत्य के साथ सहकर्मी बन सकें"</w:t>
       </w:r>
     </w:p>
@@ -3282,6 +3642,21 @@
           <w:b/>
           <w:lang w:val="hi_IN" w:bidi="hi_IN"/>
         </w:rPr>
+        <w:t>τῇ ἀληθείᾳ</w:t>
+      </w:r>
+    </w:p>
+    <w:p>
+      <w:pPr/>
+      <w:r>
+        <w:rPr>
+          <w:lang w:val="hi_IN" w:bidi="hi_IN"/>
+        </w:rPr>
+      </w:r>
+      <w:r>
+        <w:rPr>
+          <w:b/>
+          <w:lang w:val="hi_IN" w:bidi="hi_IN"/>
+        </w:rPr>
         <w:t>"सत्य के साथ"</w:t>
       </w:r>
     </w:p>
@@ -3426,6 +3801,21 @@
           <w:b/>
           <w:lang w:val="hi_IN" w:bidi="hi_IN"/>
         </w:rPr>
+        <w:t>τι</w:t>
+      </w:r>
+    </w:p>
+    <w:p>
+      <w:pPr/>
+      <w:r>
+        <w:rPr>
+          <w:lang w:val="hi_IN" w:bidi="hi_IN"/>
+        </w:rPr>
+      </w:r>
+      <w:r>
+        <w:rPr>
+          <w:b/>
+          <w:lang w:val="hi_IN" w:bidi="hi_IN"/>
+        </w:rPr>
         <w:t>"कुछ"</w:t>
       </w:r>
     </w:p>
@@ -3509,6 +3899,21 @@
           <w:b/>
           <w:lang w:val="hi_IN" w:bidi="hi_IN"/>
         </w:rPr>
+        <w:t>τῇ ἐκκλησίᾳ</w:t>
+      </w:r>
+    </w:p>
+    <w:p>
+      <w:pPr/>
+      <w:r>
+        <w:rPr>
+          <w:lang w:val="hi_IN" w:bidi="hi_IN"/>
+        </w:rPr>
+      </w:r>
+      <w:r>
+        <w:rPr>
+          <w:b/>
+          <w:lang w:val="hi_IN" w:bidi="hi_IN"/>
+        </w:rPr>
         <w:t>"कलीसिया को"</w:t>
       </w:r>
     </w:p>
@@ -3617,6 +4022,21 @@
           <w:b/>
           <w:lang w:val="hi_IN" w:bidi="hi_IN"/>
         </w:rPr>
+        <w:t>Διοτρέφης</w:t>
+      </w:r>
+    </w:p>
+    <w:p>
+      <w:pPr/>
+      <w:r>
+        <w:rPr>
+          <w:lang w:val="hi_IN" w:bidi="hi_IN"/>
+        </w:rPr>
+      </w:r>
+      <w:r>
+        <w:rPr>
+          <w:b/>
+          <w:lang w:val="hi_IN" w:bidi="hi_IN"/>
+        </w:rPr>
         <w:t>"दियुत्रिफेस"</w:t>
       </w:r>
     </w:p>
@@ -3707,6 +4127,21 @@
           <w:b/>
           <w:lang w:val="hi_IN" w:bidi="hi_IN"/>
         </w:rPr>
+        <w:t>ὁ φιλοπρωτεύων αὐτῶν</w:t>
+      </w:r>
+    </w:p>
+    <w:p>
+      <w:pPr/>
+      <w:r>
+        <w:rPr>
+          <w:lang w:val="hi_IN" w:bidi="hi_IN"/>
+        </w:rPr>
+      </w:r>
+      <w:r>
+        <w:rPr>
+          <w:b/>
+          <w:lang w:val="hi_IN" w:bidi="hi_IN"/>
+        </w:rPr>
         <w:t xml:space="preserve">"जो उनमें बड़ा </w:t>
       </w:r>
       <w:r>
@@ -3817,6 +4252,21 @@
           <w:b/>
           <w:lang w:val="hi_IN" w:bidi="hi_IN"/>
         </w:rPr>
+        <w:t>οὐκ ἐπιδέχεται ἡμᾶς</w:t>
+      </w:r>
+    </w:p>
+    <w:p>
+      <w:pPr/>
+      <w:r>
+        <w:rPr>
+          <w:lang w:val="hi_IN" w:bidi="hi_IN"/>
+        </w:rPr>
+      </w:r>
+      <w:r>
+        <w:rPr>
+          <w:b/>
+          <w:lang w:val="hi_IN" w:bidi="hi_IN"/>
+        </w:rPr>
         <w:t>"हमें</w:t>
       </w:r>
       <w:r>
@@ -3940,6 +4390,21 @@
           <w:b/>
           <w:lang w:val="hi_IN" w:bidi="hi_IN"/>
         </w:rPr>
+        <w:t>ἡμᾶς</w:t>
+      </w:r>
+    </w:p>
+    <w:p>
+      <w:pPr/>
+      <w:r>
+        <w:rPr>
+          <w:lang w:val="hi_IN" w:bidi="hi_IN"/>
+        </w:rPr>
+      </w:r>
+      <w:r>
+        <w:rPr>
+          <w:b/>
+          <w:lang w:val="hi_IN" w:bidi="hi_IN"/>
+        </w:rPr>
         <w:t>"हम"</w:t>
       </w:r>
     </w:p>
@@ -4036,6 +4501,21 @@
           <w:b/>
           <w:lang w:val="hi_IN" w:bidi="hi_IN"/>
         </w:rPr>
+        <w:t>διὰ τοῦτο</w:t>
+      </w:r>
+    </w:p>
+    <w:p>
+      <w:pPr/>
+      <w:r>
+        <w:rPr>
+          <w:lang w:val="hi_IN" w:bidi="hi_IN"/>
+        </w:rPr>
+      </w:r>
+      <w:r>
+        <w:rPr>
+          <w:b/>
+          <w:lang w:val="hi_IN" w:bidi="hi_IN"/>
+        </w:rPr>
         <w:t>"इस कारण"</w:t>
       </w:r>
     </w:p>
@@ -4126,6 +4606,21 @@
           <w:b/>
           <w:lang w:val="hi_IN" w:bidi="hi_IN"/>
         </w:rPr>
+        <w:t>ἐὰν ἔλθω</w:t>
+      </w:r>
+    </w:p>
+    <w:p>
+      <w:pPr/>
+      <w:r>
+        <w:rPr>
+          <w:lang w:val="hi_IN" w:bidi="hi_IN"/>
+        </w:rPr>
+      </w:r>
+      <w:r>
+        <w:rPr>
+          <w:b/>
+          <w:lang w:val="hi_IN" w:bidi="hi_IN"/>
+        </w:rPr>
         <w:t>"यदि मैं आऊँ"</w:t>
       </w:r>
     </w:p>
@@ -4209,6 +4704,21 @@
           <w:b/>
           <w:lang w:val="hi_IN" w:bidi="hi_IN"/>
         </w:rPr>
+        <w:t>ἔλθω</w:t>
+      </w:r>
+    </w:p>
+    <w:p>
+      <w:pPr/>
+      <w:r>
+        <w:rPr>
+          <w:lang w:val="hi_IN" w:bidi="hi_IN"/>
+        </w:rPr>
+      </w:r>
+      <w:r>
+        <w:rPr>
+          <w:b/>
+          <w:lang w:val="hi_IN" w:bidi="hi_IN"/>
+        </w:rPr>
         <w:t>"मैं आता हूँ"</w:t>
       </w:r>
     </w:p>
@@ -4292,6 +4802,21 @@
           <w:b/>
           <w:lang w:val="hi_IN" w:bidi="hi_IN"/>
         </w:rPr>
+        <w:t>λόγοις πονηροῖς φλυαρῶν ἡμᾶς</w:t>
+      </w:r>
+    </w:p>
+    <w:p>
+      <w:pPr/>
+      <w:r>
+        <w:rPr>
+          <w:lang w:val="hi_IN" w:bidi="hi_IN"/>
+        </w:rPr>
+      </w:r>
+      <w:r>
+        <w:rPr>
+          <w:b/>
+          <w:lang w:val="hi_IN" w:bidi="hi_IN"/>
+        </w:rPr>
         <w:t>"हमें बुरे शब्दों से आरोपित करना"</w:t>
       </w:r>
     </w:p>
@@ -4414,6 +4939,21 @@
           <w:b/>
           <w:lang w:val="hi_IN" w:bidi="hi_IN"/>
         </w:rPr>
+        <w:t>μὴ ἀρκούμενος ἐπὶ τούτοις</w:t>
+      </w:r>
+    </w:p>
+    <w:p>
+      <w:pPr/>
+      <w:r>
+        <w:rPr>
+          <w:lang w:val="hi_IN" w:bidi="hi_IN"/>
+        </w:rPr>
+      </w:r>
+      <w:r>
+        <w:rPr>
+          <w:b/>
+          <w:lang w:val="hi_IN" w:bidi="hi_IN"/>
+        </w:rPr>
         <w:t>"इन चीजों से संतुष्ट नहीं होना"</w:t>
       </w:r>
     </w:p>
@@ -4497,6 +5037,21 @@
           <w:b/>
           <w:lang w:val="hi_IN" w:bidi="hi_IN"/>
         </w:rPr>
+        <w:t>τοὺς ἀδελφοὺς</w:t>
+      </w:r>
+    </w:p>
+    <w:p>
+      <w:pPr/>
+      <w:r>
+        <w:rPr>
+          <w:lang w:val="hi_IN" w:bidi="hi_IN"/>
+        </w:rPr>
+      </w:r>
+      <w:r>
+        <w:rPr>
+          <w:b/>
+          <w:lang w:val="hi_IN" w:bidi="hi_IN"/>
+        </w:rPr>
         <w:t>"भाइयों"</w:t>
       </w:r>
     </w:p>
@@ -4593,6 +5148,21 @@
           <w:b/>
           <w:lang w:val="hi_IN" w:bidi="hi_IN"/>
         </w:rPr>
+        <w:t>καὶ τοὺς βουλομένους κωλύει</w:t>
+      </w:r>
+    </w:p>
+    <w:p>
+      <w:pPr/>
+      <w:r>
+        <w:rPr>
+          <w:lang w:val="hi_IN" w:bidi="hi_IN"/>
+        </w:rPr>
+      </w:r>
+      <w:r>
+        <w:rPr>
+          <w:b/>
+          <w:lang w:val="hi_IN" w:bidi="hi_IN"/>
+        </w:rPr>
         <w:t>"और वह इच्छुक लोगों को रोकता है"</w:t>
       </w:r>
     </w:p>
@@ -4676,6 +5246,21 @@
           <w:b/>
           <w:lang w:val="hi_IN" w:bidi="hi_IN"/>
         </w:rPr>
+        <w:t>μὴ μιμοῦ τὸ κακὸν, ἀλλὰ τὸ ἀγαθόν</w:t>
+      </w:r>
+    </w:p>
+    <w:p>
+      <w:pPr/>
+      <w:r>
+        <w:rPr>
+          <w:lang w:val="hi_IN" w:bidi="hi_IN"/>
+        </w:rPr>
+      </w:r>
+      <w:r>
+        <w:rPr>
+          <w:b/>
+          <w:lang w:val="hi_IN" w:bidi="hi_IN"/>
+        </w:rPr>
         <w:t>"बुराई की नकल मत करो, बल्कि अच्छाई की"</w:t>
       </w:r>
     </w:p>
@@ -4785,6 +5370,21 @@
           <w:b/>
           <w:lang w:val="hi_IN" w:bidi="hi_IN"/>
         </w:rPr>
+        <w:t>ἀλλὰ τὸ ἀγαθόν</w:t>
+      </w:r>
+    </w:p>
+    <w:p>
+      <w:pPr/>
+      <w:r>
+        <w:rPr>
+          <w:lang w:val="hi_IN" w:bidi="hi_IN"/>
+        </w:rPr>
+      </w:r>
+      <w:r>
+        <w:rPr>
+          <w:b/>
+          <w:lang w:val="hi_IN" w:bidi="hi_IN"/>
+        </w:rPr>
         <w:t>"लेकिन अच्छा"</w:t>
       </w:r>
     </w:p>
@@ -4868,6 +5468,21 @@
           <w:b/>
           <w:lang w:val="hi_IN" w:bidi="hi_IN"/>
         </w:rPr>
+        <w:t>οὐχ ἑώρακεν τὸν Θεόν</w:t>
+      </w:r>
+    </w:p>
+    <w:p>
+      <w:pPr/>
+      <w:r>
+        <w:rPr>
+          <w:lang w:val="hi_IN" w:bidi="hi_IN"/>
+        </w:rPr>
+      </w:r>
+      <w:r>
+        <w:rPr>
+          <w:b/>
+          <w:lang w:val="hi_IN" w:bidi="hi_IN"/>
+        </w:rPr>
         <w:t xml:space="preserve">"ने </w:t>
       </w:r>
       <w:r>
@@ -4978,6 +5593,21 @@
           <w:b/>
           <w:lang w:val="hi_IN" w:bidi="hi_IN"/>
         </w:rPr>
+        <w:t>Δημητρίῳ μεμαρτύρηται ὑπὸ πάντων</w:t>
+      </w:r>
+    </w:p>
+    <w:p>
+      <w:pPr/>
+      <w:r>
+        <w:rPr>
+          <w:lang w:val="hi_IN" w:bidi="hi_IN"/>
+        </w:rPr>
+      </w:r>
+      <w:r>
+        <w:rPr>
+          <w:b/>
+          <w:lang w:val="hi_IN" w:bidi="hi_IN"/>
+        </w:rPr>
         <w:t>"दिमेत्रियुस को सभी ने साक्ष्यांकित किया है"</w:t>
       </w:r>
     </w:p>
@@ -5061,6 +5691,21 @@
           <w:b/>
           <w:lang w:val="hi_IN" w:bidi="hi_IN"/>
         </w:rPr>
+        <w:t>Δημητρίῳ</w:t>
+      </w:r>
+    </w:p>
+    <w:p>
+      <w:pPr/>
+      <w:r>
+        <w:rPr>
+          <w:lang w:val="hi_IN" w:bidi="hi_IN"/>
+        </w:rPr>
+      </w:r>
+      <w:r>
+        <w:rPr>
+          <w:b/>
+          <w:lang w:val="hi_IN" w:bidi="hi_IN"/>
+        </w:rPr>
         <w:t>"दिमेत्रियुस"</w:t>
       </w:r>
     </w:p>
@@ -5151,6 +5796,21 @@
           <w:b/>
           <w:lang w:val="hi_IN" w:bidi="hi_IN"/>
         </w:rPr>
+        <w:t>ὑπὸ πάντων</w:t>
+      </w:r>
+    </w:p>
+    <w:p>
+      <w:pPr/>
+      <w:r>
+        <w:rPr>
+          <w:lang w:val="hi_IN" w:bidi="hi_IN"/>
+        </w:rPr>
+      </w:r>
+      <w:r>
+        <w:rPr>
+          <w:b/>
+          <w:lang w:val="hi_IN" w:bidi="hi_IN"/>
+        </w:rPr>
         <w:t>"सभी द्वारा"</w:t>
       </w:r>
     </w:p>
@@ -5247,6 +5907,21 @@
           <w:b/>
           <w:lang w:val="hi_IN" w:bidi="hi_IN"/>
         </w:rPr>
+        <w:t>καὶ ὑπὸ αὐτῆς τῆς ἀληθείας</w:t>
+      </w:r>
+    </w:p>
+    <w:p>
+      <w:pPr/>
+      <w:r>
+        <w:rPr>
+          <w:lang w:val="hi_IN" w:bidi="hi_IN"/>
+        </w:rPr>
+      </w:r>
+      <w:r>
+        <w:rPr>
+          <w:b/>
+          <w:lang w:val="hi_IN" w:bidi="hi_IN"/>
+        </w:rPr>
         <w:t>"और स्वयं सत्य द्वारा"</w:t>
       </w:r>
     </w:p>
@@ -5330,6 +6005,21 @@
           <w:b/>
           <w:lang w:val="hi_IN" w:bidi="hi_IN"/>
         </w:rPr>
+        <w:t>ὑπὸ αὐτῆς τῆς ἀληθείας</w:t>
+      </w:r>
+    </w:p>
+    <w:p>
+      <w:pPr/>
+      <w:r>
+        <w:rPr>
+          <w:lang w:val="hi_IN" w:bidi="hi_IN"/>
+        </w:rPr>
+      </w:r>
+      <w:r>
+        <w:rPr>
+          <w:b/>
+          <w:lang w:val="hi_IN" w:bidi="hi_IN"/>
+        </w:rPr>
         <w:t>"स्वयं सत्य द्वारा"</w:t>
       </w:r>
     </w:p>
@@ -5426,6 +6116,21 @@
           <w:b/>
           <w:lang w:val="hi_IN" w:bidi="hi_IN"/>
         </w:rPr>
+        <w:t>ὑπὸ αὐτῆς τῆς ἀληθείας</w:t>
+      </w:r>
+    </w:p>
+    <w:p>
+      <w:pPr/>
+      <w:r>
+        <w:rPr>
+          <w:lang w:val="hi_IN" w:bidi="hi_IN"/>
+        </w:rPr>
+      </w:r>
+      <w:r>
+        <w:rPr>
+          <w:b/>
+          <w:lang w:val="hi_IN" w:bidi="hi_IN"/>
+        </w:rPr>
         <w:t>"स्वयं सत्य द्वारा"</w:t>
       </w:r>
     </w:p>
@@ -5522,6 +6227,21 @@
           <w:b/>
           <w:lang w:val="hi_IN" w:bidi="hi_IN"/>
         </w:rPr>
+        <w:t>καὶ ἡμεῖς &amp; μαρτυροῦμεν</w:t>
+      </w:r>
+    </w:p>
+    <w:p>
+      <w:pPr/>
+      <w:r>
+        <w:rPr>
+          <w:lang w:val="hi_IN" w:bidi="hi_IN"/>
+        </w:rPr>
+      </w:r>
+      <w:r>
+        <w:rPr>
+          <w:b/>
+          <w:lang w:val="hi_IN" w:bidi="hi_IN"/>
+        </w:rPr>
         <w:t>"हम स्वयं भी गवाही देते हैं"</w:t>
       </w:r>
     </w:p>
@@ -5643,6 +6363,21 @@
           <w:b/>
           <w:lang w:val="hi_IN" w:bidi="hi_IN"/>
         </w:rPr>
+        <w:t>ἡμεῖς &amp; μαρτυροῦμεν &amp; ἡμῶν</w:t>
+      </w:r>
+    </w:p>
+    <w:p>
+      <w:pPr/>
+      <w:r>
+        <w:rPr>
+          <w:lang w:val="hi_IN" w:bidi="hi_IN"/>
+        </w:rPr>
+      </w:r>
+      <w:r>
+        <w:rPr>
+          <w:b/>
+          <w:lang w:val="hi_IN" w:bidi="hi_IN"/>
+        </w:rPr>
         <w:t>"हम स्वयं"</w:t>
       </w:r>
       <w:r>
@@ -5778,6 +6513,21 @@
           <w:b/>
           <w:lang w:val="hi_IN" w:bidi="hi_IN"/>
         </w:rPr>
+        <w:t>διὰ μέλανος καὶ καλάμου</w:t>
+      </w:r>
+    </w:p>
+    <w:p>
+      <w:pPr/>
+      <w:r>
+        <w:rPr>
+          <w:lang w:val="hi_IN" w:bidi="hi_IN"/>
+        </w:rPr>
+      </w:r>
+      <w:r>
+        <w:rPr>
+          <w:b/>
+          <w:lang w:val="hi_IN" w:bidi="hi_IN"/>
+        </w:rPr>
         <w:t>"</w:t>
       </w:r>
       <w:r>
@@ -5900,6 +6650,21 @@
           <w:b/>
           <w:lang w:val="hi_IN" w:bidi="hi_IN"/>
         </w:rPr>
+        <w:t>στόμα πρὸς στόμα</w:t>
+      </w:r>
+    </w:p>
+    <w:p>
+      <w:pPr/>
+      <w:r>
+        <w:rPr>
+          <w:lang w:val="hi_IN" w:bidi="hi_IN"/>
+        </w:rPr>
+      </w:r>
+      <w:r>
+        <w:rPr>
+          <w:b/>
+          <w:lang w:val="hi_IN" w:bidi="hi_IN"/>
+        </w:rPr>
         <w:t>"मुंह से मुंह"</w:t>
       </w:r>
     </w:p>
@@ -5996,6 +6761,21 @@
           <w:b/>
           <w:lang w:val="hi_IN" w:bidi="hi_IN"/>
         </w:rPr>
+        <w:t>εἰρήνη σοι</w:t>
+      </w:r>
+    </w:p>
+    <w:p>
+      <w:pPr/>
+      <w:r>
+        <w:rPr>
+          <w:lang w:val="hi_IN" w:bidi="hi_IN"/>
+        </w:rPr>
+      </w:r>
+      <w:r>
+        <w:rPr>
+          <w:b/>
+          <w:lang w:val="hi_IN" w:bidi="hi_IN"/>
+        </w:rPr>
         <w:t>"आपको शांति मिले"</w:t>
       </w:r>
     </w:p>
@@ -6079,6 +6859,21 @@
           <w:b/>
           <w:lang w:val="hi_IN" w:bidi="hi_IN"/>
         </w:rPr>
+        <w:t>εἰρήνη σοι</w:t>
+      </w:r>
+    </w:p>
+    <w:p>
+      <w:pPr/>
+      <w:r>
+        <w:rPr>
+          <w:lang w:val="hi_IN" w:bidi="hi_IN"/>
+        </w:rPr>
+      </w:r>
+      <w:r>
+        <w:rPr>
+          <w:b/>
+          <w:lang w:val="hi_IN" w:bidi="hi_IN"/>
+        </w:rPr>
         <w:t>"आपको शांति मिले"</w:t>
       </w:r>
     </w:p>
@@ -6175,6 +6970,21 @@
           <w:b/>
           <w:lang w:val="hi_IN" w:bidi="hi_IN"/>
         </w:rPr>
+        <w:t>ἀσπάζονταί σε οἱ φίλοι</w:t>
+      </w:r>
+    </w:p>
+    <w:p>
+      <w:pPr/>
+      <w:r>
+        <w:rPr>
+          <w:lang w:val="hi_IN" w:bidi="hi_IN"/>
+        </w:rPr>
+      </w:r>
+      <w:r>
+        <w:rPr>
+          <w:b/>
+          <w:lang w:val="hi_IN" w:bidi="hi_IN"/>
+        </w:rPr>
         <w:t>"मित्र आपको नमस्कार करते हैं"</w:t>
       </w:r>
     </w:p>
@@ -6271,6 +7081,21 @@
           <w:b/>
           <w:lang w:val="hi_IN" w:bidi="hi_IN"/>
         </w:rPr>
+        <w:t>ἀσπάζου τοὺς φίλους</w:t>
+      </w:r>
+    </w:p>
+    <w:p>
+      <w:pPr/>
+      <w:r>
+        <w:rPr>
+          <w:lang w:val="hi_IN" w:bidi="hi_IN"/>
+        </w:rPr>
+      </w:r>
+      <w:r>
+        <w:rPr>
+          <w:b/>
+          <w:lang w:val="hi_IN" w:bidi="hi_IN"/>
+        </w:rPr>
         <w:t>"मित्रों को नमस्कार"</w:t>
       </w:r>
     </w:p>
@@ -6365,6 +7190,21 @@
         <w:rPr>
           <w:lang w:val="hi_IN" w:bidi="hi_IN"/>
         </w:rPr>
+      </w:r>
+    </w:p>
+    <w:p>
+      <w:pPr/>
+      <w:r>
+        <w:rPr>
+          <w:lang w:val="hi_IN" w:bidi="hi_IN"/>
+        </w:rPr>
+      </w:r>
+      <w:r>
+        <w:rPr>
+          <w:b/>
+          <w:lang w:val="hi_IN" w:bidi="hi_IN"/>
+        </w:rPr>
+        <w:t>κατ’ ὄνομα</w:t>
       </w:r>
     </w:p>
     <w:p>

--- a/hin/docx/64.content.docx
+++ b/hin/docx/64.content.docx
@@ -28,49 +28,15 @@
       </w:r>
     </w:p>
     <w:p>
-      <w:pPr>
-        <w:pStyle w:val="Heading2"/>
-      </w:pPr>
-      <w:r>
-        <w:rPr>
-          <w:lang w:val="hi_IN" w:bidi="hi_IN"/>
-        </w:rPr>
-        <w:t>License Information</w:t>
-      </w:r>
-      <w:r>
-        <w:rPr>
-          <w:lang w:val="hi_IN" w:bidi="hi_IN"/>
-        </w:rPr>
-      </w:r>
-    </w:p>
-    <w:p>
-      <w:pPr/>
-      <w:r>
-        <w:rPr>
-          <w:lang w:val="hi_IN" w:bidi="hi_IN"/>
-        </w:rPr>
-      </w:r>
-      <w:r>
-        <w:rPr>
-          <w:b/>
-          <w:lang w:val="hi_IN" w:bidi="hi_IN"/>
-        </w:rPr>
-        <w:t>अनुवाद नोट्स (अनफोल्डिंग वर्ड)</w:t>
-      </w:r>
-      <w:r>
-        <w:rPr>
-          <w:lang w:val="hi_IN" w:bidi="hi_IN"/>
-        </w:rPr>
-        <w:t xml:space="preserve"> (Hindi) is based on</w:t>
-      </w:r>
-      <w:r>
-        <w:rPr>
-          <w:lang w:val="hi_IN" w:bidi="hi_IN"/>
-        </w:rPr>
-        <w:t xml:space="preserve">: </w:t>
-      </w:r>
-      <w:r>
-        <w:rPr>
+      <w:pPr/>
+      <w:r>
+        <w:rPr>
+          <w:lang w:val="hi_IN" w:bidi="hi_IN"/>
+        </w:rPr>
+      </w:r>
+      <w:r>
+        <w:rPr>
+          <w:b/>
           <w:lang w:val="hi_IN" w:bidi="hi_IN"/>
         </w:rPr>
         <w:t>unfoldingWord® Translation Notes</w:t>
@@ -79,62 +45,31 @@
         <w:rPr>
           <w:lang w:val="hi_IN" w:bidi="hi_IN"/>
         </w:rPr>
-        <w:t xml:space="preserve">, </w:t>
-      </w:r>
-      <w:hyperlink r:id="rId13">
-        <w:r>
-          <w:rPr>
-            <w:lang w:val="hi_IN" w:bidi="hi_IN"/>
-          </w:rPr>
-          <w:rPr>
-            <w:color w:val="0000EE"/>
-            <w:u w:val="single"/>
-          </w:rPr>
-          <w:t>unfoldingWord</w:t>
-        </w:r>
-      </w:hyperlink>
-      <w:r>
-        <w:rPr>
-          <w:lang w:val="hi_IN" w:bidi="hi_IN"/>
-        </w:rPr>
-        <w:t xml:space="preserve">, 2022, which is licensed under a </w:t>
-      </w:r>
-      <w:hyperlink r:id="rId14">
-        <w:r>
-          <w:rPr>
-            <w:lang w:val="hi_IN" w:bidi="hi_IN"/>
-          </w:rPr>
-          <w:rPr>
-            <w:color w:val="0000EE"/>
-            <w:u w:val="single"/>
-          </w:rPr>
-          <w:t>CC BY-SA 4.0 license</w:t>
-        </w:r>
-      </w:hyperlink>
-      <w:r>
-        <w:rPr>
-          <w:lang w:val="hi_IN" w:bidi="hi_IN"/>
-        </w:rPr>
-        <w:t>.</w:t>
-      </w:r>
-      <w:r>
-        <w:rPr>
-          <w:lang w:val="hi_IN" w:bidi="hi_IN"/>
-        </w:rPr>
-      </w:r>
-    </w:p>
-    <w:p>
-      <w:pPr/>
-      <w:r>
-        <w:rPr>
-          <w:lang w:val="hi_IN" w:bidi="hi_IN"/>
-        </w:rPr>
-      </w:r>
-      <w:r>
-        <w:rPr>
-          <w:lang w:val="hi_IN" w:bidi="hi_IN"/>
-        </w:rPr>
-        <w:t>This PDF version is provided under the same license.</w:t>
+        <w:t xml:space="preserve"> © 2022 unfoldingWord. Released under CC BY-SA 4.0 license. </w:t>
+      </w:r>
+      <w:r>
+        <w:rPr>
+          <w:lang w:val="hi_IN" w:bidi="hi_IN"/>
+        </w:rPr>
+        <w:t>unfoldingWord® Translation Notes</w:t>
+      </w:r>
+      <w:r>
+        <w:rPr>
+          <w:lang w:val="hi_IN" w:bidi="hi_IN"/>
+        </w:rPr>
+        <w:t xml:space="preserve"> has been adapted in the following languages: Tok Pisin, Arabic (عربي), French (Français), Hindi (हिंदी), Indonesian (Bahasa Indonesia), Portuguese (Português), Russian (Русский), Spanish (Español), Swahili (Kiswahili), and Simplified Chinese (简体中文) from </w:t>
+      </w:r>
+      <w:r>
+        <w:rPr>
+          <w:lang w:val="hi_IN" w:bidi="hi_IN"/>
+        </w:rPr>
+        <w:t>unfoldingWord® Translation Notes</w:t>
+      </w:r>
+      <w:r>
+        <w:rPr>
+          <w:lang w:val="hi_IN" w:bidi="hi_IN"/>
+        </w:rPr>
+        <w:t xml:space="preserve"> © 2022 unfoldingWord. Released under CC BY-SA 4.0 license by Mission Mutual</w:t>
       </w:r>
       <w:r>
         <w:rPr>

--- a/hin/docx/64.content.docx
+++ b/hin/docx/64.content.docx
@@ -141,13 +141,6 @@
         <w:rPr>
           <w:lang w:val="hi_IN" w:bidi="hi_IN"/>
         </w:rPr>
-      </w:r>
-      <w:r>
-        <w:rPr>
-          <w:i/>
-          <w:lang w:val="hi_IN" w:bidi="hi_IN"/>
-        </w:rPr>
-        <w:t>3 यूहन्ना - परिचय, 3 यूहन्ना 1:1 (#1), 3 यूहन्ना 1:1 (#2), 3 यूहन्ना 1:1 (#3), 3 यूहन्ना 1:3 (#1), 3 यूहन्ना 1:3 (#2), 3 यूहन्ना 1:3 (#3), 3 यूहन्ना 1:3 (#4), 3 यूहन्ना 1:4 (#1), 3 यूहन्ना 1:4 (#2), 3 यूहन्ना 1:4 (#3), 3 यूहन्ना 1:4 (#4), 3 यूहन्ना 1:5 (#1), 3 यूहन्ना 1:6 (#1), 3 यूहन्ना 1:6 (#2), 3 यूहन्ना 1:6–7 (#1), 3 यूहन्ना 1:7 (#1), 3 यूहन्ना 1:7 (#2), 3 यूहन्ना 1:7 (#3), 3 यूहन्ना 1:8 (#1), 3 यूहन्ना 1:8 (#2), 3 यूहन्ना 1:8 (#3), 3 यूहन्ना 1:8 (#4), 3 यूहन्ना 1:8 (#5), 3 यूहन्ना 1:8 (#6), 3 यूहन्ना 1:8 (#7), 3 यूहन्ना 1:9 (#1), 3 यूहन्ना 1:9 (#2), 3 यूहन्ना 1:9 (#3), 3 यूहन्ना 1:9 (#4), 3 यूहन्ना 1:9 (#5), 3 यूहन्ना 1:9 (#6), 3 यूहन्ना 1:10 (#1), 3 यूहन्ना 1:10 (#2), 3 यूहन्ना 1:10 (#3), 3 यूहन्ना 1:10 (#4), 3 यूहन्ना 1:10 (#5), 3 यूहन्ना 1:10 (#6), 3 यूहन्ना 1:10 (#7), 3 यूहन्ना 1:11 (#1), 3 यूहन्ना 1:11 (#2), 3 यूहन्ना 1:11 (#3), 3 यूहन्ना 1:12 (#1), 3 यूहन्ना 1:12 (#2), 3 यूहन्ना 1:12 (#3), 3 यूहन्ना 1:12 (#4), 3 यूहन्ना 1:12 (#5), 3 यूहन्ना 1:12 (#6), 3 यूहन्ना 1:12 (#7), 3 यूहन्ना 1:12 (#8), 3 यूहन्ना 1:13 (#1), 3 यूहन्ना 1:14 (#1), 3 यूहन्ना 1:15 (#1), 3 यूहन्ना 1:15 (#2), 3 यूहन्ना 1:15 (#3), 3 यूहन्ना 1:15 (#4), 3 यूहन्ना 1:15 (#5)</w:t>
       </w:r>
       <w:r>
         <w:rPr>

--- a/hin/docx/64.content.docx
+++ b/hin/docx/64.content.docx
@@ -146,19 +146,6 @@
         <w:rPr>
           <w:lang w:val="hi_IN" w:bidi="hi_IN"/>
         </w:rPr>
-      </w:r>
-    </w:p>
-    <w:p>
-      <w:pPr/>
-      <w:r>
-        <w:rPr>
-          <w:lang w:val="hi_IN" w:bidi="hi_IN"/>
-        </w:rPr>
-      </w:r>
-      <w:r>
-        <w:rPr>
-          <w:lang w:val="hi_IN" w:bidi="hi_IN"/>
-        </w:rPr>
         <w:t xml:space="preserve"> </w:t>
       </w:r>
       <w:r>
@@ -808,21 +795,6 @@
           <w:b/>
           <w:lang w:val="hi_IN" w:bidi="hi_IN"/>
         </w:rPr>
-        <w:t>ὁ πρεσβύτερος</w:t>
-      </w:r>
-    </w:p>
-    <w:p>
-      <w:pPr/>
-      <w:r>
-        <w:rPr>
-          <w:lang w:val="hi_IN" w:bidi="hi_IN"/>
-        </w:rPr>
-      </w:r>
-      <w:r>
-        <w:rPr>
-          <w:b/>
-          <w:lang w:val="hi_IN" w:bidi="hi_IN"/>
-        </w:rPr>
         <w:t>"</w:t>
       </w:r>
       <w:r>
@@ -946,21 +918,6 @@
           <w:b/>
           <w:lang w:val="hi_IN" w:bidi="hi_IN"/>
         </w:rPr>
-        <w:t>Γαΐῳ</w:t>
-      </w:r>
-    </w:p>
-    <w:p>
-      <w:pPr/>
-      <w:r>
-        <w:rPr>
-          <w:lang w:val="hi_IN" w:bidi="hi_IN"/>
-        </w:rPr>
-      </w:r>
-      <w:r>
-        <w:rPr>
-          <w:b/>
-          <w:lang w:val="hi_IN" w:bidi="hi_IN"/>
-        </w:rPr>
         <w:t>"को"</w:t>
       </w:r>
       <w:r>
@@ -1064,21 +1021,6 @@
           <w:b/>
           <w:lang w:val="hi_IN" w:bidi="hi_IN"/>
         </w:rPr>
-        <w:t>ὃν ἐγὼ ἀγαπῶ ἐν ἀληθείᾳ</w:t>
-      </w:r>
-    </w:p>
-    <w:p>
-      <w:pPr/>
-      <w:r>
-        <w:rPr>
-          <w:lang w:val="hi_IN" w:bidi="hi_IN"/>
-        </w:rPr>
-      </w:r>
-      <w:r>
-        <w:rPr>
-          <w:b/>
-          <w:lang w:val="hi_IN" w:bidi="hi_IN"/>
-        </w:rPr>
         <w:t>"जिनसे मैं सच्चा प्रेम करता हूँ"</w:t>
       </w:r>
     </w:p>
@@ -1175,21 +1117,6 @@
           <w:b/>
           <w:lang w:val="hi_IN" w:bidi="hi_IN"/>
         </w:rPr>
-        <w:t>γὰρ</w:t>
-      </w:r>
-    </w:p>
-    <w:p>
-      <w:pPr/>
-      <w:r>
-        <w:rPr>
-          <w:lang w:val="hi_IN" w:bidi="hi_IN"/>
-        </w:rPr>
-      </w:r>
-      <w:r>
-        <w:rPr>
-          <w:b/>
-          <w:lang w:val="hi_IN" w:bidi="hi_IN"/>
-        </w:rPr>
         <w:t>"के लिए"</w:t>
       </w:r>
     </w:p>
@@ -1298,21 +1225,6 @@
           <w:b/>
           <w:lang w:val="hi_IN" w:bidi="hi_IN"/>
         </w:rPr>
-        <w:t>ἀδελφῶν</w:t>
-      </w:r>
-    </w:p>
-    <w:p>
-      <w:pPr/>
-      <w:r>
-        <w:rPr>
-          <w:lang w:val="hi_IN" w:bidi="hi_IN"/>
-        </w:rPr>
-      </w:r>
-      <w:r>
-        <w:rPr>
-          <w:b/>
-          <w:lang w:val="hi_IN" w:bidi="hi_IN"/>
-        </w:rPr>
         <w:t>"भाइयों"</w:t>
       </w:r>
     </w:p>
@@ -1422,21 +1334,6 @@
           <w:b/>
           <w:lang w:val="hi_IN" w:bidi="hi_IN"/>
         </w:rPr>
-        <w:t>σὺ ἐν ἀληθείᾳ περιπατεῖς</w:t>
-      </w:r>
-    </w:p>
-    <w:p>
-      <w:pPr/>
-      <w:r>
-        <w:rPr>
-          <w:lang w:val="hi_IN" w:bidi="hi_IN"/>
-        </w:rPr>
-      </w:r>
-      <w:r>
-        <w:rPr>
-          <w:b/>
-          <w:lang w:val="hi_IN" w:bidi="hi_IN"/>
-        </w:rPr>
         <w:t>"तुम सत्य पर चल रहे हो"</w:t>
       </w:r>
     </w:p>
@@ -1533,21 +1430,6 @@
           <w:b/>
           <w:lang w:val="hi_IN" w:bidi="hi_IN"/>
         </w:rPr>
-        <w:t>ἀληθείᾳ &amp; ἀληθείᾳ</w:t>
-      </w:r>
-    </w:p>
-    <w:p>
-      <w:pPr/>
-      <w:r>
-        <w:rPr>
-          <w:lang w:val="hi_IN" w:bidi="hi_IN"/>
-        </w:rPr>
-      </w:r>
-      <w:r>
-        <w:rPr>
-          <w:b/>
-          <w:lang w:val="hi_IN" w:bidi="hi_IN"/>
-        </w:rPr>
         <w:t>"को"</w:t>
       </w:r>
       <w:r>
@@ -1670,21 +1552,6 @@
           <w:b/>
           <w:lang w:val="hi_IN" w:bidi="hi_IN"/>
         </w:rPr>
-        <w:t>μειζοτέραν &amp; οὐκ ἔχω χαράν</w:t>
-      </w:r>
-    </w:p>
-    <w:p>
-      <w:pPr/>
-      <w:r>
-        <w:rPr>
-          <w:lang w:val="hi_IN" w:bidi="hi_IN"/>
-        </w:rPr>
-      </w:r>
-      <w:r>
-        <w:rPr>
-          <w:b/>
-          <w:lang w:val="hi_IN" w:bidi="hi_IN"/>
-        </w:rPr>
         <w:t xml:space="preserve">"मुझे इससे बड़ा कोई आनन्द नहीं" </w:t>
       </w:r>
     </w:p>
@@ -1781,21 +1648,6 @@
           <w:b/>
           <w:lang w:val="hi_IN" w:bidi="hi_IN"/>
         </w:rPr>
-        <w:t>τὰ ἐμὰ τέκνα</w:t>
-      </w:r>
-    </w:p>
-    <w:p>
-      <w:pPr/>
-      <w:r>
-        <w:rPr>
-          <w:lang w:val="hi_IN" w:bidi="hi_IN"/>
-        </w:rPr>
-      </w:r>
-      <w:r>
-        <w:rPr>
-          <w:b/>
-          <w:lang w:val="hi_IN" w:bidi="hi_IN"/>
-        </w:rPr>
         <w:t>"मेरे बच्चे"</w:t>
       </w:r>
     </w:p>
@@ -1892,21 +1744,6 @@
           <w:b/>
           <w:lang w:val="hi_IN" w:bidi="hi_IN"/>
         </w:rPr>
-        <w:t>ἐν τῇ ἀληθείᾳ περιπατοῦντα</w:t>
-      </w:r>
-    </w:p>
-    <w:p>
-      <w:pPr/>
-      <w:r>
-        <w:rPr>
-          <w:lang w:val="hi_IN" w:bidi="hi_IN"/>
-        </w:rPr>
-      </w:r>
-      <w:r>
-        <w:rPr>
-          <w:b/>
-          <w:lang w:val="hi_IN" w:bidi="hi_IN"/>
-        </w:rPr>
         <w:t>"सत्य में चल रहे हैं"</w:t>
       </w:r>
     </w:p>
@@ -2003,21 +1840,6 @@
           <w:b/>
           <w:lang w:val="hi_IN" w:bidi="hi_IN"/>
         </w:rPr>
-        <w:t>ἐν τῇ ἀληθείᾳ</w:t>
-      </w:r>
-    </w:p>
-    <w:p>
-      <w:pPr/>
-      <w:r>
-        <w:rPr>
-          <w:lang w:val="hi_IN" w:bidi="hi_IN"/>
-        </w:rPr>
-      </w:r>
-      <w:r>
-        <w:rPr>
-          <w:b/>
-          <w:lang w:val="hi_IN" w:bidi="hi_IN"/>
-        </w:rPr>
         <w:t>"सत्य में"</w:t>
       </w:r>
     </w:p>
@@ -2114,21 +1936,6 @@
           <w:b/>
           <w:lang w:val="hi_IN" w:bidi="hi_IN"/>
         </w:rPr>
-        <w:t>τοὺς ἀδελφοὺς</w:t>
-      </w:r>
-    </w:p>
-    <w:p>
-      <w:pPr/>
-      <w:r>
-        <w:rPr>
-          <w:lang w:val="hi_IN" w:bidi="hi_IN"/>
-        </w:rPr>
-      </w:r>
-      <w:r>
-        <w:rPr>
-          <w:b/>
-          <w:lang w:val="hi_IN" w:bidi="hi_IN"/>
-        </w:rPr>
         <w:t>"भाईयों"</w:t>
       </w:r>
     </w:p>
@@ -2225,21 +2032,6 @@
           <w:b/>
           <w:lang w:val="hi_IN" w:bidi="hi_IN"/>
         </w:rPr>
-        <w:t>σου τῇ ἀγάπῃ</w:t>
-      </w:r>
-    </w:p>
-    <w:p>
-      <w:pPr/>
-      <w:r>
-        <w:rPr>
-          <w:lang w:val="hi_IN" w:bidi="hi_IN"/>
-        </w:rPr>
-      </w:r>
-      <w:r>
-        <w:rPr>
-          <w:b/>
-          <w:lang w:val="hi_IN" w:bidi="hi_IN"/>
-        </w:rPr>
         <w:t>"आपका प्रेम"</w:t>
       </w:r>
     </w:p>
@@ -2336,21 +2128,6 @@
           <w:b/>
           <w:lang w:val="hi_IN" w:bidi="hi_IN"/>
         </w:rPr>
-        <w:t>προπέμψας</w:t>
-      </w:r>
-    </w:p>
-    <w:p>
-      <w:pPr/>
-      <w:r>
-        <w:rPr>
-          <w:lang w:val="hi_IN" w:bidi="hi_IN"/>
-        </w:rPr>
-      </w:r>
-      <w:r>
-        <w:rPr>
-          <w:b/>
-          <w:lang w:val="hi_IN" w:bidi="hi_IN"/>
-        </w:rPr>
         <w:t>"विदा करना"</w:t>
       </w:r>
     </w:p>
@@ -2447,21 +2224,6 @@
           <w:b/>
           <w:lang w:val="hi_IN" w:bidi="hi_IN"/>
         </w:rPr>
-        <w:t>οὓς καλῶς ποιήσεις, προπέμψας ἀξίως τοῦ Θεοῦ; ὑπὲρ γὰρ τοῦ ὀνόματος ἐξῆλθον, μηδὲν λαμβάνοντες ἀπὸ τῶν ἐθνικῶν</w:t>
-      </w:r>
-    </w:p>
-    <w:p>
-      <w:pPr/>
-      <w:r>
-        <w:rPr>
-          <w:lang w:val="hi_IN" w:bidi="hi_IN"/>
-        </w:rPr>
-      </w:r>
-      <w:r>
-        <w:rPr>
-          <w:b/>
-          <w:lang w:val="hi_IN" w:bidi="hi_IN"/>
-        </w:rPr>
         <w:t>"आप उन्हें परमेश्वर के योग्य भेज कर अच्छा करेंगे"</w:t>
       </w:r>
       <w:r>
@@ -2558,21 +2320,6 @@
           <w:b/>
           <w:lang w:val="hi_IN" w:bidi="hi_IN"/>
         </w:rPr>
-        <w:t>ὑπὲρ &amp; τοῦ ὀνόματος</w:t>
-      </w:r>
-    </w:p>
-    <w:p>
-      <w:pPr/>
-      <w:r>
-        <w:rPr>
-          <w:lang w:val="hi_IN" w:bidi="hi_IN"/>
-        </w:rPr>
-      </w:r>
-      <w:r>
-        <w:rPr>
-          <w:b/>
-          <w:lang w:val="hi_IN" w:bidi="hi_IN"/>
-        </w:rPr>
         <w:t>"नाम के खातिर"</w:t>
       </w:r>
     </w:p>
@@ -2669,21 +2416,6 @@
           <w:b/>
           <w:lang w:val="hi_IN" w:bidi="hi_IN"/>
         </w:rPr>
-        <w:t>μηδὲν λαμβάνοντες ἀπὸ τῶν ἐθνικῶν</w:t>
-      </w:r>
-    </w:p>
-    <w:p>
-      <w:pPr/>
-      <w:r>
-        <w:rPr>
-          <w:lang w:val="hi_IN" w:bidi="hi_IN"/>
-        </w:rPr>
-      </w:r>
-      <w:r>
-        <w:rPr>
-          <w:b/>
-          <w:lang w:val="hi_IN" w:bidi="hi_IN"/>
-        </w:rPr>
         <w:t>"अन्यजातियों से कुछ भी प्राप्त नहीं करना"</w:t>
       </w:r>
     </w:p>
@@ -2780,21 +2512,6 @@
           <w:b/>
           <w:lang w:val="hi_IN" w:bidi="hi_IN"/>
         </w:rPr>
-        <w:t>τῶν ἐθνικῶν</w:t>
-      </w:r>
-    </w:p>
-    <w:p>
-      <w:pPr/>
-      <w:r>
-        <w:rPr>
-          <w:lang w:val="hi_IN" w:bidi="hi_IN"/>
-        </w:rPr>
-      </w:r>
-      <w:r>
-        <w:rPr>
-          <w:b/>
-          <w:lang w:val="hi_IN" w:bidi="hi_IN"/>
-        </w:rPr>
         <w:t>"अन्यजातियों"</w:t>
       </w:r>
     </w:p>
@@ -2891,21 +2608,6 @@
           <w:b/>
           <w:lang w:val="hi_IN" w:bidi="hi_IN"/>
         </w:rPr>
-        <w:t>οὖν</w:t>
-      </w:r>
-    </w:p>
-    <w:p>
-      <w:pPr/>
-      <w:r>
-        <w:rPr>
-          <w:lang w:val="hi_IN" w:bidi="hi_IN"/>
-        </w:rPr>
-      </w:r>
-      <w:r>
-        <w:rPr>
-          <w:b/>
-          <w:lang w:val="hi_IN" w:bidi="hi_IN"/>
-        </w:rPr>
         <w:t>"इसलिए"</w:t>
       </w:r>
     </w:p>
@@ -3015,21 +2717,6 @@
           <w:b/>
           <w:lang w:val="hi_IN" w:bidi="hi_IN"/>
         </w:rPr>
-        <w:t>ἡμεῖς &amp; ὀφείλομεν ὑπολαμβάνειν</w:t>
-      </w:r>
-    </w:p>
-    <w:p>
-      <w:pPr/>
-      <w:r>
-        <w:rPr>
-          <w:lang w:val="hi_IN" w:bidi="hi_IN"/>
-        </w:rPr>
-      </w:r>
-      <w:r>
-        <w:rPr>
-          <w:b/>
-          <w:lang w:val="hi_IN" w:bidi="hi_IN"/>
-        </w:rPr>
         <w:t>"हमें स्वयं समर्थन करना चाहिए"</w:t>
       </w:r>
     </w:p>
@@ -3152,21 +2839,6 @@
           <w:b/>
           <w:lang w:val="hi_IN" w:bidi="hi_IN"/>
         </w:rPr>
-        <w:t>ἡμεῖς &amp; ὀφείλομεν</w:t>
-      </w:r>
-    </w:p>
-    <w:p>
-      <w:pPr/>
-      <w:r>
-        <w:rPr>
-          <w:lang w:val="hi_IN" w:bidi="hi_IN"/>
-        </w:rPr>
-      </w:r>
-      <w:r>
-        <w:rPr>
-          <w:b/>
-          <w:lang w:val="hi_IN" w:bidi="hi_IN"/>
-        </w:rPr>
         <w:t>"हमें खुद ही चाहिए"</w:t>
       </w:r>
     </w:p>
@@ -3276,21 +2948,6 @@
           <w:b/>
           <w:lang w:val="hi_IN" w:bidi="hi_IN"/>
         </w:rPr>
-        <w:t>ὑπολαμβάνειν</w:t>
-      </w:r>
-    </w:p>
-    <w:p>
-      <w:pPr/>
-      <w:r>
-        <w:rPr>
-          <w:lang w:val="hi_IN" w:bidi="hi_IN"/>
-        </w:rPr>
-      </w:r>
-      <w:r>
-        <w:rPr>
-          <w:b/>
-          <w:lang w:val="hi_IN" w:bidi="hi_IN"/>
-        </w:rPr>
         <w:t>"सहायता करना"</w:t>
       </w:r>
     </w:p>
@@ -3374,21 +3031,6 @@
           <w:b/>
           <w:lang w:val="hi_IN" w:bidi="hi_IN"/>
         </w:rPr>
-        <w:t>ἵνα</w:t>
-      </w:r>
-    </w:p>
-    <w:p>
-      <w:pPr/>
-      <w:r>
-        <w:rPr>
-          <w:lang w:val="hi_IN" w:bidi="hi_IN"/>
-        </w:rPr>
-      </w:r>
-      <w:r>
-        <w:rPr>
-          <w:b/>
-          <w:lang w:val="hi_IN" w:bidi="hi_IN"/>
-        </w:rPr>
         <w:t>"ताकि"</w:t>
       </w:r>
     </w:p>
@@ -3511,21 +3153,6 @@
           <w:b/>
           <w:lang w:val="hi_IN" w:bidi="hi_IN"/>
         </w:rPr>
-        <w:t>ἵνα συνεργοὶ γινώμεθα τῇ ἀληθείᾳ</w:t>
-      </w:r>
-    </w:p>
-    <w:p>
-      <w:pPr/>
-      <w:r>
-        <w:rPr>
-          <w:lang w:val="hi_IN" w:bidi="hi_IN"/>
-        </w:rPr>
-      </w:r>
-      <w:r>
-        <w:rPr>
-          <w:b/>
-          <w:lang w:val="hi_IN" w:bidi="hi_IN"/>
-        </w:rPr>
         <w:t>"ताकि हम सत्य के साथ सहकर्मी बन सकें"</w:t>
       </w:r>
     </w:p>
@@ -3635,21 +3262,6 @@
           <w:b/>
           <w:lang w:val="hi_IN" w:bidi="hi_IN"/>
         </w:rPr>
-        <w:t>τῇ ἀληθείᾳ</w:t>
-      </w:r>
-    </w:p>
-    <w:p>
-      <w:pPr/>
-      <w:r>
-        <w:rPr>
-          <w:lang w:val="hi_IN" w:bidi="hi_IN"/>
-        </w:rPr>
-      </w:r>
-      <w:r>
-        <w:rPr>
-          <w:b/>
-          <w:lang w:val="hi_IN" w:bidi="hi_IN"/>
-        </w:rPr>
         <w:t>"सत्य के साथ"</w:t>
       </w:r>
     </w:p>
@@ -3794,21 +3406,6 @@
           <w:b/>
           <w:lang w:val="hi_IN" w:bidi="hi_IN"/>
         </w:rPr>
-        <w:t>τι</w:t>
-      </w:r>
-    </w:p>
-    <w:p>
-      <w:pPr/>
-      <w:r>
-        <w:rPr>
-          <w:lang w:val="hi_IN" w:bidi="hi_IN"/>
-        </w:rPr>
-      </w:r>
-      <w:r>
-        <w:rPr>
-          <w:b/>
-          <w:lang w:val="hi_IN" w:bidi="hi_IN"/>
-        </w:rPr>
         <w:t>"कुछ"</w:t>
       </w:r>
     </w:p>
@@ -3892,21 +3489,6 @@
           <w:b/>
           <w:lang w:val="hi_IN" w:bidi="hi_IN"/>
         </w:rPr>
-        <w:t>τῇ ἐκκλησίᾳ</w:t>
-      </w:r>
-    </w:p>
-    <w:p>
-      <w:pPr/>
-      <w:r>
-        <w:rPr>
-          <w:lang w:val="hi_IN" w:bidi="hi_IN"/>
-        </w:rPr>
-      </w:r>
-      <w:r>
-        <w:rPr>
-          <w:b/>
-          <w:lang w:val="hi_IN" w:bidi="hi_IN"/>
-        </w:rPr>
         <w:t>"कलीसिया को"</w:t>
       </w:r>
     </w:p>
@@ -4015,21 +3597,6 @@
           <w:b/>
           <w:lang w:val="hi_IN" w:bidi="hi_IN"/>
         </w:rPr>
-        <w:t>Διοτρέφης</w:t>
-      </w:r>
-    </w:p>
-    <w:p>
-      <w:pPr/>
-      <w:r>
-        <w:rPr>
-          <w:lang w:val="hi_IN" w:bidi="hi_IN"/>
-        </w:rPr>
-      </w:r>
-      <w:r>
-        <w:rPr>
-          <w:b/>
-          <w:lang w:val="hi_IN" w:bidi="hi_IN"/>
-        </w:rPr>
         <w:t>"दियुत्रिफेस"</w:t>
       </w:r>
     </w:p>
@@ -4120,21 +3687,6 @@
           <w:b/>
           <w:lang w:val="hi_IN" w:bidi="hi_IN"/>
         </w:rPr>
-        <w:t>ὁ φιλοπρωτεύων αὐτῶν</w:t>
-      </w:r>
-    </w:p>
-    <w:p>
-      <w:pPr/>
-      <w:r>
-        <w:rPr>
-          <w:lang w:val="hi_IN" w:bidi="hi_IN"/>
-        </w:rPr>
-      </w:r>
-      <w:r>
-        <w:rPr>
-          <w:b/>
-          <w:lang w:val="hi_IN" w:bidi="hi_IN"/>
-        </w:rPr>
         <w:t xml:space="preserve">"जो उनमें बड़ा </w:t>
       </w:r>
       <w:r>
@@ -4245,21 +3797,6 @@
           <w:b/>
           <w:lang w:val="hi_IN" w:bidi="hi_IN"/>
         </w:rPr>
-        <w:t>οὐκ ἐπιδέχεται ἡμᾶς</w:t>
-      </w:r>
-    </w:p>
-    <w:p>
-      <w:pPr/>
-      <w:r>
-        <w:rPr>
-          <w:lang w:val="hi_IN" w:bidi="hi_IN"/>
-        </w:rPr>
-      </w:r>
-      <w:r>
-        <w:rPr>
-          <w:b/>
-          <w:lang w:val="hi_IN" w:bidi="hi_IN"/>
-        </w:rPr>
         <w:t>"हमें</w:t>
       </w:r>
       <w:r>
@@ -4383,21 +3920,6 @@
           <w:b/>
           <w:lang w:val="hi_IN" w:bidi="hi_IN"/>
         </w:rPr>
-        <w:t>ἡμᾶς</w:t>
-      </w:r>
-    </w:p>
-    <w:p>
-      <w:pPr/>
-      <w:r>
-        <w:rPr>
-          <w:lang w:val="hi_IN" w:bidi="hi_IN"/>
-        </w:rPr>
-      </w:r>
-      <w:r>
-        <w:rPr>
-          <w:b/>
-          <w:lang w:val="hi_IN" w:bidi="hi_IN"/>
-        </w:rPr>
         <w:t>"हम"</w:t>
       </w:r>
     </w:p>
@@ -4494,21 +4016,6 @@
           <w:b/>
           <w:lang w:val="hi_IN" w:bidi="hi_IN"/>
         </w:rPr>
-        <w:t>διὰ τοῦτο</w:t>
-      </w:r>
-    </w:p>
-    <w:p>
-      <w:pPr/>
-      <w:r>
-        <w:rPr>
-          <w:lang w:val="hi_IN" w:bidi="hi_IN"/>
-        </w:rPr>
-      </w:r>
-      <w:r>
-        <w:rPr>
-          <w:b/>
-          <w:lang w:val="hi_IN" w:bidi="hi_IN"/>
-        </w:rPr>
         <w:t>"इस कारण"</w:t>
       </w:r>
     </w:p>
@@ -4599,21 +4106,6 @@
           <w:b/>
           <w:lang w:val="hi_IN" w:bidi="hi_IN"/>
         </w:rPr>
-        <w:t>ἐὰν ἔλθω</w:t>
-      </w:r>
-    </w:p>
-    <w:p>
-      <w:pPr/>
-      <w:r>
-        <w:rPr>
-          <w:lang w:val="hi_IN" w:bidi="hi_IN"/>
-        </w:rPr>
-      </w:r>
-      <w:r>
-        <w:rPr>
-          <w:b/>
-          <w:lang w:val="hi_IN" w:bidi="hi_IN"/>
-        </w:rPr>
         <w:t>"यदि मैं आऊँ"</w:t>
       </w:r>
     </w:p>
@@ -4697,21 +4189,6 @@
           <w:b/>
           <w:lang w:val="hi_IN" w:bidi="hi_IN"/>
         </w:rPr>
-        <w:t>ἔλθω</w:t>
-      </w:r>
-    </w:p>
-    <w:p>
-      <w:pPr/>
-      <w:r>
-        <w:rPr>
-          <w:lang w:val="hi_IN" w:bidi="hi_IN"/>
-        </w:rPr>
-      </w:r>
-      <w:r>
-        <w:rPr>
-          <w:b/>
-          <w:lang w:val="hi_IN" w:bidi="hi_IN"/>
-        </w:rPr>
         <w:t>"मैं आता हूँ"</w:t>
       </w:r>
     </w:p>
@@ -4795,21 +4272,6 @@
           <w:b/>
           <w:lang w:val="hi_IN" w:bidi="hi_IN"/>
         </w:rPr>
-        <w:t>λόγοις πονηροῖς φλυαρῶν ἡμᾶς</w:t>
-      </w:r>
-    </w:p>
-    <w:p>
-      <w:pPr/>
-      <w:r>
-        <w:rPr>
-          <w:lang w:val="hi_IN" w:bidi="hi_IN"/>
-        </w:rPr>
-      </w:r>
-      <w:r>
-        <w:rPr>
-          <w:b/>
-          <w:lang w:val="hi_IN" w:bidi="hi_IN"/>
-        </w:rPr>
         <w:t>"हमें बुरे शब्दों से आरोपित करना"</w:t>
       </w:r>
     </w:p>
@@ -4932,21 +4394,6 @@
           <w:b/>
           <w:lang w:val="hi_IN" w:bidi="hi_IN"/>
         </w:rPr>
-        <w:t>μὴ ἀρκούμενος ἐπὶ τούτοις</w:t>
-      </w:r>
-    </w:p>
-    <w:p>
-      <w:pPr/>
-      <w:r>
-        <w:rPr>
-          <w:lang w:val="hi_IN" w:bidi="hi_IN"/>
-        </w:rPr>
-      </w:r>
-      <w:r>
-        <w:rPr>
-          <w:b/>
-          <w:lang w:val="hi_IN" w:bidi="hi_IN"/>
-        </w:rPr>
         <w:t>"इन चीजों से संतुष्ट नहीं होना"</w:t>
       </w:r>
     </w:p>
@@ -5030,21 +4477,6 @@
           <w:b/>
           <w:lang w:val="hi_IN" w:bidi="hi_IN"/>
         </w:rPr>
-        <w:t>τοὺς ἀδελφοὺς</w:t>
-      </w:r>
-    </w:p>
-    <w:p>
-      <w:pPr/>
-      <w:r>
-        <w:rPr>
-          <w:lang w:val="hi_IN" w:bidi="hi_IN"/>
-        </w:rPr>
-      </w:r>
-      <w:r>
-        <w:rPr>
-          <w:b/>
-          <w:lang w:val="hi_IN" w:bidi="hi_IN"/>
-        </w:rPr>
         <w:t>"भाइयों"</w:t>
       </w:r>
     </w:p>
@@ -5141,21 +4573,6 @@
           <w:b/>
           <w:lang w:val="hi_IN" w:bidi="hi_IN"/>
         </w:rPr>
-        <w:t>καὶ τοὺς βουλομένους κωλύει</w:t>
-      </w:r>
-    </w:p>
-    <w:p>
-      <w:pPr/>
-      <w:r>
-        <w:rPr>
-          <w:lang w:val="hi_IN" w:bidi="hi_IN"/>
-        </w:rPr>
-      </w:r>
-      <w:r>
-        <w:rPr>
-          <w:b/>
-          <w:lang w:val="hi_IN" w:bidi="hi_IN"/>
-        </w:rPr>
         <w:t>"और वह इच्छुक लोगों को रोकता है"</w:t>
       </w:r>
     </w:p>
@@ -5239,21 +4656,6 @@
           <w:b/>
           <w:lang w:val="hi_IN" w:bidi="hi_IN"/>
         </w:rPr>
-        <w:t>μὴ μιμοῦ τὸ κακὸν, ἀλλὰ τὸ ἀγαθόν</w:t>
-      </w:r>
-    </w:p>
-    <w:p>
-      <w:pPr/>
-      <w:r>
-        <w:rPr>
-          <w:lang w:val="hi_IN" w:bidi="hi_IN"/>
-        </w:rPr>
-      </w:r>
-      <w:r>
-        <w:rPr>
-          <w:b/>
-          <w:lang w:val="hi_IN" w:bidi="hi_IN"/>
-        </w:rPr>
         <w:t>"बुराई की नकल मत करो, बल्कि अच्छाई की"</w:t>
       </w:r>
     </w:p>
@@ -5363,21 +4765,6 @@
           <w:b/>
           <w:lang w:val="hi_IN" w:bidi="hi_IN"/>
         </w:rPr>
-        <w:t>ἀλλὰ τὸ ἀγαθόν</w:t>
-      </w:r>
-    </w:p>
-    <w:p>
-      <w:pPr/>
-      <w:r>
-        <w:rPr>
-          <w:lang w:val="hi_IN" w:bidi="hi_IN"/>
-        </w:rPr>
-      </w:r>
-      <w:r>
-        <w:rPr>
-          <w:b/>
-          <w:lang w:val="hi_IN" w:bidi="hi_IN"/>
-        </w:rPr>
         <w:t>"लेकिन अच्छा"</w:t>
       </w:r>
     </w:p>
@@ -5461,21 +4848,6 @@
           <w:b/>
           <w:lang w:val="hi_IN" w:bidi="hi_IN"/>
         </w:rPr>
-        <w:t>οὐχ ἑώρακεν τὸν Θεόν</w:t>
-      </w:r>
-    </w:p>
-    <w:p>
-      <w:pPr/>
-      <w:r>
-        <w:rPr>
-          <w:lang w:val="hi_IN" w:bidi="hi_IN"/>
-        </w:rPr>
-      </w:r>
-      <w:r>
-        <w:rPr>
-          <w:b/>
-          <w:lang w:val="hi_IN" w:bidi="hi_IN"/>
-        </w:rPr>
         <w:t xml:space="preserve">"ने </w:t>
       </w:r>
       <w:r>
@@ -5586,21 +4958,6 @@
           <w:b/>
           <w:lang w:val="hi_IN" w:bidi="hi_IN"/>
         </w:rPr>
-        <w:t>Δημητρίῳ μεμαρτύρηται ὑπὸ πάντων</w:t>
-      </w:r>
-    </w:p>
-    <w:p>
-      <w:pPr/>
-      <w:r>
-        <w:rPr>
-          <w:lang w:val="hi_IN" w:bidi="hi_IN"/>
-        </w:rPr>
-      </w:r>
-      <w:r>
-        <w:rPr>
-          <w:b/>
-          <w:lang w:val="hi_IN" w:bidi="hi_IN"/>
-        </w:rPr>
         <w:t>"दिमेत्रियुस को सभी ने साक्ष्यांकित किया है"</w:t>
       </w:r>
     </w:p>
@@ -5684,21 +5041,6 @@
           <w:b/>
           <w:lang w:val="hi_IN" w:bidi="hi_IN"/>
         </w:rPr>
-        <w:t>Δημητρίῳ</w:t>
-      </w:r>
-    </w:p>
-    <w:p>
-      <w:pPr/>
-      <w:r>
-        <w:rPr>
-          <w:lang w:val="hi_IN" w:bidi="hi_IN"/>
-        </w:rPr>
-      </w:r>
-      <w:r>
-        <w:rPr>
-          <w:b/>
-          <w:lang w:val="hi_IN" w:bidi="hi_IN"/>
-        </w:rPr>
         <w:t>"दिमेत्रियुस"</w:t>
       </w:r>
     </w:p>
@@ -5789,21 +5131,6 @@
           <w:b/>
           <w:lang w:val="hi_IN" w:bidi="hi_IN"/>
         </w:rPr>
-        <w:t>ὑπὸ πάντων</w:t>
-      </w:r>
-    </w:p>
-    <w:p>
-      <w:pPr/>
-      <w:r>
-        <w:rPr>
-          <w:lang w:val="hi_IN" w:bidi="hi_IN"/>
-        </w:rPr>
-      </w:r>
-      <w:r>
-        <w:rPr>
-          <w:b/>
-          <w:lang w:val="hi_IN" w:bidi="hi_IN"/>
-        </w:rPr>
         <w:t>"सभी द्वारा"</w:t>
       </w:r>
     </w:p>
@@ -5900,21 +5227,6 @@
           <w:b/>
           <w:lang w:val="hi_IN" w:bidi="hi_IN"/>
         </w:rPr>
-        <w:t>καὶ ὑπὸ αὐτῆς τῆς ἀληθείας</w:t>
-      </w:r>
-    </w:p>
-    <w:p>
-      <w:pPr/>
-      <w:r>
-        <w:rPr>
-          <w:lang w:val="hi_IN" w:bidi="hi_IN"/>
-        </w:rPr>
-      </w:r>
-      <w:r>
-        <w:rPr>
-          <w:b/>
-          <w:lang w:val="hi_IN" w:bidi="hi_IN"/>
-        </w:rPr>
         <w:t>"और स्वयं सत्य द्वारा"</w:t>
       </w:r>
     </w:p>
@@ -5998,21 +5310,6 @@
           <w:b/>
           <w:lang w:val="hi_IN" w:bidi="hi_IN"/>
         </w:rPr>
-        <w:t>ὑπὸ αὐτῆς τῆς ἀληθείας</w:t>
-      </w:r>
-    </w:p>
-    <w:p>
-      <w:pPr/>
-      <w:r>
-        <w:rPr>
-          <w:lang w:val="hi_IN" w:bidi="hi_IN"/>
-        </w:rPr>
-      </w:r>
-      <w:r>
-        <w:rPr>
-          <w:b/>
-          <w:lang w:val="hi_IN" w:bidi="hi_IN"/>
-        </w:rPr>
         <w:t>"स्वयं सत्य द्वारा"</w:t>
       </w:r>
     </w:p>
@@ -6109,21 +5406,6 @@
           <w:b/>
           <w:lang w:val="hi_IN" w:bidi="hi_IN"/>
         </w:rPr>
-        <w:t>ὑπὸ αὐτῆς τῆς ἀληθείας</w:t>
-      </w:r>
-    </w:p>
-    <w:p>
-      <w:pPr/>
-      <w:r>
-        <w:rPr>
-          <w:lang w:val="hi_IN" w:bidi="hi_IN"/>
-        </w:rPr>
-      </w:r>
-      <w:r>
-        <w:rPr>
-          <w:b/>
-          <w:lang w:val="hi_IN" w:bidi="hi_IN"/>
-        </w:rPr>
         <w:t>"स्वयं सत्य द्वारा"</w:t>
       </w:r>
     </w:p>
@@ -6220,21 +5502,6 @@
           <w:b/>
           <w:lang w:val="hi_IN" w:bidi="hi_IN"/>
         </w:rPr>
-        <w:t>καὶ ἡμεῖς &amp; μαρτυροῦμεν</w:t>
-      </w:r>
-    </w:p>
-    <w:p>
-      <w:pPr/>
-      <w:r>
-        <w:rPr>
-          <w:lang w:val="hi_IN" w:bidi="hi_IN"/>
-        </w:rPr>
-      </w:r>
-      <w:r>
-        <w:rPr>
-          <w:b/>
-          <w:lang w:val="hi_IN" w:bidi="hi_IN"/>
-        </w:rPr>
         <w:t>"हम स्वयं भी गवाही देते हैं"</w:t>
       </w:r>
     </w:p>
@@ -6356,21 +5623,6 @@
           <w:b/>
           <w:lang w:val="hi_IN" w:bidi="hi_IN"/>
         </w:rPr>
-        <w:t>ἡμεῖς &amp; μαρτυροῦμεν &amp; ἡμῶν</w:t>
-      </w:r>
-    </w:p>
-    <w:p>
-      <w:pPr/>
-      <w:r>
-        <w:rPr>
-          <w:lang w:val="hi_IN" w:bidi="hi_IN"/>
-        </w:rPr>
-      </w:r>
-      <w:r>
-        <w:rPr>
-          <w:b/>
-          <w:lang w:val="hi_IN" w:bidi="hi_IN"/>
-        </w:rPr>
         <w:t>"हम स्वयं"</w:t>
       </w:r>
       <w:r>
@@ -6506,21 +5758,6 @@
           <w:b/>
           <w:lang w:val="hi_IN" w:bidi="hi_IN"/>
         </w:rPr>
-        <w:t>διὰ μέλανος καὶ καλάμου</w:t>
-      </w:r>
-    </w:p>
-    <w:p>
-      <w:pPr/>
-      <w:r>
-        <w:rPr>
-          <w:lang w:val="hi_IN" w:bidi="hi_IN"/>
-        </w:rPr>
-      </w:r>
-      <w:r>
-        <w:rPr>
-          <w:b/>
-          <w:lang w:val="hi_IN" w:bidi="hi_IN"/>
-        </w:rPr>
         <w:t>"</w:t>
       </w:r>
       <w:r>
@@ -6643,21 +5880,6 @@
           <w:b/>
           <w:lang w:val="hi_IN" w:bidi="hi_IN"/>
         </w:rPr>
-        <w:t>στόμα πρὸς στόμα</w:t>
-      </w:r>
-    </w:p>
-    <w:p>
-      <w:pPr/>
-      <w:r>
-        <w:rPr>
-          <w:lang w:val="hi_IN" w:bidi="hi_IN"/>
-        </w:rPr>
-      </w:r>
-      <w:r>
-        <w:rPr>
-          <w:b/>
-          <w:lang w:val="hi_IN" w:bidi="hi_IN"/>
-        </w:rPr>
         <w:t>"मुंह से मुंह"</w:t>
       </w:r>
     </w:p>
@@ -6754,21 +5976,6 @@
           <w:b/>
           <w:lang w:val="hi_IN" w:bidi="hi_IN"/>
         </w:rPr>
-        <w:t>εἰρήνη σοι</w:t>
-      </w:r>
-    </w:p>
-    <w:p>
-      <w:pPr/>
-      <w:r>
-        <w:rPr>
-          <w:lang w:val="hi_IN" w:bidi="hi_IN"/>
-        </w:rPr>
-      </w:r>
-      <w:r>
-        <w:rPr>
-          <w:b/>
-          <w:lang w:val="hi_IN" w:bidi="hi_IN"/>
-        </w:rPr>
         <w:t>"आपको शांति मिले"</w:t>
       </w:r>
     </w:p>
@@ -6852,21 +6059,6 @@
           <w:b/>
           <w:lang w:val="hi_IN" w:bidi="hi_IN"/>
         </w:rPr>
-        <w:t>εἰρήνη σοι</w:t>
-      </w:r>
-    </w:p>
-    <w:p>
-      <w:pPr/>
-      <w:r>
-        <w:rPr>
-          <w:lang w:val="hi_IN" w:bidi="hi_IN"/>
-        </w:rPr>
-      </w:r>
-      <w:r>
-        <w:rPr>
-          <w:b/>
-          <w:lang w:val="hi_IN" w:bidi="hi_IN"/>
-        </w:rPr>
         <w:t>"आपको शांति मिले"</w:t>
       </w:r>
     </w:p>
@@ -6963,21 +6155,6 @@
           <w:b/>
           <w:lang w:val="hi_IN" w:bidi="hi_IN"/>
         </w:rPr>
-        <w:t>ἀσπάζονταί σε οἱ φίλοι</w:t>
-      </w:r>
-    </w:p>
-    <w:p>
-      <w:pPr/>
-      <w:r>
-        <w:rPr>
-          <w:lang w:val="hi_IN" w:bidi="hi_IN"/>
-        </w:rPr>
-      </w:r>
-      <w:r>
-        <w:rPr>
-          <w:b/>
-          <w:lang w:val="hi_IN" w:bidi="hi_IN"/>
-        </w:rPr>
         <w:t>"मित्र आपको नमस्कार करते हैं"</w:t>
       </w:r>
     </w:p>
@@ -7074,21 +6251,6 @@
           <w:b/>
           <w:lang w:val="hi_IN" w:bidi="hi_IN"/>
         </w:rPr>
-        <w:t>ἀσπάζου τοὺς φίλους</w:t>
-      </w:r>
-    </w:p>
-    <w:p>
-      <w:pPr/>
-      <w:r>
-        <w:rPr>
-          <w:lang w:val="hi_IN" w:bidi="hi_IN"/>
-        </w:rPr>
-      </w:r>
-      <w:r>
-        <w:rPr>
-          <w:b/>
-          <w:lang w:val="hi_IN" w:bidi="hi_IN"/>
-        </w:rPr>
         <w:t>"मित्रों को नमस्कार"</w:t>
       </w:r>
     </w:p>
@@ -7183,21 +6345,6 @@
         <w:rPr>
           <w:lang w:val="hi_IN" w:bidi="hi_IN"/>
         </w:rPr>
-      </w:r>
-    </w:p>
-    <w:p>
-      <w:pPr/>
-      <w:r>
-        <w:rPr>
-          <w:lang w:val="hi_IN" w:bidi="hi_IN"/>
-        </w:rPr>
-      </w:r>
-      <w:r>
-        <w:rPr>
-          <w:b/>
-          <w:lang w:val="hi_IN" w:bidi="hi_IN"/>
-        </w:rPr>
-        <w:t>κατ’ ὄνομα</w:t>
       </w:r>
     </w:p>
     <w:p>

--- a/hin/docx/64.content.docx
+++ b/hin/docx/64.content.docx
@@ -19,7 +19,7 @@
         <w:rPr>
           <w:lang w:val="hi_IN" w:bidi="hi_IN"/>
         </w:rPr>
-        <w:t>Resource: अनुवाद नोट्स (अनफोल्डिंग वर्ड)</w:t>
+        <w:t>Resource: unfoldingWord® Translation Notes</w:t>
       </w:r>
       <w:r>
         <w:rPr>
@@ -90,7 +90,7 @@
         <w:rPr>
           <w:lang w:val="hi_IN" w:bidi="hi_IN"/>
         </w:rPr>
-        <w:t>अनुवाद नोट्स (अनफोल्डिंग वर्ड)</w:t>
+        <w:t>unfoldingWord® Translation Notes</w:t>
       </w:r>
     </w:p>
     <w:p>

--- a/hin/docx/64.content.docx
+++ b/hin/docx/64.content.docx
@@ -795,6 +795,21 @@
           <w:b/>
           <w:lang w:val="hi_IN" w:bidi="hi_IN"/>
         </w:rPr>
+        <w:t>ὁ πρεσβύτερος</w:t>
+      </w:r>
+    </w:p>
+    <w:p>
+      <w:pPr/>
+      <w:r>
+        <w:rPr>
+          <w:lang w:val="hi_IN" w:bidi="hi_IN"/>
+        </w:rPr>
+      </w:r>
+      <w:r>
+        <w:rPr>
+          <w:b/>
+          <w:lang w:val="hi_IN" w:bidi="hi_IN"/>
+        </w:rPr>
         <w:t>"</w:t>
       </w:r>
       <w:r>
@@ -918,6 +933,21 @@
           <w:b/>
           <w:lang w:val="hi_IN" w:bidi="hi_IN"/>
         </w:rPr>
+        <w:t>Γαΐῳ</w:t>
+      </w:r>
+    </w:p>
+    <w:p>
+      <w:pPr/>
+      <w:r>
+        <w:rPr>
+          <w:lang w:val="hi_IN" w:bidi="hi_IN"/>
+        </w:rPr>
+      </w:r>
+      <w:r>
+        <w:rPr>
+          <w:b/>
+          <w:lang w:val="hi_IN" w:bidi="hi_IN"/>
+        </w:rPr>
         <w:t>"को"</w:t>
       </w:r>
       <w:r>
@@ -1021,6 +1051,21 @@
           <w:b/>
           <w:lang w:val="hi_IN" w:bidi="hi_IN"/>
         </w:rPr>
+        <w:t>ὃν ἐγὼ ἀγαπῶ ἐν ἀληθείᾳ</w:t>
+      </w:r>
+    </w:p>
+    <w:p>
+      <w:pPr/>
+      <w:r>
+        <w:rPr>
+          <w:lang w:val="hi_IN" w:bidi="hi_IN"/>
+        </w:rPr>
+      </w:r>
+      <w:r>
+        <w:rPr>
+          <w:b/>
+          <w:lang w:val="hi_IN" w:bidi="hi_IN"/>
+        </w:rPr>
         <w:t>"जिनसे मैं सच्चा प्रेम करता हूँ"</w:t>
       </w:r>
     </w:p>
@@ -1117,6 +1162,21 @@
           <w:b/>
           <w:lang w:val="hi_IN" w:bidi="hi_IN"/>
         </w:rPr>
+        <w:t>γὰρ</w:t>
+      </w:r>
+    </w:p>
+    <w:p>
+      <w:pPr/>
+      <w:r>
+        <w:rPr>
+          <w:lang w:val="hi_IN" w:bidi="hi_IN"/>
+        </w:rPr>
+      </w:r>
+      <w:r>
+        <w:rPr>
+          <w:b/>
+          <w:lang w:val="hi_IN" w:bidi="hi_IN"/>
+        </w:rPr>
         <w:t>"के लिए"</w:t>
       </w:r>
     </w:p>
@@ -1225,6 +1285,21 @@
           <w:b/>
           <w:lang w:val="hi_IN" w:bidi="hi_IN"/>
         </w:rPr>
+        <w:t>ἀδελφῶν</w:t>
+      </w:r>
+    </w:p>
+    <w:p>
+      <w:pPr/>
+      <w:r>
+        <w:rPr>
+          <w:lang w:val="hi_IN" w:bidi="hi_IN"/>
+        </w:rPr>
+      </w:r>
+      <w:r>
+        <w:rPr>
+          <w:b/>
+          <w:lang w:val="hi_IN" w:bidi="hi_IN"/>
+        </w:rPr>
         <w:t>"भाइयों"</w:t>
       </w:r>
     </w:p>
@@ -1334,6 +1409,21 @@
           <w:b/>
           <w:lang w:val="hi_IN" w:bidi="hi_IN"/>
         </w:rPr>
+        <w:t>σὺ ἐν ἀληθείᾳ περιπατεῖς</w:t>
+      </w:r>
+    </w:p>
+    <w:p>
+      <w:pPr/>
+      <w:r>
+        <w:rPr>
+          <w:lang w:val="hi_IN" w:bidi="hi_IN"/>
+        </w:rPr>
+      </w:r>
+      <w:r>
+        <w:rPr>
+          <w:b/>
+          <w:lang w:val="hi_IN" w:bidi="hi_IN"/>
+        </w:rPr>
         <w:t>"तुम सत्य पर चल रहे हो"</w:t>
       </w:r>
     </w:p>
@@ -1430,6 +1520,21 @@
           <w:b/>
           <w:lang w:val="hi_IN" w:bidi="hi_IN"/>
         </w:rPr>
+        <w:t>ἀληθείᾳ &amp; ἀληθείᾳ</w:t>
+      </w:r>
+    </w:p>
+    <w:p>
+      <w:pPr/>
+      <w:r>
+        <w:rPr>
+          <w:lang w:val="hi_IN" w:bidi="hi_IN"/>
+        </w:rPr>
+      </w:r>
+      <w:r>
+        <w:rPr>
+          <w:b/>
+          <w:lang w:val="hi_IN" w:bidi="hi_IN"/>
+        </w:rPr>
         <w:t>"को"</w:t>
       </w:r>
       <w:r>
@@ -1552,6 +1657,21 @@
           <w:b/>
           <w:lang w:val="hi_IN" w:bidi="hi_IN"/>
         </w:rPr>
+        <w:t>μειζοτέραν &amp; οὐκ ἔχω χαράν</w:t>
+      </w:r>
+    </w:p>
+    <w:p>
+      <w:pPr/>
+      <w:r>
+        <w:rPr>
+          <w:lang w:val="hi_IN" w:bidi="hi_IN"/>
+        </w:rPr>
+      </w:r>
+      <w:r>
+        <w:rPr>
+          <w:b/>
+          <w:lang w:val="hi_IN" w:bidi="hi_IN"/>
+        </w:rPr>
         <w:t xml:space="preserve">"मुझे इससे बड़ा कोई आनन्द नहीं" </w:t>
       </w:r>
     </w:p>
@@ -1648,6 +1768,21 @@
           <w:b/>
           <w:lang w:val="hi_IN" w:bidi="hi_IN"/>
         </w:rPr>
+        <w:t>τὰ ἐμὰ τέκνα</w:t>
+      </w:r>
+    </w:p>
+    <w:p>
+      <w:pPr/>
+      <w:r>
+        <w:rPr>
+          <w:lang w:val="hi_IN" w:bidi="hi_IN"/>
+        </w:rPr>
+      </w:r>
+      <w:r>
+        <w:rPr>
+          <w:b/>
+          <w:lang w:val="hi_IN" w:bidi="hi_IN"/>
+        </w:rPr>
         <w:t>"मेरे बच्चे"</w:t>
       </w:r>
     </w:p>
@@ -1744,6 +1879,21 @@
           <w:b/>
           <w:lang w:val="hi_IN" w:bidi="hi_IN"/>
         </w:rPr>
+        <w:t>ἐν τῇ ἀληθείᾳ περιπατοῦντα</w:t>
+      </w:r>
+    </w:p>
+    <w:p>
+      <w:pPr/>
+      <w:r>
+        <w:rPr>
+          <w:lang w:val="hi_IN" w:bidi="hi_IN"/>
+        </w:rPr>
+      </w:r>
+      <w:r>
+        <w:rPr>
+          <w:b/>
+          <w:lang w:val="hi_IN" w:bidi="hi_IN"/>
+        </w:rPr>
         <w:t>"सत्य में चल रहे हैं"</w:t>
       </w:r>
     </w:p>
@@ -1840,6 +1990,21 @@
           <w:b/>
           <w:lang w:val="hi_IN" w:bidi="hi_IN"/>
         </w:rPr>
+        <w:t>ἐν τῇ ἀληθείᾳ</w:t>
+      </w:r>
+    </w:p>
+    <w:p>
+      <w:pPr/>
+      <w:r>
+        <w:rPr>
+          <w:lang w:val="hi_IN" w:bidi="hi_IN"/>
+        </w:rPr>
+      </w:r>
+      <w:r>
+        <w:rPr>
+          <w:b/>
+          <w:lang w:val="hi_IN" w:bidi="hi_IN"/>
+        </w:rPr>
         <w:t>"सत्य में"</w:t>
       </w:r>
     </w:p>
@@ -1936,6 +2101,21 @@
           <w:b/>
           <w:lang w:val="hi_IN" w:bidi="hi_IN"/>
         </w:rPr>
+        <w:t>τοὺς ἀδελφοὺς</w:t>
+      </w:r>
+    </w:p>
+    <w:p>
+      <w:pPr/>
+      <w:r>
+        <w:rPr>
+          <w:lang w:val="hi_IN" w:bidi="hi_IN"/>
+        </w:rPr>
+      </w:r>
+      <w:r>
+        <w:rPr>
+          <w:b/>
+          <w:lang w:val="hi_IN" w:bidi="hi_IN"/>
+        </w:rPr>
         <w:t>"भाईयों"</w:t>
       </w:r>
     </w:p>
@@ -2032,6 +2212,21 @@
           <w:b/>
           <w:lang w:val="hi_IN" w:bidi="hi_IN"/>
         </w:rPr>
+        <w:t>σου τῇ ἀγάπῃ</w:t>
+      </w:r>
+    </w:p>
+    <w:p>
+      <w:pPr/>
+      <w:r>
+        <w:rPr>
+          <w:lang w:val="hi_IN" w:bidi="hi_IN"/>
+        </w:rPr>
+      </w:r>
+      <w:r>
+        <w:rPr>
+          <w:b/>
+          <w:lang w:val="hi_IN" w:bidi="hi_IN"/>
+        </w:rPr>
         <w:t>"आपका प्रेम"</w:t>
       </w:r>
     </w:p>
@@ -2128,6 +2323,21 @@
           <w:b/>
           <w:lang w:val="hi_IN" w:bidi="hi_IN"/>
         </w:rPr>
+        <w:t>προπέμψας</w:t>
+      </w:r>
+    </w:p>
+    <w:p>
+      <w:pPr/>
+      <w:r>
+        <w:rPr>
+          <w:lang w:val="hi_IN" w:bidi="hi_IN"/>
+        </w:rPr>
+      </w:r>
+      <w:r>
+        <w:rPr>
+          <w:b/>
+          <w:lang w:val="hi_IN" w:bidi="hi_IN"/>
+        </w:rPr>
         <w:t>"विदा करना"</w:t>
       </w:r>
     </w:p>
@@ -2224,6 +2434,21 @@
           <w:b/>
           <w:lang w:val="hi_IN" w:bidi="hi_IN"/>
         </w:rPr>
+        <w:t>οὓς καλῶς ποιήσεις, προπέμψας ἀξίως τοῦ Θεοῦ; ὑπὲρ γὰρ τοῦ ὀνόματος ἐξῆλθον, μηδὲν λαμβάνοντες ἀπὸ τῶν ἐθνικῶν</w:t>
+      </w:r>
+    </w:p>
+    <w:p>
+      <w:pPr/>
+      <w:r>
+        <w:rPr>
+          <w:lang w:val="hi_IN" w:bidi="hi_IN"/>
+        </w:rPr>
+      </w:r>
+      <w:r>
+        <w:rPr>
+          <w:b/>
+          <w:lang w:val="hi_IN" w:bidi="hi_IN"/>
+        </w:rPr>
         <w:t>"आप उन्हें परमेश्वर के योग्य भेज कर अच्छा करेंगे"</w:t>
       </w:r>
       <w:r>
@@ -2320,6 +2545,21 @@
           <w:b/>
           <w:lang w:val="hi_IN" w:bidi="hi_IN"/>
         </w:rPr>
+        <w:t>ὑπὲρ &amp; τοῦ ὀνόματος</w:t>
+      </w:r>
+    </w:p>
+    <w:p>
+      <w:pPr/>
+      <w:r>
+        <w:rPr>
+          <w:lang w:val="hi_IN" w:bidi="hi_IN"/>
+        </w:rPr>
+      </w:r>
+      <w:r>
+        <w:rPr>
+          <w:b/>
+          <w:lang w:val="hi_IN" w:bidi="hi_IN"/>
+        </w:rPr>
         <w:t>"नाम के खातिर"</w:t>
       </w:r>
     </w:p>
@@ -2416,6 +2656,21 @@
           <w:b/>
           <w:lang w:val="hi_IN" w:bidi="hi_IN"/>
         </w:rPr>
+        <w:t>μηδὲν λαμβάνοντες ἀπὸ τῶν ἐθνικῶν</w:t>
+      </w:r>
+    </w:p>
+    <w:p>
+      <w:pPr/>
+      <w:r>
+        <w:rPr>
+          <w:lang w:val="hi_IN" w:bidi="hi_IN"/>
+        </w:rPr>
+      </w:r>
+      <w:r>
+        <w:rPr>
+          <w:b/>
+          <w:lang w:val="hi_IN" w:bidi="hi_IN"/>
+        </w:rPr>
         <w:t>"अन्यजातियों से कुछ भी प्राप्त नहीं करना"</w:t>
       </w:r>
     </w:p>
@@ -2512,6 +2767,21 @@
           <w:b/>
           <w:lang w:val="hi_IN" w:bidi="hi_IN"/>
         </w:rPr>
+        <w:t>τῶν ἐθνικῶν</w:t>
+      </w:r>
+    </w:p>
+    <w:p>
+      <w:pPr/>
+      <w:r>
+        <w:rPr>
+          <w:lang w:val="hi_IN" w:bidi="hi_IN"/>
+        </w:rPr>
+      </w:r>
+      <w:r>
+        <w:rPr>
+          <w:b/>
+          <w:lang w:val="hi_IN" w:bidi="hi_IN"/>
+        </w:rPr>
         <w:t>"अन्यजातियों"</w:t>
       </w:r>
     </w:p>
@@ -2608,6 +2878,21 @@
           <w:b/>
           <w:lang w:val="hi_IN" w:bidi="hi_IN"/>
         </w:rPr>
+        <w:t>οὖν</w:t>
+      </w:r>
+    </w:p>
+    <w:p>
+      <w:pPr/>
+      <w:r>
+        <w:rPr>
+          <w:lang w:val="hi_IN" w:bidi="hi_IN"/>
+        </w:rPr>
+      </w:r>
+      <w:r>
+        <w:rPr>
+          <w:b/>
+          <w:lang w:val="hi_IN" w:bidi="hi_IN"/>
+        </w:rPr>
         <w:t>"इसलिए"</w:t>
       </w:r>
     </w:p>
@@ -2717,6 +3002,21 @@
           <w:b/>
           <w:lang w:val="hi_IN" w:bidi="hi_IN"/>
         </w:rPr>
+        <w:t>ἡμεῖς &amp; ὀφείλομεν ὑπολαμβάνειν</w:t>
+      </w:r>
+    </w:p>
+    <w:p>
+      <w:pPr/>
+      <w:r>
+        <w:rPr>
+          <w:lang w:val="hi_IN" w:bidi="hi_IN"/>
+        </w:rPr>
+      </w:r>
+      <w:r>
+        <w:rPr>
+          <w:b/>
+          <w:lang w:val="hi_IN" w:bidi="hi_IN"/>
+        </w:rPr>
         <w:t>"हमें स्वयं समर्थन करना चाहिए"</w:t>
       </w:r>
     </w:p>
@@ -2839,6 +3139,21 @@
           <w:b/>
           <w:lang w:val="hi_IN" w:bidi="hi_IN"/>
         </w:rPr>
+        <w:t>ἡμεῖς &amp; ὀφείλομεν</w:t>
+      </w:r>
+    </w:p>
+    <w:p>
+      <w:pPr/>
+      <w:r>
+        <w:rPr>
+          <w:lang w:val="hi_IN" w:bidi="hi_IN"/>
+        </w:rPr>
+      </w:r>
+      <w:r>
+        <w:rPr>
+          <w:b/>
+          <w:lang w:val="hi_IN" w:bidi="hi_IN"/>
+        </w:rPr>
         <w:t>"हमें खुद ही चाहिए"</w:t>
       </w:r>
     </w:p>
@@ -2948,6 +3263,21 @@
           <w:b/>
           <w:lang w:val="hi_IN" w:bidi="hi_IN"/>
         </w:rPr>
+        <w:t>ὑπολαμβάνειν</w:t>
+      </w:r>
+    </w:p>
+    <w:p>
+      <w:pPr/>
+      <w:r>
+        <w:rPr>
+          <w:lang w:val="hi_IN" w:bidi="hi_IN"/>
+        </w:rPr>
+      </w:r>
+      <w:r>
+        <w:rPr>
+          <w:b/>
+          <w:lang w:val="hi_IN" w:bidi="hi_IN"/>
+        </w:rPr>
         <w:t>"सहायता करना"</w:t>
       </w:r>
     </w:p>
@@ -3031,6 +3361,21 @@
           <w:b/>
           <w:lang w:val="hi_IN" w:bidi="hi_IN"/>
         </w:rPr>
+        <w:t>ἵνα</w:t>
+      </w:r>
+    </w:p>
+    <w:p>
+      <w:pPr/>
+      <w:r>
+        <w:rPr>
+          <w:lang w:val="hi_IN" w:bidi="hi_IN"/>
+        </w:rPr>
+      </w:r>
+      <w:r>
+        <w:rPr>
+          <w:b/>
+          <w:lang w:val="hi_IN" w:bidi="hi_IN"/>
+        </w:rPr>
         <w:t>"ताकि"</w:t>
       </w:r>
     </w:p>
@@ -3153,6 +3498,21 @@
           <w:b/>
           <w:lang w:val="hi_IN" w:bidi="hi_IN"/>
         </w:rPr>
+        <w:t>ἵνα συνεργοὶ γινώμεθα τῇ ἀληθείᾳ</w:t>
+      </w:r>
+    </w:p>
+    <w:p>
+      <w:pPr/>
+      <w:r>
+        <w:rPr>
+          <w:lang w:val="hi_IN" w:bidi="hi_IN"/>
+        </w:rPr>
+      </w:r>
+      <w:r>
+        <w:rPr>
+          <w:b/>
+          <w:lang w:val="hi_IN" w:bidi="hi_IN"/>
+        </w:rPr>
         <w:t>"ताकि हम सत्य के साथ सहकर्मी बन सकें"</w:t>
       </w:r>
     </w:p>
@@ -3262,6 +3622,21 @@
           <w:b/>
           <w:lang w:val="hi_IN" w:bidi="hi_IN"/>
         </w:rPr>
+        <w:t>τῇ ἀληθείᾳ</w:t>
+      </w:r>
+    </w:p>
+    <w:p>
+      <w:pPr/>
+      <w:r>
+        <w:rPr>
+          <w:lang w:val="hi_IN" w:bidi="hi_IN"/>
+        </w:rPr>
+      </w:r>
+      <w:r>
+        <w:rPr>
+          <w:b/>
+          <w:lang w:val="hi_IN" w:bidi="hi_IN"/>
+        </w:rPr>
         <w:t>"सत्य के साथ"</w:t>
       </w:r>
     </w:p>
@@ -3406,6 +3781,21 @@
           <w:b/>
           <w:lang w:val="hi_IN" w:bidi="hi_IN"/>
         </w:rPr>
+        <w:t>τι</w:t>
+      </w:r>
+    </w:p>
+    <w:p>
+      <w:pPr/>
+      <w:r>
+        <w:rPr>
+          <w:lang w:val="hi_IN" w:bidi="hi_IN"/>
+        </w:rPr>
+      </w:r>
+      <w:r>
+        <w:rPr>
+          <w:b/>
+          <w:lang w:val="hi_IN" w:bidi="hi_IN"/>
+        </w:rPr>
         <w:t>"कुछ"</w:t>
       </w:r>
     </w:p>
@@ -3489,6 +3879,21 @@
           <w:b/>
           <w:lang w:val="hi_IN" w:bidi="hi_IN"/>
         </w:rPr>
+        <w:t>τῇ ἐκκλησίᾳ</w:t>
+      </w:r>
+    </w:p>
+    <w:p>
+      <w:pPr/>
+      <w:r>
+        <w:rPr>
+          <w:lang w:val="hi_IN" w:bidi="hi_IN"/>
+        </w:rPr>
+      </w:r>
+      <w:r>
+        <w:rPr>
+          <w:b/>
+          <w:lang w:val="hi_IN" w:bidi="hi_IN"/>
+        </w:rPr>
         <w:t>"कलीसिया को"</w:t>
       </w:r>
     </w:p>
@@ -3597,6 +4002,21 @@
           <w:b/>
           <w:lang w:val="hi_IN" w:bidi="hi_IN"/>
         </w:rPr>
+        <w:t>Διοτρέφης</w:t>
+      </w:r>
+    </w:p>
+    <w:p>
+      <w:pPr/>
+      <w:r>
+        <w:rPr>
+          <w:lang w:val="hi_IN" w:bidi="hi_IN"/>
+        </w:rPr>
+      </w:r>
+      <w:r>
+        <w:rPr>
+          <w:b/>
+          <w:lang w:val="hi_IN" w:bidi="hi_IN"/>
+        </w:rPr>
         <w:t>"दियुत्रिफेस"</w:t>
       </w:r>
     </w:p>
@@ -3687,6 +4107,21 @@
           <w:b/>
           <w:lang w:val="hi_IN" w:bidi="hi_IN"/>
         </w:rPr>
+        <w:t>ὁ φιλοπρωτεύων αὐτῶν</w:t>
+      </w:r>
+    </w:p>
+    <w:p>
+      <w:pPr/>
+      <w:r>
+        <w:rPr>
+          <w:lang w:val="hi_IN" w:bidi="hi_IN"/>
+        </w:rPr>
+      </w:r>
+      <w:r>
+        <w:rPr>
+          <w:b/>
+          <w:lang w:val="hi_IN" w:bidi="hi_IN"/>
+        </w:rPr>
         <w:t xml:space="preserve">"जो उनमें बड़ा </w:t>
       </w:r>
       <w:r>
@@ -3797,6 +4232,21 @@
           <w:b/>
           <w:lang w:val="hi_IN" w:bidi="hi_IN"/>
         </w:rPr>
+        <w:t>οὐκ ἐπιδέχεται ἡμᾶς</w:t>
+      </w:r>
+    </w:p>
+    <w:p>
+      <w:pPr/>
+      <w:r>
+        <w:rPr>
+          <w:lang w:val="hi_IN" w:bidi="hi_IN"/>
+        </w:rPr>
+      </w:r>
+      <w:r>
+        <w:rPr>
+          <w:b/>
+          <w:lang w:val="hi_IN" w:bidi="hi_IN"/>
+        </w:rPr>
         <w:t>"हमें</w:t>
       </w:r>
       <w:r>
@@ -3920,6 +4370,21 @@
           <w:b/>
           <w:lang w:val="hi_IN" w:bidi="hi_IN"/>
         </w:rPr>
+        <w:t>ἡμᾶς</w:t>
+      </w:r>
+    </w:p>
+    <w:p>
+      <w:pPr/>
+      <w:r>
+        <w:rPr>
+          <w:lang w:val="hi_IN" w:bidi="hi_IN"/>
+        </w:rPr>
+      </w:r>
+      <w:r>
+        <w:rPr>
+          <w:b/>
+          <w:lang w:val="hi_IN" w:bidi="hi_IN"/>
+        </w:rPr>
         <w:t>"हम"</w:t>
       </w:r>
     </w:p>
@@ -4016,6 +4481,21 @@
           <w:b/>
           <w:lang w:val="hi_IN" w:bidi="hi_IN"/>
         </w:rPr>
+        <w:t>διὰ τοῦτο</w:t>
+      </w:r>
+    </w:p>
+    <w:p>
+      <w:pPr/>
+      <w:r>
+        <w:rPr>
+          <w:lang w:val="hi_IN" w:bidi="hi_IN"/>
+        </w:rPr>
+      </w:r>
+      <w:r>
+        <w:rPr>
+          <w:b/>
+          <w:lang w:val="hi_IN" w:bidi="hi_IN"/>
+        </w:rPr>
         <w:t>"इस कारण"</w:t>
       </w:r>
     </w:p>
@@ -4106,6 +4586,21 @@
           <w:b/>
           <w:lang w:val="hi_IN" w:bidi="hi_IN"/>
         </w:rPr>
+        <w:t>ἐὰν ἔλθω</w:t>
+      </w:r>
+    </w:p>
+    <w:p>
+      <w:pPr/>
+      <w:r>
+        <w:rPr>
+          <w:lang w:val="hi_IN" w:bidi="hi_IN"/>
+        </w:rPr>
+      </w:r>
+      <w:r>
+        <w:rPr>
+          <w:b/>
+          <w:lang w:val="hi_IN" w:bidi="hi_IN"/>
+        </w:rPr>
         <w:t>"यदि मैं आऊँ"</w:t>
       </w:r>
     </w:p>
@@ -4189,6 +4684,21 @@
           <w:b/>
           <w:lang w:val="hi_IN" w:bidi="hi_IN"/>
         </w:rPr>
+        <w:t>ἔλθω</w:t>
+      </w:r>
+    </w:p>
+    <w:p>
+      <w:pPr/>
+      <w:r>
+        <w:rPr>
+          <w:lang w:val="hi_IN" w:bidi="hi_IN"/>
+        </w:rPr>
+      </w:r>
+      <w:r>
+        <w:rPr>
+          <w:b/>
+          <w:lang w:val="hi_IN" w:bidi="hi_IN"/>
+        </w:rPr>
         <w:t>"मैं आता हूँ"</w:t>
       </w:r>
     </w:p>
@@ -4272,6 +4782,21 @@
           <w:b/>
           <w:lang w:val="hi_IN" w:bidi="hi_IN"/>
         </w:rPr>
+        <w:t>λόγοις πονηροῖς φλυαρῶν ἡμᾶς</w:t>
+      </w:r>
+    </w:p>
+    <w:p>
+      <w:pPr/>
+      <w:r>
+        <w:rPr>
+          <w:lang w:val="hi_IN" w:bidi="hi_IN"/>
+        </w:rPr>
+      </w:r>
+      <w:r>
+        <w:rPr>
+          <w:b/>
+          <w:lang w:val="hi_IN" w:bidi="hi_IN"/>
+        </w:rPr>
         <w:t>"हमें बुरे शब्दों से आरोपित करना"</w:t>
       </w:r>
     </w:p>
@@ -4394,6 +4919,21 @@
           <w:b/>
           <w:lang w:val="hi_IN" w:bidi="hi_IN"/>
         </w:rPr>
+        <w:t>μὴ ἀρκούμενος ἐπὶ τούτοις</w:t>
+      </w:r>
+    </w:p>
+    <w:p>
+      <w:pPr/>
+      <w:r>
+        <w:rPr>
+          <w:lang w:val="hi_IN" w:bidi="hi_IN"/>
+        </w:rPr>
+      </w:r>
+      <w:r>
+        <w:rPr>
+          <w:b/>
+          <w:lang w:val="hi_IN" w:bidi="hi_IN"/>
+        </w:rPr>
         <w:t>"इन चीजों से संतुष्ट नहीं होना"</w:t>
       </w:r>
     </w:p>
@@ -4477,6 +5017,21 @@
           <w:b/>
           <w:lang w:val="hi_IN" w:bidi="hi_IN"/>
         </w:rPr>
+        <w:t>τοὺς ἀδελφοὺς</w:t>
+      </w:r>
+    </w:p>
+    <w:p>
+      <w:pPr/>
+      <w:r>
+        <w:rPr>
+          <w:lang w:val="hi_IN" w:bidi="hi_IN"/>
+        </w:rPr>
+      </w:r>
+      <w:r>
+        <w:rPr>
+          <w:b/>
+          <w:lang w:val="hi_IN" w:bidi="hi_IN"/>
+        </w:rPr>
         <w:t>"भाइयों"</w:t>
       </w:r>
     </w:p>
@@ -4573,6 +5128,21 @@
           <w:b/>
           <w:lang w:val="hi_IN" w:bidi="hi_IN"/>
         </w:rPr>
+        <w:t>καὶ τοὺς βουλομένους κωλύει</w:t>
+      </w:r>
+    </w:p>
+    <w:p>
+      <w:pPr/>
+      <w:r>
+        <w:rPr>
+          <w:lang w:val="hi_IN" w:bidi="hi_IN"/>
+        </w:rPr>
+      </w:r>
+      <w:r>
+        <w:rPr>
+          <w:b/>
+          <w:lang w:val="hi_IN" w:bidi="hi_IN"/>
+        </w:rPr>
         <w:t>"और वह इच्छुक लोगों को रोकता है"</w:t>
       </w:r>
     </w:p>
@@ -4656,6 +5226,21 @@
           <w:b/>
           <w:lang w:val="hi_IN" w:bidi="hi_IN"/>
         </w:rPr>
+        <w:t>μὴ μιμοῦ τὸ κακὸν, ἀλλὰ τὸ ἀγαθόν</w:t>
+      </w:r>
+    </w:p>
+    <w:p>
+      <w:pPr/>
+      <w:r>
+        <w:rPr>
+          <w:lang w:val="hi_IN" w:bidi="hi_IN"/>
+        </w:rPr>
+      </w:r>
+      <w:r>
+        <w:rPr>
+          <w:b/>
+          <w:lang w:val="hi_IN" w:bidi="hi_IN"/>
+        </w:rPr>
         <w:t>"बुराई की नकल मत करो, बल्कि अच्छाई की"</w:t>
       </w:r>
     </w:p>
@@ -4765,6 +5350,21 @@
           <w:b/>
           <w:lang w:val="hi_IN" w:bidi="hi_IN"/>
         </w:rPr>
+        <w:t>ἀλλὰ τὸ ἀγαθόν</w:t>
+      </w:r>
+    </w:p>
+    <w:p>
+      <w:pPr/>
+      <w:r>
+        <w:rPr>
+          <w:lang w:val="hi_IN" w:bidi="hi_IN"/>
+        </w:rPr>
+      </w:r>
+      <w:r>
+        <w:rPr>
+          <w:b/>
+          <w:lang w:val="hi_IN" w:bidi="hi_IN"/>
+        </w:rPr>
         <w:t>"लेकिन अच्छा"</w:t>
       </w:r>
     </w:p>
@@ -4848,6 +5448,21 @@
           <w:b/>
           <w:lang w:val="hi_IN" w:bidi="hi_IN"/>
         </w:rPr>
+        <w:t>οὐχ ἑώρακεν τὸν Θεόν</w:t>
+      </w:r>
+    </w:p>
+    <w:p>
+      <w:pPr/>
+      <w:r>
+        <w:rPr>
+          <w:lang w:val="hi_IN" w:bidi="hi_IN"/>
+        </w:rPr>
+      </w:r>
+      <w:r>
+        <w:rPr>
+          <w:b/>
+          <w:lang w:val="hi_IN" w:bidi="hi_IN"/>
+        </w:rPr>
         <w:t xml:space="preserve">"ने </w:t>
       </w:r>
       <w:r>
@@ -4958,6 +5573,21 @@
           <w:b/>
           <w:lang w:val="hi_IN" w:bidi="hi_IN"/>
         </w:rPr>
+        <w:t>Δημητρίῳ μεμαρτύρηται ὑπὸ πάντων</w:t>
+      </w:r>
+    </w:p>
+    <w:p>
+      <w:pPr/>
+      <w:r>
+        <w:rPr>
+          <w:lang w:val="hi_IN" w:bidi="hi_IN"/>
+        </w:rPr>
+      </w:r>
+      <w:r>
+        <w:rPr>
+          <w:b/>
+          <w:lang w:val="hi_IN" w:bidi="hi_IN"/>
+        </w:rPr>
         <w:t>"दिमेत्रियुस को सभी ने साक्ष्यांकित किया है"</w:t>
       </w:r>
     </w:p>
@@ -5041,6 +5671,21 @@
           <w:b/>
           <w:lang w:val="hi_IN" w:bidi="hi_IN"/>
         </w:rPr>
+        <w:t>Δημητρίῳ</w:t>
+      </w:r>
+    </w:p>
+    <w:p>
+      <w:pPr/>
+      <w:r>
+        <w:rPr>
+          <w:lang w:val="hi_IN" w:bidi="hi_IN"/>
+        </w:rPr>
+      </w:r>
+      <w:r>
+        <w:rPr>
+          <w:b/>
+          <w:lang w:val="hi_IN" w:bidi="hi_IN"/>
+        </w:rPr>
         <w:t>"दिमेत्रियुस"</w:t>
       </w:r>
     </w:p>
@@ -5131,6 +5776,21 @@
           <w:b/>
           <w:lang w:val="hi_IN" w:bidi="hi_IN"/>
         </w:rPr>
+        <w:t>ὑπὸ πάντων</w:t>
+      </w:r>
+    </w:p>
+    <w:p>
+      <w:pPr/>
+      <w:r>
+        <w:rPr>
+          <w:lang w:val="hi_IN" w:bidi="hi_IN"/>
+        </w:rPr>
+      </w:r>
+      <w:r>
+        <w:rPr>
+          <w:b/>
+          <w:lang w:val="hi_IN" w:bidi="hi_IN"/>
+        </w:rPr>
         <w:t>"सभी द्वारा"</w:t>
       </w:r>
     </w:p>
@@ -5227,6 +5887,21 @@
           <w:b/>
           <w:lang w:val="hi_IN" w:bidi="hi_IN"/>
         </w:rPr>
+        <w:t>καὶ ὑπὸ αὐτῆς τῆς ἀληθείας</w:t>
+      </w:r>
+    </w:p>
+    <w:p>
+      <w:pPr/>
+      <w:r>
+        <w:rPr>
+          <w:lang w:val="hi_IN" w:bidi="hi_IN"/>
+        </w:rPr>
+      </w:r>
+      <w:r>
+        <w:rPr>
+          <w:b/>
+          <w:lang w:val="hi_IN" w:bidi="hi_IN"/>
+        </w:rPr>
         <w:t>"और स्वयं सत्य द्वारा"</w:t>
       </w:r>
     </w:p>
@@ -5310,6 +5985,21 @@
           <w:b/>
           <w:lang w:val="hi_IN" w:bidi="hi_IN"/>
         </w:rPr>
+        <w:t>ὑπὸ αὐτῆς τῆς ἀληθείας</w:t>
+      </w:r>
+    </w:p>
+    <w:p>
+      <w:pPr/>
+      <w:r>
+        <w:rPr>
+          <w:lang w:val="hi_IN" w:bidi="hi_IN"/>
+        </w:rPr>
+      </w:r>
+      <w:r>
+        <w:rPr>
+          <w:b/>
+          <w:lang w:val="hi_IN" w:bidi="hi_IN"/>
+        </w:rPr>
         <w:t>"स्वयं सत्य द्वारा"</w:t>
       </w:r>
     </w:p>
@@ -5406,6 +6096,21 @@
           <w:b/>
           <w:lang w:val="hi_IN" w:bidi="hi_IN"/>
         </w:rPr>
+        <w:t>ὑπὸ αὐτῆς τῆς ἀληθείας</w:t>
+      </w:r>
+    </w:p>
+    <w:p>
+      <w:pPr/>
+      <w:r>
+        <w:rPr>
+          <w:lang w:val="hi_IN" w:bidi="hi_IN"/>
+        </w:rPr>
+      </w:r>
+      <w:r>
+        <w:rPr>
+          <w:b/>
+          <w:lang w:val="hi_IN" w:bidi="hi_IN"/>
+        </w:rPr>
         <w:t>"स्वयं सत्य द्वारा"</w:t>
       </w:r>
     </w:p>
@@ -5502,6 +6207,21 @@
           <w:b/>
           <w:lang w:val="hi_IN" w:bidi="hi_IN"/>
         </w:rPr>
+        <w:t>καὶ ἡμεῖς &amp; μαρτυροῦμεν</w:t>
+      </w:r>
+    </w:p>
+    <w:p>
+      <w:pPr/>
+      <w:r>
+        <w:rPr>
+          <w:lang w:val="hi_IN" w:bidi="hi_IN"/>
+        </w:rPr>
+      </w:r>
+      <w:r>
+        <w:rPr>
+          <w:b/>
+          <w:lang w:val="hi_IN" w:bidi="hi_IN"/>
+        </w:rPr>
         <w:t>"हम स्वयं भी गवाही देते हैं"</w:t>
       </w:r>
     </w:p>
@@ -5623,6 +6343,21 @@
           <w:b/>
           <w:lang w:val="hi_IN" w:bidi="hi_IN"/>
         </w:rPr>
+        <w:t>ἡμεῖς &amp; μαρτυροῦμεν &amp; ἡμῶν</w:t>
+      </w:r>
+    </w:p>
+    <w:p>
+      <w:pPr/>
+      <w:r>
+        <w:rPr>
+          <w:lang w:val="hi_IN" w:bidi="hi_IN"/>
+        </w:rPr>
+      </w:r>
+      <w:r>
+        <w:rPr>
+          <w:b/>
+          <w:lang w:val="hi_IN" w:bidi="hi_IN"/>
+        </w:rPr>
         <w:t>"हम स्वयं"</w:t>
       </w:r>
       <w:r>
@@ -5758,6 +6493,21 @@
           <w:b/>
           <w:lang w:val="hi_IN" w:bidi="hi_IN"/>
         </w:rPr>
+        <w:t>διὰ μέλανος καὶ καλάμου</w:t>
+      </w:r>
+    </w:p>
+    <w:p>
+      <w:pPr/>
+      <w:r>
+        <w:rPr>
+          <w:lang w:val="hi_IN" w:bidi="hi_IN"/>
+        </w:rPr>
+      </w:r>
+      <w:r>
+        <w:rPr>
+          <w:b/>
+          <w:lang w:val="hi_IN" w:bidi="hi_IN"/>
+        </w:rPr>
         <w:t>"</w:t>
       </w:r>
       <w:r>
@@ -5880,6 +6630,21 @@
           <w:b/>
           <w:lang w:val="hi_IN" w:bidi="hi_IN"/>
         </w:rPr>
+        <w:t>στόμα πρὸς στόμα</w:t>
+      </w:r>
+    </w:p>
+    <w:p>
+      <w:pPr/>
+      <w:r>
+        <w:rPr>
+          <w:lang w:val="hi_IN" w:bidi="hi_IN"/>
+        </w:rPr>
+      </w:r>
+      <w:r>
+        <w:rPr>
+          <w:b/>
+          <w:lang w:val="hi_IN" w:bidi="hi_IN"/>
+        </w:rPr>
         <w:t>"मुंह से मुंह"</w:t>
       </w:r>
     </w:p>
@@ -5976,6 +6741,21 @@
           <w:b/>
           <w:lang w:val="hi_IN" w:bidi="hi_IN"/>
         </w:rPr>
+        <w:t>εἰρήνη σοι</w:t>
+      </w:r>
+    </w:p>
+    <w:p>
+      <w:pPr/>
+      <w:r>
+        <w:rPr>
+          <w:lang w:val="hi_IN" w:bidi="hi_IN"/>
+        </w:rPr>
+      </w:r>
+      <w:r>
+        <w:rPr>
+          <w:b/>
+          <w:lang w:val="hi_IN" w:bidi="hi_IN"/>
+        </w:rPr>
         <w:t>"आपको शांति मिले"</w:t>
       </w:r>
     </w:p>
@@ -6059,6 +6839,21 @@
           <w:b/>
           <w:lang w:val="hi_IN" w:bidi="hi_IN"/>
         </w:rPr>
+        <w:t>εἰρήνη σοι</w:t>
+      </w:r>
+    </w:p>
+    <w:p>
+      <w:pPr/>
+      <w:r>
+        <w:rPr>
+          <w:lang w:val="hi_IN" w:bidi="hi_IN"/>
+        </w:rPr>
+      </w:r>
+      <w:r>
+        <w:rPr>
+          <w:b/>
+          <w:lang w:val="hi_IN" w:bidi="hi_IN"/>
+        </w:rPr>
         <w:t>"आपको शांति मिले"</w:t>
       </w:r>
     </w:p>
@@ -6155,6 +6950,21 @@
           <w:b/>
           <w:lang w:val="hi_IN" w:bidi="hi_IN"/>
         </w:rPr>
+        <w:t>ἀσπάζονταί σε οἱ φίλοι</w:t>
+      </w:r>
+    </w:p>
+    <w:p>
+      <w:pPr/>
+      <w:r>
+        <w:rPr>
+          <w:lang w:val="hi_IN" w:bidi="hi_IN"/>
+        </w:rPr>
+      </w:r>
+      <w:r>
+        <w:rPr>
+          <w:b/>
+          <w:lang w:val="hi_IN" w:bidi="hi_IN"/>
+        </w:rPr>
         <w:t>"मित्र आपको नमस्कार करते हैं"</w:t>
       </w:r>
     </w:p>
@@ -6251,6 +7061,21 @@
           <w:b/>
           <w:lang w:val="hi_IN" w:bidi="hi_IN"/>
         </w:rPr>
+        <w:t>ἀσπάζου τοὺς φίλους</w:t>
+      </w:r>
+    </w:p>
+    <w:p>
+      <w:pPr/>
+      <w:r>
+        <w:rPr>
+          <w:lang w:val="hi_IN" w:bidi="hi_IN"/>
+        </w:rPr>
+      </w:r>
+      <w:r>
+        <w:rPr>
+          <w:b/>
+          <w:lang w:val="hi_IN" w:bidi="hi_IN"/>
+        </w:rPr>
         <w:t>"मित्रों को नमस्कार"</w:t>
       </w:r>
     </w:p>
@@ -6345,6 +7170,21 @@
         <w:rPr>
           <w:lang w:val="hi_IN" w:bidi="hi_IN"/>
         </w:rPr>
+      </w:r>
+    </w:p>
+    <w:p>
+      <w:pPr/>
+      <w:r>
+        <w:rPr>
+          <w:lang w:val="hi_IN" w:bidi="hi_IN"/>
+        </w:rPr>
+      </w:r>
+      <w:r>
+        <w:rPr>
+          <w:b/>
+          <w:lang w:val="hi_IN" w:bidi="hi_IN"/>
+        </w:rPr>
+        <w:t>κατ’ ὄνομα</w:t>
       </w:r>
     </w:p>
     <w:p>

--- a/hin/docx/64.content.docx
+++ b/hin/docx/64.content.docx
@@ -1520,7 +1520,7 @@
           <w:b/>
           <w:lang w:val="hi_IN" w:bidi="hi_IN"/>
         </w:rPr>
-        <w:t>ἀληθείᾳ &amp; ἀληθείᾳ</w:t>
+        <w:t>τῇ ἀληθείᾳ &amp; ἀληθείᾳ</w:t>
       </w:r>
     </w:p>
     <w:p>

--- a/hin/docx/64.content.docx
+++ b/hin/docx/64.content.docx
@@ -1409,21 +1409,6 @@
           <w:b/>
           <w:lang w:val="hi_IN" w:bidi="hi_IN"/>
         </w:rPr>
-        <w:t>σὺ ἐν ἀληθείᾳ περιπατεῖς</w:t>
-      </w:r>
-    </w:p>
-    <w:p>
-      <w:pPr/>
-      <w:r>
-        <w:rPr>
-          <w:lang w:val="hi_IN" w:bidi="hi_IN"/>
-        </w:rPr>
-      </w:r>
-      <w:r>
-        <w:rPr>
-          <w:b/>
-          <w:lang w:val="hi_IN" w:bidi="hi_IN"/>
-        </w:rPr>
         <w:t>"तुम सत्य पर चल रहे हो"</w:t>
       </w:r>
     </w:p>
@@ -1879,21 +1864,6 @@
           <w:b/>
           <w:lang w:val="hi_IN" w:bidi="hi_IN"/>
         </w:rPr>
-        <w:t>ἐν τῇ ἀληθείᾳ περιπατοῦντα</w:t>
-      </w:r>
-    </w:p>
-    <w:p>
-      <w:pPr/>
-      <w:r>
-        <w:rPr>
-          <w:lang w:val="hi_IN" w:bidi="hi_IN"/>
-        </w:rPr>
-      </w:r>
-      <w:r>
-        <w:rPr>
-          <w:b/>
-          <w:lang w:val="hi_IN" w:bidi="hi_IN"/>
-        </w:rPr>
         <w:t>"सत्य में चल रहे हैं"</w:t>
       </w:r>
     </w:p>
@@ -2434,21 +2404,6 @@
           <w:b/>
           <w:lang w:val="hi_IN" w:bidi="hi_IN"/>
         </w:rPr>
-        <w:t>οὓς καλῶς ποιήσεις, προπέμψας ἀξίως τοῦ Θεοῦ; ὑπὲρ γὰρ τοῦ ὀνόματος ἐξῆλθον, μηδὲν λαμβάνοντες ἀπὸ τῶν ἐθνικῶν</w:t>
-      </w:r>
-    </w:p>
-    <w:p>
-      <w:pPr/>
-      <w:r>
-        <w:rPr>
-          <w:lang w:val="hi_IN" w:bidi="hi_IN"/>
-        </w:rPr>
-      </w:r>
-      <w:r>
-        <w:rPr>
-          <w:b/>
-          <w:lang w:val="hi_IN" w:bidi="hi_IN"/>
-        </w:rPr>
         <w:t>"आप उन्हें परमेश्वर के योग्य भेज कर अच्छा करेंगे"</w:t>
       </w:r>
       <w:r>
@@ -3498,21 +3453,6 @@
           <w:b/>
           <w:lang w:val="hi_IN" w:bidi="hi_IN"/>
         </w:rPr>
-        <w:t>ἵνα συνεργοὶ γινώμεθα τῇ ἀληθείᾳ</w:t>
-      </w:r>
-    </w:p>
-    <w:p>
-      <w:pPr/>
-      <w:r>
-        <w:rPr>
-          <w:lang w:val="hi_IN" w:bidi="hi_IN"/>
-        </w:rPr>
-      </w:r>
-      <w:r>
-        <w:rPr>
-          <w:b/>
-          <w:lang w:val="hi_IN" w:bidi="hi_IN"/>
-        </w:rPr>
         <w:t>"ताकि हम सत्य के साथ सहकर्मी बन सकें"</w:t>
       </w:r>
     </w:p>
@@ -4002,21 +3942,6 @@
           <w:b/>
           <w:lang w:val="hi_IN" w:bidi="hi_IN"/>
         </w:rPr>
-        <w:t>Διοτρέφης</w:t>
-      </w:r>
-    </w:p>
-    <w:p>
-      <w:pPr/>
-      <w:r>
-        <w:rPr>
-          <w:lang w:val="hi_IN" w:bidi="hi_IN"/>
-        </w:rPr>
-      </w:r>
-      <w:r>
-        <w:rPr>
-          <w:b/>
-          <w:lang w:val="hi_IN" w:bidi="hi_IN"/>
-        </w:rPr>
         <w:t>"दियुत्रिफेस"</w:t>
       </w:r>
     </w:p>
@@ -4107,21 +4032,6 @@
           <w:b/>
           <w:lang w:val="hi_IN" w:bidi="hi_IN"/>
         </w:rPr>
-        <w:t>ὁ φιλοπρωτεύων αὐτῶν</w:t>
-      </w:r>
-    </w:p>
-    <w:p>
-      <w:pPr/>
-      <w:r>
-        <w:rPr>
-          <w:lang w:val="hi_IN" w:bidi="hi_IN"/>
-        </w:rPr>
-      </w:r>
-      <w:r>
-        <w:rPr>
-          <w:b/>
-          <w:lang w:val="hi_IN" w:bidi="hi_IN"/>
-        </w:rPr>
         <w:t xml:space="preserve">"जो उनमें बड़ा </w:t>
       </w:r>
       <w:r>
@@ -4919,21 +4829,6 @@
           <w:b/>
           <w:lang w:val="hi_IN" w:bidi="hi_IN"/>
         </w:rPr>
-        <w:t>μὴ ἀρκούμενος ἐπὶ τούτοις</w:t>
-      </w:r>
-    </w:p>
-    <w:p>
-      <w:pPr/>
-      <w:r>
-        <w:rPr>
-          <w:lang w:val="hi_IN" w:bidi="hi_IN"/>
-        </w:rPr>
-      </w:r>
-      <w:r>
-        <w:rPr>
-          <w:b/>
-          <w:lang w:val="hi_IN" w:bidi="hi_IN"/>
-        </w:rPr>
         <w:t>"इन चीजों से संतुष्ट नहीं होना"</w:t>
       </w:r>
     </w:p>
@@ -5573,21 +5468,6 @@
           <w:b/>
           <w:lang w:val="hi_IN" w:bidi="hi_IN"/>
         </w:rPr>
-        <w:t>Δημητρίῳ μεμαρτύρηται ὑπὸ πάντων</w:t>
-      </w:r>
-    </w:p>
-    <w:p>
-      <w:pPr/>
-      <w:r>
-        <w:rPr>
-          <w:lang w:val="hi_IN" w:bidi="hi_IN"/>
-        </w:rPr>
-      </w:r>
-      <w:r>
-        <w:rPr>
-          <w:b/>
-          <w:lang w:val="hi_IN" w:bidi="hi_IN"/>
-        </w:rPr>
         <w:t>"दिमेत्रियुस को सभी ने साक्ष्यांकित किया है"</w:t>
       </w:r>
     </w:p>
@@ -5657,21 +5537,6 @@
         <w:rPr>
           <w:lang w:val="hi_IN" w:bidi="hi_IN"/>
         </w:rPr>
-      </w:r>
-    </w:p>
-    <w:p>
-      <w:pPr/>
-      <w:r>
-        <w:rPr>
-          <w:lang w:val="hi_IN" w:bidi="hi_IN"/>
-        </w:rPr>
-      </w:r>
-      <w:r>
-        <w:rPr>
-          <w:b/>
-          <w:lang w:val="hi_IN" w:bidi="hi_IN"/>
-        </w:rPr>
-        <w:t>Δημητρίῳ</w:t>
       </w:r>
     </w:p>
     <w:p>

--- a/hin/docx/64.content.docx
+++ b/hin/docx/64.content.docx
@@ -1409,6 +1409,21 @@
           <w:b/>
           <w:lang w:val="hi_IN" w:bidi="hi_IN"/>
         </w:rPr>
+        <w:t>σὺ ἐν ἀληθείᾳ περιπατεῖς</w:t>
+      </w:r>
+    </w:p>
+    <w:p>
+      <w:pPr/>
+      <w:r>
+        <w:rPr>
+          <w:lang w:val="hi_IN" w:bidi="hi_IN"/>
+        </w:rPr>
+      </w:r>
+      <w:r>
+        <w:rPr>
+          <w:b/>
+          <w:lang w:val="hi_IN" w:bidi="hi_IN"/>
+        </w:rPr>
         <w:t>"तुम सत्य पर चल रहे हो"</w:t>
       </w:r>
     </w:p>
@@ -1864,6 +1879,21 @@
           <w:b/>
           <w:lang w:val="hi_IN" w:bidi="hi_IN"/>
         </w:rPr>
+        <w:t>ἐν τῇ ἀληθείᾳ περιπατοῦντα</w:t>
+      </w:r>
+    </w:p>
+    <w:p>
+      <w:pPr/>
+      <w:r>
+        <w:rPr>
+          <w:lang w:val="hi_IN" w:bidi="hi_IN"/>
+        </w:rPr>
+      </w:r>
+      <w:r>
+        <w:rPr>
+          <w:b/>
+          <w:lang w:val="hi_IN" w:bidi="hi_IN"/>
+        </w:rPr>
         <w:t>"सत्य में चल रहे हैं"</w:t>
       </w:r>
     </w:p>
@@ -2404,6 +2434,21 @@
           <w:b/>
           <w:lang w:val="hi_IN" w:bidi="hi_IN"/>
         </w:rPr>
+        <w:t>οὓς καλῶς ποιήσεις, προπέμψας ἀξίως τοῦ Θεοῦ; ὑπὲρ γὰρ τοῦ ὀνόματος ἐξῆλθον, μηδὲν λαμβάνοντες ἀπὸ τῶν ἐθνικῶν</w:t>
+      </w:r>
+    </w:p>
+    <w:p>
+      <w:pPr/>
+      <w:r>
+        <w:rPr>
+          <w:lang w:val="hi_IN" w:bidi="hi_IN"/>
+        </w:rPr>
+      </w:r>
+      <w:r>
+        <w:rPr>
+          <w:b/>
+          <w:lang w:val="hi_IN" w:bidi="hi_IN"/>
+        </w:rPr>
         <w:t>"आप उन्हें परमेश्वर के योग्य भेज कर अच्छा करेंगे"</w:t>
       </w:r>
       <w:r>
@@ -3453,6 +3498,21 @@
           <w:b/>
           <w:lang w:val="hi_IN" w:bidi="hi_IN"/>
         </w:rPr>
+        <w:t>ἵνα συνεργοὶ γινώμεθα τῇ ἀληθείᾳ</w:t>
+      </w:r>
+    </w:p>
+    <w:p>
+      <w:pPr/>
+      <w:r>
+        <w:rPr>
+          <w:lang w:val="hi_IN" w:bidi="hi_IN"/>
+        </w:rPr>
+      </w:r>
+      <w:r>
+        <w:rPr>
+          <w:b/>
+          <w:lang w:val="hi_IN" w:bidi="hi_IN"/>
+        </w:rPr>
         <w:t>"ताकि हम सत्य के साथ सहकर्मी बन सकें"</w:t>
       </w:r>
     </w:p>
@@ -3942,6 +4002,21 @@
           <w:b/>
           <w:lang w:val="hi_IN" w:bidi="hi_IN"/>
         </w:rPr>
+        <w:t>Διοτρέφης</w:t>
+      </w:r>
+    </w:p>
+    <w:p>
+      <w:pPr/>
+      <w:r>
+        <w:rPr>
+          <w:lang w:val="hi_IN" w:bidi="hi_IN"/>
+        </w:rPr>
+      </w:r>
+      <w:r>
+        <w:rPr>
+          <w:b/>
+          <w:lang w:val="hi_IN" w:bidi="hi_IN"/>
+        </w:rPr>
         <w:t>"दियुत्रिफेस"</w:t>
       </w:r>
     </w:p>
@@ -4032,6 +4107,21 @@
           <w:b/>
           <w:lang w:val="hi_IN" w:bidi="hi_IN"/>
         </w:rPr>
+        <w:t>ὁ φιλοπρωτεύων αὐτῶν</w:t>
+      </w:r>
+    </w:p>
+    <w:p>
+      <w:pPr/>
+      <w:r>
+        <w:rPr>
+          <w:lang w:val="hi_IN" w:bidi="hi_IN"/>
+        </w:rPr>
+      </w:r>
+      <w:r>
+        <w:rPr>
+          <w:b/>
+          <w:lang w:val="hi_IN" w:bidi="hi_IN"/>
+        </w:rPr>
         <w:t xml:space="preserve">"जो उनमें बड़ा </w:t>
       </w:r>
       <w:r>
@@ -4829,6 +4919,21 @@
           <w:b/>
           <w:lang w:val="hi_IN" w:bidi="hi_IN"/>
         </w:rPr>
+        <w:t>μὴ ἀρκούμενος ἐπὶ τούτοις</w:t>
+      </w:r>
+    </w:p>
+    <w:p>
+      <w:pPr/>
+      <w:r>
+        <w:rPr>
+          <w:lang w:val="hi_IN" w:bidi="hi_IN"/>
+        </w:rPr>
+      </w:r>
+      <w:r>
+        <w:rPr>
+          <w:b/>
+          <w:lang w:val="hi_IN" w:bidi="hi_IN"/>
+        </w:rPr>
         <w:t>"इन चीजों से संतुष्ट नहीं होना"</w:t>
       </w:r>
     </w:p>
@@ -5468,6 +5573,21 @@
           <w:b/>
           <w:lang w:val="hi_IN" w:bidi="hi_IN"/>
         </w:rPr>
+        <w:t>Δημητρίῳ μεμαρτύρηται ὑπὸ πάντων</w:t>
+      </w:r>
+    </w:p>
+    <w:p>
+      <w:pPr/>
+      <w:r>
+        <w:rPr>
+          <w:lang w:val="hi_IN" w:bidi="hi_IN"/>
+        </w:rPr>
+      </w:r>
+      <w:r>
+        <w:rPr>
+          <w:b/>
+          <w:lang w:val="hi_IN" w:bidi="hi_IN"/>
+        </w:rPr>
         <w:t>"दिमेत्रियुस को सभी ने साक्ष्यांकित किया है"</w:t>
       </w:r>
     </w:p>
@@ -5537,6 +5657,21 @@
         <w:rPr>
           <w:lang w:val="hi_IN" w:bidi="hi_IN"/>
         </w:rPr>
+      </w:r>
+    </w:p>
+    <w:p>
+      <w:pPr/>
+      <w:r>
+        <w:rPr>
+          <w:lang w:val="hi_IN" w:bidi="hi_IN"/>
+        </w:rPr>
+      </w:r>
+      <w:r>
+        <w:rPr>
+          <w:b/>
+          <w:lang w:val="hi_IN" w:bidi="hi_IN"/>
+        </w:rPr>
+        <w:t>Δημητρίῳ</w:t>
       </w:r>
     </w:p>
     <w:p>
